--- a/Publication docs/Lim_meta_analysis_full_IMC.docx
+++ b/Publication docs/Lim_meta_analysis_full_IMC.docx
@@ -47,7 +47,24 @@
           <w:bCs/>
           <w:lang w:val="en-CA"/>
         </w:rPr>
-        <w:t xml:space="preserve"> across latitudes</w:t>
+        <w:t xml:space="preserve"> across </w:t>
+      </w:r>
+      <w:commentRangeStart w:id="0"/>
+      <w:r>
+        <w:rPr>
+          <w:rFonts w:ascii="Times New Roman" w:hAnsi="Times New Roman" w:cs="Times New Roman"/>
+          <w:b/>
+          <w:bCs/>
+          <w:lang w:val="en-CA"/>
+        </w:rPr>
+        <w:t>latitudes</w:t>
+      </w:r>
+      <w:commentRangeEnd w:id="0"/>
+      <w:r>
+        <w:rPr>
+          <w:rStyle w:val="CommentReference"/>
+        </w:rPr>
+        <w:commentReference w:id="0"/>
       </w:r>
     </w:p>
     <w:p>
@@ -259,12 +276,20 @@
           <w:b/>
         </w:rPr>
       </w:pPr>
+      <w:commentRangeStart w:id="1"/>
       <w:r>
         <w:rPr>
           <w:rFonts w:ascii="Times New Roman" w:hAnsi="Times New Roman" w:cs="Times New Roman"/>
           <w:b/>
         </w:rPr>
         <w:t>Abstract</w:t>
+      </w:r>
+      <w:commentRangeEnd w:id="1"/>
+      <w:r>
+        <w:rPr>
+          <w:rStyle w:val="CommentReference"/>
+        </w:rPr>
+        <w:commentReference w:id="1"/>
       </w:r>
     </w:p>
     <w:p>
@@ -726,6 +751,7 @@
           <w:lang w:val="en-CA"/>
         </w:rPr>
       </w:pPr>
+      <w:commentRangeStart w:id="2"/>
       <w:r>
         <w:rPr>
           <w:rFonts w:ascii="Times New Roman" w:hAnsi="Times New Roman" w:cs="Times New Roman"/>
@@ -735,6 +761,13 @@
         </w:rPr>
         <w:lastRenderedPageBreak/>
         <w:t>Introduction</w:t>
+      </w:r>
+      <w:commentRangeEnd w:id="2"/>
+      <w:r>
+        <w:rPr>
+          <w:rStyle w:val="CommentReference"/>
+        </w:rPr>
+        <w:commentReference w:id="2"/>
       </w:r>
     </w:p>
     <w:p>
@@ -921,7 +954,7 @@
         </w:rPr>
         <w:t xml:space="preserve">can </w:t>
       </w:r>
-      <w:del w:id="0" w:author="Em Lim" w:date="2023-04-27T12:45:00Z">
+      <w:del w:id="3" w:author="Em Lim" w:date="2023-04-27T12:45:00Z">
         <w:r>
           <w:rPr>
             <w:rFonts w:ascii="Times New Roman" w:hAnsi="Times New Roman" w:cs="Times New Roman"/>
@@ -937,7 +970,7 @@
         </w:rPr>
         <w:t>dramatic</w:t>
       </w:r>
-      <w:ins w:id="1" w:author="Em Lim" w:date="2023-04-27T12:45:00Z">
+      <w:ins w:id="4" w:author="Em Lim" w:date="2023-04-27T12:45:00Z">
         <w:r>
           <w:rPr>
             <w:rFonts w:ascii="Times New Roman" w:hAnsi="Times New Roman" w:cs="Times New Roman"/>
@@ -953,7 +986,7 @@
         </w:rPr>
         <w:t xml:space="preserve"> </w:t>
       </w:r>
-      <w:ins w:id="2" w:author="Em Lim" w:date="2023-04-27T12:45:00Z">
+      <w:ins w:id="5" w:author="Em Lim" w:date="2023-04-27T12:45:00Z">
         <w:r>
           <w:rPr>
             <w:rFonts w:ascii="Times New Roman" w:hAnsi="Times New Roman" w:cs="Times New Roman"/>
@@ -969,7 +1002,7 @@
         </w:rPr>
         <w:t>increas</w:t>
       </w:r>
-      <w:ins w:id="3" w:author="Em Lim" w:date="2023-04-27T12:45:00Z">
+      <w:ins w:id="6" w:author="Em Lim" w:date="2023-04-27T12:45:00Z">
         <w:r>
           <w:rPr>
             <w:rFonts w:ascii="Times New Roman" w:hAnsi="Times New Roman" w:cs="Times New Roman"/>
@@ -978,7 +1011,7 @@
           <w:t>ing</w:t>
         </w:r>
       </w:ins>
-      <w:del w:id="4" w:author="Em Lim" w:date="2023-04-27T12:45:00Z">
+      <w:del w:id="7" w:author="Em Lim" w:date="2023-04-27T12:45:00Z">
         <w:r>
           <w:rPr>
             <w:rFonts w:ascii="Times New Roman" w:hAnsi="Times New Roman" w:cs="Times New Roman"/>
@@ -994,7 +1027,7 @@
         </w:rPr>
         <w:t xml:space="preserve"> </w:t>
       </w:r>
-      <w:del w:id="5" w:author="Em Lim" w:date="2023-04-27T12:45:00Z">
+      <w:del w:id="8" w:author="Em Lim" w:date="2023-04-27T12:45:00Z">
         <w:r>
           <w:rPr>
             <w:rFonts w:ascii="Times New Roman" w:hAnsi="Times New Roman" w:cs="Times New Roman"/>
@@ -1017,7 +1050,7 @@
         </w:rPr>
         <w:t xml:space="preserve">y </w:t>
       </w:r>
-      <w:del w:id="6" w:author="Em Lim" w:date="2023-04-27T12:45:00Z">
+      <w:del w:id="9" w:author="Em Lim" w:date="2023-04-27T12:45:00Z">
         <w:r>
           <w:rPr>
             <w:rFonts w:ascii="Times New Roman" w:hAnsi="Times New Roman" w:cs="Times New Roman"/>
@@ -1217,7 +1250,7 @@
         </w:rPr>
         <w:t xml:space="preserve">when added in isolation </w:t>
       </w:r>
-      <w:commentRangeStart w:id="7"/>
+      <w:commentRangeStart w:id="10"/>
       <w:r>
         <w:rPr>
           <w:rFonts w:ascii="Times New Roman" w:hAnsi="Times New Roman" w:cs="Times New Roman"/>
@@ -1254,12 +1287,12 @@
         </w:rPr>
         <w:fldChar w:fldCharType="end"/>
       </w:r>
-      <w:commentRangeEnd w:id="7"/>
+      <w:commentRangeEnd w:id="10"/>
       <w:r>
         <w:rPr>
           <w:rStyle w:val="CommentReference"/>
         </w:rPr>
-        <w:commentReference w:id="7"/>
+        <w:commentReference w:id="10"/>
       </w:r>
       <w:r>
         <w:rPr>
@@ -2913,7 +2946,7 @@
         </w:rPr>
         <w:t xml:space="preserve">In contrast, </w:t>
       </w:r>
-      <w:commentRangeStart w:id="8"/>
+      <w:commentRangeStart w:id="11"/>
       <w:r>
         <w:rPr>
           <w:rFonts w:ascii="Times New Roman" w:hAnsi="Times New Roman" w:cs="Times New Roman"/>
@@ -2922,12 +2955,12 @@
         </w:rPr>
         <w:t>many</w:t>
       </w:r>
-      <w:commentRangeEnd w:id="8"/>
+      <w:commentRangeEnd w:id="11"/>
       <w:r>
         <w:rPr>
           <w:rStyle w:val="CommentReference"/>
         </w:rPr>
-        <w:commentReference w:id="8"/>
+        <w:commentReference w:id="11"/>
       </w:r>
       <w:r>
         <w:rPr>
@@ -2937,13 +2970,13 @@
         </w:rPr>
         <w:t xml:space="preserve"> </w:t>
       </w:r>
-      <w:commentRangeStart w:id="9"/>
-      <w:commentRangeEnd w:id="9"/>
+      <w:commentRangeStart w:id="12"/>
+      <w:commentRangeEnd w:id="12"/>
       <w:r>
         <w:rPr>
           <w:rStyle w:val="CommentReference"/>
         </w:rPr>
-        <w:commentReference w:id="9"/>
+        <w:commentReference w:id="12"/>
       </w:r>
       <w:r>
         <w:rPr>
@@ -3290,7 +3323,7 @@
         </w:rPr>
         <w:t>standing biomass, so their processes dictate the rate of internal nutrient cycling</w:t>
       </w:r>
-      <w:ins w:id="10" w:author="Isabelle Cote" w:date="2023-04-24T11:24:00Z">
+      <w:ins w:id="13" w:author="Isabelle Cote" w:date="2023-04-24T11:24:00Z">
         <w:r>
           <w:rPr>
             <w:rFonts w:ascii="Times New Roman" w:hAnsi="Times New Roman" w:cs="Times New Roman"/>
@@ -3299,7 +3332,7 @@
           <w:t xml:space="preserve"> </w:t>
         </w:r>
       </w:ins>
-      <w:ins w:id="11" w:author="Isabelle Cote" w:date="2023-04-24T11:25:00Z">
+      <w:ins w:id="14" w:author="Isabelle Cote" w:date="2023-04-24T11:25:00Z">
         <w:r>
           <w:rPr>
             <w:rFonts w:ascii="Times New Roman" w:hAnsi="Times New Roman" w:cs="Times New Roman"/>
@@ -3308,7 +3341,7 @@
           <w:t>(</w:t>
         </w:r>
       </w:ins>
-      <w:ins w:id="12" w:author="Isabelle Cote" w:date="2023-04-24T11:24:00Z">
+      <w:ins w:id="15" w:author="Isabelle Cote" w:date="2023-04-24T11:24:00Z">
         <w:r>
           <w:rPr>
             <w:rFonts w:ascii="Times New Roman" w:hAnsi="Times New Roman" w:cs="Times New Roman"/>
@@ -3477,7 +3510,7 @@
         </w:rPr>
         <w:t xml:space="preserve"> external nutrient </w:t>
       </w:r>
-      <w:commentRangeStart w:id="13"/>
+      <w:commentRangeStart w:id="16"/>
       <w:r>
         <w:rPr>
           <w:rFonts w:ascii="Times New Roman" w:hAnsi="Times New Roman" w:cs="Times New Roman"/>
@@ -3485,12 +3518,12 @@
         </w:rPr>
         <w:t>input</w:t>
       </w:r>
-      <w:commentRangeEnd w:id="13"/>
+      <w:commentRangeEnd w:id="16"/>
       <w:r>
         <w:rPr>
           <w:rStyle w:val="CommentReference"/>
         </w:rPr>
-        <w:commentReference w:id="13"/>
+        <w:commentReference w:id="16"/>
       </w:r>
       <w:r>
         <w:rPr>
@@ -4551,6 +4584,7 @@
           <w:lang w:val="en-CA"/>
         </w:rPr>
       </w:pPr>
+      <w:commentRangeStart w:id="17"/>
       <w:r>
         <w:rPr>
           <w:rFonts w:ascii="Times New Roman" w:hAnsi="Times New Roman" w:cs="Times New Roman"/>
@@ -4559,6 +4593,13 @@
           <w:lang w:val="en-CA"/>
         </w:rPr>
         <w:t>Methods</w:t>
+      </w:r>
+      <w:commentRangeEnd w:id="17"/>
+      <w:r>
+        <w:rPr>
+          <w:rStyle w:val="CommentReference"/>
+        </w:rPr>
+        <w:commentReference w:id="17"/>
       </w:r>
     </w:p>
     <w:p>
@@ -5354,14 +5395,14 @@
         </w:rPr>
         <w:t>quantitively,</w:t>
       </w:r>
-      <w:del w:id="14" w:author="Isabelle Cote" w:date="2023-04-24T12:04:00Z">
+      <w:del w:id="18" w:author="Isabelle Cote" w:date="2023-04-24T12:04:00Z">
         <w:r>
           <w:rPr>
             <w:rFonts w:ascii="Times New Roman" w:hAnsi="Times New Roman" w:cs="Times New Roman"/>
           </w:rPr>
           <w:delText xml:space="preserve">in terms of </w:delText>
         </w:r>
-        <w:commentRangeStart w:id="15"/>
+        <w:commentRangeStart w:id="19"/>
         <w:r>
           <w:rPr>
             <w:rFonts w:ascii="Times New Roman" w:hAnsi="Times New Roman" w:cs="Times New Roman"/>
@@ -5370,7 +5411,7 @@
           <w:delText>gr</w:delText>
         </w:r>
       </w:del>
-      <w:del w:id="16" w:author="Isabelle Cote" w:date="2023-04-24T12:03:00Z">
+      <w:del w:id="20" w:author="Isabelle Cote" w:date="2023-04-24T12:03:00Z">
         <w:r>
           <w:rPr>
             <w:rFonts w:ascii="Times New Roman" w:hAnsi="Times New Roman" w:cs="Times New Roman"/>
@@ -5392,12 +5433,12 @@
           </w:rPr>
           <w:delText xml:space="preserve"> </w:delText>
         </w:r>
-        <w:commentRangeEnd w:id="15"/>
+        <w:commentRangeEnd w:id="19"/>
         <w:r>
           <w:rPr>
             <w:rStyle w:val="CommentReference"/>
           </w:rPr>
-          <w:commentReference w:id="15"/>
+          <w:commentReference w:id="19"/>
         </w:r>
         <w:r>
           <w:rPr>
@@ -5498,7 +5539,7 @@
           <w:rFonts w:ascii="Times New Roman" w:hAnsi="Times New Roman" w:cs="Times New Roman"/>
         </w:rPr>
       </w:pPr>
-      <w:ins w:id="17" w:author="Isabelle Cote" w:date="2023-04-24T12:05:00Z">
+      <w:ins w:id="21" w:author="Isabelle Cote" w:date="2023-04-24T12:05:00Z">
         <w:r>
           <w:rPr>
             <w:rFonts w:ascii="Times New Roman" w:hAnsi="Times New Roman" w:cs="Times New Roman"/>
@@ -5506,7 +5547,7 @@
           <w:t>Responses of primary produc</w:t>
         </w:r>
       </w:ins>
-      <w:ins w:id="18" w:author="Isabelle Cote" w:date="2023-04-24T12:06:00Z">
+      <w:ins w:id="22" w:author="Isabelle Cote" w:date="2023-04-24T12:06:00Z">
         <w:r>
           <w:rPr>
             <w:rFonts w:ascii="Times New Roman" w:hAnsi="Times New Roman" w:cs="Times New Roman"/>
@@ -5514,7 +5555,7 @@
           <w:t xml:space="preserve">ers </w:t>
         </w:r>
       </w:ins>
-      <w:ins w:id="19" w:author="Isabelle Cote" w:date="2023-04-24T12:05:00Z">
+      <w:ins w:id="23" w:author="Isabelle Cote" w:date="2023-04-24T12:05:00Z">
         <w:r>
           <w:rPr>
             <w:rFonts w:ascii="Times New Roman" w:hAnsi="Times New Roman" w:cs="Times New Roman"/>
@@ -5522,7 +5563,7 @@
           <w:t>to</w:t>
         </w:r>
       </w:ins>
-      <w:ins w:id="20" w:author="Isabelle Cote" w:date="2023-04-24T12:06:00Z">
+      <w:ins w:id="24" w:author="Isabelle Cote" w:date="2023-04-24T12:06:00Z">
         <w:r>
           <w:rPr>
             <w:rFonts w:ascii="Times New Roman" w:hAnsi="Times New Roman" w:cs="Times New Roman"/>
@@ -5530,7 +5571,7 @@
           <w:t xml:space="preserve"> changes in</w:t>
         </w:r>
       </w:ins>
-      <w:ins w:id="21" w:author="Isabelle Cote" w:date="2023-04-24T12:05:00Z">
+      <w:ins w:id="25" w:author="Isabelle Cote" w:date="2023-04-24T12:05:00Z">
         <w:r>
           <w:rPr>
             <w:rFonts w:ascii="Times New Roman" w:hAnsi="Times New Roman" w:cs="Times New Roman"/>
@@ -5538,7 +5579,7 @@
           <w:t xml:space="preserve"> nutrient </w:t>
         </w:r>
       </w:ins>
-      <w:ins w:id="22" w:author="Isabelle Cote" w:date="2023-04-24T12:06:00Z">
+      <w:ins w:id="26" w:author="Isabelle Cote" w:date="2023-04-24T12:06:00Z">
         <w:r>
           <w:rPr>
             <w:rFonts w:ascii="Times New Roman" w:hAnsi="Times New Roman" w:cs="Times New Roman"/>
@@ -5546,7 +5587,7 @@
           <w:t xml:space="preserve">levels were </w:t>
         </w:r>
       </w:ins>
-      <w:ins w:id="23" w:author="Isabelle Cote" w:date="2023-04-24T12:11:00Z">
+      <w:ins w:id="27" w:author="Isabelle Cote" w:date="2023-04-24T12:11:00Z">
         <w:r>
           <w:rPr>
             <w:rFonts w:ascii="Times New Roman" w:hAnsi="Times New Roman" w:cs="Times New Roman"/>
@@ -5554,7 +5595,7 @@
           <w:t>reported</w:t>
         </w:r>
       </w:ins>
-      <w:ins w:id="24" w:author="Isabelle Cote" w:date="2023-04-24T12:06:00Z">
+      <w:ins w:id="28" w:author="Isabelle Cote" w:date="2023-04-24T12:06:00Z">
         <w:r>
           <w:rPr>
             <w:rFonts w:ascii="Times New Roman" w:hAnsi="Times New Roman" w:cs="Times New Roman"/>
@@ -5562,7 +5603,7 @@
           <w:t xml:space="preserve"> as </w:t>
         </w:r>
       </w:ins>
-      <w:ins w:id="25" w:author="Isabelle Cote" w:date="2023-04-24T12:12:00Z">
+      <w:ins w:id="29" w:author="Isabelle Cote" w:date="2023-04-24T12:12:00Z">
         <w:r>
           <w:rPr>
             <w:rFonts w:ascii="Times New Roman" w:hAnsi="Times New Roman" w:cs="Times New Roman"/>
@@ -5570,7 +5611,7 @@
           <w:t>static</w:t>
         </w:r>
       </w:ins>
-      <w:ins w:id="26" w:author="Isabelle Cote" w:date="2023-04-24T12:07:00Z">
+      <w:ins w:id="30" w:author="Isabelle Cote" w:date="2023-04-24T12:07:00Z">
         <w:r>
           <w:rPr>
             <w:rFonts w:ascii="Times New Roman" w:hAnsi="Times New Roman" w:cs="Times New Roman"/>
@@ -5578,7 +5619,7 @@
           <w:t xml:space="preserve"> </w:t>
         </w:r>
       </w:ins>
-      <w:ins w:id="27" w:author="Isabelle Cote" w:date="2023-04-24T12:11:00Z">
+      <w:ins w:id="31" w:author="Isabelle Cote" w:date="2023-04-24T12:11:00Z">
         <w:r>
           <w:rPr>
             <w:rFonts w:ascii="Times New Roman" w:hAnsi="Times New Roman" w:cs="Times New Roman"/>
@@ -5586,7 +5627,7 @@
           <w:t>measurements</w:t>
         </w:r>
       </w:ins>
-      <w:ins w:id="28" w:author="Isabelle Cote" w:date="2023-04-24T12:07:00Z">
+      <w:ins w:id="32" w:author="Isabelle Cote" w:date="2023-04-24T12:07:00Z">
         <w:r>
           <w:rPr>
             <w:rFonts w:ascii="Times New Roman" w:hAnsi="Times New Roman" w:cs="Times New Roman"/>
@@ -5594,7 +5635,7 @@
           <w:t xml:space="preserve"> </w:t>
         </w:r>
       </w:ins>
-      <w:ins w:id="29" w:author="Isabelle Cote" w:date="2023-04-24T12:08:00Z">
+      <w:ins w:id="33" w:author="Isabelle Cote" w:date="2023-04-24T12:08:00Z">
         <w:r>
           <w:rPr>
             <w:rFonts w:ascii="Times New Roman" w:hAnsi="Times New Roman" w:cs="Times New Roman"/>
@@ -5602,7 +5643,7 @@
           <w:t xml:space="preserve">pertaining to individuals </w:t>
         </w:r>
       </w:ins>
-      <w:ins w:id="30" w:author="Isabelle Cote" w:date="2023-04-24T12:09:00Z">
+      <w:ins w:id="34" w:author="Isabelle Cote" w:date="2023-04-24T12:09:00Z">
         <w:r>
           <w:rPr>
             <w:rFonts w:ascii="Times New Roman" w:hAnsi="Times New Roman" w:cs="Times New Roman"/>
@@ -5622,7 +5663,7 @@
           <w:t xml:space="preserve">) </w:t>
         </w:r>
       </w:ins>
-      <w:ins w:id="31" w:author="Isabelle Cote" w:date="2023-04-24T12:08:00Z">
+      <w:ins w:id="35" w:author="Isabelle Cote" w:date="2023-04-24T12:08:00Z">
         <w:r>
           <w:rPr>
             <w:rFonts w:ascii="Times New Roman" w:hAnsi="Times New Roman" w:cs="Times New Roman"/>
@@ -5630,7 +5671,7 @@
           <w:t xml:space="preserve">or populations </w:t>
         </w:r>
       </w:ins>
-      <w:ins w:id="32" w:author="Isabelle Cote" w:date="2023-04-24T12:07:00Z">
+      <w:ins w:id="36" w:author="Isabelle Cote" w:date="2023-04-24T12:07:00Z">
         <w:r>
           <w:rPr>
             <w:rFonts w:ascii="Times New Roman" w:hAnsi="Times New Roman" w:cs="Times New Roman"/>
@@ -5638,7 +5679,7 @@
           <w:t>(</w:t>
         </w:r>
       </w:ins>
-      <w:ins w:id="33" w:author="Isabelle Cote" w:date="2023-04-24T12:08:00Z">
+      <w:ins w:id="37" w:author="Isabelle Cote" w:date="2023-04-24T12:08:00Z">
         <w:r>
           <w:rPr>
             <w:rFonts w:ascii="Times New Roman" w:hAnsi="Times New Roman" w:cs="Times New Roman"/>
@@ -5646,7 +5687,7 @@
           <w:t xml:space="preserve">i.e., </w:t>
         </w:r>
       </w:ins>
-      <w:ins w:id="34" w:author="Isabelle Cote" w:date="2023-04-24T12:06:00Z">
+      <w:ins w:id="38" w:author="Isabelle Cote" w:date="2023-04-24T12:06:00Z">
         <w:r>
           <w:rPr>
             <w:rFonts w:ascii="Times New Roman" w:hAnsi="Times New Roman" w:cs="Times New Roman"/>
@@ -5654,7 +5695,7 @@
           <w:t>percent cover, density, biomass, chl</w:t>
         </w:r>
       </w:ins>
-      <w:ins w:id="35" w:author="Isabelle Cote" w:date="2023-04-24T12:08:00Z">
+      <w:ins w:id="39" w:author="Isabelle Cote" w:date="2023-04-24T12:08:00Z">
         <w:r>
           <w:rPr>
             <w:rFonts w:ascii="Times New Roman" w:hAnsi="Times New Roman" w:cs="Times New Roman"/>
@@ -5662,14 +5703,14 @@
           <w:t>orophyll</w:t>
         </w:r>
       </w:ins>
-      <w:ins w:id="36" w:author="Isabelle Cote" w:date="2023-04-24T12:06:00Z">
+      <w:ins w:id="40" w:author="Isabelle Cote" w:date="2023-04-24T12:06:00Z">
         <w:r>
           <w:rPr>
             <w:rFonts w:ascii="Times New Roman" w:hAnsi="Times New Roman" w:cs="Times New Roman"/>
           </w:rPr>
           <w:t xml:space="preserve"> a, </w:t>
         </w:r>
-        <w:commentRangeStart w:id="37"/>
+        <w:commentRangeStart w:id="41"/>
         <w:r>
           <w:rPr>
             <w:rFonts w:ascii="Times New Roman" w:hAnsi="Times New Roman" w:cs="Times New Roman"/>
@@ -5677,13 +5718,13 @@
           <w:t>abundance</w:t>
         </w:r>
       </w:ins>
-      <w:commentRangeEnd w:id="37"/>
-      <w:ins w:id="38" w:author="Isabelle Cote" w:date="2023-04-24T12:09:00Z">
+      <w:commentRangeEnd w:id="41"/>
+      <w:ins w:id="42" w:author="Isabelle Cote" w:date="2023-04-24T12:09:00Z">
         <w:r>
           <w:rPr>
             <w:rStyle w:val="CommentReference"/>
           </w:rPr>
-          <w:commentReference w:id="37"/>
+          <w:commentReference w:id="41"/>
         </w:r>
         <w:r>
           <w:rPr>
@@ -5692,7 +5733,7 @@
           <w:t>)</w:t>
         </w:r>
       </w:ins>
-      <w:ins w:id="39" w:author="Isabelle Cote" w:date="2023-04-24T12:10:00Z">
+      <w:ins w:id="43" w:author="Isabelle Cote" w:date="2023-04-24T12:10:00Z">
         <w:r>
           <w:rPr>
             <w:rFonts w:ascii="Times New Roman" w:hAnsi="Times New Roman" w:cs="Times New Roman"/>
@@ -5718,7 +5759,7 @@
           <w:t>)</w:t>
         </w:r>
       </w:ins>
-      <w:ins w:id="40" w:author="Isabelle Cote" w:date="2023-04-24T12:06:00Z">
+      <w:ins w:id="44" w:author="Isabelle Cote" w:date="2023-04-24T12:06:00Z">
         <w:r>
           <w:rPr>
             <w:rFonts w:ascii="Times New Roman" w:hAnsi="Times New Roman" w:cs="Times New Roman"/>
@@ -5726,7 +5767,7 @@
           <w:t>.</w:t>
         </w:r>
       </w:ins>
-      <w:ins w:id="41" w:author="Isabelle Cote" w:date="2023-04-24T12:05:00Z">
+      <w:ins w:id="45" w:author="Isabelle Cote" w:date="2023-04-24T12:05:00Z">
         <w:r>
           <w:rPr>
             <w:rFonts w:ascii="Times New Roman" w:hAnsi="Times New Roman" w:cs="Times New Roman"/>
@@ -5868,19 +5909,19 @@
         </w:rPr>
         <w:t xml:space="preserve"> </w:t>
       </w:r>
-      <w:commentRangeStart w:id="42"/>
+      <w:commentRangeStart w:id="46"/>
       <w:r>
         <w:rPr>
           <w:rFonts w:ascii="Times New Roman" w:hAnsi="Times New Roman" w:cs="Times New Roman"/>
         </w:rPr>
         <w:t>oxygen production</w:t>
       </w:r>
-      <w:commentRangeEnd w:id="42"/>
+      <w:commentRangeEnd w:id="46"/>
       <w:r>
         <w:rPr>
           <w:rStyle w:val="CommentReference"/>
         </w:rPr>
-        <w:commentReference w:id="42"/>
+        <w:commentReference w:id="46"/>
       </w:r>
       <w:r>
         <w:rPr>
@@ -6150,19 +6191,19 @@
         </w:rPr>
         <w:t xml:space="preserve"> </w:t>
       </w:r>
-      <w:commentRangeStart w:id="43"/>
+      <w:commentRangeStart w:id="47"/>
       <w:r>
         <w:rPr>
           <w:rFonts w:ascii="Times New Roman" w:hAnsi="Times New Roman" w:cs="Times New Roman"/>
         </w:rPr>
         <w:t>cases</w:t>
       </w:r>
-      <w:commentRangeEnd w:id="43"/>
+      <w:commentRangeEnd w:id="47"/>
       <w:r>
         <w:rPr>
           <w:rStyle w:val="CommentReference"/>
         </w:rPr>
-        <w:commentReference w:id="43"/>
+        <w:commentReference w:id="47"/>
       </w:r>
       <w:r>
         <w:rPr>
@@ -6203,7 +6244,7 @@
         </w:rPr>
         <w:t xml:space="preserve">We classified background nutrient levels as the total </w:t>
       </w:r>
-      <w:ins w:id="44" w:author="Isabelle Cote" w:date="2023-04-24T12:14:00Z">
+      <w:ins w:id="48" w:author="Isabelle Cote" w:date="2023-04-24T12:14:00Z">
         <w:r>
           <w:rPr>
             <w:rFonts w:ascii="Times New Roman" w:hAnsi="Times New Roman" w:cs="Times New Roman"/>
@@ -6217,7 +6258,7 @@
         </w:rPr>
         <w:t>nitrogen present in the ambient or control treatment, which could include any combination of nitrate, nitrite and ammonium</w:t>
       </w:r>
-      <w:ins w:id="45" w:author="Em Lim" w:date="2023-04-27T12:50:00Z">
+      <w:ins w:id="49" w:author="Em Lim" w:date="2023-04-27T12:50:00Z">
         <w:r>
           <w:rPr>
             <w:rFonts w:ascii="Times New Roman" w:hAnsi="Times New Roman" w:cs="Times New Roman"/>
@@ -6397,19 +6438,19 @@
         </w:rPr>
         <w:t xml:space="preserve">We also recorded the author’s characterization of the nutrient availability at their study site and ensured </w:t>
       </w:r>
-      <w:commentRangeStart w:id="46"/>
+      <w:commentRangeStart w:id="50"/>
       <w:r>
         <w:rPr>
           <w:rFonts w:ascii="Times New Roman" w:hAnsi="Times New Roman" w:cs="Times New Roman"/>
         </w:rPr>
         <w:t>the proxy sites</w:t>
       </w:r>
-      <w:commentRangeEnd w:id="46"/>
+      <w:commentRangeEnd w:id="50"/>
       <w:r>
         <w:rPr>
           <w:rStyle w:val="CommentReference"/>
         </w:rPr>
-        <w:commentReference w:id="46"/>
+        <w:commentReference w:id="50"/>
       </w:r>
       <w:r>
         <w:rPr>
@@ -7312,19 +7353,19 @@
         </w:rPr>
         <w:t xml:space="preserve">We compared the three models </w:t>
       </w:r>
-      <w:commentRangeStart w:id="47"/>
+      <w:commentRangeStart w:id="51"/>
       <w:r>
         <w:rPr>
           <w:rFonts w:ascii="Times New Roman" w:hAnsi="Times New Roman" w:cs="Times New Roman"/>
         </w:rPr>
         <w:t>to each other and</w:t>
       </w:r>
-      <w:commentRangeEnd w:id="47"/>
+      <w:commentRangeEnd w:id="51"/>
       <w:r>
         <w:rPr>
           <w:rStyle w:val="CommentReference"/>
         </w:rPr>
-        <w:commentReference w:id="47"/>
+        <w:commentReference w:id="51"/>
       </w:r>
       <w:r>
         <w:rPr>
@@ -7747,19 +7788,19 @@
         </w:rPr>
         <w:t xml:space="preserve">We also created </w:t>
       </w:r>
-      <w:commentRangeStart w:id="48"/>
+      <w:commentRangeStart w:id="52"/>
       <w:r>
         <w:rPr>
           <w:rFonts w:ascii="Times New Roman" w:hAnsi="Times New Roman" w:cs="Times New Roman"/>
         </w:rPr>
         <w:t xml:space="preserve">funnel plots </w:t>
       </w:r>
-      <w:commentRangeEnd w:id="48"/>
+      <w:commentRangeEnd w:id="52"/>
       <w:r>
         <w:rPr>
           <w:rStyle w:val="CommentReference"/>
         </w:rPr>
-        <w:commentReference w:id="48"/>
+        <w:commentReference w:id="52"/>
       </w:r>
       <w:r>
         <w:rPr>
@@ -7807,15 +7848,7 @@
         <w:rPr>
           <w:rFonts w:ascii="Times New Roman" w:hAnsi="Times New Roman" w:cs="Times New Roman"/>
         </w:rPr>
-        <w:t xml:space="preserve">unusual with many studies with high precision but variable effect sizes and few studies with low precision and near-average effect </w:t>
-      </w:r>
-      <w:bookmarkStart w:id="49" w:name="_GoBack"/>
-      <w:bookmarkEnd w:id="49"/>
-      <w:r>
-        <w:rPr>
-          <w:rFonts w:ascii="Times New Roman" w:hAnsi="Times New Roman" w:cs="Times New Roman"/>
-        </w:rPr>
-        <w:t>sizes (</w:t>
+        <w:t>unusual with many studies with high precision but variable effect sizes and few studies with low precision and near-average effect sizes (</w:t>
       </w:r>
       <w:r>
         <w:rPr>
@@ -8052,7 +8085,7 @@
           <w:rFonts w:ascii="Times New Roman" w:hAnsi="Times New Roman" w:cs="Times New Roman"/>
         </w:rPr>
       </w:pPr>
-      <w:commentRangeStart w:id="50"/>
+      <w:commentRangeStart w:id="53"/>
       <w:r>
         <w:rPr>
           <w:rFonts w:ascii="Times New Roman" w:hAnsi="Times New Roman" w:cs="Times New Roman"/>
@@ -8065,12 +8098,12 @@
         </w:rPr>
         <w:t>2</w:t>
       </w:r>
-      <w:commentRangeEnd w:id="50"/>
+      <w:commentRangeEnd w:id="53"/>
       <w:r>
         <w:rPr>
           <w:rStyle w:val="CommentReference"/>
         </w:rPr>
-        <w:commentReference w:id="50"/>
+        <w:commentReference w:id="53"/>
       </w:r>
       <w:r>
         <w:rPr>
@@ -8078,7 +8111,7 @@
         </w:rPr>
         <w:t xml:space="preserve">. Funnel plot for the model including background nutrients. </w:t>
       </w:r>
-      <w:ins w:id="51" w:author="Isabelle Cote" w:date="2023-02-23T15:37:00Z">
+      <w:ins w:id="54" w:author="Isabelle Cote" w:date="2023-02-23T15:37:00Z">
         <w:r>
           <w:rPr>
             <w:rFonts w:ascii="Times New Roman" w:hAnsi="Times New Roman" w:cs="Times New Roman"/>
@@ -8086,7 +8119,7 @@
           <w:t>What is residual value here? Effect size??</w:t>
         </w:r>
       </w:ins>
-      <w:ins w:id="52" w:author="Isabelle Cote" w:date="2023-02-23T15:45:00Z">
+      <w:ins w:id="55" w:author="Isabelle Cote" w:date="2023-02-23T15:45:00Z">
         <w:r>
           <w:rPr>
             <w:rFonts w:ascii="Times New Roman" w:hAnsi="Times New Roman" w:cs="Times New Roman"/>
@@ -8113,6 +8146,7 @@
           <w:bCs/>
         </w:rPr>
       </w:pPr>
+      <w:commentRangeStart w:id="56"/>
       <w:r>
         <w:rPr>
           <w:rFonts w:ascii="Times New Roman" w:hAnsi="Times New Roman" w:cs="Times New Roman"/>
@@ -8120,6 +8154,13 @@
           <w:bCs/>
         </w:rPr>
         <w:t>Results</w:t>
+      </w:r>
+      <w:commentRangeEnd w:id="56"/>
+      <w:r>
+        <w:rPr>
+          <w:rStyle w:val="CommentReference"/>
+        </w:rPr>
+        <w:commentReference w:id="56"/>
       </w:r>
     </w:p>
     <w:p>
@@ -8129,7 +8170,7 @@
           <w:rFonts w:ascii="Times New Roman" w:hAnsi="Times New Roman" w:cs="Times New Roman"/>
           <w:i/>
           <w:iCs/>
-          <w:rPrChange w:id="53" w:author="Isabelle Cote" w:date="2023-04-24T14:20:00Z">
+          <w:rPrChange w:id="57" w:author="Isabelle Cote" w:date="2023-04-24T14:20:00Z">
             <w:rPr>
               <w:rFonts w:ascii="Times New Roman" w:hAnsi="Times New Roman" w:cs="Times New Roman"/>
             </w:rPr>
@@ -8141,7 +8182,7 @@
           <w:rFonts w:ascii="Times New Roman" w:hAnsi="Times New Roman" w:cs="Times New Roman"/>
           <w:i/>
           <w:iCs/>
-          <w:rPrChange w:id="54" w:author="Isabelle Cote" w:date="2023-04-24T14:20:00Z">
+          <w:rPrChange w:id="58" w:author="Isabelle Cote" w:date="2023-04-24T14:20:00Z">
             <w:rPr>
               <w:rFonts w:ascii="Times New Roman" w:hAnsi="Times New Roman" w:cs="Times New Roman"/>
             </w:rPr>
@@ -8369,19 +8410,19 @@
         </w:rPr>
         <w:t xml:space="preserve">) </w:t>
       </w:r>
-      <w:commentRangeStart w:id="55"/>
+      <w:commentRangeStart w:id="59"/>
       <w:r>
         <w:rPr>
           <w:rFonts w:ascii="Times New Roman" w:hAnsi="Times New Roman" w:cs="Times New Roman"/>
         </w:rPr>
         <w:t>included</w:t>
       </w:r>
-      <w:commentRangeEnd w:id="55"/>
+      <w:commentRangeEnd w:id="59"/>
       <w:r>
         <w:rPr>
           <w:rStyle w:val="CommentReference"/>
         </w:rPr>
-        <w:commentReference w:id="55"/>
+        <w:commentReference w:id="59"/>
       </w:r>
       <w:r>
         <w:rPr>
@@ -8517,7 +8558,7 @@
         </w:rPr>
         <w:t xml:space="preserve">were </w:t>
       </w:r>
-      <w:commentRangeStart w:id="56"/>
+      <w:commentRangeStart w:id="60"/>
       <w:r>
         <w:rPr>
           <w:rFonts w:ascii="Times New Roman" w:hAnsi="Times New Roman" w:cs="Times New Roman"/>
@@ -8548,12 +8589,12 @@
         </w:rPr>
         <w:t xml:space="preserve">density, percent cover, biomass, photosynthesis </w:t>
       </w:r>
-      <w:commentRangeEnd w:id="56"/>
+      <w:commentRangeEnd w:id="60"/>
       <w:r>
         <w:rPr>
           <w:rStyle w:val="CommentReference"/>
         </w:rPr>
-        <w:commentReference w:id="56"/>
+        <w:commentReference w:id="60"/>
       </w:r>
       <w:r>
         <w:rPr>
@@ -8674,7 +8715,7 @@
         </w:rPr>
         <w:t xml:space="preserve"> where both the </w:t>
       </w:r>
-      <w:del w:id="57" w:author="Em Lim" w:date="2023-04-27T12:58:00Z">
+      <w:del w:id="61" w:author="Em Lim" w:date="2023-04-27T12:58:00Z">
         <w:r>
           <w:rPr>
             <w:rFonts w:ascii="Times New Roman" w:hAnsi="Times New Roman" w:cs="Times New Roman"/>
@@ -8682,7 +8723,7 @@
           <w:delText xml:space="preserve">consumer </w:delText>
         </w:r>
       </w:del>
-      <w:ins w:id="58" w:author="Em Lim" w:date="2023-04-27T12:58:00Z">
+      <w:ins w:id="62" w:author="Em Lim" w:date="2023-04-27T12:58:00Z">
         <w:r>
           <w:rPr>
             <w:rFonts w:ascii="Times New Roman" w:hAnsi="Times New Roman" w:cs="Times New Roman"/>
@@ -9112,10 +9153,10 @@
         </w:rPr>
         <w:lastRenderedPageBreak/>
         <w:drawing>
-          <wp:inline distT="0" distB="0" distL="0" distR="0" wp14:anchorId="2E3B9187" wp14:editId="39FCE23B">
-            <wp:extent cx="6633882" cy="7653770"/>
-            <wp:effectExtent l="0" t="0" r="0" b="4445"/>
-            <wp:docPr id="12" name="Picture 12"/>
+          <wp:inline distT="0" distB="0" distL="0" distR="0" wp14:anchorId="075EA503" wp14:editId="6A671286">
+            <wp:extent cx="5943600" cy="5943600"/>
+            <wp:effectExtent l="0" t="0" r="0" b="0"/>
+            <wp:docPr id="4" name="Picture 4"/>
             <wp:cNvGraphicFramePr>
               <a:graphicFrameLocks xmlns:a="http://schemas.openxmlformats.org/drawingml/2006/main" noChangeAspect="1"/>
             </wp:cNvGraphicFramePr>
@@ -9123,7 +9164,7 @@
               <a:graphicData uri="http://schemas.openxmlformats.org/drawingml/2006/picture">
                 <pic:pic xmlns:pic="http://schemas.openxmlformats.org/drawingml/2006/picture">
                   <pic:nvPicPr>
-                    <pic:cNvPr id="12" name="FIg2.pdf"/>
+                    <pic:cNvPr id="4" name="Fig2.pdf"/>
                     <pic:cNvPicPr/>
                   </pic:nvPicPr>
                   <pic:blipFill>
@@ -9141,7 +9182,7 @@
                   <pic:spPr>
                     <a:xfrm>
                       <a:off x="0" y="0"/>
-                      <a:ext cx="6635941" cy="7656146"/>
+                      <a:ext cx="5943600" cy="5943600"/>
                     </a:xfrm>
                     <a:prstGeom prst="rect">
                       <a:avLst/>
@@ -9153,6 +9194,8 @@
           </wp:inline>
         </w:drawing>
       </w:r>
+      <w:bookmarkStart w:id="63" w:name="_GoBack"/>
+      <w:bookmarkEnd w:id="63"/>
     </w:p>
     <w:p>
       <w:pPr>
@@ -9215,19 +9258,19 @@
         </w:rPr>
         <w:t xml:space="preserve">of </w:t>
       </w:r>
-      <w:commentRangeStart w:id="59"/>
+      <w:commentRangeStart w:id="64"/>
       <w:r>
         <w:rPr>
           <w:rFonts w:ascii="Times New Roman" w:hAnsi="Times New Roman" w:cs="Times New Roman"/>
         </w:rPr>
         <w:t>studies</w:t>
       </w:r>
-      <w:commentRangeEnd w:id="59"/>
+      <w:commentRangeEnd w:id="64"/>
       <w:r>
         <w:rPr>
           <w:rStyle w:val="CommentReference"/>
         </w:rPr>
-        <w:commentReference w:id="59"/>
+        <w:commentReference w:id="64"/>
       </w:r>
       <w:r>
         <w:rPr>
@@ -9245,7 +9288,6 @@
         <w:rPr>
           <w:rFonts w:ascii="Times New Roman" w:hAnsi="Times New Roman" w:cs="Times New Roman"/>
         </w:rPr>
-        <w:lastRenderedPageBreak/>
         <w:t xml:space="preserve">Combinations of primary </w:t>
       </w:r>
       <w:r>
@@ -9284,19 +9326,19 @@
         </w:rPr>
         <w:t xml:space="preserve">s and experimental </w:t>
       </w:r>
-      <w:commentRangeStart w:id="60"/>
+      <w:commentRangeStart w:id="65"/>
       <w:r>
         <w:rPr>
           <w:rFonts w:ascii="Times New Roman" w:hAnsi="Times New Roman" w:cs="Times New Roman"/>
         </w:rPr>
         <w:t>types</w:t>
       </w:r>
-      <w:commentRangeEnd w:id="60"/>
+      <w:commentRangeEnd w:id="65"/>
       <w:r>
         <w:rPr>
           <w:rStyle w:val="CommentReference"/>
         </w:rPr>
-        <w:commentReference w:id="60"/>
+        <w:commentReference w:id="65"/>
       </w:r>
       <w:r>
         <w:rPr>
@@ -9401,6 +9443,7 @@
                 <w:rFonts w:ascii="Calibri" w:eastAsia="Times New Roman" w:hAnsi="Calibri" w:cs="Times New Roman"/>
                 <w:lang w:val="en-CA"/>
               </w:rPr>
+              <w:lastRenderedPageBreak/>
               <w:t>Group</w:t>
             </w:r>
           </w:p>
@@ -14020,7 +14063,6 @@
                 <w:lang w:val="en-CA"/>
               </w:rPr>
             </w:pPr>
-            <w:proofErr w:type="spellStart"/>
             <w:r>
               <w:rPr>
                 <w:rFonts w:ascii="Lucida Grande" w:eastAsia="Times New Roman" w:hAnsi="Lucida Grande" w:cs="Lucida Grande"/>
@@ -14030,7 +14072,6 @@
               </w:rPr>
               <w:t>gracilis</w:t>
             </w:r>
-            <w:proofErr w:type="spellEnd"/>
           </w:p>
         </w:tc>
         <w:tc>
@@ -14091,7 +14132,6 @@
                 <w:szCs w:val="22"/>
                 <w:lang w:val="en-CA"/>
               </w:rPr>
-              <w:lastRenderedPageBreak/>
               <w:t>Phytoplankton</w:t>
             </w:r>
           </w:p>
@@ -15308,6 +15348,7 @@
                 <w:szCs w:val="22"/>
                 <w:lang w:val="en-CA"/>
               </w:rPr>
+              <w:lastRenderedPageBreak/>
               <w:t>Phytoplankton</w:t>
             </w:r>
           </w:p>
@@ -16245,19 +16286,19 @@
         </w:rPr>
         <w:t xml:space="preserve">Metrics of </w:t>
       </w:r>
-      <w:commentRangeStart w:id="61"/>
+      <w:commentRangeStart w:id="66"/>
       <w:r>
         <w:rPr>
           <w:rFonts w:ascii="Times New Roman" w:hAnsi="Times New Roman" w:cs="Times New Roman"/>
         </w:rPr>
         <w:t xml:space="preserve">primary producer performance </w:t>
       </w:r>
-      <w:commentRangeEnd w:id="61"/>
+      <w:commentRangeEnd w:id="66"/>
       <w:r>
         <w:rPr>
           <w:rStyle w:val="CommentReference"/>
         </w:rPr>
-        <w:commentReference w:id="61"/>
+        <w:commentReference w:id="66"/>
       </w:r>
       <w:r>
         <w:rPr>
@@ -16265,7 +16306,7 @@
         </w:rPr>
         <w:t xml:space="preserve">reported in studies included in the meta-analysis, and associated descriptions and/or examples. </w:t>
       </w:r>
-      <w:commentRangeStart w:id="62"/>
+      <w:commentRangeStart w:id="67"/>
       <w:r>
         <w:rPr>
           <w:rFonts w:ascii="Times New Roman" w:hAnsi="Times New Roman" w:cs="Times New Roman"/>
@@ -16296,12 +16337,12 @@
         </w:rPr>
         <w:t xml:space="preserve"> didn’t standardize to a unit of time. </w:t>
       </w:r>
-      <w:commentRangeEnd w:id="62"/>
+      <w:commentRangeEnd w:id="67"/>
       <w:r>
         <w:rPr>
           <w:rStyle w:val="CommentReference"/>
         </w:rPr>
-        <w:commentReference w:id="62"/>
+        <w:commentReference w:id="67"/>
       </w:r>
       <w:r>
         <w:rPr>
@@ -17684,7 +17725,6 @@
         <w:rPr>
           <w:rFonts w:ascii="Times New Roman" w:hAnsi="Times New Roman" w:cs="Times New Roman"/>
         </w:rPr>
-        <w:lastRenderedPageBreak/>
         <w:t>Table S</w:t>
       </w:r>
       <w:r>
@@ -18199,6 +18239,7 @@
                 <w:szCs w:val="22"/>
                 <w:lang w:val="en-CA"/>
               </w:rPr>
+              <w:lastRenderedPageBreak/>
               <w:t>Fish</w:t>
             </w:r>
           </w:p>
@@ -22074,14 +22115,7 @@
         <w:rPr>
           <w:rFonts w:ascii="Times New Roman" w:hAnsi="Times New Roman" w:cs="Times New Roman"/>
         </w:rPr>
-        <w:t xml:space="preserve">, </w:t>
-      </w:r>
-      <w:r>
-        <w:rPr>
-          <w:rFonts w:ascii="Times New Roman" w:hAnsi="Times New Roman" w:cs="Times New Roman"/>
-        </w:rPr>
-        <w:lastRenderedPageBreak/>
-        <w:t xml:space="preserve">and little support for </w:t>
+        <w:t xml:space="preserve">, and little support for </w:t>
       </w:r>
       <w:r>
         <w:rPr>
@@ -22267,7 +22301,14 @@
         <w:rPr>
           <w:rFonts w:ascii="Times New Roman" w:hAnsi="Times New Roman" w:cs="Times New Roman"/>
         </w:rPr>
-        <w:t xml:space="preserve"> K is the number of parameters included in the model, AIC is the Akaike’s Information Criterion for each model, </w:t>
+        <w:t xml:space="preserve"> K is the number of parameters included in the </w:t>
+      </w:r>
+      <w:r>
+        <w:rPr>
+          <w:rFonts w:ascii="Times New Roman" w:hAnsi="Times New Roman" w:cs="Times New Roman"/>
+        </w:rPr>
+        <w:lastRenderedPageBreak/>
+        <w:t xml:space="preserve">model, AIC is the Akaike’s Information Criterion for each model, </w:t>
       </w:r>
       <w:r>
         <w:rPr>
@@ -22281,19 +22322,19 @@
         </w:rPr>
         <w:t xml:space="preserve">AIC is the AIC for each model minus the AIC from the best model, and AIC weight is the calculated weight of each </w:t>
       </w:r>
-      <w:commentRangeStart w:id="63"/>
+      <w:commentRangeStart w:id="68"/>
       <w:r>
         <w:rPr>
           <w:rFonts w:ascii="Times New Roman" w:hAnsi="Times New Roman" w:cs="Times New Roman"/>
         </w:rPr>
         <w:t>model</w:t>
       </w:r>
-      <w:commentRangeEnd w:id="63"/>
+      <w:commentRangeEnd w:id="68"/>
       <w:r>
         <w:rPr>
           <w:rStyle w:val="CommentReference"/>
         </w:rPr>
-        <w:commentReference w:id="63"/>
+        <w:commentReference w:id="68"/>
       </w:r>
       <w:r>
         <w:rPr>
@@ -22899,19 +22940,19 @@
           <w:lang w:val="en-CA"/>
         </w:rPr>
       </w:pPr>
-      <w:commentRangeStart w:id="64"/>
+      <w:commentRangeStart w:id="69"/>
       <w:r>
         <w:rPr>
           <w:rFonts w:ascii="Times New Roman" w:hAnsi="Times New Roman" w:cs="Times New Roman"/>
         </w:rPr>
         <w:t>Overall</w:t>
       </w:r>
-      <w:commentRangeEnd w:id="64"/>
+      <w:commentRangeEnd w:id="69"/>
       <w:r>
         <w:rPr>
           <w:rStyle w:val="CommentReference"/>
         </w:rPr>
-        <w:commentReference w:id="64"/>
+        <w:commentReference w:id="69"/>
       </w:r>
       <w:r>
         <w:rPr>
@@ -23055,7 +23096,7 @@
         </w:rPr>
         <w:t xml:space="preserve">, with producers growing </w:t>
       </w:r>
-      <w:commentRangeStart w:id="65"/>
+      <w:commentRangeStart w:id="70"/>
       <w:r>
         <w:rPr>
           <w:rFonts w:ascii="Times New Roman" w:hAnsi="Times New Roman" w:cs="Times New Roman"/>
@@ -23074,12 +23115,12 @@
         </w:rPr>
         <w:t xml:space="preserve"> times</w:t>
       </w:r>
-      <w:commentRangeEnd w:id="65"/>
+      <w:commentRangeEnd w:id="70"/>
       <w:r>
         <w:rPr>
           <w:rStyle w:val="CommentReference"/>
         </w:rPr>
-        <w:commentReference w:id="65"/>
+        <w:commentReference w:id="70"/>
       </w:r>
       <w:r>
         <w:rPr>
@@ -23354,7 +23395,7 @@
         </w:rPr>
         <w:t xml:space="preserve"> </w:t>
       </w:r>
-      <w:commentRangeStart w:id="66"/>
+      <w:commentRangeStart w:id="71"/>
       <w:r>
         <w:rPr>
           <w:rFonts w:ascii="Times New Roman" w:hAnsi="Times New Roman" w:cs="Times New Roman"/>
@@ -23376,12 +23417,12 @@
         </w:rPr>
         <w:t>statistically significant</w:t>
       </w:r>
-      <w:commentRangeEnd w:id="66"/>
+      <w:commentRangeEnd w:id="71"/>
       <w:r>
         <w:rPr>
           <w:rStyle w:val="CommentReference"/>
         </w:rPr>
-        <w:commentReference w:id="66"/>
+        <w:commentReference w:id="71"/>
       </w:r>
       <w:r>
         <w:rPr>
@@ -23934,513 +23975,514 @@
         <w:rPr>
           <w:rFonts w:ascii="Times New Roman" w:hAnsi="Times New Roman" w:cs="Times New Roman"/>
         </w:rPr>
-        <w:t xml:space="preserve">. However, there was a larger effect of provisioning on primary productivity in field </w:t>
-      </w:r>
-      <w:r>
-        <w:rPr>
-          <w:rFonts w:ascii="Times New Roman" w:hAnsi="Times New Roman" w:cs="Times New Roman"/>
+        <w:t xml:space="preserve">. However, there was a larger effect of provisioning on primary productivity in field experiments </w:t>
+      </w:r>
+      <w:r>
+        <w:rPr>
+          <w:rFonts w:ascii="Times New Roman" w:hAnsi="Times New Roman" w:cs="Times New Roman"/>
+        </w:rPr>
+        <w:t xml:space="preserve">where both </w:t>
+      </w:r>
+      <w:r>
+        <w:rPr>
+          <w:rFonts w:ascii="Times New Roman" w:hAnsi="Times New Roman" w:cs="Times New Roman"/>
+        </w:rPr>
+        <w:t>consumers and producers</w:t>
+      </w:r>
+      <w:r>
+        <w:rPr>
+          <w:rFonts w:ascii="Times New Roman" w:hAnsi="Times New Roman" w:cs="Times New Roman"/>
+        </w:rPr>
+        <w:t xml:space="preserve"> were stocked</w:t>
+      </w:r>
+      <w:r>
+        <w:rPr>
+          <w:rFonts w:ascii="Times New Roman" w:hAnsi="Times New Roman" w:cs="Times New Roman"/>
+        </w:rPr>
+        <w:t xml:space="preserve"> (</w:t>
+      </w:r>
+      <w:r>
+        <w:rPr>
+          <w:rFonts w:ascii="Times New Roman" w:hAnsi="Times New Roman" w:cs="Times New Roman"/>
+        </w:rPr>
+        <w:t>1.</w:t>
+      </w:r>
+      <w:r>
+        <w:rPr>
+          <w:rFonts w:ascii="Times New Roman" w:hAnsi="Times New Roman" w:cs="Times New Roman"/>
+        </w:rPr>
+        <w:t>1</w:t>
+      </w:r>
+      <w:r>
+        <w:rPr>
+          <w:rFonts w:ascii="Times New Roman" w:hAnsi="Times New Roman" w:cs="Times New Roman"/>
+        </w:rPr>
+        <w:t xml:space="preserve">1 </w:t>
+      </w:r>
+      <w:r>
+        <w:rPr>
+          <w:rFonts w:ascii="Times New Roman" w:hAnsi="Times New Roman" w:cs="Times New Roman"/>
+          <w:lang w:val="en-CA"/>
+        </w:rPr>
+        <w:t>±</w:t>
+      </w:r>
+      <w:r>
+        <w:rPr>
+          <w:rFonts w:ascii="Times New Roman" w:hAnsi="Times New Roman" w:cs="Times New Roman"/>
+        </w:rPr>
+        <w:t xml:space="preserve"> </w:t>
+      </w:r>
+      <w:r>
+        <w:rPr>
+          <w:rFonts w:ascii="Times New Roman" w:hAnsi="Times New Roman" w:cs="Times New Roman"/>
+        </w:rPr>
+        <w:t>0.3</w:t>
+      </w:r>
+      <w:r>
+        <w:rPr>
+          <w:rFonts w:ascii="Times New Roman" w:hAnsi="Times New Roman" w:cs="Times New Roman"/>
+        </w:rPr>
+        <w:t>2</w:t>
+      </w:r>
+      <w:r>
+        <w:rPr>
+          <w:rFonts w:ascii="Times New Roman" w:hAnsi="Times New Roman" w:cs="Times New Roman"/>
+        </w:rPr>
+        <w:t>, 1</w:t>
+      </w:r>
+      <w:r>
+        <w:rPr>
+          <w:rFonts w:ascii="Times New Roman" w:hAnsi="Times New Roman" w:cs="Times New Roman"/>
+        </w:rPr>
+        <w:t>274</w:t>
+      </w:r>
+      <w:r>
+        <w:rPr>
+          <w:rFonts w:ascii="Times New Roman" w:hAnsi="Times New Roman" w:cs="Times New Roman"/>
+        </w:rPr>
+        <w:t>%;</w:t>
+      </w:r>
+      <w:r>
+        <w:rPr>
+          <w:rFonts w:ascii="Times New Roman" w:hAnsi="Times New Roman" w:cs="Times New Roman"/>
+          <w:lang w:val="en-CA"/>
+        </w:rPr>
+        <w:t xml:space="preserve"> </w:t>
+      </w:r>
+      <w:r>
+        <w:rPr>
+          <w:rFonts w:ascii="Times New Roman" w:hAnsi="Times New Roman" w:cs="Times New Roman"/>
+          <w:highlight w:val="yellow"/>
+          <w:lang w:val="en-CA"/>
+        </w:rPr>
+        <w:t xml:space="preserve">Fig. </w:t>
+      </w:r>
+      <w:r>
+        <w:rPr>
+          <w:rFonts w:ascii="Times New Roman" w:hAnsi="Times New Roman" w:cs="Times New Roman"/>
+          <w:highlight w:val="yellow"/>
+          <w:lang w:val="en-CA"/>
+        </w:rPr>
+        <w:t>3</w:t>
+      </w:r>
+      <w:r>
+        <w:rPr>
+          <w:rFonts w:ascii="Times New Roman" w:hAnsi="Times New Roman" w:cs="Times New Roman"/>
+          <w:lang w:val="en-CA"/>
+        </w:rPr>
+        <w:t xml:space="preserve">). </w:t>
+      </w:r>
+      <w:r>
+        <w:rPr>
+          <w:rFonts w:ascii="Times New Roman" w:hAnsi="Times New Roman" w:cs="Times New Roman"/>
+          <w:lang w:val="en-CA"/>
+        </w:rPr>
+        <w:t xml:space="preserve">Among </w:t>
+      </w:r>
+      <w:r>
+        <w:rPr>
+          <w:rFonts w:ascii="Times New Roman" w:hAnsi="Times New Roman" w:cs="Times New Roman"/>
+          <w:lang w:val="en-CA"/>
+        </w:rPr>
+        <w:t>primary producer</w:t>
+      </w:r>
+      <w:r>
+        <w:rPr>
+          <w:rFonts w:ascii="Times New Roman" w:hAnsi="Times New Roman" w:cs="Times New Roman"/>
+          <w:lang w:val="en-CA"/>
+        </w:rPr>
+        <w:t xml:space="preserve">s, </w:t>
+      </w:r>
+      <w:r>
+        <w:rPr>
+          <w:rFonts w:ascii="Times New Roman" w:hAnsi="Times New Roman" w:cs="Times New Roman"/>
+          <w:lang w:val="en-CA"/>
+        </w:rPr>
+        <w:t>algae responded significantly positively to provisioning (</w:t>
+      </w:r>
+      <w:r>
+        <w:rPr>
+          <w:rFonts w:ascii="Times New Roman" w:hAnsi="Times New Roman" w:cs="Times New Roman"/>
+        </w:rPr>
+        <w:t>no overlap of 95% CI with zero)</w:t>
+      </w:r>
+      <w:r>
+        <w:rPr>
+          <w:rFonts w:ascii="Times New Roman" w:hAnsi="Times New Roman" w:cs="Times New Roman"/>
+          <w:lang w:val="en-CA"/>
+        </w:rPr>
+        <w:t xml:space="preserve">, but </w:t>
+      </w:r>
+      <w:r>
+        <w:rPr>
+          <w:rFonts w:ascii="Times New Roman" w:hAnsi="Times New Roman" w:cs="Times New Roman"/>
+          <w:lang w:val="en-CA"/>
+        </w:rPr>
+        <w:t xml:space="preserve">coral, </w:t>
+      </w:r>
+      <w:r>
+        <w:rPr>
+          <w:rFonts w:ascii="Times New Roman" w:hAnsi="Times New Roman" w:cs="Times New Roman"/>
+          <w:lang w:val="en-CA"/>
+        </w:rPr>
+        <w:t>phytoplankton</w:t>
+      </w:r>
+      <w:r>
+        <w:rPr>
+          <w:rFonts w:ascii="Times New Roman" w:hAnsi="Times New Roman" w:cs="Times New Roman"/>
+          <w:lang w:val="en-CA"/>
+        </w:rPr>
+        <w:t>,</w:t>
+      </w:r>
+      <w:r>
+        <w:rPr>
+          <w:rFonts w:ascii="Times New Roman" w:hAnsi="Times New Roman" w:cs="Times New Roman"/>
+          <w:lang w:val="en-CA"/>
+        </w:rPr>
+        <w:t xml:space="preserve"> and plants did not respond significantly (</w:t>
+      </w:r>
+      <w:r>
+        <w:rPr>
+          <w:rFonts w:ascii="Times New Roman" w:hAnsi="Times New Roman" w:cs="Times New Roman"/>
+          <w:highlight w:val="yellow"/>
+          <w:lang w:val="en-CA"/>
+        </w:rPr>
+        <w:t xml:space="preserve">Fig </w:t>
+      </w:r>
+      <w:r>
+        <w:rPr>
+          <w:rFonts w:ascii="Times New Roman" w:hAnsi="Times New Roman" w:cs="Times New Roman"/>
+          <w:highlight w:val="yellow"/>
+          <w:lang w:val="en-CA"/>
+        </w:rPr>
+        <w:t>3</w:t>
+      </w:r>
+      <w:r>
+        <w:rPr>
+          <w:rFonts w:ascii="Times New Roman" w:hAnsi="Times New Roman" w:cs="Times New Roman"/>
+          <w:lang w:val="en-CA"/>
+        </w:rPr>
+        <w:t xml:space="preserve">). </w:t>
+      </w:r>
+      <w:r>
+        <w:rPr>
+          <w:rFonts w:ascii="Times New Roman" w:hAnsi="Times New Roman" w:cs="Times New Roman"/>
+          <w:lang w:val="en-CA"/>
+        </w:rPr>
+        <w:t>Algae (</w:t>
+      </w:r>
+      <w:r>
+        <w:rPr>
+          <w:rFonts w:ascii="Times New Roman" w:hAnsi="Times New Roman" w:cs="Times New Roman"/>
+        </w:rPr>
+        <w:t>0.</w:t>
+      </w:r>
+      <w:r>
+        <w:rPr>
+          <w:rFonts w:ascii="Times New Roman" w:hAnsi="Times New Roman" w:cs="Times New Roman"/>
+        </w:rPr>
+        <w:t>45</w:t>
+      </w:r>
+      <w:r>
+        <w:rPr>
+          <w:rFonts w:ascii="Times New Roman" w:hAnsi="Times New Roman" w:cs="Times New Roman"/>
+        </w:rPr>
+        <w:t xml:space="preserve"> </w:t>
+      </w:r>
+      <w:r>
+        <w:rPr>
+          <w:rFonts w:ascii="Times New Roman" w:hAnsi="Times New Roman" w:cs="Times New Roman"/>
+          <w:lang w:val="en-CA"/>
+        </w:rPr>
+        <w:t>±</w:t>
+      </w:r>
+      <w:r>
+        <w:rPr>
+          <w:rFonts w:ascii="Times New Roman" w:hAnsi="Times New Roman" w:cs="Times New Roman"/>
+          <w:lang w:val="en-CA"/>
+        </w:rPr>
+        <w:t xml:space="preserve"> </w:t>
+      </w:r>
+      <w:r>
+        <w:rPr>
+          <w:rFonts w:ascii="Times New Roman" w:hAnsi="Times New Roman" w:cs="Times New Roman"/>
+        </w:rPr>
+        <w:t>0.1</w:t>
+      </w:r>
+      <w:r>
+        <w:rPr>
+          <w:rFonts w:ascii="Times New Roman" w:hAnsi="Times New Roman" w:cs="Times New Roman"/>
+        </w:rPr>
+        <w:t xml:space="preserve">6; </w:t>
+      </w:r>
+      <w:r>
+        <w:rPr>
+          <w:rFonts w:ascii="Times New Roman" w:hAnsi="Times New Roman" w:cs="Times New Roman"/>
+        </w:rPr>
+        <w:t>28</w:t>
+      </w:r>
+      <w:r>
+        <w:rPr>
+          <w:rFonts w:ascii="Times New Roman" w:hAnsi="Times New Roman" w:cs="Times New Roman"/>
+        </w:rPr>
+        <w:t>0</w:t>
+      </w:r>
+      <w:r>
+        <w:rPr>
+          <w:rFonts w:ascii="Times New Roman" w:hAnsi="Times New Roman" w:cs="Times New Roman"/>
+        </w:rPr>
+        <w:t>% increase</w:t>
+      </w:r>
+      <w:r>
+        <w:rPr>
+          <w:rFonts w:ascii="Times New Roman" w:hAnsi="Times New Roman" w:cs="Times New Roman"/>
+        </w:rPr>
+        <w:t xml:space="preserve">) </w:t>
+      </w:r>
+      <w:r>
+        <w:rPr>
+          <w:rFonts w:ascii="Times New Roman" w:hAnsi="Times New Roman" w:cs="Times New Roman"/>
+          <w:lang w:val="en-CA"/>
+        </w:rPr>
+        <w:t>and corals (</w:t>
+      </w:r>
+      <w:r>
+        <w:rPr>
+          <w:rFonts w:ascii="Times New Roman" w:hAnsi="Times New Roman" w:cs="Times New Roman"/>
+          <w:lang w:val="en-CA"/>
+        </w:rPr>
+        <w:t>0.</w:t>
+      </w:r>
+      <w:r>
+        <w:rPr>
+          <w:rFonts w:ascii="Times New Roman" w:hAnsi="Times New Roman" w:cs="Times New Roman"/>
+          <w:lang w:val="en-CA"/>
+        </w:rPr>
+        <w:t>3</w:t>
+      </w:r>
+      <w:r>
+        <w:rPr>
+          <w:rFonts w:ascii="Times New Roman" w:hAnsi="Times New Roman" w:cs="Times New Roman"/>
+          <w:lang w:val="en-CA"/>
+        </w:rPr>
+        <w:t>7</w:t>
+      </w:r>
+      <w:r>
+        <w:rPr>
+          <w:rFonts w:ascii="Times New Roman" w:hAnsi="Times New Roman" w:cs="Times New Roman"/>
+          <w:lang w:val="en-CA"/>
+        </w:rPr>
+        <w:t xml:space="preserve"> </w:t>
+      </w:r>
+      <w:r>
+        <w:rPr>
+          <w:rFonts w:ascii="Times New Roman" w:hAnsi="Times New Roman" w:cs="Times New Roman"/>
+          <w:lang w:val="en-CA"/>
+        </w:rPr>
+        <w:t>±</w:t>
+      </w:r>
+      <w:r>
+        <w:rPr>
+          <w:rFonts w:ascii="Times New Roman" w:hAnsi="Times New Roman" w:cs="Times New Roman"/>
+          <w:lang w:val="en-CA"/>
+        </w:rPr>
+        <w:t xml:space="preserve"> </w:t>
+      </w:r>
+      <w:r>
+        <w:rPr>
+          <w:rFonts w:ascii="Times New Roman" w:hAnsi="Times New Roman" w:cs="Times New Roman"/>
+          <w:lang w:val="en-CA"/>
+        </w:rPr>
+        <w:t>0.2</w:t>
+      </w:r>
+      <w:r>
+        <w:rPr>
+          <w:rFonts w:ascii="Times New Roman" w:hAnsi="Times New Roman" w:cs="Times New Roman"/>
+          <w:lang w:val="en-CA"/>
+        </w:rPr>
+        <w:t>1</w:t>
+      </w:r>
+      <w:r>
+        <w:rPr>
+          <w:rFonts w:ascii="Times New Roman" w:hAnsi="Times New Roman" w:cs="Times New Roman"/>
+          <w:lang w:val="en-CA"/>
+        </w:rPr>
+        <w:t>; 2</w:t>
+      </w:r>
+      <w:r>
+        <w:rPr>
+          <w:rFonts w:ascii="Times New Roman" w:hAnsi="Times New Roman" w:cs="Times New Roman"/>
+          <w:lang w:val="en-CA"/>
+        </w:rPr>
+        <w:t>34</w:t>
+      </w:r>
+      <w:r>
+        <w:rPr>
+          <w:rFonts w:ascii="Times New Roman" w:hAnsi="Times New Roman" w:cs="Times New Roman"/>
+          <w:lang w:val="en-CA"/>
+        </w:rPr>
+        <w:t>%</w:t>
+      </w:r>
+      <w:r>
+        <w:rPr>
+          <w:rFonts w:ascii="Times New Roman" w:hAnsi="Times New Roman" w:cs="Times New Roman"/>
+          <w:lang w:val="en-CA"/>
+        </w:rPr>
+        <w:t xml:space="preserve">) </w:t>
+      </w:r>
+      <w:r>
+        <w:rPr>
+          <w:rFonts w:ascii="Times New Roman" w:hAnsi="Times New Roman" w:cs="Times New Roman"/>
+          <w:lang w:val="en-CA"/>
+        </w:rPr>
+        <w:t>showed the largest response</w:t>
+      </w:r>
+      <w:r>
+        <w:rPr>
+          <w:rFonts w:ascii="Times New Roman" w:hAnsi="Times New Roman" w:cs="Times New Roman"/>
+          <w:lang w:val="en-CA"/>
+        </w:rPr>
+        <w:t>s</w:t>
+      </w:r>
+      <w:r>
+        <w:rPr>
+          <w:rFonts w:ascii="Times New Roman" w:hAnsi="Times New Roman" w:cs="Times New Roman"/>
+          <w:lang w:val="en-CA"/>
+        </w:rPr>
+        <w:t>, on average,</w:t>
+      </w:r>
+      <w:r>
+        <w:rPr>
+          <w:rFonts w:ascii="Times New Roman" w:hAnsi="Times New Roman" w:cs="Times New Roman"/>
+          <w:lang w:val="en-CA"/>
+        </w:rPr>
+        <w:t xml:space="preserve"> to animal-provisioned nutrients.</w:t>
+      </w:r>
+      <w:r>
+        <w:rPr>
+          <w:rFonts w:ascii="Times New Roman" w:hAnsi="Times New Roman" w:cs="Times New Roman"/>
+          <w:lang w:val="en-CA"/>
+        </w:rPr>
+        <w:t xml:space="preserve"> </w:t>
+      </w:r>
+      <w:r>
+        <w:rPr>
+          <w:rFonts w:ascii="Times New Roman" w:hAnsi="Times New Roman" w:cs="Times New Roman"/>
+          <w:lang w:val="en-CA"/>
+        </w:rPr>
+        <w:t>Phytoplankton (</w:t>
+      </w:r>
+      <w:r>
+        <w:rPr>
+          <w:rFonts w:ascii="Times New Roman" w:hAnsi="Times New Roman" w:cs="Times New Roman"/>
+          <w:lang w:val="en-CA"/>
+        </w:rPr>
+        <w:t>0.0</w:t>
+      </w:r>
+      <w:r>
+        <w:rPr>
+          <w:rFonts w:ascii="Times New Roman" w:hAnsi="Times New Roman" w:cs="Times New Roman"/>
+          <w:lang w:val="en-CA"/>
+        </w:rPr>
+        <w:t>9</w:t>
+      </w:r>
+      <w:r>
+        <w:rPr>
+          <w:rFonts w:ascii="Times New Roman" w:hAnsi="Times New Roman" w:cs="Times New Roman"/>
+          <w:lang w:val="en-CA"/>
+        </w:rPr>
+        <w:t xml:space="preserve"> </w:t>
+      </w:r>
+      <w:r>
+        <w:rPr>
+          <w:rFonts w:ascii="Times New Roman" w:hAnsi="Times New Roman" w:cs="Times New Roman"/>
+          <w:lang w:val="en-CA"/>
+        </w:rPr>
+        <w:t>±</w:t>
+      </w:r>
+      <w:r>
+        <w:rPr>
+          <w:rFonts w:ascii="Times New Roman" w:hAnsi="Times New Roman" w:cs="Times New Roman"/>
+          <w:lang w:val="en-CA"/>
+        </w:rPr>
+        <w:t xml:space="preserve"> </w:t>
+      </w:r>
+      <w:r>
+        <w:rPr>
+          <w:rFonts w:ascii="Times New Roman" w:hAnsi="Times New Roman" w:cs="Times New Roman"/>
+          <w:lang w:val="en-CA"/>
+        </w:rPr>
+        <w:t>0.2</w:t>
+      </w:r>
+      <w:r>
+        <w:rPr>
+          <w:rFonts w:ascii="Times New Roman" w:hAnsi="Times New Roman" w:cs="Times New Roman"/>
+          <w:lang w:val="en-CA"/>
+        </w:rPr>
+        <w:t>3</w:t>
+      </w:r>
+      <w:r>
+        <w:rPr>
+          <w:rFonts w:ascii="Times New Roman" w:hAnsi="Times New Roman" w:cs="Times New Roman"/>
+          <w:lang w:val="en-CA"/>
+        </w:rPr>
+        <w:t xml:space="preserve">; </w:t>
+      </w:r>
+      <w:r>
+        <w:rPr>
+          <w:rFonts w:ascii="Times New Roman" w:hAnsi="Times New Roman" w:cs="Times New Roman"/>
+          <w:lang w:val="en-CA"/>
+        </w:rPr>
+        <w:t>12</w:t>
+      </w:r>
+      <w:r>
+        <w:rPr>
+          <w:rFonts w:ascii="Times New Roman" w:hAnsi="Times New Roman" w:cs="Times New Roman"/>
+          <w:lang w:val="en-CA"/>
+        </w:rPr>
+        <w:t>3</w:t>
+      </w:r>
+      <w:r>
+        <w:rPr>
+          <w:rFonts w:ascii="Times New Roman" w:hAnsi="Times New Roman" w:cs="Times New Roman"/>
+          <w:lang w:val="en-CA"/>
+        </w:rPr>
+        <w:t>%</w:t>
+      </w:r>
+      <w:r>
+        <w:rPr>
+          <w:rFonts w:ascii="Times New Roman" w:hAnsi="Times New Roman" w:cs="Times New Roman"/>
+          <w:lang w:val="en-CA"/>
+        </w:rPr>
+        <w:t xml:space="preserve">) and vascular </w:t>
+      </w:r>
+      <w:r>
+        <w:rPr>
+          <w:rFonts w:ascii="Times New Roman" w:hAnsi="Times New Roman" w:cs="Times New Roman"/>
+          <w:lang w:val="en-CA"/>
         </w:rPr>
         <w:lastRenderedPageBreak/>
-        <w:t xml:space="preserve">experiments </w:t>
-      </w:r>
-      <w:r>
-        <w:rPr>
-          <w:rFonts w:ascii="Times New Roman" w:hAnsi="Times New Roman" w:cs="Times New Roman"/>
-        </w:rPr>
-        <w:t xml:space="preserve">where both </w:t>
-      </w:r>
-      <w:r>
-        <w:rPr>
-          <w:rFonts w:ascii="Times New Roman" w:hAnsi="Times New Roman" w:cs="Times New Roman"/>
-        </w:rPr>
-        <w:t>consumers and producers</w:t>
-      </w:r>
-      <w:r>
-        <w:rPr>
-          <w:rFonts w:ascii="Times New Roman" w:hAnsi="Times New Roman" w:cs="Times New Roman"/>
-        </w:rPr>
-        <w:t xml:space="preserve"> were stocked</w:t>
-      </w:r>
-      <w:r>
-        <w:rPr>
-          <w:rFonts w:ascii="Times New Roman" w:hAnsi="Times New Roman" w:cs="Times New Roman"/>
-        </w:rPr>
-        <w:t xml:space="preserve"> (</w:t>
-      </w:r>
-      <w:r>
-        <w:rPr>
-          <w:rFonts w:ascii="Times New Roman" w:hAnsi="Times New Roman" w:cs="Times New Roman"/>
-        </w:rPr>
-        <w:t>1.</w:t>
-      </w:r>
-      <w:r>
-        <w:rPr>
-          <w:rFonts w:ascii="Times New Roman" w:hAnsi="Times New Roman" w:cs="Times New Roman"/>
-        </w:rPr>
-        <w:t>1</w:t>
-      </w:r>
-      <w:r>
-        <w:rPr>
-          <w:rFonts w:ascii="Times New Roman" w:hAnsi="Times New Roman" w:cs="Times New Roman"/>
-        </w:rPr>
-        <w:t xml:space="preserve">1 </w:t>
-      </w:r>
-      <w:r>
-        <w:rPr>
-          <w:rFonts w:ascii="Times New Roman" w:hAnsi="Times New Roman" w:cs="Times New Roman"/>
-          <w:lang w:val="en-CA"/>
-        </w:rPr>
-        <w:t>±</w:t>
-      </w:r>
-      <w:r>
-        <w:rPr>
-          <w:rFonts w:ascii="Times New Roman" w:hAnsi="Times New Roman" w:cs="Times New Roman"/>
-        </w:rPr>
-        <w:t xml:space="preserve"> </w:t>
-      </w:r>
-      <w:r>
-        <w:rPr>
-          <w:rFonts w:ascii="Times New Roman" w:hAnsi="Times New Roman" w:cs="Times New Roman"/>
-        </w:rPr>
-        <w:t>0.3</w:t>
-      </w:r>
-      <w:r>
-        <w:rPr>
-          <w:rFonts w:ascii="Times New Roman" w:hAnsi="Times New Roman" w:cs="Times New Roman"/>
-        </w:rPr>
-        <w:t>2</w:t>
-      </w:r>
-      <w:r>
-        <w:rPr>
-          <w:rFonts w:ascii="Times New Roman" w:hAnsi="Times New Roman" w:cs="Times New Roman"/>
-        </w:rPr>
-        <w:t>, 1</w:t>
-      </w:r>
-      <w:r>
-        <w:rPr>
-          <w:rFonts w:ascii="Times New Roman" w:hAnsi="Times New Roman" w:cs="Times New Roman"/>
-        </w:rPr>
-        <w:t>274</w:t>
-      </w:r>
-      <w:r>
-        <w:rPr>
-          <w:rFonts w:ascii="Times New Roman" w:hAnsi="Times New Roman" w:cs="Times New Roman"/>
-        </w:rPr>
-        <w:t>%;</w:t>
-      </w:r>
-      <w:r>
-        <w:rPr>
-          <w:rFonts w:ascii="Times New Roman" w:hAnsi="Times New Roman" w:cs="Times New Roman"/>
-          <w:lang w:val="en-CA"/>
-        </w:rPr>
-        <w:t xml:space="preserve"> </w:t>
-      </w:r>
-      <w:r>
-        <w:rPr>
-          <w:rFonts w:ascii="Times New Roman" w:hAnsi="Times New Roman" w:cs="Times New Roman"/>
-          <w:highlight w:val="yellow"/>
-          <w:lang w:val="en-CA"/>
-        </w:rPr>
-        <w:t xml:space="preserve">Fig. </w:t>
-      </w:r>
-      <w:r>
-        <w:rPr>
-          <w:rFonts w:ascii="Times New Roman" w:hAnsi="Times New Roman" w:cs="Times New Roman"/>
-          <w:highlight w:val="yellow"/>
-          <w:lang w:val="en-CA"/>
-        </w:rPr>
-        <w:t>3</w:t>
-      </w:r>
-      <w:r>
-        <w:rPr>
-          <w:rFonts w:ascii="Times New Roman" w:hAnsi="Times New Roman" w:cs="Times New Roman"/>
-          <w:lang w:val="en-CA"/>
-        </w:rPr>
-        <w:t xml:space="preserve">). </w:t>
-      </w:r>
-      <w:r>
-        <w:rPr>
-          <w:rFonts w:ascii="Times New Roman" w:hAnsi="Times New Roman" w:cs="Times New Roman"/>
-          <w:lang w:val="en-CA"/>
-        </w:rPr>
-        <w:t xml:space="preserve">Among </w:t>
-      </w:r>
-      <w:r>
-        <w:rPr>
-          <w:rFonts w:ascii="Times New Roman" w:hAnsi="Times New Roman" w:cs="Times New Roman"/>
-          <w:lang w:val="en-CA"/>
-        </w:rPr>
-        <w:t>primary producer</w:t>
-      </w:r>
-      <w:r>
-        <w:rPr>
-          <w:rFonts w:ascii="Times New Roman" w:hAnsi="Times New Roman" w:cs="Times New Roman"/>
-          <w:lang w:val="en-CA"/>
-        </w:rPr>
-        <w:t xml:space="preserve">s, </w:t>
-      </w:r>
-      <w:r>
-        <w:rPr>
-          <w:rFonts w:ascii="Times New Roman" w:hAnsi="Times New Roman" w:cs="Times New Roman"/>
-          <w:lang w:val="en-CA"/>
-        </w:rPr>
-        <w:t>algae responded significantly positively to provisioning (</w:t>
-      </w:r>
-      <w:r>
-        <w:rPr>
-          <w:rFonts w:ascii="Times New Roman" w:hAnsi="Times New Roman" w:cs="Times New Roman"/>
-        </w:rPr>
-        <w:t>no overlap of 95% CI with zero)</w:t>
-      </w:r>
-      <w:r>
-        <w:rPr>
-          <w:rFonts w:ascii="Times New Roman" w:hAnsi="Times New Roman" w:cs="Times New Roman"/>
-          <w:lang w:val="en-CA"/>
-        </w:rPr>
-        <w:t xml:space="preserve">, but </w:t>
-      </w:r>
-      <w:r>
-        <w:rPr>
-          <w:rFonts w:ascii="Times New Roman" w:hAnsi="Times New Roman" w:cs="Times New Roman"/>
-          <w:lang w:val="en-CA"/>
-        </w:rPr>
-        <w:t xml:space="preserve">coral, </w:t>
-      </w:r>
-      <w:r>
-        <w:rPr>
-          <w:rFonts w:ascii="Times New Roman" w:hAnsi="Times New Roman" w:cs="Times New Roman"/>
-          <w:lang w:val="en-CA"/>
-        </w:rPr>
-        <w:t>phytoplankton</w:t>
-      </w:r>
-      <w:r>
-        <w:rPr>
-          <w:rFonts w:ascii="Times New Roman" w:hAnsi="Times New Roman" w:cs="Times New Roman"/>
-          <w:lang w:val="en-CA"/>
-        </w:rPr>
-        <w:t>,</w:t>
-      </w:r>
-      <w:r>
-        <w:rPr>
-          <w:rFonts w:ascii="Times New Roman" w:hAnsi="Times New Roman" w:cs="Times New Roman"/>
-          <w:lang w:val="en-CA"/>
-        </w:rPr>
-        <w:t xml:space="preserve"> and plants did not respond significantly (</w:t>
-      </w:r>
-      <w:r>
-        <w:rPr>
-          <w:rFonts w:ascii="Times New Roman" w:hAnsi="Times New Roman" w:cs="Times New Roman"/>
-          <w:highlight w:val="yellow"/>
-          <w:lang w:val="en-CA"/>
-        </w:rPr>
-        <w:t xml:space="preserve">Fig </w:t>
-      </w:r>
-      <w:r>
-        <w:rPr>
-          <w:rFonts w:ascii="Times New Roman" w:hAnsi="Times New Roman" w:cs="Times New Roman"/>
-          <w:highlight w:val="yellow"/>
-          <w:lang w:val="en-CA"/>
-        </w:rPr>
-        <w:t>3</w:t>
-      </w:r>
-      <w:r>
-        <w:rPr>
-          <w:rFonts w:ascii="Times New Roman" w:hAnsi="Times New Roman" w:cs="Times New Roman"/>
-          <w:lang w:val="en-CA"/>
-        </w:rPr>
-        <w:t xml:space="preserve">). </w:t>
-      </w:r>
-      <w:r>
-        <w:rPr>
-          <w:rFonts w:ascii="Times New Roman" w:hAnsi="Times New Roman" w:cs="Times New Roman"/>
-          <w:lang w:val="en-CA"/>
-        </w:rPr>
-        <w:t>Algae (</w:t>
-      </w:r>
-      <w:r>
-        <w:rPr>
-          <w:rFonts w:ascii="Times New Roman" w:hAnsi="Times New Roman" w:cs="Times New Roman"/>
-        </w:rPr>
-        <w:t>0.</w:t>
-      </w:r>
-      <w:r>
-        <w:rPr>
-          <w:rFonts w:ascii="Times New Roman" w:hAnsi="Times New Roman" w:cs="Times New Roman"/>
-        </w:rPr>
-        <w:t>45</w:t>
-      </w:r>
-      <w:r>
-        <w:rPr>
-          <w:rFonts w:ascii="Times New Roman" w:hAnsi="Times New Roman" w:cs="Times New Roman"/>
-        </w:rPr>
-        <w:t xml:space="preserve"> </w:t>
-      </w:r>
-      <w:r>
-        <w:rPr>
-          <w:rFonts w:ascii="Times New Roman" w:hAnsi="Times New Roman" w:cs="Times New Roman"/>
-          <w:lang w:val="en-CA"/>
-        </w:rPr>
-        <w:t>±</w:t>
-      </w:r>
-      <w:r>
-        <w:rPr>
-          <w:rFonts w:ascii="Times New Roman" w:hAnsi="Times New Roman" w:cs="Times New Roman"/>
-          <w:lang w:val="en-CA"/>
-        </w:rPr>
-        <w:t xml:space="preserve"> </w:t>
-      </w:r>
-      <w:r>
-        <w:rPr>
-          <w:rFonts w:ascii="Times New Roman" w:hAnsi="Times New Roman" w:cs="Times New Roman"/>
-        </w:rPr>
-        <w:t>0.1</w:t>
-      </w:r>
-      <w:r>
-        <w:rPr>
-          <w:rFonts w:ascii="Times New Roman" w:hAnsi="Times New Roman" w:cs="Times New Roman"/>
-        </w:rPr>
-        <w:t xml:space="preserve">6; </w:t>
-      </w:r>
-      <w:r>
-        <w:rPr>
-          <w:rFonts w:ascii="Times New Roman" w:hAnsi="Times New Roman" w:cs="Times New Roman"/>
-        </w:rPr>
-        <w:t>28</w:t>
-      </w:r>
-      <w:r>
-        <w:rPr>
-          <w:rFonts w:ascii="Times New Roman" w:hAnsi="Times New Roman" w:cs="Times New Roman"/>
-        </w:rPr>
-        <w:t>0</w:t>
-      </w:r>
-      <w:r>
-        <w:rPr>
-          <w:rFonts w:ascii="Times New Roman" w:hAnsi="Times New Roman" w:cs="Times New Roman"/>
-        </w:rPr>
-        <w:t>% increase</w:t>
-      </w:r>
-      <w:r>
-        <w:rPr>
-          <w:rFonts w:ascii="Times New Roman" w:hAnsi="Times New Roman" w:cs="Times New Roman"/>
-        </w:rPr>
-        <w:t xml:space="preserve">) </w:t>
-      </w:r>
-      <w:r>
-        <w:rPr>
-          <w:rFonts w:ascii="Times New Roman" w:hAnsi="Times New Roman" w:cs="Times New Roman"/>
-          <w:lang w:val="en-CA"/>
-        </w:rPr>
-        <w:t>and corals (</w:t>
-      </w:r>
-      <w:r>
-        <w:rPr>
-          <w:rFonts w:ascii="Times New Roman" w:hAnsi="Times New Roman" w:cs="Times New Roman"/>
-          <w:lang w:val="en-CA"/>
-        </w:rPr>
-        <w:t>0.</w:t>
-      </w:r>
-      <w:r>
-        <w:rPr>
-          <w:rFonts w:ascii="Times New Roman" w:hAnsi="Times New Roman" w:cs="Times New Roman"/>
-          <w:lang w:val="en-CA"/>
-        </w:rPr>
-        <w:t>3</w:t>
-      </w:r>
-      <w:r>
-        <w:rPr>
-          <w:rFonts w:ascii="Times New Roman" w:hAnsi="Times New Roman" w:cs="Times New Roman"/>
-          <w:lang w:val="en-CA"/>
-        </w:rPr>
-        <w:t>7</w:t>
-      </w:r>
-      <w:r>
-        <w:rPr>
-          <w:rFonts w:ascii="Times New Roman" w:hAnsi="Times New Roman" w:cs="Times New Roman"/>
-          <w:lang w:val="en-CA"/>
-        </w:rPr>
-        <w:t xml:space="preserve"> </w:t>
-      </w:r>
-      <w:r>
-        <w:rPr>
-          <w:rFonts w:ascii="Times New Roman" w:hAnsi="Times New Roman" w:cs="Times New Roman"/>
-          <w:lang w:val="en-CA"/>
-        </w:rPr>
-        <w:t>±</w:t>
-      </w:r>
-      <w:r>
-        <w:rPr>
-          <w:rFonts w:ascii="Times New Roman" w:hAnsi="Times New Roman" w:cs="Times New Roman"/>
-          <w:lang w:val="en-CA"/>
-        </w:rPr>
-        <w:t xml:space="preserve"> </w:t>
-      </w:r>
-      <w:r>
-        <w:rPr>
-          <w:rFonts w:ascii="Times New Roman" w:hAnsi="Times New Roman" w:cs="Times New Roman"/>
-          <w:lang w:val="en-CA"/>
-        </w:rPr>
-        <w:t>0.2</w:t>
-      </w:r>
-      <w:r>
-        <w:rPr>
-          <w:rFonts w:ascii="Times New Roman" w:hAnsi="Times New Roman" w:cs="Times New Roman"/>
-          <w:lang w:val="en-CA"/>
-        </w:rPr>
-        <w:t>1</w:t>
-      </w:r>
-      <w:r>
-        <w:rPr>
-          <w:rFonts w:ascii="Times New Roman" w:hAnsi="Times New Roman" w:cs="Times New Roman"/>
-          <w:lang w:val="en-CA"/>
-        </w:rPr>
-        <w:t>; 2</w:t>
-      </w:r>
-      <w:r>
-        <w:rPr>
-          <w:rFonts w:ascii="Times New Roman" w:hAnsi="Times New Roman" w:cs="Times New Roman"/>
-          <w:lang w:val="en-CA"/>
-        </w:rPr>
-        <w:t>34</w:t>
-      </w:r>
-      <w:r>
-        <w:rPr>
-          <w:rFonts w:ascii="Times New Roman" w:hAnsi="Times New Roman" w:cs="Times New Roman"/>
-          <w:lang w:val="en-CA"/>
-        </w:rPr>
-        <w:t>%</w:t>
-      </w:r>
-      <w:r>
-        <w:rPr>
-          <w:rFonts w:ascii="Times New Roman" w:hAnsi="Times New Roman" w:cs="Times New Roman"/>
-          <w:lang w:val="en-CA"/>
-        </w:rPr>
-        <w:t xml:space="preserve">) </w:t>
-      </w:r>
-      <w:r>
-        <w:rPr>
-          <w:rFonts w:ascii="Times New Roman" w:hAnsi="Times New Roman" w:cs="Times New Roman"/>
-          <w:lang w:val="en-CA"/>
-        </w:rPr>
-        <w:t>showed the largest response</w:t>
-      </w:r>
-      <w:r>
-        <w:rPr>
-          <w:rFonts w:ascii="Times New Roman" w:hAnsi="Times New Roman" w:cs="Times New Roman"/>
-          <w:lang w:val="en-CA"/>
-        </w:rPr>
-        <w:t>s</w:t>
-      </w:r>
-      <w:r>
-        <w:rPr>
-          <w:rFonts w:ascii="Times New Roman" w:hAnsi="Times New Roman" w:cs="Times New Roman"/>
-          <w:lang w:val="en-CA"/>
-        </w:rPr>
-        <w:t>, on average,</w:t>
-      </w:r>
-      <w:r>
-        <w:rPr>
-          <w:rFonts w:ascii="Times New Roman" w:hAnsi="Times New Roman" w:cs="Times New Roman"/>
-          <w:lang w:val="en-CA"/>
-        </w:rPr>
-        <w:t xml:space="preserve"> to animal-provisioned nutrients.</w:t>
-      </w:r>
-      <w:r>
-        <w:rPr>
-          <w:rFonts w:ascii="Times New Roman" w:hAnsi="Times New Roman" w:cs="Times New Roman"/>
-          <w:lang w:val="en-CA"/>
-        </w:rPr>
-        <w:t xml:space="preserve"> </w:t>
-      </w:r>
-      <w:r>
-        <w:rPr>
-          <w:rFonts w:ascii="Times New Roman" w:hAnsi="Times New Roman" w:cs="Times New Roman"/>
-          <w:lang w:val="en-CA"/>
-        </w:rPr>
-        <w:t>Phytoplankton (</w:t>
-      </w:r>
-      <w:r>
-        <w:rPr>
-          <w:rFonts w:ascii="Times New Roman" w:hAnsi="Times New Roman" w:cs="Times New Roman"/>
-          <w:lang w:val="en-CA"/>
-        </w:rPr>
-        <w:t>0.0</w:t>
-      </w:r>
-      <w:r>
-        <w:rPr>
-          <w:rFonts w:ascii="Times New Roman" w:hAnsi="Times New Roman" w:cs="Times New Roman"/>
-          <w:lang w:val="en-CA"/>
-        </w:rPr>
-        <w:t>9</w:t>
-      </w:r>
-      <w:r>
-        <w:rPr>
-          <w:rFonts w:ascii="Times New Roman" w:hAnsi="Times New Roman" w:cs="Times New Roman"/>
-          <w:lang w:val="en-CA"/>
-        </w:rPr>
-        <w:t xml:space="preserve"> </w:t>
-      </w:r>
-      <w:r>
-        <w:rPr>
-          <w:rFonts w:ascii="Times New Roman" w:hAnsi="Times New Roman" w:cs="Times New Roman"/>
-          <w:lang w:val="en-CA"/>
-        </w:rPr>
-        <w:t>±</w:t>
-      </w:r>
-      <w:r>
-        <w:rPr>
-          <w:rFonts w:ascii="Times New Roman" w:hAnsi="Times New Roman" w:cs="Times New Roman"/>
-          <w:lang w:val="en-CA"/>
-        </w:rPr>
-        <w:t xml:space="preserve"> </w:t>
-      </w:r>
-      <w:r>
-        <w:rPr>
-          <w:rFonts w:ascii="Times New Roman" w:hAnsi="Times New Roman" w:cs="Times New Roman"/>
-          <w:lang w:val="en-CA"/>
-        </w:rPr>
-        <w:t>0.2</w:t>
-      </w:r>
-      <w:r>
-        <w:rPr>
-          <w:rFonts w:ascii="Times New Roman" w:hAnsi="Times New Roman" w:cs="Times New Roman"/>
-          <w:lang w:val="en-CA"/>
-        </w:rPr>
-        <w:t>3</w:t>
-      </w:r>
-      <w:r>
-        <w:rPr>
-          <w:rFonts w:ascii="Times New Roman" w:hAnsi="Times New Roman" w:cs="Times New Roman"/>
-          <w:lang w:val="en-CA"/>
-        </w:rPr>
-        <w:t xml:space="preserve">; </w:t>
-      </w:r>
-      <w:r>
-        <w:rPr>
-          <w:rFonts w:ascii="Times New Roman" w:hAnsi="Times New Roman" w:cs="Times New Roman"/>
-          <w:lang w:val="en-CA"/>
-        </w:rPr>
-        <w:t>12</w:t>
-      </w:r>
-      <w:r>
-        <w:rPr>
-          <w:rFonts w:ascii="Times New Roman" w:hAnsi="Times New Roman" w:cs="Times New Roman"/>
-          <w:lang w:val="en-CA"/>
-        </w:rPr>
-        <w:t>3</w:t>
-      </w:r>
-      <w:r>
-        <w:rPr>
-          <w:rFonts w:ascii="Times New Roman" w:hAnsi="Times New Roman" w:cs="Times New Roman"/>
-          <w:lang w:val="en-CA"/>
-        </w:rPr>
-        <w:t>%</w:t>
-      </w:r>
-      <w:r>
-        <w:rPr>
-          <w:rFonts w:ascii="Times New Roman" w:hAnsi="Times New Roman" w:cs="Times New Roman"/>
-          <w:lang w:val="en-CA"/>
-        </w:rPr>
-        <w:t>) and vascular plants (</w:t>
+        <w:t>plants (</w:t>
       </w:r>
       <w:r>
         <w:rPr>
@@ -24653,19 +24695,19 @@
         </w:rPr>
         <w:t xml:space="preserve"> </w:t>
       </w:r>
-      <w:commentRangeStart w:id="67"/>
+      <w:commentRangeStart w:id="72"/>
       <w:r>
         <w:rPr>
           <w:rFonts w:ascii="Times New Roman" w:hAnsi="Times New Roman" w:cs="Times New Roman"/>
         </w:rPr>
         <w:t>Effect</w:t>
       </w:r>
-      <w:commentRangeEnd w:id="67"/>
+      <w:commentRangeEnd w:id="72"/>
       <w:r>
         <w:rPr>
           <w:rStyle w:val="CommentReference"/>
         </w:rPr>
-        <w:commentReference w:id="67"/>
+        <w:commentReference w:id="72"/>
       </w:r>
       <w:r>
         <w:rPr>
@@ -24826,15 +24868,7 @@
           <w:rFonts w:ascii="Times New Roman" w:hAnsi="Times New Roman" w:cs="Times New Roman"/>
           <w:lang w:val="en-CA"/>
         </w:rPr>
-        <w:t xml:space="preserve">surrounded by 95% confidence </w:t>
-      </w:r>
-      <w:r>
-        <w:rPr>
-          <w:rFonts w:ascii="Times New Roman" w:hAnsi="Times New Roman" w:cs="Times New Roman"/>
-          <w:lang w:val="en-CA"/>
-        </w:rPr>
-        <w:lastRenderedPageBreak/>
-        <w:t xml:space="preserve">intervals derived from </w:t>
+        <w:t xml:space="preserve">surrounded by 95% confidence intervals derived from </w:t>
       </w:r>
       <w:r>
         <w:rPr>
@@ -24919,19 +24953,19 @@
         </w:rPr>
         <w:t xml:space="preserve">Table S6: Model output for background nutrients </w:t>
       </w:r>
-      <w:commentRangeStart w:id="68"/>
+      <w:commentRangeStart w:id="73"/>
       <w:r>
         <w:rPr>
           <w:rFonts w:ascii="Times New Roman" w:hAnsi="Times New Roman" w:cs="Times New Roman"/>
         </w:rPr>
         <w:t>model</w:t>
       </w:r>
-      <w:commentRangeEnd w:id="68"/>
+      <w:commentRangeEnd w:id="73"/>
       <w:r>
         <w:rPr>
           <w:rStyle w:val="CommentReference"/>
         </w:rPr>
-        <w:commentReference w:id="68"/>
+        <w:commentReference w:id="73"/>
       </w:r>
     </w:p>
     <w:tbl>
@@ -25233,6 +25267,7 @@
               <w:rPr>
                 <w:rFonts w:ascii="Times New Roman" w:hAnsi="Times New Roman" w:cs="Times New Roman"/>
               </w:rPr>
+              <w:lastRenderedPageBreak/>
               <w:t>Nut_stand</w:t>
             </w:r>
             <w:proofErr w:type="spellEnd"/>
@@ -26763,7 +26798,7 @@
         </w:rPr>
         <w:t xml:space="preserve">evidence of differences between </w:t>
       </w:r>
-      <w:commentRangeStart w:id="69"/>
+      <w:commentRangeStart w:id="74"/>
       <w:r>
         <w:rPr>
           <w:rFonts w:ascii="Times New Roman" w:hAnsi="Times New Roman" w:cs="Times New Roman"/>
@@ -26771,12 +26806,12 @@
         </w:rPr>
         <w:t>subgroups</w:t>
       </w:r>
-      <w:commentRangeEnd w:id="69"/>
+      <w:commentRangeEnd w:id="74"/>
       <w:r>
         <w:rPr>
           <w:rStyle w:val="CommentReference"/>
         </w:rPr>
-        <w:commentReference w:id="69"/>
+        <w:commentReference w:id="74"/>
       </w:r>
       <w:r>
         <w:rPr>
@@ -30858,7 +30893,7 @@
           <w:bCs/>
         </w:rPr>
       </w:pPr>
-      <w:commentRangeStart w:id="70"/>
+      <w:commentRangeStart w:id="75"/>
       <w:r>
         <w:rPr>
           <w:rFonts w:ascii="Times New Roman" w:hAnsi="Times New Roman" w:cs="Times New Roman"/>
@@ -30866,16 +30901,32 @@
           <w:bCs/>
         </w:rPr>
         <w:lastRenderedPageBreak/>
-        <w:t>Discussion</w:t>
-      </w:r>
-      <w:commentRangeEnd w:id="70"/>
+        <w:t>Discuss</w:t>
+      </w:r>
+      <w:commentRangeStart w:id="76"/>
+      <w:r>
+        <w:rPr>
+          <w:rFonts w:ascii="Times New Roman" w:hAnsi="Times New Roman" w:cs="Times New Roman"/>
+          <w:b/>
+          <w:bCs/>
+        </w:rPr>
+        <w:t>ion</w:t>
+      </w:r>
+      <w:commentRangeEnd w:id="75"/>
       <w:r>
         <w:rPr>
           <w:rStyle w:val="CommentReference"/>
           <w:b/>
           <w:bCs/>
         </w:rPr>
-        <w:commentReference w:id="70"/>
+        <w:commentReference w:id="75"/>
+      </w:r>
+      <w:commentRangeEnd w:id="76"/>
+      <w:r>
+        <w:rPr>
+          <w:rStyle w:val="CommentReference"/>
+        </w:rPr>
+        <w:commentReference w:id="76"/>
       </w:r>
     </w:p>
     <w:p>
@@ -30891,7 +30942,7 @@
         </w:rPr>
         <w:t>Overall, we found a consistently positive effect of animal-provisioned nutrients on the growth and performance of primary producers across studies</w:t>
       </w:r>
-      <w:ins w:id="71" w:author="Em Lim" w:date="2023-04-27T13:23:00Z">
+      <w:ins w:id="77" w:author="Em Lim" w:date="2023-04-27T13:23:00Z">
         <w:r>
           <w:rPr>
             <w:rFonts w:ascii="Times New Roman" w:hAnsi="Times New Roman" w:cs="Times New Roman"/>
@@ -31262,7 +31313,7 @@
       <w:pPr>
         <w:spacing w:line="360" w:lineRule="auto"/>
         <w:rPr>
-          <w:ins w:id="72" w:author="Isabelle Cote" w:date="2023-04-26T14:43:00Z"/>
+          <w:ins w:id="78" w:author="Isabelle Cote" w:date="2023-04-26T14:43:00Z"/>
           <w:rFonts w:ascii="Times New Roman" w:hAnsi="Times New Roman" w:cs="Times New Roman"/>
         </w:rPr>
       </w:pPr>
@@ -31274,7 +31325,7 @@
           <w:rFonts w:ascii="Times New Roman" w:hAnsi="Times New Roman" w:cs="Times New Roman"/>
         </w:rPr>
       </w:pPr>
-      <w:ins w:id="73" w:author="Isabelle Cote" w:date="2023-04-26T14:43:00Z">
+      <w:ins w:id="79" w:author="Isabelle Cote" w:date="2023-04-26T14:43:00Z">
         <w:r>
           <w:rPr>
             <w:rFonts w:ascii="Times New Roman" w:hAnsi="Times New Roman" w:cs="Times New Roman"/>
@@ -31282,7 +31333,7 @@
           <w:t>This paragraph: The hypothesis under test (latitude</w:t>
         </w:r>
       </w:ins>
-      <w:ins w:id="74" w:author="Isabelle Cote" w:date="2023-04-26T14:44:00Z">
+      <w:ins w:id="80" w:author="Isabelle Cote" w:date="2023-04-26T14:44:00Z">
         <w:r>
           <w:rPr>
             <w:rFonts w:ascii="Times New Roman" w:hAnsi="Times New Roman" w:cs="Times New Roman"/>
@@ -31290,7 +31341,7 @@
           <w:t>)</w:t>
         </w:r>
       </w:ins>
-      <w:ins w:id="75" w:author="Isabelle Cote" w:date="2023-04-26T14:48:00Z">
+      <w:ins w:id="81" w:author="Isabelle Cote" w:date="2023-04-26T14:48:00Z">
         <w:r>
           <w:rPr>
             <w:rFonts w:ascii="Times New Roman" w:hAnsi="Times New Roman" w:cs="Times New Roman"/>
@@ -31459,19 +31510,19 @@
         </w:rPr>
         <w:t xml:space="preserve"> found similar impacts of fertilization on productivity between temperate rocky reefs and coral reefs. </w:t>
       </w:r>
-      <w:commentRangeStart w:id="76"/>
+      <w:commentRangeStart w:id="82"/>
       <w:r>
         <w:rPr>
           <w:rFonts w:ascii="Times New Roman" w:hAnsi="Times New Roman" w:cs="Times New Roman"/>
         </w:rPr>
         <w:t xml:space="preserve">–need more here-- </w:t>
       </w:r>
-      <w:commentRangeEnd w:id="76"/>
+      <w:commentRangeEnd w:id="82"/>
       <w:r>
         <w:rPr>
           <w:rStyle w:val="CommentReference"/>
         </w:rPr>
-        <w:commentReference w:id="76"/>
+        <w:commentReference w:id="82"/>
       </w:r>
     </w:p>
     <w:p>
@@ -31479,7 +31530,7 @@
         <w:spacing w:line="360" w:lineRule="auto"/>
         <w:ind w:firstLine="720"/>
         <w:rPr>
-          <w:ins w:id="77" w:author="Isabelle Cote" w:date="2023-04-26T14:45:00Z"/>
+          <w:ins w:id="83" w:author="Isabelle Cote" w:date="2023-04-26T14:45:00Z"/>
           <w:rFonts w:ascii="Times New Roman" w:hAnsi="Times New Roman" w:cs="Times New Roman"/>
         </w:rPr>
       </w:pPr>
@@ -31491,7 +31542,7 @@
           <w:rFonts w:ascii="Times New Roman" w:hAnsi="Times New Roman" w:cs="Times New Roman"/>
         </w:rPr>
       </w:pPr>
-      <w:ins w:id="78" w:author="Isabelle Cote" w:date="2023-04-26T14:45:00Z">
+      <w:ins w:id="84" w:author="Isabelle Cote" w:date="2023-04-26T14:45:00Z">
         <w:r>
           <w:rPr>
             <w:rFonts w:ascii="Times New Roman" w:hAnsi="Times New Roman" w:cs="Times New Roman"/>
@@ -31499,7 +31550,7 @@
           <w:t>This paragraph: background nutrients</w:t>
         </w:r>
       </w:ins>
-      <w:ins w:id="79" w:author="Isabelle Cote" w:date="2023-04-26T14:48:00Z">
+      <w:ins w:id="85" w:author="Isabelle Cote" w:date="2023-04-26T14:48:00Z">
         <w:r>
           <w:rPr>
             <w:rFonts w:ascii="Times New Roman" w:hAnsi="Times New Roman" w:cs="Times New Roman"/>
@@ -31513,7 +31564,7 @@
         <w:spacing w:line="360" w:lineRule="auto"/>
         <w:ind w:firstLine="720"/>
         <w:rPr>
-          <w:ins w:id="80" w:author="Isabelle Cote" w:date="2023-04-26T14:52:00Z"/>
+          <w:ins w:id="86" w:author="Isabelle Cote" w:date="2023-04-26T14:52:00Z"/>
           <w:rFonts w:ascii="Times New Roman" w:hAnsi="Times New Roman" w:cs="Times New Roman"/>
         </w:rPr>
       </w:pPr>
@@ -31523,7 +31574,7 @@
         </w:rPr>
         <w:t xml:space="preserve">One </w:t>
       </w:r>
-      <w:del w:id="81" w:author="Isabelle Cote" w:date="2023-04-26T14:47:00Z">
+      <w:del w:id="87" w:author="Isabelle Cote" w:date="2023-04-26T14:47:00Z">
         <w:r>
           <w:rPr>
             <w:rFonts w:ascii="Times New Roman" w:hAnsi="Times New Roman" w:cs="Times New Roman"/>
@@ -31562,7 +31613,7 @@
         <w:t xml:space="preserve">ecosystems. In tropical waters, external nutrients from run-off, atmospheric fixation, and upwelling provide less than X% </w:t>
       </w:r>
       <w:proofErr w:type="gramStart"/>
-      <w:ins w:id="82" w:author="Isabelle Cote" w:date="2023-04-26T14:49:00Z">
+      <w:ins w:id="88" w:author="Isabelle Cote" w:date="2023-04-26T14:49:00Z">
         <w:r>
           <w:rPr>
             <w:rFonts w:ascii="Times New Roman" w:hAnsi="Times New Roman" w:cs="Times New Roman"/>
@@ -31705,19 +31756,19 @@
         </w:rPr>
         <w:t xml:space="preserve"> </w:t>
       </w:r>
-      <w:commentRangeStart w:id="83"/>
+      <w:commentRangeStart w:id="89"/>
       <w:r>
         <w:rPr>
           <w:rFonts w:ascii="Times New Roman" w:hAnsi="Times New Roman" w:cs="Times New Roman"/>
         </w:rPr>
         <w:t>so</w:t>
       </w:r>
-      <w:commentRangeEnd w:id="83"/>
+      <w:commentRangeEnd w:id="89"/>
       <w:r>
         <w:rPr>
           <w:rStyle w:val="CommentReference"/>
         </w:rPr>
-        <w:commentReference w:id="83"/>
+        <w:commentReference w:id="89"/>
       </w:r>
       <w:r>
         <w:rPr>
@@ -31749,19 +31800,19 @@
         </w:rPr>
         <w:t xml:space="preserve">on the effect of CNC on </w:t>
       </w:r>
-      <w:commentRangeStart w:id="84"/>
+      <w:commentRangeStart w:id="90"/>
       <w:r>
         <w:rPr>
           <w:rFonts w:ascii="Times New Roman" w:hAnsi="Times New Roman" w:cs="Times New Roman"/>
         </w:rPr>
         <w:t>productivity</w:t>
       </w:r>
-      <w:commentRangeEnd w:id="84"/>
+      <w:commentRangeEnd w:id="90"/>
       <w:r>
         <w:rPr>
           <w:rStyle w:val="CommentReference"/>
         </w:rPr>
-        <w:commentReference w:id="84"/>
+        <w:commentReference w:id="90"/>
       </w:r>
       <w:r>
         <w:rPr>
@@ -32012,14 +32063,14 @@
         </w:rPr>
         <w:t>in nutrient-replete waters</w:t>
       </w:r>
-      <w:ins w:id="85" w:author="Isabelle Cote" w:date="2023-04-26T15:09:00Z">
+      <w:ins w:id="91" w:author="Isabelle Cote" w:date="2023-04-26T15:09:00Z">
         <w:r>
           <w:rPr>
             <w:rFonts w:ascii="Times New Roman" w:hAnsi="Times New Roman" w:cs="Times New Roman"/>
           </w:rPr>
           <w:t xml:space="preserve">, although the high variability </w:t>
         </w:r>
-        <w:commentRangeStart w:id="86"/>
+        <w:commentRangeStart w:id="92"/>
         <w:r>
           <w:rPr>
             <w:rFonts w:ascii="Times New Roman" w:hAnsi="Times New Roman" w:cs="Times New Roman"/>
@@ -32027,16 +32078,16 @@
           <w:t>in</w:t>
         </w:r>
       </w:ins>
-      <w:commentRangeEnd w:id="86"/>
-      <w:ins w:id="87" w:author="Isabelle Cote" w:date="2023-04-26T15:10:00Z">
+      <w:commentRangeEnd w:id="92"/>
+      <w:ins w:id="93" w:author="Isabelle Cote" w:date="2023-04-26T15:10:00Z">
         <w:r>
           <w:rPr>
             <w:rStyle w:val="CommentReference"/>
           </w:rPr>
-          <w:commentReference w:id="86"/>
+          <w:commentReference w:id="92"/>
         </w:r>
       </w:ins>
-      <w:ins w:id="88" w:author="Isabelle Cote" w:date="2023-04-26T15:09:00Z">
+      <w:ins w:id="94" w:author="Isabelle Cote" w:date="2023-04-26T15:09:00Z">
         <w:r>
           <w:rPr>
             <w:rFonts w:ascii="Times New Roman" w:hAnsi="Times New Roman" w:cs="Times New Roman"/>
@@ -32044,7 +32095,7 @@
           <w:t xml:space="preserve"> our da</w:t>
         </w:r>
       </w:ins>
-      <w:ins w:id="89" w:author="Isabelle Cote" w:date="2023-04-26T15:10:00Z">
+      <w:ins w:id="95" w:author="Isabelle Cote" w:date="2023-04-26T15:10:00Z">
         <w:r>
           <w:rPr>
             <w:rFonts w:ascii="Times New Roman" w:hAnsi="Times New Roman" w:cs="Times New Roman"/>
@@ -32059,7 +32110,7 @@
           <w:t>…</w:t>
         </w:r>
       </w:ins>
-      <w:ins w:id="90" w:author="Isabelle Cote" w:date="2023-04-26T15:09:00Z">
+      <w:ins w:id="96" w:author="Isabelle Cote" w:date="2023-04-26T15:09:00Z">
         <w:r>
           <w:rPr>
             <w:rFonts w:ascii="Times New Roman" w:hAnsi="Times New Roman" w:cs="Times New Roman"/>
@@ -32079,7 +32130,7 @@
       <w:pPr>
         <w:spacing w:line="360" w:lineRule="auto"/>
         <w:rPr>
-          <w:ins w:id="91" w:author="Isabelle Cote" w:date="2023-04-26T14:47:00Z"/>
+          <w:ins w:id="97" w:author="Isabelle Cote" w:date="2023-04-26T14:47:00Z"/>
           <w:rFonts w:ascii="Times New Roman" w:hAnsi="Times New Roman" w:cs="Times New Roman"/>
         </w:rPr>
       </w:pPr>
@@ -32092,7 +32143,7 @@
           <w:rFonts w:ascii="Times New Roman" w:hAnsi="Times New Roman" w:cs="Times New Roman"/>
         </w:rPr>
       </w:pPr>
-      <w:commentRangeStart w:id="92"/>
+      <w:commentRangeStart w:id="98"/>
       <w:r>
         <w:rPr>
           <w:rFonts w:ascii="Times New Roman" w:hAnsi="Times New Roman" w:cs="Times New Roman"/>
@@ -32261,12 +32312,12 @@
         </w:rPr>
         <w:t xml:space="preserve">. Therefore, if we assume the effect of CNC is high in the tropics because of low nutrients, we shouldn’t be surprised to see large effects of CNC in temperate areas which also undergo nutrient limitation. Further, even when nitrate-replete, high flow conditions, we still see large effects of CNC. Therefore, perhaps it is not the level of external nutrient input that determines the effect of CNC on producers. </w:t>
       </w:r>
-      <w:commentRangeEnd w:id="92"/>
+      <w:commentRangeEnd w:id="98"/>
       <w:r>
         <w:rPr>
           <w:rStyle w:val="CommentReference"/>
         </w:rPr>
-        <w:commentReference w:id="92"/>
+        <w:commentReference w:id="98"/>
       </w:r>
     </w:p>
     <w:p>
@@ -32295,7 +32346,7 @@
           <w:rFonts w:ascii="Times New Roman" w:hAnsi="Times New Roman" w:cs="Times New Roman"/>
         </w:rPr>
       </w:pPr>
-      <w:commentRangeStart w:id="93"/>
+      <w:commentRangeStart w:id="99"/>
       <w:r>
         <w:rPr>
           <w:rFonts w:ascii="Times New Roman" w:hAnsi="Times New Roman" w:cs="Times New Roman"/>
@@ -32390,19 +32441,19 @@
         </w:rPr>
         <w:t xml:space="preserve">. Further, once nitrate is inside the cell, it requires conversion to ammonium before it can be assimilated as amino acids. Therefore, increases in ammonium may bolster productivity even in the presence of abundant nitrate, as ammonium is less energetically costly to uptake and assimilate than nitrate. </w:t>
       </w:r>
-      <w:commentRangeEnd w:id="93"/>
+      <w:commentRangeEnd w:id="99"/>
       <w:r>
         <w:rPr>
           <w:rStyle w:val="CommentReference"/>
         </w:rPr>
-        <w:commentReference w:id="93"/>
+        <w:commentReference w:id="99"/>
       </w:r>
     </w:p>
     <w:p>
       <w:pPr>
         <w:spacing w:line="360" w:lineRule="auto"/>
         <w:rPr>
-          <w:ins w:id="94" w:author="Isabelle Cote" w:date="2023-04-26T15:11:00Z"/>
+          <w:ins w:id="100" w:author="Isabelle Cote" w:date="2023-04-26T15:11:00Z"/>
           <w:rFonts w:ascii="Times New Roman" w:hAnsi="Times New Roman" w:cs="Times New Roman"/>
         </w:rPr>
       </w:pPr>
@@ -32414,7 +32465,7 @@
           <w:rFonts w:ascii="Times New Roman" w:hAnsi="Times New Roman" w:cs="Times New Roman"/>
         </w:rPr>
       </w:pPr>
-      <w:ins w:id="95" w:author="Isabelle Cote" w:date="2023-04-26T15:11:00Z">
+      <w:ins w:id="101" w:author="Isabelle Cote" w:date="2023-04-26T15:11:00Z">
         <w:r>
           <w:rPr>
             <w:rFonts w:ascii="Times New Roman" w:hAnsi="Times New Roman" w:cs="Times New Roman"/>
@@ -32422,7 +32473,7 @@
           <w:t>You need one or two short paragraph</w:t>
         </w:r>
       </w:ins>
-      <w:ins w:id="96" w:author="Isabelle Cote" w:date="2023-04-26T15:12:00Z">
+      <w:ins w:id="102" w:author="Isabelle Cote" w:date="2023-04-26T15:12:00Z">
         <w:r>
           <w:rPr>
             <w:rFonts w:ascii="Times New Roman" w:hAnsi="Times New Roman" w:cs="Times New Roman"/>
@@ -32430,7 +32481,7 @@
           <w:t xml:space="preserve">s here to address the results of the </w:t>
         </w:r>
       </w:ins>
-      <w:ins w:id="97" w:author="Em Lim" w:date="2023-04-27T13:37:00Z">
+      <w:ins w:id="103" w:author="Em Lim" w:date="2023-04-27T13:37:00Z">
         <w:r>
           <w:rPr>
             <w:rFonts w:ascii="Times New Roman" w:hAnsi="Times New Roman" w:cs="Times New Roman"/>
@@ -32438,7 +32489,7 @@
           <w:t xml:space="preserve">temp model, </w:t>
         </w:r>
       </w:ins>
-      <w:ins w:id="98" w:author="Isabelle Cote" w:date="2023-04-26T15:12:00Z">
+      <w:ins w:id="104" w:author="Isabelle Cote" w:date="2023-04-26T15:12:00Z">
         <w:r>
           <w:rPr>
             <w:rFonts w:ascii="Times New Roman" w:hAnsi="Times New Roman" w:cs="Times New Roman"/>
@@ -32446,7 +32497,7 @@
           <w:t>experimental and taxonomic differences/similarity, which will wrap up the direct discussion of the results, allowing you to move on to more general dis</w:t>
         </w:r>
       </w:ins>
-      <w:ins w:id="99" w:author="Isabelle Cote" w:date="2023-04-26T15:13:00Z">
+      <w:ins w:id="105" w:author="Isabelle Cote" w:date="2023-04-26T15:13:00Z">
         <w:r>
           <w:rPr>
             <w:rFonts w:ascii="Times New Roman" w:hAnsi="Times New Roman" w:cs="Times New Roman"/>
@@ -32515,7 +32566,7 @@
         </w:rPr>
         <w:t xml:space="preserve"> in the tropics. </w:t>
       </w:r>
-      <w:commentRangeStart w:id="100"/>
+      <w:commentRangeStart w:id="106"/>
       <w:proofErr w:type="spellStart"/>
       <w:r>
         <w:rPr>
@@ -32536,12 +32587,12 @@
         </w:rPr>
         <w:t xml:space="preserve"> </w:t>
       </w:r>
-      <w:commentRangeEnd w:id="100"/>
+      <w:commentRangeEnd w:id="106"/>
       <w:r>
         <w:rPr>
           <w:rStyle w:val="CommentReference"/>
         </w:rPr>
-        <w:commentReference w:id="100"/>
+        <w:commentReference w:id="106"/>
       </w:r>
       <w:r>
         <w:rPr>
@@ -32585,7 +32636,7 @@
         </w:rPr>
         <w:t xml:space="preserve">transform entire environments. In the </w:t>
       </w:r>
-      <w:commentRangeStart w:id="101"/>
+      <w:commentRangeStart w:id="107"/>
       <w:r>
         <w:rPr>
           <w:rFonts w:ascii="Times New Roman" w:hAnsi="Times New Roman" w:cs="Times New Roman"/>
@@ -32604,12 +32655,12 @@
         </w:rPr>
         <w:t>tic</w:t>
       </w:r>
-      <w:commentRangeEnd w:id="101"/>
+      <w:commentRangeEnd w:id="107"/>
       <w:r>
         <w:rPr>
           <w:rStyle w:val="CommentReference"/>
         </w:rPr>
-        <w:commentReference w:id="101"/>
+        <w:commentReference w:id="107"/>
       </w:r>
       <w:r>
         <w:rPr>
@@ -32677,19 +32728,19 @@
         </w:rPr>
         <w:t xml:space="preserve">food webs, geophysical processes, and </w:t>
       </w:r>
-      <w:commentRangeStart w:id="102"/>
+      <w:commentRangeStart w:id="108"/>
       <w:r>
         <w:rPr>
           <w:rFonts w:ascii="Times New Roman" w:hAnsi="Times New Roman" w:cs="Times New Roman"/>
         </w:rPr>
         <w:t>more</w:t>
       </w:r>
-      <w:commentRangeEnd w:id="102"/>
+      <w:commentRangeEnd w:id="108"/>
       <w:r>
         <w:rPr>
           <w:rStyle w:val="CommentReference"/>
         </w:rPr>
-        <w:commentReference w:id="102"/>
+        <w:commentReference w:id="108"/>
       </w:r>
       <w:r>
         <w:rPr>
@@ -32849,7 +32900,7 @@
         </w:rPr>
         <w:t xml:space="preserve">. </w:t>
       </w:r>
-      <w:commentRangeStart w:id="103"/>
+      <w:commentRangeStart w:id="109"/>
       <w:r>
         <w:rPr>
           <w:rFonts w:ascii="Times New Roman" w:hAnsi="Times New Roman" w:cs="Times New Roman"/>
@@ -32894,12 +32945,12 @@
         </w:rPr>
         <w:t>.</w:t>
       </w:r>
-      <w:commentRangeEnd w:id="103"/>
+      <w:commentRangeEnd w:id="109"/>
       <w:r>
         <w:rPr>
           <w:rStyle w:val="CommentReference"/>
         </w:rPr>
-        <w:commentReference w:id="103"/>
+        <w:commentReference w:id="109"/>
       </w:r>
       <w:r>
         <w:rPr>
@@ -33230,8 +33281,8 @@
         </w:rPr>
         <w:t xml:space="preserve">nitrogen sites. Our studies were strongly biased towards North American and European countries, which was likely a combined effect of the databases used in our literature search and the </w:t>
       </w:r>
-      <w:commentRangeStart w:id="104"/>
-      <w:ins w:id="105" w:author="Isabelle Cote" w:date="2023-04-26T16:06:00Z">
+      <w:commentRangeStart w:id="110"/>
+      <w:ins w:id="111" w:author="Isabelle Cote" w:date="2023-04-26T16:06:00Z">
         <w:r>
           <w:rPr>
             <w:rFonts w:ascii="Times New Roman" w:hAnsi="Times New Roman" w:cs="Times New Roman"/>
@@ -33239,7 +33290,7 @@
           <w:t>search</w:t>
         </w:r>
       </w:ins>
-      <w:ins w:id="106" w:author="Isabelle Cote" w:date="2023-04-26T16:07:00Z">
+      <w:ins w:id="112" w:author="Isabelle Cote" w:date="2023-04-26T16:07:00Z">
         <w:r>
           <w:rPr>
             <w:rFonts w:ascii="Times New Roman" w:hAnsi="Times New Roman" w:cs="Times New Roman"/>
@@ -33247,12 +33298,12 @@
           <w:t xml:space="preserve"> and </w:t>
         </w:r>
       </w:ins>
-      <w:commentRangeEnd w:id="104"/>
+      <w:commentRangeEnd w:id="110"/>
       <w:r>
         <w:rPr>
           <w:rStyle w:val="CommentReference"/>
         </w:rPr>
-        <w:commentReference w:id="104"/>
+        <w:commentReference w:id="110"/>
       </w:r>
       <w:r>
         <w:rPr>
@@ -33379,7 +33430,7 @@
         </w:rPr>
         <w:t>scale variables</w:t>
       </w:r>
-      <w:ins w:id="107" w:author="Isabelle Cote" w:date="2023-04-26T16:09:00Z">
+      <w:ins w:id="113" w:author="Isabelle Cote" w:date="2023-04-26T16:09:00Z">
         <w:r>
           <w:rPr>
             <w:rFonts w:ascii="Times New Roman" w:hAnsi="Times New Roman" w:cs="Times New Roman"/>
@@ -33436,19 +33487,19 @@
         </w:rPr>
         <w:t xml:space="preserve">important to understand the role of animals in supporting primary </w:t>
       </w:r>
-      <w:commentRangeStart w:id="108"/>
+      <w:commentRangeStart w:id="114"/>
       <w:r>
         <w:rPr>
           <w:rFonts w:ascii="Times New Roman" w:hAnsi="Times New Roman" w:cs="Times New Roman"/>
         </w:rPr>
         <w:t>productivity</w:t>
       </w:r>
-      <w:commentRangeEnd w:id="108"/>
+      <w:commentRangeEnd w:id="114"/>
       <w:r>
         <w:rPr>
           <w:rStyle w:val="CommentReference"/>
         </w:rPr>
-        <w:commentReference w:id="108"/>
+        <w:commentReference w:id="114"/>
       </w:r>
       <w:r>
         <w:rPr>
@@ -34260,7 +34311,7 @@
 
 <file path=word/comments.xml><?xml version="1.0" encoding="utf-8"?>
 <w:comments xmlns:wpc="http://schemas.microsoft.com/office/word/2010/wordprocessingCanvas" xmlns:cx="http://schemas.microsoft.com/office/drawing/2014/chartex" xmlns:cx1="http://schemas.microsoft.com/office/drawing/2015/9/8/chartex" xmlns:cx2="http://schemas.microsoft.com/office/drawing/2015/10/21/chartex" xmlns:cx3="http://schemas.microsoft.com/office/drawing/2016/5/9/chartex" xmlns:cx4="http://schemas.microsoft.com/office/drawing/2016/5/10/chartex" xmlns:cx5="http://schemas.microsoft.com/office/drawing/2016/5/11/chartex" xmlns:cx6="http://schemas.microsoft.com/office/drawing/2016/5/12/chartex" xmlns:cx7="http://schemas.microsoft.com/office/drawing/2016/5/13/chartex" xmlns:cx8="http://schemas.microsoft.com/office/drawing/2016/5/14/chartex" xmlns:mc="http://schemas.openxmlformats.org/markup-compatibility/2006" xmlns:aink="http://schemas.microsoft.com/office/drawing/2016/ink" xmlns:am3d="http://schemas.microsoft.com/office/drawing/2017/model3d" xmlns:o="urn:schemas-microsoft-com:office:office" xmlns:r="http://schemas.openxmlformats.org/officeDocument/2006/relationships" xmlns:m="http://schemas.openxmlformats.org/officeDocument/2006/math" xmlns:v="urn:schemas-microsoft-com:vml" xmlns:wp14="http://schemas.microsoft.com/office/word/2010/wordprocessingDrawing" xmlns:wp="http://schemas.openxmlformats.org/drawingml/2006/wordprocessingDrawing" xmlns:w10="urn:schemas-microsoft-com:office:word" xmlns:w="http://schemas.openxmlformats.org/wordprocessingml/2006/main" xmlns:w14="http://schemas.microsoft.com/office/word/2010/wordml" xmlns:w15="http://schemas.microsoft.com/office/word/2012/wordml" xmlns:w16cid="http://schemas.microsoft.com/office/word/2016/wordml/cid" xmlns:w16se="http://schemas.microsoft.com/office/word/2015/wordml/symex" xmlns:wpg="http://schemas.microsoft.com/office/word/2010/wordprocessingGroup" xmlns:wpi="http://schemas.microsoft.com/office/word/2010/wordprocessingInk" xmlns:wne="http://schemas.microsoft.com/office/word/2006/wordml" xmlns:wps="http://schemas.microsoft.com/office/word/2010/wordprocessingShape" mc:Ignorable="w14 w15 w16se w16cid wp14">
-  <w:comment w:id="7" w:author="Isabelle Cote" w:date="2023-02-23T13:32:00Z" w:initials="IC">
+  <w:comment w:id="0" w:author="Em Lim" w:date="2023-07-28T11:32:00Z" w:initials="EL">
     <w:p>
       <w:pPr>
         <w:pStyle w:val="CommentText"/>
@@ -34272,532 +34323,35 @@
         <w:annotationRef/>
       </w:r>
       <w:r>
-        <w:t xml:space="preserve">Terrestrial </w:t>
-      </w:r>
-      <w:proofErr w:type="spellStart"/>
-      <w:r>
-        <w:t>eg</w:t>
-      </w:r>
-      <w:proofErr w:type="spellEnd"/>
-      <w:r>
-        <w:t xml:space="preserve">: Turner et al 2019 Nature </w:t>
-      </w:r>
-      <w:r>
-        <w:rPr>
-          <w:b/>
-          <w:bCs/>
-          <w:color w:val="424242"/>
-          <w:highlight w:val="white"/>
-        </w:rPr>
-        <w:t>Pervasive phosphorus limitation of tree species but not communities in tropical forests</w:t>
-      </w:r>
-    </w:p>
-  </w:comment>
-  <w:comment w:id="8" w:author="Isabelle Cote" w:date="2023-04-24T11:24:00Z" w:initials="IC">
-    <w:p>
-      <w:pPr>
-        <w:pStyle w:val="CommentText"/>
-      </w:pPr>
-      <w:r>
-        <w:rPr>
-          <w:rStyle w:val="CommentReference"/>
-        </w:rPr>
-        <w:annotationRef/>
-      </w:r>
-      <w:r>
-        <w:t>You had a comment here about N fixation by microbes. Do you know how important that is in terms of amount of ammonium relative to animals, especially in nearshore environments?</w:t>
-      </w:r>
-    </w:p>
-  </w:comment>
-  <w:comment w:id="9" w:author="Em Lim" w:date="2022-12-07T09:53:00Z" w:initials="EL">
-    <w:p>
-      <w:pPr>
-        <w:pStyle w:val="CommentText"/>
-      </w:pPr>
-      <w:r>
-        <w:rPr>
-          <w:rStyle w:val="CommentReference"/>
-        </w:rPr>
-        <w:annotationRef/>
-      </w:r>
-      <w:r>
-        <w:t>Mention nitrogen fixation too?</w:t>
-      </w:r>
-    </w:p>
-  </w:comment>
-  <w:comment w:id="13" w:author="Isabelle Cote" w:date="2023-02-23T14:11:00Z" w:initials="IC">
-    <w:p>
-      <w:pPr>
-        <w:pStyle w:val="CommentText"/>
-      </w:pPr>
-      <w:r>
-        <w:rPr>
-          <w:rStyle w:val="CommentReference"/>
-        </w:rPr>
-        <w:annotationRef/>
-      </w:r>
-      <w:r>
-        <w:t>Mirrors the same assumption in terrestrial ecosystems - tested by Turner et al in Nature</w:t>
-      </w:r>
-    </w:p>
-  </w:comment>
-  <w:comment w:id="15" w:author="Em Lim" w:date="2023-03-15T17:00:00Z" w:initials="EL">
-    <w:p>
-      <w:pPr>
-        <w:pStyle w:val="CommentText"/>
-      </w:pPr>
-      <w:r>
-        <w:rPr>
-          <w:rStyle w:val="CommentReference"/>
-        </w:rPr>
-        <w:annotationRef/>
-      </w:r>
-      <w:r>
-        <w:t xml:space="preserve">The full list is growth, percent cover, photosynthesis, density, biomass, </w:t>
-      </w:r>
-      <w:proofErr w:type="spellStart"/>
-      <w:r>
-        <w:t>chl</w:t>
-      </w:r>
-      <w:proofErr w:type="spellEnd"/>
-      <w:r>
-        <w:t xml:space="preserve"> a, abundance, length, tissue protein, area, dry weight, and width.</w:t>
-      </w:r>
-    </w:p>
-  </w:comment>
-  <w:comment w:id="37" w:author="Isabelle Cote" w:date="2023-04-24T12:09:00Z" w:initials="IC">
-    <w:p>
-      <w:pPr>
-        <w:pStyle w:val="CommentText"/>
-      </w:pPr>
-      <w:r>
-        <w:rPr>
-          <w:rStyle w:val="CommentReference"/>
-        </w:rPr>
-        <w:annotationRef/>
-      </w:r>
-      <w:r>
-        <w:t xml:space="preserve">It would be good to </w:t>
-      </w:r>
-      <w:proofErr w:type="spellStart"/>
-      <w:r>
-        <w:t>organise</w:t>
-      </w:r>
-      <w:proofErr w:type="spellEnd"/>
-      <w:r>
-        <w:t xml:space="preserve"> the metrics like this. Not sure I got it right. Please check.</w:t>
+        <w:t>Ecology Letters Guidelines</w:t>
       </w:r>
     </w:p>
     <w:p>
       <w:pPr>
-        <w:pStyle w:val="CommentText"/>
+        <w:pStyle w:val="ListParagraph"/>
+        <w:numPr>
+          <w:ilvl w:val="0"/>
+          <w:numId w:val="7"/>
+        </w:numPr>
+        <w:shd w:val="clear" w:color="auto" w:fill="FFFFFF"/>
+        <w:spacing w:before="100" w:beforeAutospacing="1" w:after="100" w:afterAutospacing="1"/>
+        <w:rPr>
+          <w:rFonts w:ascii="Arial" w:eastAsia="Times New Roman" w:hAnsi="Arial" w:cs="Arial"/>
+          <w:color w:val="1C1D1E"/>
+          <w:sz w:val="26"/>
+          <w:szCs w:val="26"/>
+          <w:lang w:val="en-CA"/>
+        </w:rPr>
       </w:pPr>
       <w:r>
-        <w:t xml:space="preserve"> </w:t>
-      </w:r>
-    </w:p>
-    <w:p>
-      <w:pPr>
-        <w:pStyle w:val="CommentText"/>
-      </w:pPr>
-      <w:r>
-        <w:t>Now that I've got to the Results, it's perhaps better to keep a sentence like this for the Results. Important to mention that you put all the metric types into a single analysis (although it could be interesting to see if individual vs population, or static vs dynamic metrics differ…)</w:t>
-      </w:r>
-    </w:p>
-  </w:comment>
-  <w:comment w:id="42" w:author="Isabelle Cote" w:date="2023-04-24T12:11:00Z" w:initials="IC">
-    <w:p>
-      <w:pPr>
-        <w:pStyle w:val="CommentText"/>
-      </w:pPr>
-      <w:r>
-        <w:rPr>
-          <w:rStyle w:val="CommentReference"/>
-        </w:rPr>
-        <w:annotationRef/>
-      </w:r>
-      <w:r>
-        <w:t>That's not mentioned in the list above (unless it's = photosynthesis)</w:t>
-      </w:r>
-    </w:p>
-  </w:comment>
-  <w:comment w:id="43" w:author="Isabelle Cote" w:date="2023-04-24T13:35:00Z" w:initials="IC">
-    <w:p>
-      <w:pPr>
-        <w:pStyle w:val="CommentText"/>
-      </w:pPr>
-      <w:r>
-        <w:rPr>
-          <w:rStyle w:val="CommentReference"/>
-        </w:rPr>
-        <w:annotationRef/>
-      </w:r>
-      <w:r>
-        <w:t>This might not be the perfect word for a line of data (but study isn't the word)</w:t>
-      </w:r>
-    </w:p>
-  </w:comment>
-  <w:comment w:id="46" w:author="Isabelle Cote" w:date="2023-04-24T12:16:00Z" w:initials="IC">
-    <w:p>
-      <w:pPr>
-        <w:pStyle w:val="CommentText"/>
-      </w:pPr>
-      <w:r>
-        <w:rPr>
-          <w:rStyle w:val="CommentReference"/>
-        </w:rPr>
-        <w:annotationRef/>
-      </w:r>
-      <w:r>
-        <w:t>Readers might wonder what proxy sites are? Sites near the study location as mentioned in the previous sentence?</w:t>
-      </w:r>
-    </w:p>
-  </w:comment>
-  <w:comment w:id="47" w:author="Isabelle Cote" w:date="2023-04-24T14:19:00Z" w:initials="IC">
-    <w:p>
-      <w:pPr>
-        <w:pStyle w:val="CommentText"/>
-      </w:pPr>
-      <w:r>
-        <w:rPr>
-          <w:rStyle w:val="CommentReference"/>
-        </w:rPr>
-        <w:annotationRef/>
-      </w:r>
-      <w:r>
-        <w:t>?? Or always just one model vs intercept?</w:t>
-      </w:r>
-    </w:p>
-  </w:comment>
-  <w:comment w:id="48" w:author="Em Lim" w:date="2023-04-27T13:50:00Z" w:initials="EL">
-    <w:p>
-      <w:pPr>
-        <w:pStyle w:val="CommentText"/>
-      </w:pPr>
-      <w:r>
-        <w:rPr>
-          <w:rStyle w:val="CommentReference"/>
-        </w:rPr>
-        <w:annotationRef/>
-      </w:r>
-      <w:r>
-        <w:t>Try making a funnel plot for each latitude/climate region?</w:t>
-      </w:r>
-    </w:p>
-  </w:comment>
-  <w:comment w:id="50" w:author="Em Lim" w:date="2023-03-31T22:33:00Z" w:initials="EL">
-    <w:p>
-      <w:pPr>
-        <w:autoSpaceDE w:val="0"/>
-        <w:autoSpaceDN w:val="0"/>
-        <w:adjustRightInd w:val="0"/>
-        <w:rPr>
-          <w:rFonts w:ascii="AppleSystemUIFont" w:hAnsi="AppleSystemUIFont" w:cs="AppleSystemUIFont"/>
-          <w:color w:val="353535"/>
-        </w:rPr>
-      </w:pPr>
-      <w:r>
-        <w:rPr>
-          <w:rStyle w:val="CommentReference"/>
-        </w:rPr>
-        <w:annotationRef/>
-      </w:r>
-      <w:r>
-        <w:rPr>
-          <w:rFonts w:ascii="AppleSystemUIFont" w:hAnsi="AppleSystemUIFont" w:cs="AppleSystemUIFont"/>
-          <w:color w:val="353535"/>
-        </w:rPr>
-        <w:t xml:space="preserve">Not really the pattern we expect if there’s bias, but also not the pattern we expect to see if everything is perfect. There’s a bit of a right skew in the points, and the whole thing is super top heavy. Very few studies with massive error. Maybe there’s a bias against highly variable studies? Most studies have a similar level of error. SO maybe they have similar-is sample sizes and variance??? At the end of the day what’s important is the symmetry around the 0 value at the top. </w:t>
-      </w:r>
-      <w:proofErr w:type="spellStart"/>
-      <w:r>
-        <w:rPr>
-          <w:rFonts w:ascii="AppleSystemUIFont" w:hAnsi="AppleSystemUIFont" w:cs="AppleSystemUIFont"/>
-          <w:color w:val="353535"/>
-        </w:rPr>
-        <w:t>THere’s</w:t>
-      </w:r>
-      <w:proofErr w:type="spellEnd"/>
-      <w:r>
-        <w:rPr>
-          <w:rFonts w:ascii="AppleSystemUIFont" w:hAnsi="AppleSystemUIFont" w:cs="AppleSystemUIFont"/>
-          <w:color w:val="353535"/>
-        </w:rPr>
-        <w:t xml:space="preserve"> a little bit of a right skew, but it’s mostly even. If we show </w:t>
-      </w:r>
-      <w:proofErr w:type="gramStart"/>
-      <w:r>
-        <w:rPr>
-          <w:rFonts w:ascii="AppleSystemUIFont" w:hAnsi="AppleSystemUIFont" w:cs="AppleSystemUIFont"/>
-          <w:color w:val="353535"/>
-        </w:rPr>
-        <w:t>this</w:t>
-      </w:r>
-      <w:proofErr w:type="gramEnd"/>
-      <w:r>
-        <w:rPr>
-          <w:rFonts w:ascii="AppleSystemUIFont" w:hAnsi="AppleSystemUIFont" w:cs="AppleSystemUIFont"/>
-          <w:color w:val="353535"/>
-        </w:rPr>
-        <w:t xml:space="preserve"> we need to have an explanation for why it’s not showing a typical shape but we still think it’s ok to proceed. </w:t>
-      </w:r>
-    </w:p>
-  </w:comment>
-  <w:comment w:id="55" w:author="Isabelle Cote" w:date="2023-04-24T13:59:00Z" w:initials="IC">
-    <w:p>
-      <w:pPr>
-        <w:pStyle w:val="CommentText"/>
-      </w:pPr>
-      <w:r>
-        <w:rPr>
-          <w:rStyle w:val="CommentReference"/>
-        </w:rPr>
-        <w:annotationRef/>
-      </w:r>
-      <w:r>
-        <w:t>Composed of OR comprised, NEVER comprised of</w:t>
-      </w:r>
-    </w:p>
-  </w:comment>
-  <w:comment w:id="56" w:author="Em Lim" w:date="2023-04-27T12:57:00Z" w:initials="EL">
-    <w:p>
-      <w:pPr>
-        <w:pStyle w:val="CommentText"/>
-      </w:pPr>
-      <w:r>
-        <w:rPr>
-          <w:rStyle w:val="CommentReference"/>
-        </w:rPr>
-        <w:annotationRef/>
-      </w:r>
-      <w:r>
-        <w:t>Move sentence from methods about pp responses here</w:t>
-      </w:r>
-    </w:p>
-  </w:comment>
-  <w:comment w:id="59" w:author="Isabelle Cote" w:date="2023-04-26T14:51:00Z" w:initials="IC">
-    <w:p>
-      <w:pPr>
-        <w:pStyle w:val="CommentText"/>
-      </w:pPr>
-      <w:r>
-        <w:rPr>
-          <w:rStyle w:val="CommentReference"/>
-        </w:rPr>
-        <w:annotationRef/>
-      </w:r>
-      <w:r>
-        <w:t xml:space="preserve">What do the </w:t>
-      </w:r>
-      <w:proofErr w:type="spellStart"/>
-      <w:r>
-        <w:t>colours</w:t>
-      </w:r>
-      <w:proofErr w:type="spellEnd"/>
-      <w:r>
-        <w:t xml:space="preserve"> mean on the map?</w:t>
-      </w:r>
-    </w:p>
-  </w:comment>
-  <w:comment w:id="60" w:author="Isabelle Cote" w:date="2023-04-24T14:11:00Z" w:initials="IC">
-    <w:p>
-      <w:pPr>
-        <w:pStyle w:val="CommentText"/>
-      </w:pPr>
-      <w:r>
-        <w:rPr>
-          <w:rStyle w:val="CommentReference"/>
-        </w:rPr>
-        <w:annotationRef/>
-      </w:r>
-      <w:r>
-        <w:t xml:space="preserve">Better to write group instead of taxa in figure. Also, better to have either all common or all 'Latin' names for groups (Cnidaria vs jellies). </w:t>
-      </w:r>
-    </w:p>
-    <w:p>
-      <w:pPr>
-        <w:pStyle w:val="CommentText"/>
-      </w:pPr>
-      <w:proofErr w:type="spellStart"/>
-      <w:r>
-        <w:t>Mollusc</w:t>
-      </w:r>
-      <w:proofErr w:type="spellEnd"/>
-      <w:r>
-        <w:t xml:space="preserve"> in fig but mollusk in text?</w:t>
-      </w:r>
-    </w:p>
-  </w:comment>
-  <w:comment w:id="61" w:author="Isabelle Cote" w:date="2023-04-24T14:14:00Z" w:initials="IC">
-    <w:p>
-      <w:pPr>
-        <w:pStyle w:val="CommentText"/>
-      </w:pPr>
-      <w:r>
-        <w:rPr>
-          <w:rStyle w:val="CommentReference"/>
-        </w:rPr>
-        <w:annotationRef/>
-      </w:r>
-      <w:r>
-        <w:t>Need to agree on what to call this</w:t>
-      </w:r>
-    </w:p>
-  </w:comment>
-  <w:comment w:id="62" w:author="Isabelle Cote" w:date="2023-04-24T14:13:00Z" w:initials="IC">
-    <w:p>
-      <w:pPr>
-        <w:pStyle w:val="CommentText"/>
-      </w:pPr>
-      <w:r>
-        <w:rPr>
-          <w:rStyle w:val="CommentReference"/>
-        </w:rPr>
-        <w:annotationRef/>
-      </w:r>
-      <w:r>
-        <w:t>This might need to go in the main text</w:t>
-      </w:r>
-    </w:p>
-  </w:comment>
-  <w:comment w:id="63" w:author="Isabelle Cote" w:date="2023-04-24T14:25:00Z" w:initials="IC">
-    <w:p>
-      <w:pPr>
-        <w:pStyle w:val="CommentText"/>
-      </w:pPr>
-      <w:r>
-        <w:rPr>
-          <w:rStyle w:val="CommentReference"/>
-        </w:rPr>
-        <w:annotationRef/>
-      </w:r>
-      <w:r>
-        <w:t>Specify here whether the models are all compared to each other or just to the null</w:t>
-      </w:r>
-    </w:p>
-  </w:comment>
-  <w:comment w:id="64" w:author="Em Lim" w:date="2023-03-02T14:54:00Z" w:initials="EL">
-    <w:p>
-      <w:pPr>
-        <w:pStyle w:val="CommentText"/>
-      </w:pPr>
-      <w:r>
-        <w:rPr>
-          <w:rStyle w:val="CommentReference"/>
-        </w:rPr>
-        <w:annotationRef/>
-      </w:r>
-      <w:r>
-        <w:t xml:space="preserve">State that this effect size is the effect at a </w:t>
-      </w:r>
-      <w:proofErr w:type="gramStart"/>
-      <w:r>
-        <w:t>mean background nutrients</w:t>
-      </w:r>
-      <w:proofErr w:type="gramEnd"/>
-      <w:r>
-        <w:t xml:space="preserve"> + algae + unmanipulated </w:t>
-      </w:r>
-      <w:proofErr w:type="spellStart"/>
-      <w:r>
-        <w:t>experiemnt</w:t>
-      </w:r>
-      <w:proofErr w:type="spellEnd"/>
-    </w:p>
-  </w:comment>
-  <w:comment w:id="65" w:author="Isabelle Cote" w:date="2023-04-26T13:27:00Z" w:initials="IC">
-    <w:p>
-      <w:pPr>
-        <w:pStyle w:val="CommentText"/>
-      </w:pPr>
-      <w:r>
-        <w:rPr>
-          <w:rStyle w:val="CommentReference"/>
-        </w:rPr>
-        <w:annotationRef/>
-      </w:r>
-      <w:r>
-        <w:t>Make it exact here (then in the Discussion, you can say nearly 3x more)</w:t>
-      </w:r>
-    </w:p>
-  </w:comment>
-  <w:comment w:id="66" w:author="Isabelle Cote" w:date="2023-04-24T14:39:00Z" w:initials="IC">
-    <w:p>
-      <w:pPr>
-        <w:pStyle w:val="CommentText"/>
-      </w:pPr>
-      <w:r>
-        <w:rPr>
-          <w:rStyle w:val="CommentReference"/>
-        </w:rPr>
-        <w:annotationRef/>
-      </w:r>
-      <w:r>
-        <w:t>In other words, the model was not significant (or did not explain a significant proportion of the variance in the data)?</w:t>
-      </w:r>
-    </w:p>
-  </w:comment>
-  <w:comment w:id="67" w:author="Isabelle Cote" w:date="2023-04-26T13:15:00Z" w:initials="IC">
-    <w:p>
-      <w:pPr>
-        <w:pStyle w:val="CommentText"/>
-      </w:pPr>
-      <w:r>
-        <w:rPr>
-          <w:rStyle w:val="CommentReference"/>
-        </w:rPr>
-        <w:annotationRef/>
-      </w:r>
-      <w:r>
-        <w:t>I wonder if this figure (and the other ones like it) should have an additional box at the top that shows the overall effect size?</w:t>
-      </w:r>
-    </w:p>
-  </w:comment>
-  <w:comment w:id="68" w:author="Isabelle Cote" w:date="2023-04-24T14:45:00Z" w:initials="IC">
-    <w:p>
-      <w:pPr>
-        <w:pStyle w:val="CommentText"/>
-      </w:pPr>
-      <w:r>
-        <w:rPr>
-          <w:rStyle w:val="CommentReference"/>
-        </w:rPr>
-        <w:annotationRef/>
-      </w:r>
-      <w:r>
-        <w:t>Need to make the factor levels more explicit</w:t>
-      </w:r>
-    </w:p>
-  </w:comment>
-  <w:comment w:id="69" w:author="Isabelle Cote" w:date="2023-04-24T14:49:00Z" w:initials="IC">
-    <w:p>
-      <w:pPr>
-        <w:pStyle w:val="CommentText"/>
-      </w:pPr>
-      <w:r>
-        <w:rPr>
-          <w:rStyle w:val="CommentReference"/>
-        </w:rPr>
-        <w:annotationRef/>
-      </w:r>
-      <w:r>
-        <w:t>Subgroups of what? Which factor?</w:t>
-      </w:r>
-    </w:p>
-  </w:comment>
-  <w:comment w:id="70" w:author="Em Lim" w:date="2023-04-24T15:29:00Z" w:initials="EL">
-    <w:p>
-      <w:pPr>
-        <w:pStyle w:val="CommentText"/>
-      </w:pPr>
-      <w:r>
-        <w:rPr>
-          <w:rStyle w:val="CommentReference"/>
-        </w:rPr>
-        <w:annotationRef/>
-      </w:r>
-      <w:r>
-        <w:t>Throw something about MET here with regards to temperature</w:t>
+        <w:rPr>
+          <w:rFonts w:ascii="Arial" w:eastAsia="Times New Roman" w:hAnsi="Arial" w:cs="Arial"/>
+          <w:color w:val="1C1D1E"/>
+          <w:sz w:val="20"/>
+          <w:szCs w:val="20"/>
+          <w:lang w:val="en-CA"/>
+        </w:rPr>
+        <w:t>Maximum of 5000 words and 6 figures, tables or text boxes.</w:t>
       </w:r>
     </w:p>
     <w:p>
@@ -34806,7 +34360,7 @@
       </w:pPr>
     </w:p>
   </w:comment>
-  <w:comment w:id="76" w:author="Isabelle Cote" w:date="2023-04-26T14:24:00Z" w:initials="IC">
+  <w:comment w:id="1" w:author="Em Lim" w:date="2023-07-28T11:34:00Z" w:initials="EL">
     <w:p>
       <w:pPr>
         <w:pStyle w:val="CommentText"/>
@@ -34817,28 +34371,57 @@
         </w:rPr>
         <w:annotationRef/>
       </w:r>
-      <w:r>
-        <w:t>Yes.  Important to explain what Gruner was actually comparing, i.e. specifically coral reefs to temperate rocky reefs - more a habitat comparison than a consideration of latitude. Otherwise, readers (and reviewers) will think that what we've done has been done before</w:t>
+      <w:proofErr w:type="gramStart"/>
+      <w:r>
+        <w:t>150 word</w:t>
+      </w:r>
+      <w:proofErr w:type="gramEnd"/>
+      <w:r>
+        <w:t xml:space="preserve"> limit</w:t>
       </w:r>
     </w:p>
   </w:comment>
-  <w:comment w:id="83" w:author="Isabelle Cote" w:date="2023-04-26T15:01:00Z" w:initials="IC">
+  <w:comment w:id="2" w:author="Em Lim" w:date="2023-07-28T11:35:00Z" w:initials="EL">
+    <w:p>
+      <w:pPr>
+        <w:pStyle w:val="NormalWeb"/>
+        <w:shd w:val="clear" w:color="auto" w:fill="FFFFFF"/>
+        <w:rPr>
+          <w:rFonts w:ascii="Arial" w:hAnsi="Arial" w:cs="Arial"/>
+          <w:color w:val="1C1D1E"/>
+          <w:sz w:val="26"/>
+          <w:szCs w:val="26"/>
+        </w:rPr>
+      </w:pPr>
+      <w:r>
+        <w:rPr>
+          <w:rStyle w:val="CommentReference"/>
+        </w:rPr>
+        <w:annotationRef/>
+      </w:r>
+      <w:r>
+        <w:rPr>
+          <w:rFonts w:ascii="Helvetica" w:hAnsi="Helvetica" w:cs="Arial"/>
+          <w:color w:val="1C1D1E"/>
+        </w:rPr>
+        <w:t>The introduction should summarize briefly the background and aims, and end with a very brief statement of what has been achieved by the work.</w:t>
+      </w:r>
+    </w:p>
+    <w:p>
+      <w:pPr>
+        <w:rPr>
+          <w:rFonts w:ascii="Times New Roman" w:eastAsia="Times New Roman" w:hAnsi="Times New Roman" w:cs="Times New Roman"/>
+          <w:lang w:val="en-CA"/>
+        </w:rPr>
+      </w:pPr>
+    </w:p>
     <w:p>
       <w:pPr>
         <w:pStyle w:val="CommentText"/>
       </w:pPr>
-      <w:r>
-        <w:rPr>
-          <w:rStyle w:val="CommentReference"/>
-        </w:rPr>
-        <w:annotationRef/>
-      </w:r>
-      <w:r>
-        <w:t>You used to have a figure that showed high variability in background nutrients at higher latitudes. This would be useful here.</w:t>
-      </w:r>
     </w:p>
   </w:comment>
-  <w:comment w:id="84" w:author="Isabelle Cote" w:date="2023-04-26T15:11:00Z" w:initials="IC">
+  <w:comment w:id="10" w:author="Isabelle Cote" w:date="2023-02-23T13:32:00Z" w:initials="IC">
     <w:p>
       <w:pPr>
         <w:pStyle w:val="CommentText"/>
@@ -34850,11 +34433,28 @@
         <w:annotationRef/>
       </w:r>
       <w:r>
-        <w:t>The bit that follows was a different paragraph, which I think fits better here</w:t>
+        <w:t xml:space="preserve">Terrestrial </w:t>
+      </w:r>
+      <w:proofErr w:type="spellStart"/>
+      <w:r>
+        <w:t>eg</w:t>
+      </w:r>
+      <w:proofErr w:type="spellEnd"/>
+      <w:r>
+        <w:t xml:space="preserve">: Turner et al 2019 Nature </w:t>
+      </w:r>
+      <w:r>
+        <w:rPr>
+          <w:b/>
+          <w:bCs/>
+          <w:color w:val="424242"/>
+          <w:highlight w:val="white"/>
+        </w:rPr>
+        <w:t>Pervasive phosphorus limitation of tree species but not communities in tropical forests</w:t>
       </w:r>
     </w:p>
   </w:comment>
-  <w:comment w:id="86" w:author="Isabelle Cote" w:date="2023-04-26T15:10:00Z" w:initials="IC">
+  <w:comment w:id="11" w:author="Isabelle Cote" w:date="2023-04-24T11:24:00Z" w:initials="IC">
     <w:p>
       <w:pPr>
         <w:pStyle w:val="CommentText"/>
@@ -34866,7 +34466,648 @@
         <w:annotationRef/>
       </w:r>
       <w:r>
-        <w:t>Bring it back to your results</w:t>
+        <w:t>You had a comment here about N fixation by microbes. Do you know how important that is in terms of amount of ammonium relative to animals, especially in nearshore environments?</w:t>
+      </w:r>
+    </w:p>
+  </w:comment>
+  <w:comment w:id="12" w:author="Em Lim" w:date="2022-12-07T09:53:00Z" w:initials="EL">
+    <w:p>
+      <w:pPr>
+        <w:pStyle w:val="CommentText"/>
+      </w:pPr>
+      <w:r>
+        <w:rPr>
+          <w:rStyle w:val="CommentReference"/>
+        </w:rPr>
+        <w:annotationRef/>
+      </w:r>
+      <w:r>
+        <w:t>Mention nitrogen fixation too?</w:t>
+      </w:r>
+    </w:p>
+  </w:comment>
+  <w:comment w:id="16" w:author="Isabelle Cote" w:date="2023-02-23T14:11:00Z" w:initials="IC">
+    <w:p>
+      <w:pPr>
+        <w:pStyle w:val="CommentText"/>
+      </w:pPr>
+      <w:r>
+        <w:rPr>
+          <w:rStyle w:val="CommentReference"/>
+        </w:rPr>
+        <w:annotationRef/>
+      </w:r>
+      <w:r>
+        <w:t>Mirrors the same assumption in terrestrial ecosystems - tested by Turner et al in Nature</w:t>
+      </w:r>
+    </w:p>
+  </w:comment>
+  <w:comment w:id="17" w:author="Em Lim" w:date="2023-07-28T11:36:00Z" w:initials="EL">
+    <w:p>
+      <w:r>
+        <w:rPr>
+          <w:rStyle w:val="CommentReference"/>
+        </w:rPr>
+        <w:annotationRef/>
+      </w:r>
+      <w:r>
+        <w:rPr>
+          <w:rFonts w:ascii="Helvetica" w:hAnsi="Helvetica"/>
+          <w:color w:val="1C1D1E"/>
+          <w:shd w:val="clear" w:color="auto" w:fill="FFFFFF"/>
+        </w:rPr>
+        <w:t>This section should contain sufficient detail so that all procedures can be repeated (in conjunction with cited references). A checklist is provided so that authors can check that their methods report details which our editors regard as essential. You can view this </w:t>
+      </w:r>
+      <w:hyperlink r:id="rId1" w:tgtFrame="_blank" w:history="1">
+        <w:r>
+          <w:rPr>
+            <w:rStyle w:val="Hyperlink"/>
+            <w:rFonts w:ascii="Helvetica" w:hAnsi="Helvetica"/>
+            <w:b/>
+            <w:bCs/>
+            <w:color w:val="005274"/>
+            <w:shd w:val="clear" w:color="auto" w:fill="FFFFFF"/>
+          </w:rPr>
+          <w:t>here</w:t>
+        </w:r>
+      </w:hyperlink>
+      <w:r>
+        <w:rPr>
+          <w:rFonts w:ascii="Helvetica" w:hAnsi="Helvetica"/>
+          <w:color w:val="1C1D1E"/>
+          <w:shd w:val="clear" w:color="auto" w:fill="FFFFFF"/>
+        </w:rPr>
+        <w:t>. </w:t>
+      </w:r>
+    </w:p>
+    <w:p>
+      <w:pPr>
+        <w:pStyle w:val="CommentText"/>
+      </w:pPr>
+    </w:p>
+  </w:comment>
+  <w:comment w:id="19" w:author="Em Lim" w:date="2023-03-15T17:00:00Z" w:initials="EL">
+    <w:p>
+      <w:pPr>
+        <w:pStyle w:val="CommentText"/>
+      </w:pPr>
+      <w:r>
+        <w:rPr>
+          <w:rStyle w:val="CommentReference"/>
+        </w:rPr>
+        <w:annotationRef/>
+      </w:r>
+      <w:r>
+        <w:t xml:space="preserve">The full list is growth, percent cover, photosynthesis, density, biomass, </w:t>
+      </w:r>
+      <w:proofErr w:type="spellStart"/>
+      <w:r>
+        <w:t>chl</w:t>
+      </w:r>
+      <w:proofErr w:type="spellEnd"/>
+      <w:r>
+        <w:t xml:space="preserve"> a, abundance, length, tissue protein, area, dry weight, and width.</w:t>
+      </w:r>
+    </w:p>
+  </w:comment>
+  <w:comment w:id="41" w:author="Isabelle Cote" w:date="2023-04-24T12:09:00Z" w:initials="IC">
+    <w:p>
+      <w:pPr>
+        <w:pStyle w:val="CommentText"/>
+      </w:pPr>
+      <w:r>
+        <w:rPr>
+          <w:rStyle w:val="CommentReference"/>
+        </w:rPr>
+        <w:annotationRef/>
+      </w:r>
+      <w:r>
+        <w:t xml:space="preserve">It would be good to </w:t>
+      </w:r>
+      <w:proofErr w:type="spellStart"/>
+      <w:r>
+        <w:t>organise</w:t>
+      </w:r>
+      <w:proofErr w:type="spellEnd"/>
+      <w:r>
+        <w:t xml:space="preserve"> the metrics like this. Not sure I got it right. Please check.</w:t>
+      </w:r>
+    </w:p>
+    <w:p>
+      <w:pPr>
+        <w:pStyle w:val="CommentText"/>
+      </w:pPr>
+      <w:r>
+        <w:t xml:space="preserve"> </w:t>
+      </w:r>
+    </w:p>
+    <w:p>
+      <w:pPr>
+        <w:pStyle w:val="CommentText"/>
+      </w:pPr>
+      <w:r>
+        <w:t>Now that I've got to the Results, it's perhaps better to keep a sentence like this for the Results. Important to mention that you put all the metric types into a single analysis (although it could be interesting to see if individual vs population, or static vs dynamic metrics differ…)</w:t>
+      </w:r>
+    </w:p>
+  </w:comment>
+  <w:comment w:id="46" w:author="Isabelle Cote" w:date="2023-04-24T12:11:00Z" w:initials="IC">
+    <w:p>
+      <w:pPr>
+        <w:pStyle w:val="CommentText"/>
+      </w:pPr>
+      <w:r>
+        <w:rPr>
+          <w:rStyle w:val="CommentReference"/>
+        </w:rPr>
+        <w:annotationRef/>
+      </w:r>
+      <w:r>
+        <w:t>That's not mentioned in the list above (unless it's = photosynthesis)</w:t>
+      </w:r>
+    </w:p>
+  </w:comment>
+  <w:comment w:id="47" w:author="Isabelle Cote" w:date="2023-04-24T13:35:00Z" w:initials="IC">
+    <w:p>
+      <w:pPr>
+        <w:pStyle w:val="CommentText"/>
+      </w:pPr>
+      <w:r>
+        <w:rPr>
+          <w:rStyle w:val="CommentReference"/>
+        </w:rPr>
+        <w:annotationRef/>
+      </w:r>
+      <w:r>
+        <w:t>This might not be the perfect word for a line of data (but study isn't the word)</w:t>
+      </w:r>
+    </w:p>
+  </w:comment>
+  <w:comment w:id="50" w:author="Isabelle Cote" w:date="2023-04-24T12:16:00Z" w:initials="IC">
+    <w:p>
+      <w:pPr>
+        <w:pStyle w:val="CommentText"/>
+      </w:pPr>
+      <w:r>
+        <w:rPr>
+          <w:rStyle w:val="CommentReference"/>
+        </w:rPr>
+        <w:annotationRef/>
+      </w:r>
+      <w:r>
+        <w:t>Readers might wonder what proxy sites are? Sites near the study location as mentioned in the previous sentence?</w:t>
+      </w:r>
+    </w:p>
+  </w:comment>
+  <w:comment w:id="51" w:author="Isabelle Cote" w:date="2023-04-24T14:19:00Z" w:initials="IC">
+    <w:p>
+      <w:pPr>
+        <w:pStyle w:val="CommentText"/>
+      </w:pPr>
+      <w:r>
+        <w:rPr>
+          <w:rStyle w:val="CommentReference"/>
+        </w:rPr>
+        <w:annotationRef/>
+      </w:r>
+      <w:r>
+        <w:t>?? Or always just one model vs intercept?</w:t>
+      </w:r>
+    </w:p>
+  </w:comment>
+  <w:comment w:id="52" w:author="Em Lim" w:date="2023-04-27T13:50:00Z" w:initials="EL">
+    <w:p>
+      <w:pPr>
+        <w:pStyle w:val="CommentText"/>
+      </w:pPr>
+      <w:r>
+        <w:rPr>
+          <w:rStyle w:val="CommentReference"/>
+        </w:rPr>
+        <w:annotationRef/>
+      </w:r>
+      <w:r>
+        <w:t>Try making a funnel plot for each latitude/climate region?</w:t>
+      </w:r>
+    </w:p>
+  </w:comment>
+  <w:comment w:id="53" w:author="Em Lim" w:date="2023-03-31T22:33:00Z" w:initials="EL">
+    <w:p>
+      <w:pPr>
+        <w:autoSpaceDE w:val="0"/>
+        <w:autoSpaceDN w:val="0"/>
+        <w:adjustRightInd w:val="0"/>
+        <w:rPr>
+          <w:rFonts w:ascii="AppleSystemUIFont" w:hAnsi="AppleSystemUIFont" w:cs="AppleSystemUIFont"/>
+          <w:color w:val="353535"/>
+        </w:rPr>
+      </w:pPr>
+      <w:r>
+        <w:rPr>
+          <w:rStyle w:val="CommentReference"/>
+        </w:rPr>
+        <w:annotationRef/>
+      </w:r>
+      <w:r>
+        <w:rPr>
+          <w:rFonts w:ascii="AppleSystemUIFont" w:hAnsi="AppleSystemUIFont" w:cs="AppleSystemUIFont"/>
+          <w:color w:val="353535"/>
+        </w:rPr>
+        <w:t xml:space="preserve">Not really the pattern we expect if there’s bias, but also not the pattern we expect to see if everything is perfect. There’s a bit of a right skew in the points, and the whole thing is super top heavy. Very few studies with massive error. Maybe there’s a bias against highly variable studies? Most studies have a similar level of error. SO maybe they have similar-is sample sizes and variance??? At the end of the day what’s important is the symmetry around the 0 value at the top. </w:t>
+      </w:r>
+      <w:proofErr w:type="spellStart"/>
+      <w:r>
+        <w:rPr>
+          <w:rFonts w:ascii="AppleSystemUIFont" w:hAnsi="AppleSystemUIFont" w:cs="AppleSystemUIFont"/>
+          <w:color w:val="353535"/>
+        </w:rPr>
+        <w:t>THere’s</w:t>
+      </w:r>
+      <w:proofErr w:type="spellEnd"/>
+      <w:r>
+        <w:rPr>
+          <w:rFonts w:ascii="AppleSystemUIFont" w:hAnsi="AppleSystemUIFont" w:cs="AppleSystemUIFont"/>
+          <w:color w:val="353535"/>
+        </w:rPr>
+        <w:t xml:space="preserve"> a little bit of a right skew, but it’s mostly even. If we show </w:t>
+      </w:r>
+      <w:proofErr w:type="gramStart"/>
+      <w:r>
+        <w:rPr>
+          <w:rFonts w:ascii="AppleSystemUIFont" w:hAnsi="AppleSystemUIFont" w:cs="AppleSystemUIFont"/>
+          <w:color w:val="353535"/>
+        </w:rPr>
+        <w:t>this</w:t>
+      </w:r>
+      <w:proofErr w:type="gramEnd"/>
+      <w:r>
+        <w:rPr>
+          <w:rFonts w:ascii="AppleSystemUIFont" w:hAnsi="AppleSystemUIFont" w:cs="AppleSystemUIFont"/>
+          <w:color w:val="353535"/>
+        </w:rPr>
+        <w:t xml:space="preserve"> we need to have an explanation for why it’s not showing a typical shape but we still think it’s ok to proceed. </w:t>
+      </w:r>
+    </w:p>
+  </w:comment>
+  <w:comment w:id="56" w:author="Em Lim" w:date="2023-07-28T11:36:00Z" w:initials="EL">
+    <w:p>
+      <w:pPr>
+        <w:rPr>
+          <w:rFonts w:ascii="Times New Roman" w:eastAsia="Times New Roman" w:hAnsi="Times New Roman" w:cs="Times New Roman"/>
+          <w:lang w:val="en-CA"/>
+        </w:rPr>
+      </w:pPr>
+      <w:r>
+        <w:rPr>
+          <w:rStyle w:val="CommentReference"/>
+        </w:rPr>
+        <w:annotationRef/>
+      </w:r>
+      <w:r>
+        <w:rPr>
+          <w:rFonts w:ascii="Helvetica" w:eastAsia="Times New Roman" w:hAnsi="Helvetica" w:cs="Times New Roman"/>
+          <w:color w:val="1C1D1E"/>
+          <w:shd w:val="clear" w:color="auto" w:fill="FFFFFF"/>
+          <w:lang w:val="en-CA"/>
+        </w:rPr>
+        <w:t>The Results section should present the experiments that support the conclusions to be drawn later in the Discussion. The Results section should conform to a high standard of rigour. Extended lines of inference, arguments or speculations should not be placed in the Results.</w:t>
+      </w:r>
+    </w:p>
+  </w:comment>
+  <w:comment w:id="59" w:author="Isabelle Cote" w:date="2023-04-24T13:59:00Z" w:initials="IC">
+    <w:p>
+      <w:pPr>
+        <w:pStyle w:val="CommentText"/>
+      </w:pPr>
+      <w:r>
+        <w:rPr>
+          <w:rStyle w:val="CommentReference"/>
+        </w:rPr>
+        <w:annotationRef/>
+      </w:r>
+      <w:r>
+        <w:t>Composed of OR comprised, NEVER comprised of</w:t>
+      </w:r>
+    </w:p>
+  </w:comment>
+  <w:comment w:id="60" w:author="Em Lim" w:date="2023-04-27T12:57:00Z" w:initials="EL">
+    <w:p>
+      <w:pPr>
+        <w:pStyle w:val="CommentText"/>
+      </w:pPr>
+      <w:r>
+        <w:rPr>
+          <w:rStyle w:val="CommentReference"/>
+        </w:rPr>
+        <w:annotationRef/>
+      </w:r>
+      <w:r>
+        <w:t>Move sentence from methods about pp responses here</w:t>
+      </w:r>
+    </w:p>
+  </w:comment>
+  <w:comment w:id="64" w:author="Isabelle Cote" w:date="2023-04-26T14:51:00Z" w:initials="IC">
+    <w:p>
+      <w:pPr>
+        <w:pStyle w:val="CommentText"/>
+      </w:pPr>
+      <w:r>
+        <w:rPr>
+          <w:rStyle w:val="CommentReference"/>
+        </w:rPr>
+        <w:annotationRef/>
+      </w:r>
+      <w:r>
+        <w:t xml:space="preserve">What do the </w:t>
+      </w:r>
+      <w:proofErr w:type="spellStart"/>
+      <w:r>
+        <w:t>colours</w:t>
+      </w:r>
+      <w:proofErr w:type="spellEnd"/>
+      <w:r>
+        <w:t xml:space="preserve"> mean on the map?</w:t>
+      </w:r>
+    </w:p>
+  </w:comment>
+  <w:comment w:id="65" w:author="Isabelle Cote" w:date="2023-04-24T14:11:00Z" w:initials="IC">
+    <w:p>
+      <w:pPr>
+        <w:pStyle w:val="CommentText"/>
+      </w:pPr>
+      <w:r>
+        <w:rPr>
+          <w:rStyle w:val="CommentReference"/>
+        </w:rPr>
+        <w:annotationRef/>
+      </w:r>
+      <w:r>
+        <w:t xml:space="preserve">Better to write group instead of taxa in figure. Also, better to have either all common or all 'Latin' names for groups (Cnidaria vs jellies). </w:t>
+      </w:r>
+    </w:p>
+    <w:p>
+      <w:pPr>
+        <w:pStyle w:val="CommentText"/>
+      </w:pPr>
+      <w:proofErr w:type="spellStart"/>
+      <w:r>
+        <w:t>Mollusc</w:t>
+      </w:r>
+      <w:proofErr w:type="spellEnd"/>
+      <w:r>
+        <w:t xml:space="preserve"> in fig but mollusk in text?</w:t>
+      </w:r>
+    </w:p>
+  </w:comment>
+  <w:comment w:id="66" w:author="Isabelle Cote" w:date="2023-04-24T14:14:00Z" w:initials="IC">
+    <w:p>
+      <w:pPr>
+        <w:pStyle w:val="CommentText"/>
+      </w:pPr>
+      <w:r>
+        <w:rPr>
+          <w:rStyle w:val="CommentReference"/>
+        </w:rPr>
+        <w:annotationRef/>
+      </w:r>
+      <w:r>
+        <w:t>Need to agree on what to call this</w:t>
+      </w:r>
+    </w:p>
+  </w:comment>
+  <w:comment w:id="67" w:author="Isabelle Cote" w:date="2023-04-24T14:13:00Z" w:initials="IC">
+    <w:p>
+      <w:pPr>
+        <w:pStyle w:val="CommentText"/>
+      </w:pPr>
+      <w:r>
+        <w:rPr>
+          <w:rStyle w:val="CommentReference"/>
+        </w:rPr>
+        <w:annotationRef/>
+      </w:r>
+      <w:r>
+        <w:t>This might need to go in the main text</w:t>
+      </w:r>
+    </w:p>
+  </w:comment>
+  <w:comment w:id="68" w:author="Isabelle Cote" w:date="2023-04-24T14:25:00Z" w:initials="IC">
+    <w:p>
+      <w:pPr>
+        <w:pStyle w:val="CommentText"/>
+      </w:pPr>
+      <w:r>
+        <w:rPr>
+          <w:rStyle w:val="CommentReference"/>
+        </w:rPr>
+        <w:annotationRef/>
+      </w:r>
+      <w:r>
+        <w:t>Specify here whether the models are all compared to each other or just to the null</w:t>
+      </w:r>
+    </w:p>
+  </w:comment>
+  <w:comment w:id="69" w:author="Em Lim" w:date="2023-03-02T14:54:00Z" w:initials="EL">
+    <w:p>
+      <w:pPr>
+        <w:pStyle w:val="CommentText"/>
+      </w:pPr>
+      <w:r>
+        <w:rPr>
+          <w:rStyle w:val="CommentReference"/>
+        </w:rPr>
+        <w:annotationRef/>
+      </w:r>
+      <w:r>
+        <w:t xml:space="preserve">State that this effect size is the effect at a </w:t>
+      </w:r>
+      <w:proofErr w:type="gramStart"/>
+      <w:r>
+        <w:t>mean background nutrients</w:t>
+      </w:r>
+      <w:proofErr w:type="gramEnd"/>
+      <w:r>
+        <w:t xml:space="preserve"> + algae + unmanipulated </w:t>
+      </w:r>
+      <w:proofErr w:type="spellStart"/>
+      <w:r>
+        <w:t>experiemnt</w:t>
+      </w:r>
+      <w:proofErr w:type="spellEnd"/>
+    </w:p>
+  </w:comment>
+  <w:comment w:id="70" w:author="Isabelle Cote" w:date="2023-04-26T13:27:00Z" w:initials="IC">
+    <w:p>
+      <w:pPr>
+        <w:pStyle w:val="CommentText"/>
+      </w:pPr>
+      <w:r>
+        <w:rPr>
+          <w:rStyle w:val="CommentReference"/>
+        </w:rPr>
+        <w:annotationRef/>
+      </w:r>
+      <w:r>
+        <w:t>Make it exact here (then in the Discussion, you can say nearly 3x more)</w:t>
+      </w:r>
+    </w:p>
+  </w:comment>
+  <w:comment w:id="71" w:author="Isabelle Cote" w:date="2023-04-24T14:39:00Z" w:initials="IC">
+    <w:p>
+      <w:pPr>
+        <w:pStyle w:val="CommentText"/>
+      </w:pPr>
+      <w:r>
+        <w:rPr>
+          <w:rStyle w:val="CommentReference"/>
+        </w:rPr>
+        <w:annotationRef/>
+      </w:r>
+      <w:r>
+        <w:t>In other words, the model was not significant (or did not explain a significant proportion of the variance in the data)?</w:t>
+      </w:r>
+    </w:p>
+  </w:comment>
+  <w:comment w:id="72" w:author="Isabelle Cote" w:date="2023-04-26T13:15:00Z" w:initials="IC">
+    <w:p>
+      <w:pPr>
+        <w:pStyle w:val="CommentText"/>
+      </w:pPr>
+      <w:r>
+        <w:rPr>
+          <w:rStyle w:val="CommentReference"/>
+        </w:rPr>
+        <w:annotationRef/>
+      </w:r>
+      <w:r>
+        <w:t>I wonder if this figure (and the other ones like it) should have an additional box at the top that shows the overall effect size?</w:t>
+      </w:r>
+    </w:p>
+  </w:comment>
+  <w:comment w:id="73" w:author="Isabelle Cote" w:date="2023-04-24T14:45:00Z" w:initials="IC">
+    <w:p>
+      <w:pPr>
+        <w:pStyle w:val="CommentText"/>
+      </w:pPr>
+      <w:r>
+        <w:rPr>
+          <w:rStyle w:val="CommentReference"/>
+        </w:rPr>
+        <w:annotationRef/>
+      </w:r>
+      <w:r>
+        <w:t>Need to make the factor levels more explicit</w:t>
+      </w:r>
+    </w:p>
+  </w:comment>
+  <w:comment w:id="74" w:author="Isabelle Cote" w:date="2023-04-24T14:49:00Z" w:initials="IC">
+    <w:p>
+      <w:pPr>
+        <w:pStyle w:val="CommentText"/>
+      </w:pPr>
+      <w:r>
+        <w:rPr>
+          <w:rStyle w:val="CommentReference"/>
+        </w:rPr>
+        <w:annotationRef/>
+      </w:r>
+      <w:r>
+        <w:t>Subgroups of what? Which factor?</w:t>
+      </w:r>
+    </w:p>
+  </w:comment>
+  <w:comment w:id="75" w:author="Em Lim" w:date="2023-04-24T15:29:00Z" w:initials="EL">
+    <w:p>
+      <w:pPr>
+        <w:pStyle w:val="CommentText"/>
+      </w:pPr>
+      <w:r>
+        <w:rPr>
+          <w:rStyle w:val="CommentReference"/>
+        </w:rPr>
+        <w:annotationRef/>
+      </w:r>
+      <w:r>
+        <w:t>Throw something about MET here with regards to temperature</w:t>
+      </w:r>
+    </w:p>
+    <w:p>
+      <w:pPr>
+        <w:pStyle w:val="CommentText"/>
+      </w:pPr>
+    </w:p>
+  </w:comment>
+  <w:comment w:id="76" w:author="Em Lim" w:date="2023-07-28T11:37:00Z" w:initials="EL">
+    <w:p>
+      <w:pPr>
+        <w:pStyle w:val="NormalWeb"/>
+        <w:shd w:val="clear" w:color="auto" w:fill="FFFFFF"/>
+        <w:rPr>
+          <w:rFonts w:ascii="Arial" w:hAnsi="Arial" w:cs="Arial"/>
+          <w:color w:val="1C1D1E"/>
+          <w:sz w:val="26"/>
+          <w:szCs w:val="26"/>
+        </w:rPr>
+      </w:pPr>
+      <w:r>
+        <w:rPr>
+          <w:rStyle w:val="CommentReference"/>
+        </w:rPr>
+        <w:annotationRef/>
+      </w:r>
+      <w:r>
+        <w:rPr>
+          <w:rFonts w:ascii="Helvetica" w:hAnsi="Helvetica" w:cs="Arial"/>
+          <w:color w:val="1C1D1E"/>
+        </w:rPr>
+        <w:t>The Discussion section should be separate from the Results section. It allows authors to propose their interpretation of the results, and to suggest what they might mean in a wider context. It should end with a clear statement of the main conclusions of the research, and a clear explanation of their importance and relevance.</w:t>
+      </w:r>
+    </w:p>
+  </w:comment>
+  <w:comment w:id="82" w:author="Isabelle Cote" w:date="2023-04-26T14:24:00Z" w:initials="IC">
+    <w:p>
+      <w:pPr>
+        <w:pStyle w:val="CommentText"/>
+      </w:pPr>
+      <w:r>
+        <w:rPr>
+          <w:rStyle w:val="CommentReference"/>
+        </w:rPr>
+        <w:annotationRef/>
+      </w:r>
+      <w:r>
+        <w:t>Yes.  Important to explain what Gruner was actually comparing, i.e. specifically coral reefs to temperate rocky reefs - more a habitat comparison than a consideration of latitude. Otherwise, readers (and reviewers) will think that what we've done has been done before</w:t>
+      </w:r>
+    </w:p>
+  </w:comment>
+  <w:comment w:id="89" w:author="Isabelle Cote" w:date="2023-04-26T15:01:00Z" w:initials="IC">
+    <w:p>
+      <w:pPr>
+        <w:pStyle w:val="CommentText"/>
+      </w:pPr>
+      <w:r>
+        <w:rPr>
+          <w:rStyle w:val="CommentReference"/>
+        </w:rPr>
+        <w:annotationRef/>
+      </w:r>
+      <w:r>
+        <w:t>You used to have a figure that showed high variability in background nutrients at higher latitudes. This would be useful here.</w:t>
+      </w:r>
+    </w:p>
+  </w:comment>
+  <w:comment w:id="90" w:author="Isabelle Cote" w:date="2023-04-26T15:11:00Z" w:initials="IC">
+    <w:p>
+      <w:pPr>
+        <w:pStyle w:val="CommentText"/>
+      </w:pPr>
+      <w:r>
+        <w:rPr>
+          <w:rStyle w:val="CommentReference"/>
+        </w:rPr>
+        <w:annotationRef/>
+      </w:r>
+      <w:r>
+        <w:t>The bit that follows was a different paragraph, which I think fits better here</w:t>
       </w:r>
     </w:p>
   </w:comment>
@@ -34882,19 +35123,11 @@
         <w:annotationRef/>
       </w:r>
       <w:r>
-        <w:t xml:space="preserve">I'm not sure where this piece about flow fits in with the </w:t>
-      </w:r>
-      <w:proofErr w:type="spellStart"/>
-      <w:r>
-        <w:t>reorganisation</w:t>
-      </w:r>
-      <w:proofErr w:type="spellEnd"/>
-      <w:r>
-        <w:t xml:space="preserve"> of paragraphs</w:t>
+        <w:t>Bring it back to your results</w:t>
       </w:r>
     </w:p>
   </w:comment>
-  <w:comment w:id="93" w:author="Isabelle Cote" w:date="2023-04-26T14:54:00Z" w:initials="IC">
+  <w:comment w:id="98" w:author="Isabelle Cote" w:date="2023-04-26T15:10:00Z" w:initials="IC">
     <w:p>
       <w:pPr>
         <w:pStyle w:val="CommentText"/>
@@ -34906,11 +35139,19 @@
         <w:annotationRef/>
       </w:r>
       <w:r>
-        <w:t>Not sure this is needed here (but great that you wrote this paragraph just before your candidacy!!)</w:t>
+        <w:t xml:space="preserve">I'm not sure where this piece about flow fits in with the </w:t>
+      </w:r>
+      <w:proofErr w:type="spellStart"/>
+      <w:r>
+        <w:t>reorganisation</w:t>
+      </w:r>
+      <w:proofErr w:type="spellEnd"/>
+      <w:r>
+        <w:t xml:space="preserve"> of paragraphs</w:t>
       </w:r>
     </w:p>
   </w:comment>
-  <w:comment w:id="100" w:author="Em Lim" w:date="2023-04-27T13:38:00Z" w:initials="EL">
+  <w:comment w:id="99" w:author="Isabelle Cote" w:date="2023-04-26T14:54:00Z" w:initials="IC">
     <w:p>
       <w:pPr>
         <w:pStyle w:val="CommentText"/>
@@ -34922,11 +35163,11 @@
         <w:annotationRef/>
       </w:r>
       <w:r>
-        <w:t>cite</w:t>
+        <w:t>Not sure this is needed here (but great that you wrote this paragraph just before your candidacy!!)</w:t>
       </w:r>
     </w:p>
   </w:comment>
-  <w:comment w:id="101" w:author="Isabelle Cote" w:date="2023-04-26T15:21:00Z" w:initials="IC">
+  <w:comment w:id="106" w:author="Em Lim" w:date="2023-04-27T13:38:00Z" w:initials="EL">
     <w:p>
       <w:pPr>
         <w:pStyle w:val="CommentText"/>
@@ -34938,11 +35179,11 @@
         <w:annotationRef/>
       </w:r>
       <w:r>
-        <w:t>Land or sea? I think of the Arctic as nutrient-rich in the summer with snow melt and river run-off. Might need to clarify</w:t>
+        <w:t>cite</w:t>
       </w:r>
     </w:p>
   </w:comment>
-  <w:comment w:id="102" w:author="Isabelle Cote" w:date="2023-04-26T15:20:00Z" w:initials="IC">
+  <w:comment w:id="107" w:author="Isabelle Cote" w:date="2023-04-26T15:21:00Z" w:initials="IC">
     <w:p>
       <w:pPr>
         <w:pStyle w:val="CommentText"/>
@@ -34954,11 +35195,11 @@
         <w:annotationRef/>
       </w:r>
       <w:r>
-        <w:t>Elaborate on 'more'</w:t>
+        <w:t>Land or sea? I think of the Arctic as nutrient-rich in the summer with snow melt and river run-off. Might need to clarify</w:t>
       </w:r>
     </w:p>
   </w:comment>
-  <w:comment w:id="103" w:author="Isabelle Cote" w:date="2023-04-26T15:59:00Z" w:initials="IC">
+  <w:comment w:id="108" w:author="Isabelle Cote" w:date="2023-04-26T15:20:00Z" w:initials="IC">
     <w:p>
       <w:pPr>
         <w:pStyle w:val="CommentText"/>
@@ -34970,11 +35211,11 @@
         <w:annotationRef/>
       </w:r>
       <w:r>
-        <w:t>Does this really fit with the description of an ultimate nutrient if N didn't kickstart the process (i.e. coral death)?</w:t>
+        <w:t>Elaborate on 'more'</w:t>
       </w:r>
     </w:p>
   </w:comment>
-  <w:comment w:id="104" w:author="Em Lim" w:date="2023-04-27T13:42:00Z" w:initials="EL">
+  <w:comment w:id="109" w:author="Isabelle Cote" w:date="2023-04-26T15:59:00Z" w:initials="IC">
     <w:p>
       <w:pPr>
         <w:pStyle w:val="CommentText"/>
@@ -34986,11 +35227,27 @@
         <w:annotationRef/>
       </w:r>
       <w:r>
-        <w:t>?</w:t>
+        <w:t>Does this really fit with the description of an ultimate nutrient if N didn't kickstart the process (i.e. coral death)?</w:t>
       </w:r>
     </w:p>
   </w:comment>
-  <w:comment w:id="108" w:author="Isabelle Cote" w:date="2023-04-26T16:12:00Z" w:initials="IC">
+  <w:comment w:id="110" w:author="Em Lim" w:date="2023-04-27T13:42:00Z" w:initials="EL">
+    <w:p>
+      <w:pPr>
+        <w:pStyle w:val="CommentText"/>
+      </w:pPr>
+      <w:r>
+        <w:rPr>
+          <w:rStyle w:val="CommentReference"/>
+        </w:rPr>
+        <w:annotationRef/>
+      </w:r>
+      <w:r>
+        <w:t>?</w:t>
+      </w:r>
+    </w:p>
+  </w:comment>
+  <w:comment w:id="114" w:author="Isabelle Cote" w:date="2023-04-26T16:12:00Z" w:initials="IC">
     <w:p>
       <w:pPr>
         <w:pStyle w:val="CommentText"/>
@@ -35011,10 +35268,14 @@
 
 <file path=word/commentsExtended.xml><?xml version="1.0" encoding="utf-8"?>
 <w15:commentsEx xmlns:wpc="http://schemas.microsoft.com/office/word/2010/wordprocessingCanvas" xmlns:cx="http://schemas.microsoft.com/office/drawing/2014/chartex" xmlns:cx1="http://schemas.microsoft.com/office/drawing/2015/9/8/chartex" xmlns:cx2="http://schemas.microsoft.com/office/drawing/2015/10/21/chartex" xmlns:cx3="http://schemas.microsoft.com/office/drawing/2016/5/9/chartex" xmlns:cx4="http://schemas.microsoft.com/office/drawing/2016/5/10/chartex" xmlns:cx5="http://schemas.microsoft.com/office/drawing/2016/5/11/chartex" xmlns:cx6="http://schemas.microsoft.com/office/drawing/2016/5/12/chartex" xmlns:cx7="http://schemas.microsoft.com/office/drawing/2016/5/13/chartex" xmlns:cx8="http://schemas.microsoft.com/office/drawing/2016/5/14/chartex" xmlns:mc="http://schemas.openxmlformats.org/markup-compatibility/2006" xmlns:aink="http://schemas.microsoft.com/office/drawing/2016/ink" xmlns:am3d="http://schemas.microsoft.com/office/drawing/2017/model3d" xmlns:o="urn:schemas-microsoft-com:office:office" xmlns:r="http://schemas.openxmlformats.org/officeDocument/2006/relationships" xmlns:m="http://schemas.openxmlformats.org/officeDocument/2006/math" xmlns:v="urn:schemas-microsoft-com:vml" xmlns:wp14="http://schemas.microsoft.com/office/word/2010/wordprocessingDrawing" xmlns:wp="http://schemas.openxmlformats.org/drawingml/2006/wordprocessingDrawing" xmlns:w10="urn:schemas-microsoft-com:office:word" xmlns:w="http://schemas.openxmlformats.org/wordprocessingml/2006/main" xmlns:w14="http://schemas.microsoft.com/office/word/2010/wordml" xmlns:w15="http://schemas.microsoft.com/office/word/2012/wordml" xmlns:w16cid="http://schemas.microsoft.com/office/word/2016/wordml/cid" xmlns:w16se="http://schemas.microsoft.com/office/word/2015/wordml/symex" xmlns:wpg="http://schemas.microsoft.com/office/word/2010/wordprocessingGroup" xmlns:wpi="http://schemas.microsoft.com/office/word/2010/wordprocessingInk" xmlns:wne="http://schemas.microsoft.com/office/word/2006/wordml" xmlns:wps="http://schemas.microsoft.com/office/word/2010/wordprocessingShape" mc:Ignorable="w14 w15 w16se w16cid wp14">
+  <w15:commentEx w15:paraId="56A9E5D3" w15:done="0"/>
+  <w15:commentEx w15:paraId="08AB82C1" w15:done="0"/>
+  <w15:commentEx w15:paraId="7623CC2C" w15:done="0"/>
   <w15:commentEx w15:paraId="01190800" w15:done="0"/>
   <w15:commentEx w15:paraId="49547E54" w15:done="0"/>
   <w15:commentEx w15:paraId="5FBB00DD" w15:done="0"/>
   <w15:commentEx w15:paraId="7AFEE86C" w15:done="0"/>
+  <w15:commentEx w15:paraId="297B8874" w15:done="0"/>
   <w15:commentEx w15:paraId="49783A2B" w15:done="0"/>
   <w15:commentEx w15:paraId="7841972A" w15:done="0"/>
   <w15:commentEx w15:paraId="29195526" w15:done="0"/>
@@ -35023,6 +35284,7 @@
   <w15:commentEx w15:paraId="49245C71" w15:done="0"/>
   <w15:commentEx w15:paraId="26C5DAC9" w15:done="0"/>
   <w15:commentEx w15:paraId="32706354" w15:done="0"/>
+  <w15:commentEx w15:paraId="7FD494F9" w15:done="0"/>
   <w15:commentEx w15:paraId="6012A64B" w15:done="0"/>
   <w15:commentEx w15:paraId="49360F36" w15:done="0"/>
   <w15:commentEx w15:paraId="2AEB16CF" w15:done="0"/>
@@ -35037,6 +35299,7 @@
   <w15:commentEx w15:paraId="46BD9CF0" w15:done="0"/>
   <w15:commentEx w15:paraId="12805511" w15:done="0"/>
   <w15:commentEx w15:paraId="60F7FEB5" w15:done="0"/>
+  <w15:commentEx w15:paraId="033A8AB9" w15:done="0"/>
   <w15:commentEx w15:paraId="5D79D979" w15:done="0"/>
   <w15:commentEx w15:paraId="180C2AE2" w15:done="0"/>
   <w15:commentEx w15:paraId="146BBAEE" w15:done="0"/>
@@ -35090,10 +35353,14 @@
 
 <file path=word/commentsIds.xml><?xml version="1.0" encoding="utf-8"?>
 <w16cid:commentsIds xmlns:wpc="http://schemas.microsoft.com/office/word/2010/wordprocessingCanvas" xmlns:cx="http://schemas.microsoft.com/office/drawing/2014/chartex" xmlns:cx1="http://schemas.microsoft.com/office/drawing/2015/9/8/chartex" xmlns:cx2="http://schemas.microsoft.com/office/drawing/2015/10/21/chartex" xmlns:cx3="http://schemas.microsoft.com/office/drawing/2016/5/9/chartex" xmlns:cx4="http://schemas.microsoft.com/office/drawing/2016/5/10/chartex" xmlns:cx5="http://schemas.microsoft.com/office/drawing/2016/5/11/chartex" xmlns:cx6="http://schemas.microsoft.com/office/drawing/2016/5/12/chartex" xmlns:cx7="http://schemas.microsoft.com/office/drawing/2016/5/13/chartex" xmlns:cx8="http://schemas.microsoft.com/office/drawing/2016/5/14/chartex" xmlns:mc="http://schemas.openxmlformats.org/markup-compatibility/2006" xmlns:aink="http://schemas.microsoft.com/office/drawing/2016/ink" xmlns:am3d="http://schemas.microsoft.com/office/drawing/2017/model3d" xmlns:o="urn:schemas-microsoft-com:office:office" xmlns:r="http://schemas.openxmlformats.org/officeDocument/2006/relationships" xmlns:m="http://schemas.openxmlformats.org/officeDocument/2006/math" xmlns:v="urn:schemas-microsoft-com:vml" xmlns:wp14="http://schemas.microsoft.com/office/word/2010/wordprocessingDrawing" xmlns:wp="http://schemas.openxmlformats.org/drawingml/2006/wordprocessingDrawing" xmlns:w10="urn:schemas-microsoft-com:office:word" xmlns:w="http://schemas.openxmlformats.org/wordprocessingml/2006/main" xmlns:w14="http://schemas.microsoft.com/office/word/2010/wordml" xmlns:w15="http://schemas.microsoft.com/office/word/2012/wordml" xmlns:w16cid="http://schemas.microsoft.com/office/word/2016/wordml/cid" xmlns:w16se="http://schemas.microsoft.com/office/word/2015/wordml/symex" xmlns:wpg="http://schemas.microsoft.com/office/word/2010/wordprocessingGroup" xmlns:wpi="http://schemas.microsoft.com/office/word/2010/wordprocessingInk" xmlns:wne="http://schemas.microsoft.com/office/word/2006/wordml" xmlns:wps="http://schemas.microsoft.com/office/word/2010/wordprocessingShape" mc:Ignorable="w14 w15 w16se w16cid wp14">
+  <w16cid:commentId w16cid:paraId="56A9E5D3" w16cid:durableId="286E25E3"/>
+  <w16cid:commentId w16cid:paraId="08AB82C1" w16cid:durableId="286E264E"/>
+  <w16cid:commentId w16cid:paraId="7623CC2C" w16cid:durableId="286E2671"/>
   <w16cid:commentId w16cid:paraId="01190800" w16cid:durableId="27A1E965"/>
   <w16cid:commentId w16cid:paraId="49547E54" w16cid:durableId="27F0E568"/>
   <w16cid:commentId w16cid:paraId="5FBB00DD" w16cid:durableId="27F4FBF3"/>
   <w16cid:commentId w16cid:paraId="7AFEE86C" w16cid:durableId="27A1F27B"/>
+  <w16cid:commentId w16cid:paraId="297B8874" w16cid:durableId="286E26A6"/>
   <w16cid:commentId w16cid:paraId="49783A2B" w16cid:durableId="27BC7836"/>
   <w16cid:commentId w16cid:paraId="7841972A" w16cid:durableId="27F0F016"/>
   <w16cid:commentId w16cid:paraId="29195526" w16cid:durableId="27F0F068"/>
@@ -35102,6 +35369,7 @@
   <w16cid:commentId w16cid:paraId="49245C71" w16cid:durableId="27F10E70"/>
   <w16cid:commentId w16cid:paraId="26C5DAC9" w16cid:durableId="27F4FC43"/>
   <w16cid:commentId w16cid:paraId="32706354" w16cid:durableId="27D1DE22"/>
+  <w16cid:commentId w16cid:paraId="7FD494F9" w16cid:durableId="286E26BA"/>
   <w16cid:commentId w16cid:paraId="6012A64B" w16cid:durableId="27F109D9"/>
   <w16cid:commentId w16cid:paraId="49360F36" w16cid:durableId="27F4EFB6"/>
   <w16cid:commentId w16cid:paraId="2AEB16CF" w16cid:durableId="27F3B8DF"/>
@@ -35116,6 +35384,7 @@
   <w16cid:commentId w16cid:paraId="46BD9CF0" w16cid:durableId="27F11470"/>
   <w16cid:commentId w16cid:paraId="12805511" w16cid:durableId="27F11577"/>
   <w16cid:commentId w16cid:paraId="60F7FEB5" w16cid:durableId="27F11EEA"/>
+  <w16cid:commentId w16cid:paraId="033A8AB9" w16cid:durableId="286E26DC"/>
   <w16cid:commentId w16cid:paraId="5D79D979" w16cid:durableId="27F3B285"/>
   <w16cid:commentId w16cid:paraId="180C2AE2" w16cid:durableId="27F3BB4B"/>
   <w16cid:commentId w16cid:paraId="146BBAEE" w16cid:durableId="27F3BD92"/>
@@ -35172,6 +35441,121 @@
 <file path=word/numbering.xml><?xml version="1.0" encoding="utf-8"?>
 <w:numbering xmlns:wpc="http://schemas.microsoft.com/office/word/2010/wordprocessingCanvas" xmlns:cx="http://schemas.microsoft.com/office/drawing/2014/chartex" xmlns:cx1="http://schemas.microsoft.com/office/drawing/2015/9/8/chartex" xmlns:cx2="http://schemas.microsoft.com/office/drawing/2015/10/21/chartex" xmlns:cx3="http://schemas.microsoft.com/office/drawing/2016/5/9/chartex" xmlns:cx4="http://schemas.microsoft.com/office/drawing/2016/5/10/chartex" xmlns:cx5="http://schemas.microsoft.com/office/drawing/2016/5/11/chartex" xmlns:cx6="http://schemas.microsoft.com/office/drawing/2016/5/12/chartex" xmlns:cx7="http://schemas.microsoft.com/office/drawing/2016/5/13/chartex" xmlns:cx8="http://schemas.microsoft.com/office/drawing/2016/5/14/chartex" xmlns:mc="http://schemas.openxmlformats.org/markup-compatibility/2006" xmlns:aink="http://schemas.microsoft.com/office/drawing/2016/ink" xmlns:am3d="http://schemas.microsoft.com/office/drawing/2017/model3d" xmlns:o="urn:schemas-microsoft-com:office:office" xmlns:r="http://schemas.openxmlformats.org/officeDocument/2006/relationships" xmlns:m="http://schemas.openxmlformats.org/officeDocument/2006/math" xmlns:v="urn:schemas-microsoft-com:vml" xmlns:wp14="http://schemas.microsoft.com/office/word/2010/wordprocessingDrawing" xmlns:wp="http://schemas.openxmlformats.org/drawingml/2006/wordprocessingDrawing" xmlns:w10="urn:schemas-microsoft-com:office:word" xmlns:w="http://schemas.openxmlformats.org/wordprocessingml/2006/main" xmlns:w14="http://schemas.microsoft.com/office/word/2010/wordml" xmlns:w15="http://schemas.microsoft.com/office/word/2012/wordml" xmlns:w16cid="http://schemas.microsoft.com/office/word/2016/wordml/cid" xmlns:w16se="http://schemas.microsoft.com/office/word/2015/wordml/symex" xmlns:wpg="http://schemas.microsoft.com/office/word/2010/wordprocessingGroup" xmlns:wpi="http://schemas.microsoft.com/office/word/2010/wordprocessingInk" xmlns:wne="http://schemas.microsoft.com/office/word/2006/wordml" xmlns:wps="http://schemas.microsoft.com/office/word/2010/wordprocessingShape" mc:Ignorable="w14 w15 w16se w16cid wp14">
   <w:abstractNum w:abstractNumId="0" w15:restartNumberingAfterBreak="0">
+    <w:nsid w:val="1988280C"/>
+    <w:multiLevelType w:val="hybridMultilevel"/>
+    <w:tmpl w:val="89D67066"/>
+    <w:lvl w:ilvl="0" w:tplc="786C4506">
+      <w:start w:val="12"/>
+      <w:numFmt w:val="bullet"/>
+      <w:lvlText w:val="-"/>
+      <w:lvlJc w:val="left"/>
+      <w:pPr>
+        <w:ind w:left="720" w:hanging="360"/>
+      </w:pPr>
+      <w:rPr>
+        <w:rFonts w:ascii="Arial" w:eastAsia="Times New Roman" w:hAnsi="Arial" w:cs="Arial" w:hint="default"/>
+        <w:i/>
+        <w:sz w:val="20"/>
+      </w:rPr>
+    </w:lvl>
+    <w:lvl w:ilvl="1" w:tplc="04090003" w:tentative="1">
+      <w:start w:val="1"/>
+      <w:numFmt w:val="bullet"/>
+      <w:lvlText w:val="o"/>
+      <w:lvlJc w:val="left"/>
+      <w:pPr>
+        <w:ind w:left="1440" w:hanging="360"/>
+      </w:pPr>
+      <w:rPr>
+        <w:rFonts w:ascii="Courier New" w:hAnsi="Courier New" w:cs="Courier New" w:hint="default"/>
+      </w:rPr>
+    </w:lvl>
+    <w:lvl w:ilvl="2" w:tplc="04090005" w:tentative="1">
+      <w:start w:val="1"/>
+      <w:numFmt w:val="bullet"/>
+      <w:lvlText w:val=""/>
+      <w:lvlJc w:val="left"/>
+      <w:pPr>
+        <w:ind w:left="2160" w:hanging="360"/>
+      </w:pPr>
+      <w:rPr>
+        <w:rFonts w:ascii="Wingdings" w:hAnsi="Wingdings" w:hint="default"/>
+      </w:rPr>
+    </w:lvl>
+    <w:lvl w:ilvl="3" w:tplc="04090001" w:tentative="1">
+      <w:start w:val="1"/>
+      <w:numFmt w:val="bullet"/>
+      <w:lvlText w:val=""/>
+      <w:lvlJc w:val="left"/>
+      <w:pPr>
+        <w:ind w:left="2880" w:hanging="360"/>
+      </w:pPr>
+      <w:rPr>
+        <w:rFonts w:ascii="Symbol" w:hAnsi="Symbol" w:hint="default"/>
+      </w:rPr>
+    </w:lvl>
+    <w:lvl w:ilvl="4" w:tplc="04090003" w:tentative="1">
+      <w:start w:val="1"/>
+      <w:numFmt w:val="bullet"/>
+      <w:lvlText w:val="o"/>
+      <w:lvlJc w:val="left"/>
+      <w:pPr>
+        <w:ind w:left="3600" w:hanging="360"/>
+      </w:pPr>
+      <w:rPr>
+        <w:rFonts w:ascii="Courier New" w:hAnsi="Courier New" w:cs="Courier New" w:hint="default"/>
+      </w:rPr>
+    </w:lvl>
+    <w:lvl w:ilvl="5" w:tplc="04090005" w:tentative="1">
+      <w:start w:val="1"/>
+      <w:numFmt w:val="bullet"/>
+      <w:lvlText w:val=""/>
+      <w:lvlJc w:val="left"/>
+      <w:pPr>
+        <w:ind w:left="4320" w:hanging="360"/>
+      </w:pPr>
+      <w:rPr>
+        <w:rFonts w:ascii="Wingdings" w:hAnsi="Wingdings" w:hint="default"/>
+      </w:rPr>
+    </w:lvl>
+    <w:lvl w:ilvl="6" w:tplc="04090001" w:tentative="1">
+      <w:start w:val="1"/>
+      <w:numFmt w:val="bullet"/>
+      <w:lvlText w:val=""/>
+      <w:lvlJc w:val="left"/>
+      <w:pPr>
+        <w:ind w:left="5040" w:hanging="360"/>
+      </w:pPr>
+      <w:rPr>
+        <w:rFonts w:ascii="Symbol" w:hAnsi="Symbol" w:hint="default"/>
+      </w:rPr>
+    </w:lvl>
+    <w:lvl w:ilvl="7" w:tplc="04090003" w:tentative="1">
+      <w:start w:val="1"/>
+      <w:numFmt w:val="bullet"/>
+      <w:lvlText w:val="o"/>
+      <w:lvlJc w:val="left"/>
+      <w:pPr>
+        <w:ind w:left="5760" w:hanging="360"/>
+      </w:pPr>
+      <w:rPr>
+        <w:rFonts w:ascii="Courier New" w:hAnsi="Courier New" w:cs="Courier New" w:hint="default"/>
+      </w:rPr>
+    </w:lvl>
+    <w:lvl w:ilvl="8" w:tplc="04090005" w:tentative="1">
+      <w:start w:val="1"/>
+      <w:numFmt w:val="bullet"/>
+      <w:lvlText w:val=""/>
+      <w:lvlJc w:val="left"/>
+      <w:pPr>
+        <w:ind w:left="6480" w:hanging="360"/>
+      </w:pPr>
+      <w:rPr>
+        <w:rFonts w:ascii="Wingdings" w:hAnsi="Wingdings" w:hint="default"/>
+      </w:rPr>
+    </w:lvl>
+  </w:abstractNum>
+  <w:abstractNum w:abstractNumId="1" w15:restartNumberingAfterBreak="0">
     <w:nsid w:val="265719CB"/>
     <w:multiLevelType w:val="hybridMultilevel"/>
     <w:tmpl w:val="06B0DF98"/>
@@ -35283,7 +35667,7 @@
       </w:rPr>
     </w:lvl>
   </w:abstractNum>
-  <w:abstractNum w:abstractNumId="1" w15:restartNumberingAfterBreak="0">
+  <w:abstractNum w:abstractNumId="2" w15:restartNumberingAfterBreak="0">
     <w:nsid w:val="27A64280"/>
     <w:multiLevelType w:val="hybridMultilevel"/>
     <w:tmpl w:val="3E84BD3A"/>
@@ -35372,7 +35756,7 @@
       </w:pPr>
     </w:lvl>
   </w:abstractNum>
-  <w:abstractNum w:abstractNumId="2" w15:restartNumberingAfterBreak="0">
+  <w:abstractNum w:abstractNumId="3" w15:restartNumberingAfterBreak="0">
     <w:nsid w:val="479730ED"/>
     <w:multiLevelType w:val="hybridMultilevel"/>
     <w:tmpl w:val="DB40BE9C"/>
@@ -35461,7 +35845,7 @@
       </w:pPr>
     </w:lvl>
   </w:abstractNum>
-  <w:abstractNum w:abstractNumId="3" w15:restartNumberingAfterBreak="0">
+  <w:abstractNum w:abstractNumId="4" w15:restartNumberingAfterBreak="0">
     <w:nsid w:val="5FD7159D"/>
     <w:multiLevelType w:val="hybridMultilevel"/>
     <w:tmpl w:val="E68063A0"/>
@@ -35550,7 +35934,156 @@
       </w:pPr>
     </w:lvl>
   </w:abstractNum>
-  <w:abstractNum w:abstractNumId="4" w15:restartNumberingAfterBreak="0">
+  <w:abstractNum w:abstractNumId="5" w15:restartNumberingAfterBreak="0">
+    <w:nsid w:val="74566114"/>
+    <w:multiLevelType w:val="multilevel"/>
+    <w:tmpl w:val="23AE34AE"/>
+    <w:lvl w:ilvl="0">
+      <w:start w:val="1"/>
+      <w:numFmt w:val="bullet"/>
+      <w:lvlText w:val=""/>
+      <w:lvlJc w:val="left"/>
+      <w:pPr>
+        <w:tabs>
+          <w:tab w:val="num" w:pos="720"/>
+        </w:tabs>
+        <w:ind w:left="720" w:hanging="360"/>
+      </w:pPr>
+      <w:rPr>
+        <w:rFonts w:ascii="Symbol" w:hAnsi="Symbol" w:hint="default"/>
+        <w:sz w:val="20"/>
+      </w:rPr>
+    </w:lvl>
+    <w:lvl w:ilvl="1" w:tentative="1">
+      <w:start w:val="1"/>
+      <w:numFmt w:val="bullet"/>
+      <w:lvlText w:val="o"/>
+      <w:lvlJc w:val="left"/>
+      <w:pPr>
+        <w:tabs>
+          <w:tab w:val="num" w:pos="1440"/>
+        </w:tabs>
+        <w:ind w:left="1440" w:hanging="360"/>
+      </w:pPr>
+      <w:rPr>
+        <w:rFonts w:ascii="Courier New" w:hAnsi="Courier New" w:hint="default"/>
+        <w:sz w:val="20"/>
+      </w:rPr>
+    </w:lvl>
+    <w:lvl w:ilvl="2" w:tentative="1">
+      <w:start w:val="1"/>
+      <w:numFmt w:val="bullet"/>
+      <w:lvlText w:val=""/>
+      <w:lvlJc w:val="left"/>
+      <w:pPr>
+        <w:tabs>
+          <w:tab w:val="num" w:pos="2160"/>
+        </w:tabs>
+        <w:ind w:left="2160" w:hanging="360"/>
+      </w:pPr>
+      <w:rPr>
+        <w:rFonts w:ascii="Wingdings" w:hAnsi="Wingdings" w:hint="default"/>
+        <w:sz w:val="20"/>
+      </w:rPr>
+    </w:lvl>
+    <w:lvl w:ilvl="3" w:tentative="1">
+      <w:start w:val="1"/>
+      <w:numFmt w:val="bullet"/>
+      <w:lvlText w:val=""/>
+      <w:lvlJc w:val="left"/>
+      <w:pPr>
+        <w:tabs>
+          <w:tab w:val="num" w:pos="2880"/>
+        </w:tabs>
+        <w:ind w:left="2880" w:hanging="360"/>
+      </w:pPr>
+      <w:rPr>
+        <w:rFonts w:ascii="Wingdings" w:hAnsi="Wingdings" w:hint="default"/>
+        <w:sz w:val="20"/>
+      </w:rPr>
+    </w:lvl>
+    <w:lvl w:ilvl="4" w:tentative="1">
+      <w:start w:val="1"/>
+      <w:numFmt w:val="bullet"/>
+      <w:lvlText w:val=""/>
+      <w:lvlJc w:val="left"/>
+      <w:pPr>
+        <w:tabs>
+          <w:tab w:val="num" w:pos="3600"/>
+        </w:tabs>
+        <w:ind w:left="3600" w:hanging="360"/>
+      </w:pPr>
+      <w:rPr>
+        <w:rFonts w:ascii="Wingdings" w:hAnsi="Wingdings" w:hint="default"/>
+        <w:sz w:val="20"/>
+      </w:rPr>
+    </w:lvl>
+    <w:lvl w:ilvl="5" w:tentative="1">
+      <w:start w:val="1"/>
+      <w:numFmt w:val="bullet"/>
+      <w:lvlText w:val=""/>
+      <w:lvlJc w:val="left"/>
+      <w:pPr>
+        <w:tabs>
+          <w:tab w:val="num" w:pos="4320"/>
+        </w:tabs>
+        <w:ind w:left="4320" w:hanging="360"/>
+      </w:pPr>
+      <w:rPr>
+        <w:rFonts w:ascii="Wingdings" w:hAnsi="Wingdings" w:hint="default"/>
+        <w:sz w:val="20"/>
+      </w:rPr>
+    </w:lvl>
+    <w:lvl w:ilvl="6" w:tentative="1">
+      <w:start w:val="1"/>
+      <w:numFmt w:val="bullet"/>
+      <w:lvlText w:val=""/>
+      <w:lvlJc w:val="left"/>
+      <w:pPr>
+        <w:tabs>
+          <w:tab w:val="num" w:pos="5040"/>
+        </w:tabs>
+        <w:ind w:left="5040" w:hanging="360"/>
+      </w:pPr>
+      <w:rPr>
+        <w:rFonts w:ascii="Wingdings" w:hAnsi="Wingdings" w:hint="default"/>
+        <w:sz w:val="20"/>
+      </w:rPr>
+    </w:lvl>
+    <w:lvl w:ilvl="7" w:tentative="1">
+      <w:start w:val="1"/>
+      <w:numFmt w:val="bullet"/>
+      <w:lvlText w:val=""/>
+      <w:lvlJc w:val="left"/>
+      <w:pPr>
+        <w:tabs>
+          <w:tab w:val="num" w:pos="5760"/>
+        </w:tabs>
+        <w:ind w:left="5760" w:hanging="360"/>
+      </w:pPr>
+      <w:rPr>
+        <w:rFonts w:ascii="Wingdings" w:hAnsi="Wingdings" w:hint="default"/>
+        <w:sz w:val="20"/>
+      </w:rPr>
+    </w:lvl>
+    <w:lvl w:ilvl="8" w:tentative="1">
+      <w:start w:val="1"/>
+      <w:numFmt w:val="bullet"/>
+      <w:lvlText w:val=""/>
+      <w:lvlJc w:val="left"/>
+      <w:pPr>
+        <w:tabs>
+          <w:tab w:val="num" w:pos="6480"/>
+        </w:tabs>
+        <w:ind w:left="6480" w:hanging="360"/>
+      </w:pPr>
+      <w:rPr>
+        <w:rFonts w:ascii="Wingdings" w:hAnsi="Wingdings" w:hint="default"/>
+        <w:sz w:val="20"/>
+      </w:rPr>
+    </w:lvl>
+  </w:abstractNum>
+  <w:abstractNum w:abstractNumId="6" w15:restartNumberingAfterBreak="0">
     <w:nsid w:val="74DE3954"/>
     <w:multiLevelType w:val="hybridMultilevel"/>
     <w:tmpl w:val="BBAADCC2"/>
@@ -35663,19 +36196,25 @@
     </w:lvl>
   </w:abstractNum>
   <w:num w:numId="1">
+    <w:abstractNumId w:val="3"/>
+  </w:num>
+  <w:num w:numId="2">
     <w:abstractNumId w:val="2"/>
   </w:num>
-  <w:num w:numId="2">
+  <w:num w:numId="3">
+    <w:abstractNumId w:val="6"/>
+  </w:num>
+  <w:num w:numId="4">
     <w:abstractNumId w:val="1"/>
   </w:num>
-  <w:num w:numId="3">
+  <w:num w:numId="5">
     <w:abstractNumId w:val="4"/>
   </w:num>
-  <w:num w:numId="4">
+  <w:num w:numId="6">
+    <w:abstractNumId w:val="5"/>
+  </w:num>
+  <w:num w:numId="7">
     <w:abstractNumId w:val="0"/>
-  </w:num>
-  <w:num w:numId="5">
-    <w:abstractNumId w:val="3"/>
   </w:num>
 </w:numbering>
 </file>
@@ -36375,6 +36914,31 @@
       </w:tblBorders>
     </w:tblPr>
   </w:style>
+  <w:style w:type="character" w:styleId="Emphasis">
+    <w:name w:val="Emphasis"/>
+    <w:basedOn w:val="DefaultParagraphFont"/>
+    <w:uiPriority w:val="20"/>
+    <w:qFormat/>
+    <w:rsid w:val="00704BF9"/>
+    <w:rPr>
+      <w:i/>
+      <w:iCs/>
+    </w:rPr>
+  </w:style>
+  <w:style w:type="paragraph" w:styleId="NormalWeb">
+    <w:name w:val="Normal (Web)"/>
+    <w:basedOn w:val="Normal"/>
+    <w:uiPriority w:val="99"/>
+    <w:unhideWhenUsed/>
+    <w:rsid w:val="00704BF9"/>
+    <w:pPr>
+      <w:spacing w:before="100" w:beforeAutospacing="1" w:after="100" w:afterAutospacing="1"/>
+    </w:pPr>
+    <w:rPr>
+      <w:rFonts w:ascii="Times New Roman" w:eastAsia="Times New Roman" w:hAnsi="Times New Roman" w:cs="Times New Roman"/>
+      <w:lang w:val="en-CA"/>
+    </w:rPr>
+  </w:style>
 </w:styles>
 </file>
 
@@ -36644,7 +37208,7 @@
 </file>
 
 <file path=customXml/itemProps1.xml><?xml version="1.0" encoding="utf-8"?>
-<ds:datastoreItem xmlns:ds="http://schemas.openxmlformats.org/officeDocument/2006/customXml" ds:itemID="{2860D745-4B4A-2F43-9AE6-FFB0E403A568}">
+<ds:datastoreItem xmlns:ds="http://schemas.openxmlformats.org/officeDocument/2006/customXml" ds:itemID="{2D7FD582-EF1C-DB4F-8E24-32487E7DFF6E}">
   <ds:schemaRefs>
     <ds:schemaRef ds:uri="http://schemas.openxmlformats.org/officeDocument/2006/bibliography"/>
   </ds:schemaRefs>

--- a/Publication docs/Lim_meta_analysis_full_IMC.docx
+++ b/Publication docs/Lim_meta_analysis_full_IMC.docx
@@ -2107,6 +2107,7 @@
       <w:r>
         <w:rPr>
           <w:rFonts w:ascii="Times New Roman" w:hAnsi="Times New Roman" w:cs="Times New Roman"/>
+          <w:highlight w:val="yellow"/>
           <w:lang w:val="en-CA"/>
         </w:rPr>
         <w:t>(REF)</w:t>
@@ -2130,7 +2131,21 @@
           <w:rFonts w:ascii="Times New Roman" w:hAnsi="Times New Roman" w:cs="Times New Roman"/>
           <w:lang w:val="en-CA"/>
         </w:rPr>
-        <w:t>Scaling up from the individual to the population or community level can be challenging, but in general the amount of CND depend</w:t>
+        <w:t>Scaling up from the individual to the population or community level can be challenging, but in general the amount of CN</w:t>
+      </w:r>
+      <w:r>
+        <w:rPr>
+          <w:rFonts w:ascii="Times New Roman" w:hAnsi="Times New Roman" w:cs="Times New Roman"/>
+          <w:lang w:val="en-CA"/>
+        </w:rPr>
+        <w:t>C</w:t>
+      </w:r>
+      <w:r>
+        <w:rPr>
+          <w:rFonts w:ascii="Times New Roman" w:hAnsi="Times New Roman" w:cs="Times New Roman"/>
+          <w:lang w:val="en-CA"/>
+        </w:rPr>
+        <w:t xml:space="preserve"> depend</w:t>
       </w:r>
       <w:r>
         <w:rPr>
@@ -2789,11 +2804,20 @@
           <w:rFonts w:ascii="Times New Roman" w:hAnsi="Times New Roman" w:cs="Times New Roman"/>
           <w:lang w:val="en-CA"/>
         </w:rPr>
-        <w:t>also supply nutrients to nearshore marine ecosystems (CITE)</w:t>
-      </w:r>
-      <w:r>
-        <w:rPr>
-          <w:rFonts w:ascii="Times New Roman" w:hAnsi="Times New Roman" w:cs="Times New Roman"/>
+        <w:t xml:space="preserve">also supply nutrients to nearshore marine ecosystems </w:t>
+      </w:r>
+      <w:r>
+        <w:rPr>
+          <w:rFonts w:ascii="Times New Roman" w:hAnsi="Times New Roman" w:cs="Times New Roman"/>
+          <w:highlight w:val="yellow"/>
+          <w:lang w:val="en-CA"/>
+        </w:rPr>
+        <w:t>(CITE)</w:t>
+      </w:r>
+      <w:r>
+        <w:rPr>
+          <w:rFonts w:ascii="Times New Roman" w:hAnsi="Times New Roman" w:cs="Times New Roman"/>
+          <w:highlight w:val="yellow"/>
           <w:lang w:val="en-CA"/>
         </w:rPr>
         <w:t>.</w:t>
@@ -3357,6 +3381,24 @@
         </w:rPr>
         <w:t xml:space="preserve">. </w:t>
       </w:r>
+      <w:ins w:id="16" w:author="Em Lim" w:date="2023-07-31T15:11:00Z">
+        <w:r>
+          <w:rPr>
+            <w:rFonts w:ascii="Times New Roman" w:hAnsi="Times New Roman" w:cs="Times New Roman"/>
+            <w:lang w:val="en-CA"/>
+          </w:rPr>
+          <w:t xml:space="preserve">Nitrogen fixation by microbes also represents an endogenous source of ammonium, which is also </w:t>
+        </w:r>
+      </w:ins>
+      <w:ins w:id="17" w:author="Em Lim" w:date="2023-07-31T15:12:00Z">
+        <w:r>
+          <w:rPr>
+            <w:rFonts w:ascii="Times New Roman" w:hAnsi="Times New Roman" w:cs="Times New Roman"/>
+            <w:lang w:val="en-CA"/>
+          </w:rPr>
+          <w:t xml:space="preserve">derived through food webs? (REF). </w:t>
+        </w:r>
+      </w:ins>
       <w:r>
         <w:rPr>
           <w:rFonts w:ascii="Times New Roman" w:hAnsi="Times New Roman" w:cs="Times New Roman"/>
@@ -3480,7 +3522,21 @@
           <w:rFonts w:ascii="Times New Roman" w:hAnsi="Times New Roman" w:cs="Times New Roman"/>
           <w:lang w:val="en-CA"/>
         </w:rPr>
-        <w:t xml:space="preserve">the effect of CND should be </w:t>
+        <w:t>the effect of CN</w:t>
+      </w:r>
+      <w:r>
+        <w:rPr>
+          <w:rFonts w:ascii="Times New Roman" w:hAnsi="Times New Roman" w:cs="Times New Roman"/>
+          <w:lang w:val="en-CA"/>
+        </w:rPr>
+        <w:t>C</w:t>
+      </w:r>
+      <w:r>
+        <w:rPr>
+          <w:rFonts w:ascii="Times New Roman" w:hAnsi="Times New Roman" w:cs="Times New Roman"/>
+          <w:lang w:val="en-CA"/>
+        </w:rPr>
+        <w:t xml:space="preserve"> should be </w:t>
       </w:r>
       <w:r>
         <w:rPr>
@@ -3510,7 +3566,7 @@
         </w:rPr>
         <w:t xml:space="preserve"> external nutrient </w:t>
       </w:r>
-      <w:commentRangeStart w:id="16"/>
+      <w:commentRangeStart w:id="18"/>
       <w:r>
         <w:rPr>
           <w:rFonts w:ascii="Times New Roman" w:hAnsi="Times New Roman" w:cs="Times New Roman"/>
@@ -3518,12 +3574,12 @@
         </w:rPr>
         <w:t>input</w:t>
       </w:r>
-      <w:commentRangeEnd w:id="16"/>
+      <w:commentRangeEnd w:id="18"/>
       <w:r>
         <w:rPr>
           <w:rStyle w:val="CommentReference"/>
         </w:rPr>
-        <w:commentReference w:id="16"/>
+        <w:commentReference w:id="18"/>
       </w:r>
       <w:r>
         <w:rPr>
@@ -3547,6 +3603,26 @@
         </w:rPr>
         <w:t xml:space="preserve">However, </w:t>
       </w:r>
+      <w:ins w:id="19" w:author="Em Lim" w:date="2023-07-31T15:13:00Z">
+        <w:r>
+          <w:rPr>
+            <w:rFonts w:ascii="Times New Roman" w:hAnsi="Times New Roman" w:cs="Times New Roman"/>
+            <w:color w:val="000000"/>
+            <w:lang w:val="en-CA"/>
+          </w:rPr>
+          <w:t>when a similar assumption was tested for terrestrial ecosystems, it was not supporte</w:t>
+        </w:r>
+      </w:ins>
+      <w:ins w:id="20" w:author="Em Lim" w:date="2023-07-31T15:14:00Z">
+        <w:r>
+          <w:rPr>
+            <w:rFonts w:ascii="Times New Roman" w:hAnsi="Times New Roman" w:cs="Times New Roman"/>
+            <w:color w:val="000000"/>
+            <w:lang w:val="en-CA"/>
+          </w:rPr>
+          <w:t xml:space="preserve">d (TURNER). In marine ecosystems, </w:t>
+        </w:r>
+      </w:ins>
       <w:r>
         <w:rPr>
           <w:rFonts w:ascii="Times New Roman" w:hAnsi="Times New Roman" w:cs="Times New Roman"/>
@@ -3576,7 +3652,21 @@
           <w:rFonts w:ascii="Times New Roman" w:hAnsi="Times New Roman" w:cs="Times New Roman"/>
           <w:lang w:val="en-CA"/>
         </w:rPr>
-        <w:t xml:space="preserve">CND </w:t>
+        <w:t>CN</w:t>
+      </w:r>
+      <w:r>
+        <w:rPr>
+          <w:rFonts w:ascii="Times New Roman" w:hAnsi="Times New Roman" w:cs="Times New Roman"/>
+          <w:lang w:val="en-CA"/>
+        </w:rPr>
+        <w:t>C</w:t>
+      </w:r>
+      <w:r>
+        <w:rPr>
+          <w:rFonts w:ascii="Times New Roman" w:hAnsi="Times New Roman" w:cs="Times New Roman"/>
+          <w:lang w:val="en-CA"/>
+        </w:rPr>
+        <w:t xml:space="preserve"> </w:t>
       </w:r>
       <w:r>
         <w:rPr>
@@ -3832,7 +3922,15 @@
           <w:rFonts w:ascii="Times New Roman" w:hAnsi="Times New Roman" w:cs="Times New Roman"/>
           <w:lang w:val="en-CA"/>
         </w:rPr>
-        <w:t>from the ocean for extended periods of time,</w:t>
+        <w:t xml:space="preserve">from the </w:t>
+      </w:r>
+      <w:r>
+        <w:rPr>
+          <w:rFonts w:ascii="Times New Roman" w:hAnsi="Times New Roman" w:cs="Times New Roman"/>
+          <w:lang w:val="en-CA"/>
+        </w:rPr>
+        <w:lastRenderedPageBreak/>
+        <w:t>ocean for extended periods of time,</w:t>
       </w:r>
       <w:r>
         <w:rPr>
@@ -3846,7 +3944,21 @@
           <w:rFonts w:ascii="Times New Roman" w:hAnsi="Times New Roman" w:cs="Times New Roman"/>
           <w:lang w:val="en-CA"/>
         </w:rPr>
-        <w:t>CND can prevent nutrient depletion</w:t>
+        <w:t>CN</w:t>
+      </w:r>
+      <w:r>
+        <w:rPr>
+          <w:rFonts w:ascii="Times New Roman" w:hAnsi="Times New Roman" w:cs="Times New Roman"/>
+          <w:lang w:val="en-CA"/>
+        </w:rPr>
+        <w:t>C</w:t>
+      </w:r>
+      <w:r>
+        <w:rPr>
+          <w:rFonts w:ascii="Times New Roman" w:hAnsi="Times New Roman" w:cs="Times New Roman"/>
+          <w:lang w:val="en-CA"/>
+        </w:rPr>
+        <w:t xml:space="preserve"> can prevent nutrient depletion</w:t>
       </w:r>
       <w:r>
         <w:rPr>
@@ -3945,15 +4057,7 @@
           <w:rFonts w:ascii="Times New Roman" w:hAnsi="Times New Roman" w:cs="Times New Roman"/>
           <w:lang w:val="en-CA"/>
         </w:rPr>
-        <w:t xml:space="preserve">nutrient upwelling systems, the delivery of </w:t>
-      </w:r>
-      <w:r>
-        <w:rPr>
-          <w:rFonts w:ascii="Times New Roman" w:hAnsi="Times New Roman" w:cs="Times New Roman"/>
-          <w:lang w:val="en-CA"/>
-        </w:rPr>
-        <w:lastRenderedPageBreak/>
-        <w:t xml:space="preserve">nitrates may be mismatched with the timing of summer productivity </w:t>
+        <w:t xml:space="preserve">nutrient upwelling systems, the delivery of nitrates may be mismatched with the timing of summer productivity </w:t>
       </w:r>
       <w:r>
         <w:rPr>
@@ -4584,7 +4688,7 @@
           <w:lang w:val="en-CA"/>
         </w:rPr>
       </w:pPr>
-      <w:commentRangeStart w:id="17"/>
+      <w:commentRangeStart w:id="21"/>
       <w:r>
         <w:rPr>
           <w:rFonts w:ascii="Times New Roman" w:hAnsi="Times New Roman" w:cs="Times New Roman"/>
@@ -4594,12 +4698,12 @@
         </w:rPr>
         <w:t>Methods</w:t>
       </w:r>
-      <w:commentRangeEnd w:id="17"/>
+      <w:commentRangeEnd w:id="21"/>
       <w:r>
         <w:rPr>
           <w:rStyle w:val="CommentReference"/>
         </w:rPr>
-        <w:commentReference w:id="17"/>
+        <w:commentReference w:id="21"/>
       </w:r>
     </w:p>
     <w:p>
@@ -4954,7 +5058,14 @@
         <w:rPr>
           <w:rFonts w:ascii="Times New Roman" w:hAnsi="Times New Roman" w:cs="Times New Roman"/>
         </w:rPr>
-        <w:t>unreviewed articles</w:t>
+        <w:t xml:space="preserve">unreviewed </w:t>
+      </w:r>
+      <w:r>
+        <w:rPr>
+          <w:rFonts w:ascii="Times New Roman" w:hAnsi="Times New Roman" w:cs="Times New Roman"/>
+        </w:rPr>
+        <w:lastRenderedPageBreak/>
+        <w:t>articles</w:t>
       </w:r>
       <w:r>
         <w:rPr>
@@ -5008,14 +5119,7 @@
         <w:rPr>
           <w:rFonts w:ascii="Times New Roman" w:hAnsi="Times New Roman" w:cs="Times New Roman"/>
         </w:rPr>
-        <w:t xml:space="preserve">Web of Science categories: Marine Freshwater Biology, </w:t>
-      </w:r>
-      <w:r>
-        <w:rPr>
-          <w:rFonts w:ascii="Times New Roman" w:hAnsi="Times New Roman" w:cs="Times New Roman"/>
-        </w:rPr>
-        <w:lastRenderedPageBreak/>
-        <w:t>Environmental Engineering, Ecology, Oceanography, Zoology, Environmental Studies, Limnology, Multidisciplinary Sciences, Biology, Plant Sciences, Fisheries, or Biodiversity Conservation</w:t>
+        <w:t>Web of Science categories: Marine Freshwater Biology, Environmental Engineering, Ecology, Oceanography, Zoology, Environmental Studies, Limnology, Multidisciplinary Sciences, Biology, Plant Sciences, Fisheries, or Biodiversity Conservation</w:t>
       </w:r>
       <w:r>
         <w:rPr>
@@ -5395,58 +5499,6 @@
         </w:rPr>
         <w:t>quantitively,</w:t>
       </w:r>
-      <w:del w:id="18" w:author="Isabelle Cote" w:date="2023-04-24T12:04:00Z">
-        <w:r>
-          <w:rPr>
-            <w:rFonts w:ascii="Times New Roman" w:hAnsi="Times New Roman" w:cs="Times New Roman"/>
-          </w:rPr>
-          <w:delText xml:space="preserve">in terms of </w:delText>
-        </w:r>
-        <w:commentRangeStart w:id="19"/>
-        <w:r>
-          <w:rPr>
-            <w:rFonts w:ascii="Times New Roman" w:hAnsi="Times New Roman" w:cs="Times New Roman"/>
-            <w:highlight w:val="yellow"/>
-          </w:rPr>
-          <w:delText>gr</w:delText>
-        </w:r>
-      </w:del>
-      <w:del w:id="20" w:author="Isabelle Cote" w:date="2023-04-24T12:03:00Z">
-        <w:r>
-          <w:rPr>
-            <w:rFonts w:ascii="Times New Roman" w:hAnsi="Times New Roman" w:cs="Times New Roman"/>
-            <w:highlight w:val="yellow"/>
-          </w:rPr>
-          <w:delText>owth, abundance, weight</w:delText>
-        </w:r>
-        <w:r>
-          <w:rPr>
-            <w:rFonts w:ascii="Times New Roman" w:hAnsi="Times New Roman" w:cs="Times New Roman"/>
-            <w:highlight w:val="yellow"/>
-          </w:rPr>
-          <w:delText>, etc</w:delText>
-        </w:r>
-        <w:r>
-          <w:rPr>
-            <w:rFonts w:ascii="Times New Roman" w:hAnsi="Times New Roman" w:cs="Times New Roman"/>
-            <w:highlight w:val="yellow"/>
-          </w:rPr>
-          <w:delText xml:space="preserve"> </w:delText>
-        </w:r>
-        <w:commentRangeEnd w:id="19"/>
-        <w:r>
-          <w:rPr>
-            <w:rStyle w:val="CommentReference"/>
-          </w:rPr>
-          <w:commentReference w:id="19"/>
-        </w:r>
-        <w:r>
-          <w:rPr>
-            <w:rFonts w:ascii="Times New Roman" w:hAnsi="Times New Roman" w:cs="Times New Roman"/>
-          </w:rPr>
-          <w:delText>,</w:delText>
-        </w:r>
-      </w:del>
       <w:r>
         <w:rPr>
           <w:rFonts w:ascii="Times New Roman" w:hAnsi="Times New Roman" w:cs="Times New Roman"/>
@@ -5539,242 +5591,246 @@
           <w:rFonts w:ascii="Times New Roman" w:hAnsi="Times New Roman" w:cs="Times New Roman"/>
         </w:rPr>
       </w:pPr>
-      <w:ins w:id="21" w:author="Isabelle Cote" w:date="2023-04-24T12:05:00Z">
-        <w:r>
-          <w:rPr>
-            <w:rFonts w:ascii="Times New Roman" w:hAnsi="Times New Roman" w:cs="Times New Roman"/>
-          </w:rPr>
-          <w:t>Responses of primary produc</w:t>
-        </w:r>
-      </w:ins>
-      <w:ins w:id="22" w:author="Isabelle Cote" w:date="2023-04-24T12:06:00Z">
-        <w:r>
-          <w:rPr>
-            <w:rFonts w:ascii="Times New Roman" w:hAnsi="Times New Roman" w:cs="Times New Roman"/>
-          </w:rPr>
-          <w:t xml:space="preserve">ers </w:t>
-        </w:r>
-      </w:ins>
-      <w:ins w:id="23" w:author="Isabelle Cote" w:date="2023-04-24T12:05:00Z">
-        <w:r>
-          <w:rPr>
-            <w:rFonts w:ascii="Times New Roman" w:hAnsi="Times New Roman" w:cs="Times New Roman"/>
-          </w:rPr>
-          <w:t>to</w:t>
-        </w:r>
-      </w:ins>
-      <w:ins w:id="24" w:author="Isabelle Cote" w:date="2023-04-24T12:06:00Z">
-        <w:r>
-          <w:rPr>
-            <w:rFonts w:ascii="Times New Roman" w:hAnsi="Times New Roman" w:cs="Times New Roman"/>
-          </w:rPr>
-          <w:t xml:space="preserve"> changes in</w:t>
-        </w:r>
-      </w:ins>
-      <w:ins w:id="25" w:author="Isabelle Cote" w:date="2023-04-24T12:05:00Z">
-        <w:r>
-          <w:rPr>
-            <w:rFonts w:ascii="Times New Roman" w:hAnsi="Times New Roman" w:cs="Times New Roman"/>
-          </w:rPr>
-          <w:t xml:space="preserve"> nutrient </w:t>
-        </w:r>
-      </w:ins>
-      <w:ins w:id="26" w:author="Isabelle Cote" w:date="2023-04-24T12:06:00Z">
-        <w:r>
-          <w:rPr>
-            <w:rFonts w:ascii="Times New Roman" w:hAnsi="Times New Roman" w:cs="Times New Roman"/>
-          </w:rPr>
-          <w:t xml:space="preserve">levels were </w:t>
-        </w:r>
-      </w:ins>
-      <w:ins w:id="27" w:author="Isabelle Cote" w:date="2023-04-24T12:11:00Z">
-        <w:r>
-          <w:rPr>
-            <w:rFonts w:ascii="Times New Roman" w:hAnsi="Times New Roman" w:cs="Times New Roman"/>
-          </w:rPr>
-          <w:t>reported</w:t>
-        </w:r>
-      </w:ins>
-      <w:ins w:id="28" w:author="Isabelle Cote" w:date="2023-04-24T12:06:00Z">
-        <w:r>
-          <w:rPr>
-            <w:rFonts w:ascii="Times New Roman" w:hAnsi="Times New Roman" w:cs="Times New Roman"/>
-          </w:rPr>
-          <w:t xml:space="preserve"> as </w:t>
-        </w:r>
-      </w:ins>
-      <w:ins w:id="29" w:author="Isabelle Cote" w:date="2023-04-24T12:12:00Z">
-        <w:r>
-          <w:rPr>
-            <w:rFonts w:ascii="Times New Roman" w:hAnsi="Times New Roman" w:cs="Times New Roman"/>
-          </w:rPr>
-          <w:t>static</w:t>
-        </w:r>
-      </w:ins>
-      <w:ins w:id="30" w:author="Isabelle Cote" w:date="2023-04-24T12:07:00Z">
-        <w:r>
-          <w:rPr>
-            <w:rFonts w:ascii="Times New Roman" w:hAnsi="Times New Roman" w:cs="Times New Roman"/>
-          </w:rPr>
-          <w:t xml:space="preserve"> </w:t>
-        </w:r>
-      </w:ins>
-      <w:ins w:id="31" w:author="Isabelle Cote" w:date="2023-04-24T12:11:00Z">
-        <w:r>
-          <w:rPr>
-            <w:rFonts w:ascii="Times New Roman" w:hAnsi="Times New Roman" w:cs="Times New Roman"/>
-          </w:rPr>
-          <w:t>measurements</w:t>
-        </w:r>
-      </w:ins>
-      <w:ins w:id="32" w:author="Isabelle Cote" w:date="2023-04-24T12:07:00Z">
-        <w:r>
-          <w:rPr>
-            <w:rFonts w:ascii="Times New Roman" w:hAnsi="Times New Roman" w:cs="Times New Roman"/>
-          </w:rPr>
-          <w:t xml:space="preserve"> </w:t>
-        </w:r>
-      </w:ins>
-      <w:ins w:id="33" w:author="Isabelle Cote" w:date="2023-04-24T12:08:00Z">
-        <w:r>
-          <w:rPr>
-            <w:rFonts w:ascii="Times New Roman" w:hAnsi="Times New Roman" w:cs="Times New Roman"/>
-          </w:rPr>
-          <w:t xml:space="preserve">pertaining to individuals </w:t>
-        </w:r>
-      </w:ins>
-      <w:ins w:id="34" w:author="Isabelle Cote" w:date="2023-04-24T12:09:00Z">
-        <w:r>
-          <w:rPr>
-            <w:rFonts w:ascii="Times New Roman" w:hAnsi="Times New Roman" w:cs="Times New Roman"/>
-          </w:rPr>
-          <w:t xml:space="preserve">(i.e., </w:t>
-        </w:r>
-        <w:r>
-          <w:rPr>
-            <w:rFonts w:ascii="Times New Roman" w:hAnsi="Times New Roman" w:cs="Times New Roman"/>
-          </w:rPr>
-          <w:t>length, tissue protein, area, dry weight, and width</w:t>
-        </w:r>
-        <w:r>
-          <w:rPr>
-            <w:rFonts w:ascii="Times New Roman" w:hAnsi="Times New Roman" w:cs="Times New Roman"/>
-          </w:rPr>
-          <w:t xml:space="preserve">) </w:t>
-        </w:r>
-      </w:ins>
-      <w:ins w:id="35" w:author="Isabelle Cote" w:date="2023-04-24T12:08:00Z">
-        <w:r>
-          <w:rPr>
-            <w:rFonts w:ascii="Times New Roman" w:hAnsi="Times New Roman" w:cs="Times New Roman"/>
-          </w:rPr>
-          <w:t xml:space="preserve">or populations </w:t>
-        </w:r>
-      </w:ins>
-      <w:ins w:id="36" w:author="Isabelle Cote" w:date="2023-04-24T12:07:00Z">
-        <w:r>
-          <w:rPr>
-            <w:rFonts w:ascii="Times New Roman" w:hAnsi="Times New Roman" w:cs="Times New Roman"/>
-          </w:rPr>
-          <w:t>(</w:t>
-        </w:r>
-      </w:ins>
-      <w:ins w:id="37" w:author="Isabelle Cote" w:date="2023-04-24T12:08:00Z">
-        <w:r>
-          <w:rPr>
-            <w:rFonts w:ascii="Times New Roman" w:hAnsi="Times New Roman" w:cs="Times New Roman"/>
-          </w:rPr>
-          <w:t xml:space="preserve">i.e., </w:t>
-        </w:r>
-      </w:ins>
-      <w:ins w:id="38" w:author="Isabelle Cote" w:date="2023-04-24T12:06:00Z">
-        <w:r>
-          <w:rPr>
-            <w:rFonts w:ascii="Times New Roman" w:hAnsi="Times New Roman" w:cs="Times New Roman"/>
-          </w:rPr>
-          <w:t>percent cover, density, biomass, chl</w:t>
-        </w:r>
-      </w:ins>
-      <w:ins w:id="39" w:author="Isabelle Cote" w:date="2023-04-24T12:08:00Z">
-        <w:r>
-          <w:rPr>
-            <w:rFonts w:ascii="Times New Roman" w:hAnsi="Times New Roman" w:cs="Times New Roman"/>
-          </w:rPr>
-          <w:t>orophyll</w:t>
-        </w:r>
-      </w:ins>
-      <w:ins w:id="40" w:author="Isabelle Cote" w:date="2023-04-24T12:06:00Z">
-        <w:r>
-          <w:rPr>
-            <w:rFonts w:ascii="Times New Roman" w:hAnsi="Times New Roman" w:cs="Times New Roman"/>
-          </w:rPr>
-          <w:t xml:space="preserve"> a, </w:t>
-        </w:r>
-        <w:commentRangeStart w:id="41"/>
-        <w:r>
-          <w:rPr>
-            <w:rFonts w:ascii="Times New Roman" w:hAnsi="Times New Roman" w:cs="Times New Roman"/>
-          </w:rPr>
-          <w:t>abundance</w:t>
-        </w:r>
-      </w:ins>
-      <w:commentRangeEnd w:id="41"/>
-      <w:ins w:id="42" w:author="Isabelle Cote" w:date="2023-04-24T12:09:00Z">
-        <w:r>
-          <w:rPr>
-            <w:rStyle w:val="CommentReference"/>
-          </w:rPr>
-          <w:commentReference w:id="41"/>
-        </w:r>
-        <w:r>
-          <w:rPr>
-            <w:rFonts w:ascii="Times New Roman" w:hAnsi="Times New Roman" w:cs="Times New Roman"/>
-          </w:rPr>
-          <w:t>)</w:t>
-        </w:r>
-      </w:ins>
-      <w:ins w:id="43" w:author="Isabelle Cote" w:date="2023-04-24T12:10:00Z">
-        <w:r>
-          <w:rPr>
-            <w:rFonts w:ascii="Times New Roman" w:hAnsi="Times New Roman" w:cs="Times New Roman"/>
-          </w:rPr>
-          <w:t xml:space="preserve"> </w:t>
-        </w:r>
-        <w:r>
-          <w:rPr>
-            <w:rFonts w:ascii="Times New Roman" w:hAnsi="Times New Roman" w:cs="Times New Roman"/>
-          </w:rPr>
-          <w:t xml:space="preserve">or as rates (e.g., </w:t>
-        </w:r>
-        <w:r>
-          <w:rPr>
-            <w:rFonts w:ascii="Times New Roman" w:hAnsi="Times New Roman" w:cs="Times New Roman"/>
-          </w:rPr>
-          <w:t>growth, photosynthesis</w:t>
-        </w:r>
-        <w:r>
-          <w:rPr>
-            <w:rFonts w:ascii="Times New Roman" w:hAnsi="Times New Roman" w:cs="Times New Roman"/>
-          </w:rPr>
-          <w:t>)</w:t>
-        </w:r>
-      </w:ins>
-      <w:ins w:id="44" w:author="Isabelle Cote" w:date="2023-04-24T12:06:00Z">
-        <w:r>
-          <w:rPr>
-            <w:rFonts w:ascii="Times New Roman" w:hAnsi="Times New Roman" w:cs="Times New Roman"/>
-          </w:rPr>
-          <w:t>.</w:t>
-        </w:r>
-      </w:ins>
-      <w:ins w:id="45" w:author="Isabelle Cote" w:date="2023-04-24T12:05:00Z">
-        <w:r>
-          <w:rPr>
-            <w:rFonts w:ascii="Times New Roman" w:hAnsi="Times New Roman" w:cs="Times New Roman"/>
-          </w:rPr>
-          <w:t xml:space="preserve"> </w:t>
-        </w:r>
-      </w:ins>
+      <w:moveFromRangeStart w:id="22" w:author="Em Lim" w:date="2023-07-31T15:46:00Z" w:name="move141710819"/>
+      <w:moveFrom w:id="23" w:author="Em Lim" w:date="2023-07-31T15:46:00Z">
+        <w:ins w:id="24" w:author="Isabelle Cote" w:date="2023-04-24T12:05:00Z">
+          <w:r>
+            <w:rPr>
+              <w:rFonts w:ascii="Times New Roman" w:hAnsi="Times New Roman" w:cs="Times New Roman"/>
+            </w:rPr>
+            <w:t>Responses of primary produc</w:t>
+          </w:r>
+        </w:ins>
+        <w:ins w:id="25" w:author="Isabelle Cote" w:date="2023-04-24T12:06:00Z">
+          <w:r>
+            <w:rPr>
+              <w:rFonts w:ascii="Times New Roman" w:hAnsi="Times New Roman" w:cs="Times New Roman"/>
+            </w:rPr>
+            <w:t xml:space="preserve">ers </w:t>
+          </w:r>
+        </w:ins>
+        <w:ins w:id="26" w:author="Isabelle Cote" w:date="2023-04-24T12:05:00Z">
+          <w:r>
+            <w:rPr>
+              <w:rFonts w:ascii="Times New Roman" w:hAnsi="Times New Roman" w:cs="Times New Roman"/>
+            </w:rPr>
+            <w:t>to</w:t>
+          </w:r>
+        </w:ins>
+        <w:ins w:id="27" w:author="Isabelle Cote" w:date="2023-04-24T12:06:00Z">
+          <w:r>
+            <w:rPr>
+              <w:rFonts w:ascii="Times New Roman" w:hAnsi="Times New Roman" w:cs="Times New Roman"/>
+            </w:rPr>
+            <w:t xml:space="preserve"> changes in</w:t>
+          </w:r>
+        </w:ins>
+        <w:ins w:id="28" w:author="Isabelle Cote" w:date="2023-04-24T12:05:00Z">
+          <w:r>
+            <w:rPr>
+              <w:rFonts w:ascii="Times New Roman" w:hAnsi="Times New Roman" w:cs="Times New Roman"/>
+            </w:rPr>
+            <w:t xml:space="preserve"> nutrient </w:t>
+          </w:r>
+        </w:ins>
+        <w:ins w:id="29" w:author="Isabelle Cote" w:date="2023-04-24T12:06:00Z">
+          <w:r>
+            <w:rPr>
+              <w:rFonts w:ascii="Times New Roman" w:hAnsi="Times New Roman" w:cs="Times New Roman"/>
+            </w:rPr>
+            <w:t xml:space="preserve">levels were </w:t>
+          </w:r>
+        </w:ins>
+        <w:ins w:id="30" w:author="Isabelle Cote" w:date="2023-04-24T12:11:00Z">
+          <w:r>
+            <w:rPr>
+              <w:rFonts w:ascii="Times New Roman" w:hAnsi="Times New Roman" w:cs="Times New Roman"/>
+            </w:rPr>
+            <w:t>reported</w:t>
+          </w:r>
+        </w:ins>
+        <w:ins w:id="31" w:author="Isabelle Cote" w:date="2023-04-24T12:06:00Z">
+          <w:r>
+            <w:rPr>
+              <w:rFonts w:ascii="Times New Roman" w:hAnsi="Times New Roman" w:cs="Times New Roman"/>
+            </w:rPr>
+            <w:t xml:space="preserve"> as </w:t>
+          </w:r>
+        </w:ins>
+        <w:ins w:id="32" w:author="Isabelle Cote" w:date="2023-04-24T12:12:00Z">
+          <w:r>
+            <w:rPr>
+              <w:rFonts w:ascii="Times New Roman" w:hAnsi="Times New Roman" w:cs="Times New Roman"/>
+            </w:rPr>
+            <w:t>static</w:t>
+          </w:r>
+        </w:ins>
+        <w:ins w:id="33" w:author="Isabelle Cote" w:date="2023-04-24T12:07:00Z">
+          <w:r>
+            <w:rPr>
+              <w:rFonts w:ascii="Times New Roman" w:hAnsi="Times New Roman" w:cs="Times New Roman"/>
+            </w:rPr>
+            <w:t xml:space="preserve"> </w:t>
+          </w:r>
+        </w:ins>
+        <w:ins w:id="34" w:author="Isabelle Cote" w:date="2023-04-24T12:11:00Z">
+          <w:r>
+            <w:rPr>
+              <w:rFonts w:ascii="Times New Roman" w:hAnsi="Times New Roman" w:cs="Times New Roman"/>
+            </w:rPr>
+            <w:t>measurements</w:t>
+          </w:r>
+        </w:ins>
+        <w:ins w:id="35" w:author="Isabelle Cote" w:date="2023-04-24T12:07:00Z">
+          <w:r>
+            <w:rPr>
+              <w:rFonts w:ascii="Times New Roman" w:hAnsi="Times New Roman" w:cs="Times New Roman"/>
+            </w:rPr>
+            <w:t xml:space="preserve"> </w:t>
+          </w:r>
+        </w:ins>
+        <w:ins w:id="36" w:author="Isabelle Cote" w:date="2023-04-24T12:08:00Z">
+          <w:r>
+            <w:rPr>
+              <w:rFonts w:ascii="Times New Roman" w:hAnsi="Times New Roman" w:cs="Times New Roman"/>
+            </w:rPr>
+            <w:t xml:space="preserve">pertaining to individuals </w:t>
+          </w:r>
+        </w:ins>
+        <w:ins w:id="37" w:author="Isabelle Cote" w:date="2023-04-24T12:09:00Z">
+          <w:r>
+            <w:rPr>
+              <w:rFonts w:ascii="Times New Roman" w:hAnsi="Times New Roman" w:cs="Times New Roman"/>
+            </w:rPr>
+            <w:t xml:space="preserve">(i.e., </w:t>
+          </w:r>
+          <w:r>
+            <w:rPr>
+              <w:rFonts w:ascii="Times New Roman" w:hAnsi="Times New Roman" w:cs="Times New Roman"/>
+            </w:rPr>
+            <w:t>length, tissue protein, area, dry weight, and width</w:t>
+          </w:r>
+          <w:r>
+            <w:rPr>
+              <w:rFonts w:ascii="Times New Roman" w:hAnsi="Times New Roman" w:cs="Times New Roman"/>
+            </w:rPr>
+            <w:t xml:space="preserve">) </w:t>
+          </w:r>
+        </w:ins>
+        <w:ins w:id="38" w:author="Isabelle Cote" w:date="2023-04-24T12:08:00Z">
+          <w:r>
+            <w:rPr>
+              <w:rFonts w:ascii="Times New Roman" w:hAnsi="Times New Roman" w:cs="Times New Roman"/>
+            </w:rPr>
+            <w:t xml:space="preserve">or populations </w:t>
+          </w:r>
+        </w:ins>
+        <w:ins w:id="39" w:author="Isabelle Cote" w:date="2023-04-24T12:07:00Z">
+          <w:r>
+            <w:rPr>
+              <w:rFonts w:ascii="Times New Roman" w:hAnsi="Times New Roman" w:cs="Times New Roman"/>
+            </w:rPr>
+            <w:t>(</w:t>
+          </w:r>
+        </w:ins>
+        <w:ins w:id="40" w:author="Isabelle Cote" w:date="2023-04-24T12:08:00Z">
+          <w:r>
+            <w:rPr>
+              <w:rFonts w:ascii="Times New Roman" w:hAnsi="Times New Roman" w:cs="Times New Roman"/>
+            </w:rPr>
+            <w:t xml:space="preserve">i.e., </w:t>
+          </w:r>
+        </w:ins>
+        <w:ins w:id="41" w:author="Isabelle Cote" w:date="2023-04-24T12:06:00Z">
+          <w:r>
+            <w:rPr>
+              <w:rFonts w:ascii="Times New Roman" w:hAnsi="Times New Roman" w:cs="Times New Roman"/>
+            </w:rPr>
+            <w:t>percent cover, density, biomass, chl</w:t>
+          </w:r>
+        </w:ins>
+        <w:ins w:id="42" w:author="Isabelle Cote" w:date="2023-04-24T12:08:00Z">
+          <w:r>
+            <w:rPr>
+              <w:rFonts w:ascii="Times New Roman" w:hAnsi="Times New Roman" w:cs="Times New Roman"/>
+            </w:rPr>
+            <w:t>orophyll</w:t>
+          </w:r>
+        </w:ins>
+        <w:ins w:id="43" w:author="Isabelle Cote" w:date="2023-04-24T12:06:00Z">
+          <w:r>
+            <w:rPr>
+              <w:rFonts w:ascii="Times New Roman" w:hAnsi="Times New Roman" w:cs="Times New Roman"/>
+            </w:rPr>
+            <w:t xml:space="preserve"> a, </w:t>
+          </w:r>
+          <w:commentRangeStart w:id="44"/>
+          <w:r>
+            <w:rPr>
+              <w:rFonts w:ascii="Times New Roman" w:hAnsi="Times New Roman" w:cs="Times New Roman"/>
+            </w:rPr>
+            <w:t>abundance</w:t>
+          </w:r>
+        </w:ins>
+        <w:commentRangeEnd w:id="44"/>
+        <w:ins w:id="45" w:author="Isabelle Cote" w:date="2023-04-24T12:09:00Z">
+          <w:r>
+            <w:rPr>
+              <w:rStyle w:val="CommentReference"/>
+            </w:rPr>
+            <w:commentReference w:id="44"/>
+          </w:r>
+          <w:r>
+            <w:rPr>
+              <w:rFonts w:ascii="Times New Roman" w:hAnsi="Times New Roman" w:cs="Times New Roman"/>
+            </w:rPr>
+            <w:t>)</w:t>
+          </w:r>
+        </w:ins>
+        <w:ins w:id="46" w:author="Isabelle Cote" w:date="2023-04-24T12:10:00Z">
+          <w:r>
+            <w:rPr>
+              <w:rFonts w:ascii="Times New Roman" w:hAnsi="Times New Roman" w:cs="Times New Roman"/>
+            </w:rPr>
+            <w:t xml:space="preserve"> </w:t>
+          </w:r>
+          <w:r>
+            <w:rPr>
+              <w:rFonts w:ascii="Times New Roman" w:hAnsi="Times New Roman" w:cs="Times New Roman"/>
+            </w:rPr>
+            <w:t xml:space="preserve">or as rates (e.g., </w:t>
+          </w:r>
+          <w:r>
+            <w:rPr>
+              <w:rFonts w:ascii="Times New Roman" w:hAnsi="Times New Roman" w:cs="Times New Roman"/>
+            </w:rPr>
+            <w:t>growth, photosynthesis</w:t>
+          </w:r>
+          <w:r>
+            <w:rPr>
+              <w:rFonts w:ascii="Times New Roman" w:hAnsi="Times New Roman" w:cs="Times New Roman"/>
+            </w:rPr>
+            <w:t>)</w:t>
+          </w:r>
+        </w:ins>
+        <w:ins w:id="47" w:author="Isabelle Cote" w:date="2023-04-24T12:06:00Z">
+          <w:r>
+            <w:rPr>
+              <w:rFonts w:ascii="Times New Roman" w:hAnsi="Times New Roman" w:cs="Times New Roman"/>
+            </w:rPr>
+            <w:t>.</w:t>
+          </w:r>
+        </w:ins>
+        <w:ins w:id="48" w:author="Isabelle Cote" w:date="2023-04-24T12:05:00Z">
+          <w:r>
+            <w:rPr>
+              <w:rFonts w:ascii="Times New Roman" w:hAnsi="Times New Roman" w:cs="Times New Roman"/>
+            </w:rPr>
+            <w:t xml:space="preserve"> </w:t>
+          </w:r>
+        </w:ins>
+      </w:moveFrom>
+      <w:moveFromRangeEnd w:id="22"/>
       <w:r>
         <w:rPr>
           <w:rFonts w:ascii="Times New Roman" w:hAnsi="Times New Roman" w:cs="Times New Roman"/>
@@ -5909,19 +5965,19 @@
         </w:rPr>
         <w:t xml:space="preserve"> </w:t>
       </w:r>
-      <w:commentRangeStart w:id="46"/>
+      <w:commentRangeStart w:id="49"/>
       <w:r>
         <w:rPr>
           <w:rFonts w:ascii="Times New Roman" w:hAnsi="Times New Roman" w:cs="Times New Roman"/>
         </w:rPr>
         <w:t>oxygen production</w:t>
       </w:r>
-      <w:commentRangeEnd w:id="46"/>
+      <w:commentRangeEnd w:id="49"/>
       <w:r>
         <w:rPr>
           <w:rStyle w:val="CommentReference"/>
         </w:rPr>
-        <w:commentReference w:id="46"/>
+        <w:commentReference w:id="49"/>
       </w:r>
       <w:r>
         <w:rPr>
@@ -5947,37 +6003,37 @@
         <w:rPr>
           <w:rFonts w:ascii="Times New Roman" w:hAnsi="Times New Roman" w:cs="Times New Roman"/>
         </w:rPr>
+        <w:t>(https://automeris.io/WebPlotDigitizer/)</w:t>
+      </w:r>
+      <w:r>
+        <w:rPr>
+          <w:rFonts w:ascii="Times New Roman" w:hAnsi="Times New Roman" w:cs="Times New Roman"/>
+        </w:rPr>
+        <w:t xml:space="preserve"> to extract the means and standard deviations. </w:t>
+      </w:r>
+      <w:r>
+        <w:rPr>
+          <w:rFonts w:ascii="Times New Roman" w:hAnsi="Times New Roman" w:cs="Times New Roman"/>
+        </w:rPr>
+        <w:t>When standard error</w:t>
+      </w:r>
+      <w:r>
+        <w:rPr>
+          <w:rFonts w:ascii="Times New Roman" w:hAnsi="Times New Roman" w:cs="Times New Roman"/>
+        </w:rPr>
+        <w:t>s</w:t>
+      </w:r>
+      <w:r>
+        <w:rPr>
+          <w:rFonts w:ascii="Times New Roman" w:hAnsi="Times New Roman" w:cs="Times New Roman"/>
+        </w:rPr>
+        <w:t xml:space="preserve"> or confidence intervals were provided, we </w:t>
+      </w:r>
+      <w:r>
+        <w:rPr>
+          <w:rFonts w:ascii="Times New Roman" w:hAnsi="Times New Roman" w:cs="Times New Roman"/>
+        </w:rPr>
         <w:lastRenderedPageBreak/>
-        <w:t>(https://automeris.io/WebPlotDigitizer/)</w:t>
-      </w:r>
-      <w:r>
-        <w:rPr>
-          <w:rFonts w:ascii="Times New Roman" w:hAnsi="Times New Roman" w:cs="Times New Roman"/>
-        </w:rPr>
-        <w:t xml:space="preserve"> to extract the means and standard deviations. </w:t>
-      </w:r>
-      <w:r>
-        <w:rPr>
-          <w:rFonts w:ascii="Times New Roman" w:hAnsi="Times New Roman" w:cs="Times New Roman"/>
-        </w:rPr>
-        <w:t>When standard error</w:t>
-      </w:r>
-      <w:r>
-        <w:rPr>
-          <w:rFonts w:ascii="Times New Roman" w:hAnsi="Times New Roman" w:cs="Times New Roman"/>
-        </w:rPr>
-        <w:t>s</w:t>
-      </w:r>
-      <w:r>
-        <w:rPr>
-          <w:rFonts w:ascii="Times New Roman" w:hAnsi="Times New Roman" w:cs="Times New Roman"/>
-        </w:rPr>
-        <w:t xml:space="preserve"> or confidence intervals were provided, we </w:t>
-      </w:r>
-      <w:r>
-        <w:rPr>
-          <w:rFonts w:ascii="Times New Roman" w:hAnsi="Times New Roman" w:cs="Times New Roman"/>
-        </w:rPr>
         <w:t xml:space="preserve">calculated </w:t>
       </w:r>
       <w:r>
@@ -6191,19 +6247,19 @@
         </w:rPr>
         <w:t xml:space="preserve"> </w:t>
       </w:r>
-      <w:commentRangeStart w:id="47"/>
+      <w:commentRangeStart w:id="50"/>
       <w:r>
         <w:rPr>
           <w:rFonts w:ascii="Times New Roman" w:hAnsi="Times New Roman" w:cs="Times New Roman"/>
         </w:rPr>
         <w:t>cases</w:t>
       </w:r>
-      <w:commentRangeEnd w:id="47"/>
+      <w:commentRangeEnd w:id="50"/>
       <w:r>
         <w:rPr>
           <w:rStyle w:val="CommentReference"/>
         </w:rPr>
-        <w:commentReference w:id="47"/>
+        <w:commentReference w:id="50"/>
       </w:r>
       <w:r>
         <w:rPr>
@@ -6244,7 +6300,7 @@
         </w:rPr>
         <w:t xml:space="preserve">We classified background nutrient levels as the total </w:t>
       </w:r>
-      <w:ins w:id="48" w:author="Isabelle Cote" w:date="2023-04-24T12:14:00Z">
+      <w:ins w:id="51" w:author="Isabelle Cote" w:date="2023-04-24T12:14:00Z">
         <w:r>
           <w:rPr>
             <w:rFonts w:ascii="Times New Roman" w:hAnsi="Times New Roman" w:cs="Times New Roman"/>
@@ -6258,7 +6314,7 @@
         </w:rPr>
         <w:t>nitrogen present in the ambient or control treatment, which could include any combination of nitrate, nitrite and ammonium</w:t>
       </w:r>
-      <w:ins w:id="49" w:author="Em Lim" w:date="2023-04-27T12:50:00Z">
+      <w:ins w:id="52" w:author="Em Lim" w:date="2023-04-27T12:50:00Z">
         <w:r>
           <w:rPr>
             <w:rFonts w:ascii="Times New Roman" w:hAnsi="Times New Roman" w:cs="Times New Roman"/>
@@ -6438,19 +6494,19 @@
         </w:rPr>
         <w:t xml:space="preserve">We also recorded the author’s characterization of the nutrient availability at their study site and ensured </w:t>
       </w:r>
-      <w:commentRangeStart w:id="50"/>
+      <w:commentRangeStart w:id="53"/>
       <w:r>
         <w:rPr>
           <w:rFonts w:ascii="Times New Roman" w:hAnsi="Times New Roman" w:cs="Times New Roman"/>
         </w:rPr>
         <w:t>the proxy sites</w:t>
       </w:r>
-      <w:commentRangeEnd w:id="50"/>
+      <w:commentRangeEnd w:id="53"/>
       <w:r>
         <w:rPr>
           <w:rStyle w:val="CommentReference"/>
         </w:rPr>
-        <w:commentReference w:id="50"/>
+        <w:commentReference w:id="53"/>
       </w:r>
       <w:r>
         <w:rPr>
@@ -6658,32 +6714,32 @@
         <w:rPr>
           <w:rFonts w:ascii="Times New Roman" w:hAnsi="Times New Roman" w:cs="Times New Roman"/>
         </w:rPr>
-        <w:t xml:space="preserve">We examined latitude, temperature, background nutrient concentration, experimental design, and primary producer taxa as potential moderators of the effect of animal-mediated nutrient </w:t>
+        <w:t>We examined latitude, temperature, background nutrient concentration, experimental design, and primary producer taxa as potential moderators of the effect of animal-mediated nutrient provisioning</w:t>
+      </w:r>
+      <w:r>
+        <w:rPr>
+          <w:rFonts w:ascii="Times New Roman" w:hAnsi="Times New Roman" w:cs="Times New Roman"/>
+        </w:rPr>
+        <w:t xml:space="preserve"> on primary producers</w:t>
+      </w:r>
+      <w:r>
+        <w:rPr>
+          <w:rFonts w:ascii="Times New Roman" w:hAnsi="Times New Roman" w:cs="Times New Roman"/>
+        </w:rPr>
+        <w:t xml:space="preserve">. </w:t>
+      </w:r>
+      <w:r>
+        <w:rPr>
+          <w:rFonts w:ascii="Times New Roman" w:hAnsi="Times New Roman" w:cs="Times New Roman"/>
+        </w:rPr>
+        <w:t xml:space="preserve">We considered grouping primary producers into finer </w:t>
       </w:r>
       <w:r>
         <w:rPr>
           <w:rFonts w:ascii="Times New Roman" w:hAnsi="Times New Roman" w:cs="Times New Roman"/>
         </w:rPr>
         <w:lastRenderedPageBreak/>
-        <w:t>provisioning</w:t>
-      </w:r>
-      <w:r>
-        <w:rPr>
-          <w:rFonts w:ascii="Times New Roman" w:hAnsi="Times New Roman" w:cs="Times New Roman"/>
-        </w:rPr>
-        <w:t xml:space="preserve"> on primary producers</w:t>
-      </w:r>
-      <w:r>
-        <w:rPr>
-          <w:rFonts w:ascii="Times New Roman" w:hAnsi="Times New Roman" w:cs="Times New Roman"/>
-        </w:rPr>
-        <w:t xml:space="preserve">. </w:t>
-      </w:r>
-      <w:r>
-        <w:rPr>
-          <w:rFonts w:ascii="Times New Roman" w:hAnsi="Times New Roman" w:cs="Times New Roman"/>
-        </w:rPr>
-        <w:t xml:space="preserve">We considered grouping primary producers into finer taxonomic levels (e.g., splitting </w:t>
+        <w:t xml:space="preserve">taxonomic levels (e.g., splitting </w:t>
       </w:r>
       <w:r>
         <w:rPr>
@@ -7353,19 +7409,19 @@
         </w:rPr>
         <w:t xml:space="preserve">We compared the three models </w:t>
       </w:r>
-      <w:commentRangeStart w:id="51"/>
+      <w:commentRangeStart w:id="54"/>
       <w:r>
         <w:rPr>
           <w:rFonts w:ascii="Times New Roman" w:hAnsi="Times New Roman" w:cs="Times New Roman"/>
         </w:rPr>
         <w:t>to each other and</w:t>
       </w:r>
-      <w:commentRangeEnd w:id="51"/>
+      <w:commentRangeEnd w:id="54"/>
       <w:r>
         <w:rPr>
           <w:rStyle w:val="CommentReference"/>
         </w:rPr>
-        <w:commentReference w:id="51"/>
+        <w:commentReference w:id="54"/>
       </w:r>
       <w:r>
         <w:rPr>
@@ -7600,7 +7656,6 @@
           <w:rFonts w:ascii="Times New Roman" w:hAnsi="Times New Roman" w:cs="Times New Roman"/>
           <w:i/>
         </w:rPr>
-        <w:lastRenderedPageBreak/>
         <w:t>T</w:t>
       </w:r>
       <w:r>
@@ -7629,6 +7684,7 @@
         <w:rPr>
           <w:rFonts w:ascii="Times New Roman" w:hAnsi="Times New Roman" w:cs="Times New Roman"/>
         </w:rPr>
+        <w:lastRenderedPageBreak/>
         <w:t>Meta-analyses can be vulnerable to</w:t>
       </w:r>
       <w:r>
@@ -7788,19 +7844,19 @@
         </w:rPr>
         <w:t xml:space="preserve">We also created </w:t>
       </w:r>
-      <w:commentRangeStart w:id="52"/>
+      <w:commentRangeStart w:id="55"/>
       <w:r>
         <w:rPr>
           <w:rFonts w:ascii="Times New Roman" w:hAnsi="Times New Roman" w:cs="Times New Roman"/>
         </w:rPr>
         <w:t xml:space="preserve">funnel plots </w:t>
       </w:r>
-      <w:commentRangeEnd w:id="52"/>
+      <w:commentRangeEnd w:id="55"/>
       <w:r>
         <w:rPr>
           <w:rStyle w:val="CommentReference"/>
         </w:rPr>
-        <w:commentReference w:id="52"/>
+        <w:commentReference w:id="55"/>
       </w:r>
       <w:r>
         <w:rPr>
@@ -8085,7 +8141,7 @@
           <w:rFonts w:ascii="Times New Roman" w:hAnsi="Times New Roman" w:cs="Times New Roman"/>
         </w:rPr>
       </w:pPr>
-      <w:commentRangeStart w:id="53"/>
+      <w:commentRangeStart w:id="56"/>
       <w:r>
         <w:rPr>
           <w:rFonts w:ascii="Times New Roman" w:hAnsi="Times New Roman" w:cs="Times New Roman"/>
@@ -8098,12 +8154,12 @@
         </w:rPr>
         <w:t>2</w:t>
       </w:r>
-      <w:commentRangeEnd w:id="53"/>
+      <w:commentRangeEnd w:id="56"/>
       <w:r>
         <w:rPr>
           <w:rStyle w:val="CommentReference"/>
         </w:rPr>
-        <w:commentReference w:id="53"/>
+        <w:commentReference w:id="56"/>
       </w:r>
       <w:r>
         <w:rPr>
@@ -8111,7 +8167,7 @@
         </w:rPr>
         <w:t xml:space="preserve">. Funnel plot for the model including background nutrients. </w:t>
       </w:r>
-      <w:ins w:id="54" w:author="Isabelle Cote" w:date="2023-02-23T15:37:00Z">
+      <w:ins w:id="57" w:author="Isabelle Cote" w:date="2023-02-23T15:37:00Z">
         <w:r>
           <w:rPr>
             <w:rFonts w:ascii="Times New Roman" w:hAnsi="Times New Roman" w:cs="Times New Roman"/>
@@ -8119,7 +8175,7 @@
           <w:t>What is residual value here? Effect size??</w:t>
         </w:r>
       </w:ins>
-      <w:ins w:id="55" w:author="Isabelle Cote" w:date="2023-02-23T15:45:00Z">
+      <w:ins w:id="58" w:author="Isabelle Cote" w:date="2023-02-23T15:45:00Z">
         <w:r>
           <w:rPr>
             <w:rFonts w:ascii="Times New Roman" w:hAnsi="Times New Roman" w:cs="Times New Roman"/>
@@ -8146,21 +8202,22 @@
           <w:bCs/>
         </w:rPr>
       </w:pPr>
-      <w:commentRangeStart w:id="56"/>
+      <w:commentRangeStart w:id="59"/>
       <w:r>
         <w:rPr>
           <w:rFonts w:ascii="Times New Roman" w:hAnsi="Times New Roman" w:cs="Times New Roman"/>
           <w:b/>
           <w:bCs/>
         </w:rPr>
+        <w:lastRenderedPageBreak/>
         <w:t>Results</w:t>
       </w:r>
-      <w:commentRangeEnd w:id="56"/>
+      <w:commentRangeEnd w:id="59"/>
       <w:r>
         <w:rPr>
           <w:rStyle w:val="CommentReference"/>
         </w:rPr>
-        <w:commentReference w:id="56"/>
+        <w:commentReference w:id="59"/>
       </w:r>
     </w:p>
     <w:p>
@@ -8170,7 +8227,7 @@
           <w:rFonts w:ascii="Times New Roman" w:hAnsi="Times New Roman" w:cs="Times New Roman"/>
           <w:i/>
           <w:iCs/>
-          <w:rPrChange w:id="57" w:author="Isabelle Cote" w:date="2023-04-24T14:20:00Z">
+          <w:rPrChange w:id="60" w:author="Isabelle Cote" w:date="2023-04-24T14:20:00Z">
             <w:rPr>
               <w:rFonts w:ascii="Times New Roman" w:hAnsi="Times New Roman" w:cs="Times New Roman"/>
             </w:rPr>
@@ -8182,7 +8239,7 @@
           <w:rFonts w:ascii="Times New Roman" w:hAnsi="Times New Roman" w:cs="Times New Roman"/>
           <w:i/>
           <w:iCs/>
-          <w:rPrChange w:id="58" w:author="Isabelle Cote" w:date="2023-04-24T14:20:00Z">
+          <w:rPrChange w:id="61" w:author="Isabelle Cote" w:date="2023-04-24T14:20:00Z">
             <w:rPr>
               <w:rFonts w:ascii="Times New Roman" w:hAnsi="Times New Roman" w:cs="Times New Roman"/>
             </w:rPr>
@@ -8410,19 +8467,19 @@
         </w:rPr>
         <w:t xml:space="preserve">) </w:t>
       </w:r>
-      <w:commentRangeStart w:id="59"/>
+      <w:commentRangeStart w:id="62"/>
       <w:r>
         <w:rPr>
           <w:rFonts w:ascii="Times New Roman" w:hAnsi="Times New Roman" w:cs="Times New Roman"/>
         </w:rPr>
         <w:t>included</w:t>
       </w:r>
-      <w:commentRangeEnd w:id="59"/>
+      <w:commentRangeEnd w:id="62"/>
       <w:r>
         <w:rPr>
           <w:rStyle w:val="CommentReference"/>
         </w:rPr>
-        <w:commentReference w:id="59"/>
+        <w:commentReference w:id="62"/>
       </w:r>
       <w:r>
         <w:rPr>
@@ -8528,73 +8585,284 @@
         </w:rPr>
         <w:t xml:space="preserve"> </w:t>
       </w:r>
-      <w:r>
-        <w:rPr>
-          <w:rFonts w:ascii="Times New Roman" w:hAnsi="Times New Roman" w:cs="Times New Roman"/>
-        </w:rPr>
-        <w:t>The</w:t>
-      </w:r>
-      <w:r>
-        <w:rPr>
-          <w:rFonts w:ascii="Times New Roman" w:hAnsi="Times New Roman" w:cs="Times New Roman"/>
-        </w:rPr>
-        <w:t xml:space="preserve"> responses of</w:t>
-      </w:r>
-      <w:r>
-        <w:rPr>
-          <w:rFonts w:ascii="Times New Roman" w:hAnsi="Times New Roman" w:cs="Times New Roman"/>
-        </w:rPr>
-        <w:t xml:space="preserve"> primary producers </w:t>
-      </w:r>
-      <w:r>
-        <w:rPr>
-          <w:rFonts w:ascii="Times New Roman" w:hAnsi="Times New Roman" w:cs="Times New Roman"/>
-        </w:rPr>
-        <w:t xml:space="preserve">to provisioning </w:t>
-      </w:r>
-      <w:r>
-        <w:rPr>
-          <w:rFonts w:ascii="Times New Roman" w:hAnsi="Times New Roman" w:cs="Times New Roman"/>
-        </w:rPr>
-        <w:t xml:space="preserve">were </w:t>
-      </w:r>
-      <w:commentRangeStart w:id="60"/>
-      <w:r>
-        <w:rPr>
-          <w:rFonts w:ascii="Times New Roman" w:hAnsi="Times New Roman" w:cs="Times New Roman"/>
-        </w:rPr>
-        <w:t>measured in a number of ways</w:t>
-      </w:r>
-      <w:r>
-        <w:rPr>
-          <w:rFonts w:ascii="Times New Roman" w:hAnsi="Times New Roman" w:cs="Times New Roman"/>
-        </w:rPr>
-        <w:t>,</w:t>
-      </w:r>
-      <w:r>
-        <w:rPr>
-          <w:rFonts w:ascii="Times New Roman" w:hAnsi="Times New Roman" w:cs="Times New Roman"/>
-        </w:rPr>
-        <w:t xml:space="preserve"> including </w:t>
-      </w:r>
-      <w:r>
-        <w:rPr>
-          <w:rFonts w:ascii="Times New Roman" w:hAnsi="Times New Roman" w:cs="Times New Roman"/>
-        </w:rPr>
-        <w:t xml:space="preserve">growth, </w:t>
-      </w:r>
-      <w:r>
-        <w:rPr>
-          <w:rFonts w:ascii="Times New Roman" w:hAnsi="Times New Roman" w:cs="Times New Roman"/>
-        </w:rPr>
-        <w:t xml:space="preserve">density, percent cover, biomass, photosynthesis </w:t>
-      </w:r>
-      <w:commentRangeEnd w:id="60"/>
-      <w:r>
-        <w:rPr>
-          <w:rStyle w:val="CommentReference"/>
-        </w:rPr>
-        <w:commentReference w:id="60"/>
+      <w:moveToRangeStart w:id="63" w:author="Em Lim" w:date="2023-07-31T15:46:00Z" w:name="move141710819"/>
+      <w:moveTo w:id="64" w:author="Em Lim" w:date="2023-07-31T15:46:00Z">
+        <w:r>
+          <w:rPr>
+            <w:rFonts w:ascii="Times New Roman" w:hAnsi="Times New Roman" w:cs="Times New Roman"/>
+          </w:rPr>
+          <w:t>Responses of primary produc</w:t>
+        </w:r>
+        <w:r>
+          <w:rPr>
+            <w:rFonts w:ascii="Times New Roman" w:hAnsi="Times New Roman" w:cs="Times New Roman"/>
+          </w:rPr>
+          <w:t xml:space="preserve">ers </w:t>
+        </w:r>
+        <w:r>
+          <w:rPr>
+            <w:rFonts w:ascii="Times New Roman" w:hAnsi="Times New Roman" w:cs="Times New Roman"/>
+          </w:rPr>
+          <w:t>to</w:t>
+        </w:r>
+        <w:r>
+          <w:rPr>
+            <w:rFonts w:ascii="Times New Roman" w:hAnsi="Times New Roman" w:cs="Times New Roman"/>
+          </w:rPr>
+          <w:t xml:space="preserve"> changes in</w:t>
+        </w:r>
+        <w:r>
+          <w:rPr>
+            <w:rFonts w:ascii="Times New Roman" w:hAnsi="Times New Roman" w:cs="Times New Roman"/>
+          </w:rPr>
+          <w:t xml:space="preserve"> nutrient </w:t>
+        </w:r>
+        <w:r>
+          <w:rPr>
+            <w:rFonts w:ascii="Times New Roman" w:hAnsi="Times New Roman" w:cs="Times New Roman"/>
+          </w:rPr>
+          <w:t xml:space="preserve">levels were </w:t>
+        </w:r>
+        <w:r>
+          <w:rPr>
+            <w:rFonts w:ascii="Times New Roman" w:hAnsi="Times New Roman" w:cs="Times New Roman"/>
+          </w:rPr>
+          <w:t>reported</w:t>
+        </w:r>
+        <w:r>
+          <w:rPr>
+            <w:rFonts w:ascii="Times New Roman" w:hAnsi="Times New Roman" w:cs="Times New Roman"/>
+          </w:rPr>
+          <w:t xml:space="preserve"> as </w:t>
+        </w:r>
+        <w:r>
+          <w:rPr>
+            <w:rFonts w:ascii="Times New Roman" w:hAnsi="Times New Roman" w:cs="Times New Roman"/>
+          </w:rPr>
+          <w:t>static</w:t>
+        </w:r>
+        <w:r>
+          <w:rPr>
+            <w:rFonts w:ascii="Times New Roman" w:hAnsi="Times New Roman" w:cs="Times New Roman"/>
+          </w:rPr>
+          <w:t xml:space="preserve"> </w:t>
+        </w:r>
+        <w:r>
+          <w:rPr>
+            <w:rFonts w:ascii="Times New Roman" w:hAnsi="Times New Roman" w:cs="Times New Roman"/>
+          </w:rPr>
+          <w:t>measurements</w:t>
+        </w:r>
+        <w:r>
+          <w:rPr>
+            <w:rFonts w:ascii="Times New Roman" w:hAnsi="Times New Roman" w:cs="Times New Roman"/>
+          </w:rPr>
+          <w:t xml:space="preserve"> </w:t>
+        </w:r>
+        <w:r>
+          <w:rPr>
+            <w:rFonts w:ascii="Times New Roman" w:hAnsi="Times New Roman" w:cs="Times New Roman"/>
+          </w:rPr>
+          <w:t xml:space="preserve">pertaining to individuals </w:t>
+        </w:r>
+        <w:r>
+          <w:rPr>
+            <w:rFonts w:ascii="Times New Roman" w:hAnsi="Times New Roman" w:cs="Times New Roman"/>
+          </w:rPr>
+          <w:t xml:space="preserve">(i.e., </w:t>
+        </w:r>
+        <w:r>
+          <w:rPr>
+            <w:rFonts w:ascii="Times New Roman" w:hAnsi="Times New Roman" w:cs="Times New Roman"/>
+          </w:rPr>
+          <w:t>length, tissue protein, area, dry weight, and width</w:t>
+        </w:r>
+        <w:r>
+          <w:rPr>
+            <w:rFonts w:ascii="Times New Roman" w:hAnsi="Times New Roman" w:cs="Times New Roman"/>
+          </w:rPr>
+          <w:t xml:space="preserve">) </w:t>
+        </w:r>
+        <w:r>
+          <w:rPr>
+            <w:rFonts w:ascii="Times New Roman" w:hAnsi="Times New Roman" w:cs="Times New Roman"/>
+          </w:rPr>
+          <w:t xml:space="preserve">or populations </w:t>
+        </w:r>
+        <w:r>
+          <w:rPr>
+            <w:rFonts w:ascii="Times New Roman" w:hAnsi="Times New Roman" w:cs="Times New Roman"/>
+          </w:rPr>
+          <w:t>(</w:t>
+        </w:r>
+        <w:r>
+          <w:rPr>
+            <w:rFonts w:ascii="Times New Roman" w:hAnsi="Times New Roman" w:cs="Times New Roman"/>
+          </w:rPr>
+          <w:t xml:space="preserve">i.e., </w:t>
+        </w:r>
+        <w:r>
+          <w:rPr>
+            <w:rFonts w:ascii="Times New Roman" w:hAnsi="Times New Roman" w:cs="Times New Roman"/>
+          </w:rPr>
+          <w:t>percent cover, density, biomass, chl</w:t>
+        </w:r>
+        <w:r>
+          <w:rPr>
+            <w:rFonts w:ascii="Times New Roman" w:hAnsi="Times New Roman" w:cs="Times New Roman"/>
+          </w:rPr>
+          <w:t>orophyll</w:t>
+        </w:r>
+        <w:r>
+          <w:rPr>
+            <w:rFonts w:ascii="Times New Roman" w:hAnsi="Times New Roman" w:cs="Times New Roman"/>
+          </w:rPr>
+          <w:t xml:space="preserve"> a, </w:t>
+        </w:r>
+        <w:commentRangeStart w:id="65"/>
+        <w:r>
+          <w:rPr>
+            <w:rFonts w:ascii="Times New Roman" w:hAnsi="Times New Roman" w:cs="Times New Roman"/>
+          </w:rPr>
+          <w:t>abundance</w:t>
+        </w:r>
+        <w:commentRangeEnd w:id="65"/>
+        <w:r>
+          <w:rPr>
+            <w:rStyle w:val="CommentReference"/>
+          </w:rPr>
+          <w:commentReference w:id="65"/>
+        </w:r>
+        <w:r>
+          <w:rPr>
+            <w:rFonts w:ascii="Times New Roman" w:hAnsi="Times New Roman" w:cs="Times New Roman"/>
+          </w:rPr>
+          <w:t>)</w:t>
+        </w:r>
+        <w:r>
+          <w:rPr>
+            <w:rFonts w:ascii="Times New Roman" w:hAnsi="Times New Roman" w:cs="Times New Roman"/>
+          </w:rPr>
+          <w:t xml:space="preserve"> </w:t>
+        </w:r>
+        <w:r>
+          <w:rPr>
+            <w:rFonts w:ascii="Times New Roman" w:hAnsi="Times New Roman" w:cs="Times New Roman"/>
+          </w:rPr>
+          <w:t xml:space="preserve">or as rates (e.g., </w:t>
+        </w:r>
+        <w:r>
+          <w:rPr>
+            <w:rFonts w:ascii="Times New Roman" w:hAnsi="Times New Roman" w:cs="Times New Roman"/>
+          </w:rPr>
+          <w:t>growth, photosynthesis</w:t>
+        </w:r>
+        <w:r>
+          <w:rPr>
+            <w:rFonts w:ascii="Times New Roman" w:hAnsi="Times New Roman" w:cs="Times New Roman"/>
+          </w:rPr>
+          <w:t>)</w:t>
+        </w:r>
+        <w:bookmarkStart w:id="66" w:name="_GoBack"/>
+        <w:bookmarkEnd w:id="66"/>
+        <w:del w:id="67" w:author="Em Lim" w:date="2023-07-31T15:47:00Z">
+          <w:r>
+            <w:rPr>
+              <w:rFonts w:ascii="Times New Roman" w:hAnsi="Times New Roman" w:cs="Times New Roman"/>
+            </w:rPr>
+            <w:delText>.</w:delText>
+          </w:r>
+        </w:del>
+      </w:moveTo>
+      <w:moveToRangeEnd w:id="63"/>
+      <w:del w:id="68" w:author="Em Lim" w:date="2023-07-31T15:47:00Z">
+        <w:r>
+          <w:rPr>
+            <w:rFonts w:ascii="Times New Roman" w:hAnsi="Times New Roman" w:cs="Times New Roman"/>
+          </w:rPr>
+          <w:delText>The</w:delText>
+        </w:r>
+        <w:r>
+          <w:rPr>
+            <w:rFonts w:ascii="Times New Roman" w:hAnsi="Times New Roman" w:cs="Times New Roman"/>
+          </w:rPr>
+          <w:delText xml:space="preserve"> responses of</w:delText>
+        </w:r>
+        <w:r>
+          <w:rPr>
+            <w:rFonts w:ascii="Times New Roman" w:hAnsi="Times New Roman" w:cs="Times New Roman"/>
+          </w:rPr>
+          <w:delText xml:space="preserve"> primary producers </w:delText>
+        </w:r>
+        <w:r>
+          <w:rPr>
+            <w:rFonts w:ascii="Times New Roman" w:hAnsi="Times New Roman" w:cs="Times New Roman"/>
+          </w:rPr>
+          <w:delText xml:space="preserve">to provisioning </w:delText>
+        </w:r>
+        <w:r>
+          <w:rPr>
+            <w:rFonts w:ascii="Times New Roman" w:hAnsi="Times New Roman" w:cs="Times New Roman"/>
+          </w:rPr>
+          <w:delText>were measured in a number of ways</w:delText>
+        </w:r>
+        <w:r>
+          <w:rPr>
+            <w:rFonts w:ascii="Times New Roman" w:hAnsi="Times New Roman" w:cs="Times New Roman"/>
+          </w:rPr>
+          <w:delText>,</w:delText>
+        </w:r>
+        <w:r>
+          <w:rPr>
+            <w:rFonts w:ascii="Times New Roman" w:hAnsi="Times New Roman" w:cs="Times New Roman"/>
+          </w:rPr>
+          <w:delText xml:space="preserve"> including </w:delText>
+        </w:r>
+        <w:r>
+          <w:rPr>
+            <w:rFonts w:ascii="Times New Roman" w:hAnsi="Times New Roman" w:cs="Times New Roman"/>
+          </w:rPr>
+          <w:delText xml:space="preserve">growth, </w:delText>
+        </w:r>
+        <w:r>
+          <w:rPr>
+            <w:rFonts w:ascii="Times New Roman" w:hAnsi="Times New Roman" w:cs="Times New Roman"/>
+          </w:rPr>
+          <w:delText>density, percent cover, biomass, photosynthesis</w:delText>
+        </w:r>
+      </w:del>
+      <w:r>
+        <w:rPr>
+          <w:rFonts w:ascii="Times New Roman" w:hAnsi="Times New Roman" w:cs="Times New Roman"/>
+        </w:rPr>
+        <w:t xml:space="preserve"> (</w:t>
+      </w:r>
+      <w:r>
+        <w:rPr>
+          <w:rFonts w:ascii="Times New Roman" w:hAnsi="Times New Roman" w:cs="Times New Roman"/>
+          <w:highlight w:val="yellow"/>
+        </w:rPr>
+        <w:t>Table S4</w:t>
+      </w:r>
+      <w:r>
+        <w:rPr>
+          <w:rFonts w:ascii="Times New Roman" w:hAnsi="Times New Roman" w:cs="Times New Roman"/>
+        </w:rPr>
+        <w:t xml:space="preserve">). </w:t>
+      </w:r>
+      <w:proofErr w:type="spellStart"/>
+      <w:r>
+        <w:rPr>
+          <w:rFonts w:ascii="Times New Roman" w:hAnsi="Times New Roman" w:cs="Times New Roman"/>
+        </w:rPr>
+        <w:t>Unstocked</w:t>
+      </w:r>
+      <w:proofErr w:type="spellEnd"/>
+      <w:r>
+        <w:rPr>
+          <w:rFonts w:ascii="Times New Roman" w:hAnsi="Times New Roman" w:cs="Times New Roman"/>
+        </w:rPr>
+        <w:t xml:space="preserve"> field experiments </w:t>
       </w:r>
       <w:r>
         <w:rPr>
@@ -8602,51 +8870,18 @@
         </w:rPr>
         <w:t>(</w:t>
       </w:r>
-      <w:r>
-        <w:rPr>
-          <w:rFonts w:ascii="Times New Roman" w:hAnsi="Times New Roman" w:cs="Times New Roman"/>
-          <w:highlight w:val="yellow"/>
-        </w:rPr>
-        <w:t>Table S4</w:t>
-      </w:r>
-      <w:r>
-        <w:rPr>
-          <w:rFonts w:ascii="Times New Roman" w:hAnsi="Times New Roman" w:cs="Times New Roman"/>
-        </w:rPr>
-        <w:t xml:space="preserve">). </w:t>
-      </w:r>
       <w:proofErr w:type="spellStart"/>
       <w:r>
         <w:rPr>
           <w:rFonts w:ascii="Times New Roman" w:hAnsi="Times New Roman" w:cs="Times New Roman"/>
         </w:rPr>
-        <w:t>Unstocked</w:t>
+        <w:t>i.e</w:t>
       </w:r>
       <w:proofErr w:type="spellEnd"/>
       <w:r>
         <w:rPr>
           <w:rFonts w:ascii="Times New Roman" w:hAnsi="Times New Roman" w:cs="Times New Roman"/>
         </w:rPr>
-        <w:t xml:space="preserve"> field experiments </w:t>
-      </w:r>
-      <w:r>
-        <w:rPr>
-          <w:rFonts w:ascii="Times New Roman" w:hAnsi="Times New Roman" w:cs="Times New Roman"/>
-        </w:rPr>
-        <w:t>(</w:t>
-      </w:r>
-      <w:proofErr w:type="spellStart"/>
-      <w:r>
-        <w:rPr>
-          <w:rFonts w:ascii="Times New Roman" w:hAnsi="Times New Roman" w:cs="Times New Roman"/>
-        </w:rPr>
-        <w:t>i.e</w:t>
-      </w:r>
-      <w:proofErr w:type="spellEnd"/>
-      <w:r>
-        <w:rPr>
-          <w:rFonts w:ascii="Times New Roman" w:hAnsi="Times New Roman" w:cs="Times New Roman"/>
-        </w:rPr>
         <w:t xml:space="preserve">, </w:t>
       </w:r>
       <w:r>
@@ -8715,7 +8950,7 @@
         </w:rPr>
         <w:t xml:space="preserve"> where both the </w:t>
       </w:r>
-      <w:del w:id="61" w:author="Em Lim" w:date="2023-04-27T12:58:00Z">
+      <w:del w:id="69" w:author="Em Lim" w:date="2023-04-27T12:58:00Z">
         <w:r>
           <w:rPr>
             <w:rFonts w:ascii="Times New Roman" w:hAnsi="Times New Roman" w:cs="Times New Roman"/>
@@ -8723,7 +8958,7 @@
           <w:delText xml:space="preserve">consumer </w:delText>
         </w:r>
       </w:del>
-      <w:ins w:id="62" w:author="Em Lim" w:date="2023-04-27T12:58:00Z">
+      <w:ins w:id="70" w:author="Em Lim" w:date="2023-04-27T12:58:00Z">
         <w:r>
           <w:rPr>
             <w:rFonts w:ascii="Times New Roman" w:hAnsi="Times New Roman" w:cs="Times New Roman"/>
@@ -8972,32 +9207,32 @@
         <w:rPr>
           <w:rFonts w:ascii="Times New Roman" w:hAnsi="Times New Roman" w:cs="Times New Roman"/>
         </w:rPr>
-        <w:t xml:space="preserve"> were </w:t>
+        <w:t xml:space="preserve"> were the most common combination</w:t>
+      </w:r>
+      <w:r>
+        <w:rPr>
+          <w:rFonts w:ascii="Times New Roman" w:hAnsi="Times New Roman" w:cs="Times New Roman"/>
+        </w:rPr>
+        <w:t>s</w:t>
+      </w:r>
+      <w:r>
+        <w:rPr>
+          <w:rFonts w:ascii="Times New Roman" w:hAnsi="Times New Roman" w:cs="Times New Roman"/>
+        </w:rPr>
+        <w:t xml:space="preserve"> </w:t>
+      </w:r>
+      <w:r>
+        <w:rPr>
+          <w:rFonts w:ascii="Times New Roman" w:hAnsi="Times New Roman" w:cs="Times New Roman"/>
+        </w:rPr>
+        <w:t xml:space="preserve">of </w:t>
       </w:r>
       <w:r>
         <w:rPr>
           <w:rFonts w:ascii="Times New Roman" w:hAnsi="Times New Roman" w:cs="Times New Roman"/>
         </w:rPr>
         <w:lastRenderedPageBreak/>
-        <w:t>the most common combination</w:t>
-      </w:r>
-      <w:r>
-        <w:rPr>
-          <w:rFonts w:ascii="Times New Roman" w:hAnsi="Times New Roman" w:cs="Times New Roman"/>
-        </w:rPr>
-        <w:t>s</w:t>
-      </w:r>
-      <w:r>
-        <w:rPr>
-          <w:rFonts w:ascii="Times New Roman" w:hAnsi="Times New Roman" w:cs="Times New Roman"/>
-        </w:rPr>
-        <w:t xml:space="preserve"> </w:t>
-      </w:r>
-      <w:r>
-        <w:rPr>
-          <w:rFonts w:ascii="Times New Roman" w:hAnsi="Times New Roman" w:cs="Times New Roman"/>
-        </w:rPr>
-        <w:t>of primary producer</w:t>
+        <w:t>primary producer</w:t>
       </w:r>
       <w:r>
         <w:rPr>
@@ -9194,8 +9429,6 @@
           </wp:inline>
         </w:drawing>
       </w:r>
-      <w:bookmarkStart w:id="63" w:name="_GoBack"/>
-      <w:bookmarkEnd w:id="63"/>
     </w:p>
     <w:p>
       <w:pPr>
@@ -9258,19 +9491,19 @@
         </w:rPr>
         <w:t xml:space="preserve">of </w:t>
       </w:r>
-      <w:commentRangeStart w:id="64"/>
+      <w:commentRangeStart w:id="71"/>
       <w:r>
         <w:rPr>
           <w:rFonts w:ascii="Times New Roman" w:hAnsi="Times New Roman" w:cs="Times New Roman"/>
         </w:rPr>
         <w:t>studies</w:t>
       </w:r>
-      <w:commentRangeEnd w:id="64"/>
+      <w:commentRangeEnd w:id="71"/>
       <w:r>
         <w:rPr>
           <w:rStyle w:val="CommentReference"/>
         </w:rPr>
-        <w:commentReference w:id="64"/>
+        <w:commentReference w:id="71"/>
       </w:r>
       <w:r>
         <w:rPr>
@@ -9326,19 +9559,19 @@
         </w:rPr>
         <w:t xml:space="preserve">s and experimental </w:t>
       </w:r>
-      <w:commentRangeStart w:id="65"/>
+      <w:commentRangeStart w:id="72"/>
       <w:r>
         <w:rPr>
           <w:rFonts w:ascii="Times New Roman" w:hAnsi="Times New Roman" w:cs="Times New Roman"/>
         </w:rPr>
         <w:t>types</w:t>
       </w:r>
-      <w:commentRangeEnd w:id="65"/>
+      <w:commentRangeEnd w:id="72"/>
       <w:r>
         <w:rPr>
           <w:rStyle w:val="CommentReference"/>
         </w:rPr>
-        <w:commentReference w:id="65"/>
+        <w:commentReference w:id="72"/>
       </w:r>
       <w:r>
         <w:rPr>
@@ -16286,19 +16519,19 @@
         </w:rPr>
         <w:t xml:space="preserve">Metrics of </w:t>
       </w:r>
-      <w:commentRangeStart w:id="66"/>
+      <w:commentRangeStart w:id="73"/>
       <w:r>
         <w:rPr>
           <w:rFonts w:ascii="Times New Roman" w:hAnsi="Times New Roman" w:cs="Times New Roman"/>
         </w:rPr>
         <w:t xml:space="preserve">primary producer performance </w:t>
       </w:r>
-      <w:commentRangeEnd w:id="66"/>
+      <w:commentRangeEnd w:id="73"/>
       <w:r>
         <w:rPr>
           <w:rStyle w:val="CommentReference"/>
         </w:rPr>
-        <w:commentReference w:id="66"/>
+        <w:commentReference w:id="73"/>
       </w:r>
       <w:r>
         <w:rPr>
@@ -16306,7 +16539,7 @@
         </w:rPr>
         <w:t xml:space="preserve">reported in studies included in the meta-analysis, and associated descriptions and/or examples. </w:t>
       </w:r>
-      <w:commentRangeStart w:id="67"/>
+      <w:commentRangeStart w:id="74"/>
       <w:r>
         <w:rPr>
           <w:rFonts w:ascii="Times New Roman" w:hAnsi="Times New Roman" w:cs="Times New Roman"/>
@@ -16337,12 +16570,12 @@
         </w:rPr>
         <w:t xml:space="preserve"> didn’t standardize to a unit of time. </w:t>
       </w:r>
-      <w:commentRangeEnd w:id="67"/>
+      <w:commentRangeEnd w:id="74"/>
       <w:r>
         <w:rPr>
           <w:rStyle w:val="CommentReference"/>
         </w:rPr>
-        <w:commentReference w:id="67"/>
+        <w:commentReference w:id="74"/>
       </w:r>
       <w:r>
         <w:rPr>
@@ -22322,19 +22555,19 @@
         </w:rPr>
         <w:t xml:space="preserve">AIC is the AIC for each model minus the AIC from the best model, and AIC weight is the calculated weight of each </w:t>
       </w:r>
-      <w:commentRangeStart w:id="68"/>
+      <w:commentRangeStart w:id="75"/>
       <w:r>
         <w:rPr>
           <w:rFonts w:ascii="Times New Roman" w:hAnsi="Times New Roman" w:cs="Times New Roman"/>
         </w:rPr>
         <w:t>model</w:t>
       </w:r>
-      <w:commentRangeEnd w:id="68"/>
+      <w:commentRangeEnd w:id="75"/>
       <w:r>
         <w:rPr>
           <w:rStyle w:val="CommentReference"/>
         </w:rPr>
-        <w:commentReference w:id="68"/>
+        <w:commentReference w:id="75"/>
       </w:r>
       <w:r>
         <w:rPr>
@@ -22940,19 +23173,19 @@
           <w:lang w:val="en-CA"/>
         </w:rPr>
       </w:pPr>
-      <w:commentRangeStart w:id="69"/>
+      <w:commentRangeStart w:id="76"/>
       <w:r>
         <w:rPr>
           <w:rFonts w:ascii="Times New Roman" w:hAnsi="Times New Roman" w:cs="Times New Roman"/>
         </w:rPr>
         <w:t>Overall</w:t>
       </w:r>
-      <w:commentRangeEnd w:id="69"/>
+      <w:commentRangeEnd w:id="76"/>
       <w:r>
         <w:rPr>
           <w:rStyle w:val="CommentReference"/>
         </w:rPr>
-        <w:commentReference w:id="69"/>
+        <w:commentReference w:id="76"/>
       </w:r>
       <w:r>
         <w:rPr>
@@ -23096,7 +23329,7 @@
         </w:rPr>
         <w:t xml:space="preserve">, with producers growing </w:t>
       </w:r>
-      <w:commentRangeStart w:id="70"/>
+      <w:commentRangeStart w:id="77"/>
       <w:r>
         <w:rPr>
           <w:rFonts w:ascii="Times New Roman" w:hAnsi="Times New Roman" w:cs="Times New Roman"/>
@@ -23115,12 +23348,12 @@
         </w:rPr>
         <w:t xml:space="preserve"> times</w:t>
       </w:r>
-      <w:commentRangeEnd w:id="70"/>
+      <w:commentRangeEnd w:id="77"/>
       <w:r>
         <w:rPr>
           <w:rStyle w:val="CommentReference"/>
         </w:rPr>
-        <w:commentReference w:id="70"/>
+        <w:commentReference w:id="77"/>
       </w:r>
       <w:r>
         <w:rPr>
@@ -23395,7 +23628,7 @@
         </w:rPr>
         <w:t xml:space="preserve"> </w:t>
       </w:r>
-      <w:commentRangeStart w:id="71"/>
+      <w:commentRangeStart w:id="78"/>
       <w:r>
         <w:rPr>
           <w:rFonts w:ascii="Times New Roman" w:hAnsi="Times New Roman" w:cs="Times New Roman"/>
@@ -23417,12 +23650,12 @@
         </w:rPr>
         <w:t>statistically significant</w:t>
       </w:r>
-      <w:commentRangeEnd w:id="71"/>
+      <w:commentRangeEnd w:id="78"/>
       <w:r>
         <w:rPr>
           <w:rStyle w:val="CommentReference"/>
         </w:rPr>
-        <w:commentReference w:id="71"/>
+        <w:commentReference w:id="78"/>
       </w:r>
       <w:r>
         <w:rPr>
@@ -24695,19 +24928,19 @@
         </w:rPr>
         <w:t xml:space="preserve"> </w:t>
       </w:r>
-      <w:commentRangeStart w:id="72"/>
+      <w:commentRangeStart w:id="79"/>
       <w:r>
         <w:rPr>
           <w:rFonts w:ascii="Times New Roman" w:hAnsi="Times New Roman" w:cs="Times New Roman"/>
         </w:rPr>
         <w:t>Effect</w:t>
       </w:r>
-      <w:commentRangeEnd w:id="72"/>
+      <w:commentRangeEnd w:id="79"/>
       <w:r>
         <w:rPr>
           <w:rStyle w:val="CommentReference"/>
         </w:rPr>
-        <w:commentReference w:id="72"/>
+        <w:commentReference w:id="79"/>
       </w:r>
       <w:r>
         <w:rPr>
@@ -24953,19 +25186,19 @@
         </w:rPr>
         <w:t xml:space="preserve">Table S6: Model output for background nutrients </w:t>
       </w:r>
-      <w:commentRangeStart w:id="73"/>
+      <w:commentRangeStart w:id="80"/>
       <w:r>
         <w:rPr>
           <w:rFonts w:ascii="Times New Roman" w:hAnsi="Times New Roman" w:cs="Times New Roman"/>
         </w:rPr>
         <w:t>model</w:t>
       </w:r>
-      <w:commentRangeEnd w:id="73"/>
+      <w:commentRangeEnd w:id="80"/>
       <w:r>
         <w:rPr>
           <w:rStyle w:val="CommentReference"/>
         </w:rPr>
-        <w:commentReference w:id="73"/>
+        <w:commentReference w:id="80"/>
       </w:r>
     </w:p>
     <w:tbl>
@@ -26798,7 +27031,7 @@
         </w:rPr>
         <w:t xml:space="preserve">evidence of differences between </w:t>
       </w:r>
-      <w:commentRangeStart w:id="74"/>
+      <w:commentRangeStart w:id="81"/>
       <w:r>
         <w:rPr>
           <w:rFonts w:ascii="Times New Roman" w:hAnsi="Times New Roman" w:cs="Times New Roman"/>
@@ -26806,12 +27039,12 @@
         </w:rPr>
         <w:t>subgroups</w:t>
       </w:r>
-      <w:commentRangeEnd w:id="74"/>
+      <w:commentRangeEnd w:id="81"/>
       <w:r>
         <w:rPr>
           <w:rStyle w:val="CommentReference"/>
         </w:rPr>
-        <w:commentReference w:id="74"/>
+        <w:commentReference w:id="81"/>
       </w:r>
       <w:r>
         <w:rPr>
@@ -30893,7 +31126,7 @@
           <w:bCs/>
         </w:rPr>
       </w:pPr>
-      <w:commentRangeStart w:id="75"/>
+      <w:commentRangeStart w:id="82"/>
       <w:r>
         <w:rPr>
           <w:rFonts w:ascii="Times New Roman" w:hAnsi="Times New Roman" w:cs="Times New Roman"/>
@@ -30903,7 +31136,7 @@
         <w:lastRenderedPageBreak/>
         <w:t>Discuss</w:t>
       </w:r>
-      <w:commentRangeStart w:id="76"/>
+      <w:commentRangeStart w:id="83"/>
       <w:r>
         <w:rPr>
           <w:rFonts w:ascii="Times New Roman" w:hAnsi="Times New Roman" w:cs="Times New Roman"/>
@@ -30912,21 +31145,21 @@
         </w:rPr>
         <w:t>ion</w:t>
       </w:r>
-      <w:commentRangeEnd w:id="75"/>
+      <w:commentRangeEnd w:id="82"/>
       <w:r>
         <w:rPr>
           <w:rStyle w:val="CommentReference"/>
           <w:b/>
           <w:bCs/>
         </w:rPr>
-        <w:commentReference w:id="75"/>
-      </w:r>
-      <w:commentRangeEnd w:id="76"/>
+        <w:commentReference w:id="82"/>
+      </w:r>
+      <w:commentRangeEnd w:id="83"/>
       <w:r>
         <w:rPr>
           <w:rStyle w:val="CommentReference"/>
         </w:rPr>
-        <w:commentReference w:id="76"/>
+        <w:commentReference w:id="83"/>
       </w:r>
     </w:p>
     <w:p>
@@ -30942,7 +31175,7 @@
         </w:rPr>
         <w:t>Overall, we found a consistently positive effect of animal-provisioned nutrients on the growth and performance of primary producers across studies</w:t>
       </w:r>
-      <w:ins w:id="77" w:author="Em Lim" w:date="2023-04-27T13:23:00Z">
+      <w:ins w:id="84" w:author="Em Lim" w:date="2023-04-27T13:23:00Z">
         <w:r>
           <w:rPr>
             <w:rFonts w:ascii="Times New Roman" w:hAnsi="Times New Roman" w:cs="Times New Roman"/>
@@ -31313,7 +31546,7 @@
       <w:pPr>
         <w:spacing w:line="360" w:lineRule="auto"/>
         <w:rPr>
-          <w:ins w:id="78" w:author="Isabelle Cote" w:date="2023-04-26T14:43:00Z"/>
+          <w:ins w:id="85" w:author="Isabelle Cote" w:date="2023-04-26T14:43:00Z"/>
           <w:rFonts w:ascii="Times New Roman" w:hAnsi="Times New Roman" w:cs="Times New Roman"/>
         </w:rPr>
       </w:pPr>
@@ -31325,7 +31558,7 @@
           <w:rFonts w:ascii="Times New Roman" w:hAnsi="Times New Roman" w:cs="Times New Roman"/>
         </w:rPr>
       </w:pPr>
-      <w:ins w:id="79" w:author="Isabelle Cote" w:date="2023-04-26T14:43:00Z">
+      <w:ins w:id="86" w:author="Isabelle Cote" w:date="2023-04-26T14:43:00Z">
         <w:r>
           <w:rPr>
             <w:rFonts w:ascii="Times New Roman" w:hAnsi="Times New Roman" w:cs="Times New Roman"/>
@@ -31333,7 +31566,7 @@
           <w:t>This paragraph: The hypothesis under test (latitude</w:t>
         </w:r>
       </w:ins>
-      <w:ins w:id="80" w:author="Isabelle Cote" w:date="2023-04-26T14:44:00Z">
+      <w:ins w:id="87" w:author="Isabelle Cote" w:date="2023-04-26T14:44:00Z">
         <w:r>
           <w:rPr>
             <w:rFonts w:ascii="Times New Roman" w:hAnsi="Times New Roman" w:cs="Times New Roman"/>
@@ -31341,7 +31574,7 @@
           <w:t>)</w:t>
         </w:r>
       </w:ins>
-      <w:ins w:id="81" w:author="Isabelle Cote" w:date="2023-04-26T14:48:00Z">
+      <w:ins w:id="88" w:author="Isabelle Cote" w:date="2023-04-26T14:48:00Z">
         <w:r>
           <w:rPr>
             <w:rFonts w:ascii="Times New Roman" w:hAnsi="Times New Roman" w:cs="Times New Roman"/>
@@ -31510,19 +31743,19 @@
         </w:rPr>
         <w:t xml:space="preserve"> found similar impacts of fertilization on productivity between temperate rocky reefs and coral reefs. </w:t>
       </w:r>
-      <w:commentRangeStart w:id="82"/>
+      <w:commentRangeStart w:id="89"/>
       <w:r>
         <w:rPr>
           <w:rFonts w:ascii="Times New Roman" w:hAnsi="Times New Roman" w:cs="Times New Roman"/>
         </w:rPr>
         <w:t xml:space="preserve">–need more here-- </w:t>
       </w:r>
-      <w:commentRangeEnd w:id="82"/>
+      <w:commentRangeEnd w:id="89"/>
       <w:r>
         <w:rPr>
           <w:rStyle w:val="CommentReference"/>
         </w:rPr>
-        <w:commentReference w:id="82"/>
+        <w:commentReference w:id="89"/>
       </w:r>
     </w:p>
     <w:p>
@@ -31530,7 +31763,7 @@
         <w:spacing w:line="360" w:lineRule="auto"/>
         <w:ind w:firstLine="720"/>
         <w:rPr>
-          <w:ins w:id="83" w:author="Isabelle Cote" w:date="2023-04-26T14:45:00Z"/>
+          <w:ins w:id="90" w:author="Isabelle Cote" w:date="2023-04-26T14:45:00Z"/>
           <w:rFonts w:ascii="Times New Roman" w:hAnsi="Times New Roman" w:cs="Times New Roman"/>
         </w:rPr>
       </w:pPr>
@@ -31542,7 +31775,7 @@
           <w:rFonts w:ascii="Times New Roman" w:hAnsi="Times New Roman" w:cs="Times New Roman"/>
         </w:rPr>
       </w:pPr>
-      <w:ins w:id="84" w:author="Isabelle Cote" w:date="2023-04-26T14:45:00Z">
+      <w:ins w:id="91" w:author="Isabelle Cote" w:date="2023-04-26T14:45:00Z">
         <w:r>
           <w:rPr>
             <w:rFonts w:ascii="Times New Roman" w:hAnsi="Times New Roman" w:cs="Times New Roman"/>
@@ -31550,7 +31783,7 @@
           <w:t>This paragraph: background nutrients</w:t>
         </w:r>
       </w:ins>
-      <w:ins w:id="85" w:author="Isabelle Cote" w:date="2023-04-26T14:48:00Z">
+      <w:ins w:id="92" w:author="Isabelle Cote" w:date="2023-04-26T14:48:00Z">
         <w:r>
           <w:rPr>
             <w:rFonts w:ascii="Times New Roman" w:hAnsi="Times New Roman" w:cs="Times New Roman"/>
@@ -31564,7 +31797,7 @@
         <w:spacing w:line="360" w:lineRule="auto"/>
         <w:ind w:firstLine="720"/>
         <w:rPr>
-          <w:ins w:id="86" w:author="Isabelle Cote" w:date="2023-04-26T14:52:00Z"/>
+          <w:ins w:id="93" w:author="Isabelle Cote" w:date="2023-04-26T14:52:00Z"/>
           <w:rFonts w:ascii="Times New Roman" w:hAnsi="Times New Roman" w:cs="Times New Roman"/>
         </w:rPr>
       </w:pPr>
@@ -31574,7 +31807,7 @@
         </w:rPr>
         <w:t xml:space="preserve">One </w:t>
       </w:r>
-      <w:del w:id="87" w:author="Isabelle Cote" w:date="2023-04-26T14:47:00Z">
+      <w:del w:id="94" w:author="Isabelle Cote" w:date="2023-04-26T14:47:00Z">
         <w:r>
           <w:rPr>
             <w:rFonts w:ascii="Times New Roman" w:hAnsi="Times New Roman" w:cs="Times New Roman"/>
@@ -31613,7 +31846,7 @@
         <w:t xml:space="preserve">ecosystems. In tropical waters, external nutrients from run-off, atmospheric fixation, and upwelling provide less than X% </w:t>
       </w:r>
       <w:proofErr w:type="gramStart"/>
-      <w:ins w:id="88" w:author="Isabelle Cote" w:date="2023-04-26T14:49:00Z">
+      <w:ins w:id="95" w:author="Isabelle Cote" w:date="2023-04-26T14:49:00Z">
         <w:r>
           <w:rPr>
             <w:rFonts w:ascii="Times New Roman" w:hAnsi="Times New Roman" w:cs="Times New Roman"/>
@@ -31756,19 +31989,19 @@
         </w:rPr>
         <w:t xml:space="preserve"> </w:t>
       </w:r>
-      <w:commentRangeStart w:id="89"/>
+      <w:commentRangeStart w:id="96"/>
       <w:r>
         <w:rPr>
           <w:rFonts w:ascii="Times New Roman" w:hAnsi="Times New Roman" w:cs="Times New Roman"/>
         </w:rPr>
         <w:t>so</w:t>
       </w:r>
-      <w:commentRangeEnd w:id="89"/>
+      <w:commentRangeEnd w:id="96"/>
       <w:r>
         <w:rPr>
           <w:rStyle w:val="CommentReference"/>
         </w:rPr>
-        <w:commentReference w:id="89"/>
+        <w:commentReference w:id="96"/>
       </w:r>
       <w:r>
         <w:rPr>
@@ -31800,19 +32033,19 @@
         </w:rPr>
         <w:t xml:space="preserve">on the effect of CNC on </w:t>
       </w:r>
-      <w:commentRangeStart w:id="90"/>
+      <w:commentRangeStart w:id="97"/>
       <w:r>
         <w:rPr>
           <w:rFonts w:ascii="Times New Roman" w:hAnsi="Times New Roman" w:cs="Times New Roman"/>
         </w:rPr>
         <w:t>productivity</w:t>
       </w:r>
-      <w:commentRangeEnd w:id="90"/>
+      <w:commentRangeEnd w:id="97"/>
       <w:r>
         <w:rPr>
           <w:rStyle w:val="CommentReference"/>
         </w:rPr>
-        <w:commentReference w:id="90"/>
+        <w:commentReference w:id="97"/>
       </w:r>
       <w:r>
         <w:rPr>
@@ -32063,14 +32296,14 @@
         </w:rPr>
         <w:t>in nutrient-replete waters</w:t>
       </w:r>
-      <w:ins w:id="91" w:author="Isabelle Cote" w:date="2023-04-26T15:09:00Z">
+      <w:ins w:id="98" w:author="Isabelle Cote" w:date="2023-04-26T15:09:00Z">
         <w:r>
           <w:rPr>
             <w:rFonts w:ascii="Times New Roman" w:hAnsi="Times New Roman" w:cs="Times New Roman"/>
           </w:rPr>
           <w:t xml:space="preserve">, although the high variability </w:t>
         </w:r>
-        <w:commentRangeStart w:id="92"/>
+        <w:commentRangeStart w:id="99"/>
         <w:r>
           <w:rPr>
             <w:rFonts w:ascii="Times New Roman" w:hAnsi="Times New Roman" w:cs="Times New Roman"/>
@@ -32078,16 +32311,16 @@
           <w:t>in</w:t>
         </w:r>
       </w:ins>
-      <w:commentRangeEnd w:id="92"/>
-      <w:ins w:id="93" w:author="Isabelle Cote" w:date="2023-04-26T15:10:00Z">
+      <w:commentRangeEnd w:id="99"/>
+      <w:ins w:id="100" w:author="Isabelle Cote" w:date="2023-04-26T15:10:00Z">
         <w:r>
           <w:rPr>
             <w:rStyle w:val="CommentReference"/>
           </w:rPr>
-          <w:commentReference w:id="92"/>
+          <w:commentReference w:id="99"/>
         </w:r>
       </w:ins>
-      <w:ins w:id="94" w:author="Isabelle Cote" w:date="2023-04-26T15:09:00Z">
+      <w:ins w:id="101" w:author="Isabelle Cote" w:date="2023-04-26T15:09:00Z">
         <w:r>
           <w:rPr>
             <w:rFonts w:ascii="Times New Roman" w:hAnsi="Times New Roman" w:cs="Times New Roman"/>
@@ -32095,7 +32328,7 @@
           <w:t xml:space="preserve"> our da</w:t>
         </w:r>
       </w:ins>
-      <w:ins w:id="95" w:author="Isabelle Cote" w:date="2023-04-26T15:10:00Z">
+      <w:ins w:id="102" w:author="Isabelle Cote" w:date="2023-04-26T15:10:00Z">
         <w:r>
           <w:rPr>
             <w:rFonts w:ascii="Times New Roman" w:hAnsi="Times New Roman" w:cs="Times New Roman"/>
@@ -32110,7 +32343,7 @@
           <w:t>…</w:t>
         </w:r>
       </w:ins>
-      <w:ins w:id="96" w:author="Isabelle Cote" w:date="2023-04-26T15:09:00Z">
+      <w:ins w:id="103" w:author="Isabelle Cote" w:date="2023-04-26T15:09:00Z">
         <w:r>
           <w:rPr>
             <w:rFonts w:ascii="Times New Roman" w:hAnsi="Times New Roman" w:cs="Times New Roman"/>
@@ -32130,7 +32363,7 @@
       <w:pPr>
         <w:spacing w:line="360" w:lineRule="auto"/>
         <w:rPr>
-          <w:ins w:id="97" w:author="Isabelle Cote" w:date="2023-04-26T14:47:00Z"/>
+          <w:ins w:id="104" w:author="Isabelle Cote" w:date="2023-04-26T14:47:00Z"/>
           <w:rFonts w:ascii="Times New Roman" w:hAnsi="Times New Roman" w:cs="Times New Roman"/>
         </w:rPr>
       </w:pPr>
@@ -32143,7 +32376,7 @@
           <w:rFonts w:ascii="Times New Roman" w:hAnsi="Times New Roman" w:cs="Times New Roman"/>
         </w:rPr>
       </w:pPr>
-      <w:commentRangeStart w:id="98"/>
+      <w:commentRangeStart w:id="105"/>
       <w:r>
         <w:rPr>
           <w:rFonts w:ascii="Times New Roman" w:hAnsi="Times New Roman" w:cs="Times New Roman"/>
@@ -32312,12 +32545,12 @@
         </w:rPr>
         <w:t xml:space="preserve">. Therefore, if we assume the effect of CNC is high in the tropics because of low nutrients, we shouldn’t be surprised to see large effects of CNC in temperate areas which also undergo nutrient limitation. Further, even when nitrate-replete, high flow conditions, we still see large effects of CNC. Therefore, perhaps it is not the level of external nutrient input that determines the effect of CNC on producers. </w:t>
       </w:r>
-      <w:commentRangeEnd w:id="98"/>
+      <w:commentRangeEnd w:id="105"/>
       <w:r>
         <w:rPr>
           <w:rStyle w:val="CommentReference"/>
         </w:rPr>
-        <w:commentReference w:id="98"/>
+        <w:commentReference w:id="105"/>
       </w:r>
     </w:p>
     <w:p>
@@ -32346,7 +32579,7 @@
           <w:rFonts w:ascii="Times New Roman" w:hAnsi="Times New Roman" w:cs="Times New Roman"/>
         </w:rPr>
       </w:pPr>
-      <w:commentRangeStart w:id="99"/>
+      <w:commentRangeStart w:id="106"/>
       <w:r>
         <w:rPr>
           <w:rFonts w:ascii="Times New Roman" w:hAnsi="Times New Roman" w:cs="Times New Roman"/>
@@ -32441,19 +32674,19 @@
         </w:rPr>
         <w:t xml:space="preserve">. Further, once nitrate is inside the cell, it requires conversion to ammonium before it can be assimilated as amino acids. Therefore, increases in ammonium may bolster productivity even in the presence of abundant nitrate, as ammonium is less energetically costly to uptake and assimilate than nitrate. </w:t>
       </w:r>
-      <w:commentRangeEnd w:id="99"/>
+      <w:commentRangeEnd w:id="106"/>
       <w:r>
         <w:rPr>
           <w:rStyle w:val="CommentReference"/>
         </w:rPr>
-        <w:commentReference w:id="99"/>
+        <w:commentReference w:id="106"/>
       </w:r>
     </w:p>
     <w:p>
       <w:pPr>
         <w:spacing w:line="360" w:lineRule="auto"/>
         <w:rPr>
-          <w:ins w:id="100" w:author="Isabelle Cote" w:date="2023-04-26T15:11:00Z"/>
+          <w:ins w:id="107" w:author="Isabelle Cote" w:date="2023-04-26T15:11:00Z"/>
           <w:rFonts w:ascii="Times New Roman" w:hAnsi="Times New Roman" w:cs="Times New Roman"/>
         </w:rPr>
       </w:pPr>
@@ -32465,7 +32698,7 @@
           <w:rFonts w:ascii="Times New Roman" w:hAnsi="Times New Roman" w:cs="Times New Roman"/>
         </w:rPr>
       </w:pPr>
-      <w:ins w:id="101" w:author="Isabelle Cote" w:date="2023-04-26T15:11:00Z">
+      <w:ins w:id="108" w:author="Isabelle Cote" w:date="2023-04-26T15:11:00Z">
         <w:r>
           <w:rPr>
             <w:rFonts w:ascii="Times New Roman" w:hAnsi="Times New Roman" w:cs="Times New Roman"/>
@@ -32473,7 +32706,7 @@
           <w:t>You need one or two short paragraph</w:t>
         </w:r>
       </w:ins>
-      <w:ins w:id="102" w:author="Isabelle Cote" w:date="2023-04-26T15:12:00Z">
+      <w:ins w:id="109" w:author="Isabelle Cote" w:date="2023-04-26T15:12:00Z">
         <w:r>
           <w:rPr>
             <w:rFonts w:ascii="Times New Roman" w:hAnsi="Times New Roman" w:cs="Times New Roman"/>
@@ -32481,7 +32714,7 @@
           <w:t xml:space="preserve">s here to address the results of the </w:t>
         </w:r>
       </w:ins>
-      <w:ins w:id="103" w:author="Em Lim" w:date="2023-04-27T13:37:00Z">
+      <w:ins w:id="110" w:author="Em Lim" w:date="2023-04-27T13:37:00Z">
         <w:r>
           <w:rPr>
             <w:rFonts w:ascii="Times New Roman" w:hAnsi="Times New Roman" w:cs="Times New Roman"/>
@@ -32489,7 +32722,7 @@
           <w:t xml:space="preserve">temp model, </w:t>
         </w:r>
       </w:ins>
-      <w:ins w:id="104" w:author="Isabelle Cote" w:date="2023-04-26T15:12:00Z">
+      <w:ins w:id="111" w:author="Isabelle Cote" w:date="2023-04-26T15:12:00Z">
         <w:r>
           <w:rPr>
             <w:rFonts w:ascii="Times New Roman" w:hAnsi="Times New Roman" w:cs="Times New Roman"/>
@@ -32497,7 +32730,7 @@
           <w:t>experimental and taxonomic differences/similarity, which will wrap up the direct discussion of the results, allowing you to move on to more general dis</w:t>
         </w:r>
       </w:ins>
-      <w:ins w:id="105" w:author="Isabelle Cote" w:date="2023-04-26T15:13:00Z">
+      <w:ins w:id="112" w:author="Isabelle Cote" w:date="2023-04-26T15:13:00Z">
         <w:r>
           <w:rPr>
             <w:rFonts w:ascii="Times New Roman" w:hAnsi="Times New Roman" w:cs="Times New Roman"/>
@@ -32566,7 +32799,7 @@
         </w:rPr>
         <w:t xml:space="preserve"> in the tropics. </w:t>
       </w:r>
-      <w:commentRangeStart w:id="106"/>
+      <w:commentRangeStart w:id="113"/>
       <w:proofErr w:type="spellStart"/>
       <w:r>
         <w:rPr>
@@ -32587,12 +32820,12 @@
         </w:rPr>
         <w:t xml:space="preserve"> </w:t>
       </w:r>
-      <w:commentRangeEnd w:id="106"/>
+      <w:commentRangeEnd w:id="113"/>
       <w:r>
         <w:rPr>
           <w:rStyle w:val="CommentReference"/>
         </w:rPr>
-        <w:commentReference w:id="106"/>
+        <w:commentReference w:id="113"/>
       </w:r>
       <w:r>
         <w:rPr>
@@ -32636,7 +32869,7 @@
         </w:rPr>
         <w:t xml:space="preserve">transform entire environments. In the </w:t>
       </w:r>
-      <w:commentRangeStart w:id="107"/>
+      <w:commentRangeStart w:id="114"/>
       <w:r>
         <w:rPr>
           <w:rFonts w:ascii="Times New Roman" w:hAnsi="Times New Roman" w:cs="Times New Roman"/>
@@ -32655,12 +32888,12 @@
         </w:rPr>
         <w:t>tic</w:t>
       </w:r>
-      <w:commentRangeEnd w:id="107"/>
+      <w:commentRangeEnd w:id="114"/>
       <w:r>
         <w:rPr>
           <w:rStyle w:val="CommentReference"/>
         </w:rPr>
-        <w:commentReference w:id="107"/>
+        <w:commentReference w:id="114"/>
       </w:r>
       <w:r>
         <w:rPr>
@@ -32728,19 +32961,19 @@
         </w:rPr>
         <w:t xml:space="preserve">food webs, geophysical processes, and </w:t>
       </w:r>
-      <w:commentRangeStart w:id="108"/>
+      <w:commentRangeStart w:id="115"/>
       <w:r>
         <w:rPr>
           <w:rFonts w:ascii="Times New Roman" w:hAnsi="Times New Roman" w:cs="Times New Roman"/>
         </w:rPr>
         <w:t>more</w:t>
       </w:r>
-      <w:commentRangeEnd w:id="108"/>
+      <w:commentRangeEnd w:id="115"/>
       <w:r>
         <w:rPr>
           <w:rStyle w:val="CommentReference"/>
         </w:rPr>
-        <w:commentReference w:id="108"/>
+        <w:commentReference w:id="115"/>
       </w:r>
       <w:r>
         <w:rPr>
@@ -32900,7 +33133,7 @@
         </w:rPr>
         <w:t xml:space="preserve">. </w:t>
       </w:r>
-      <w:commentRangeStart w:id="109"/>
+      <w:commentRangeStart w:id="116"/>
       <w:r>
         <w:rPr>
           <w:rFonts w:ascii="Times New Roman" w:hAnsi="Times New Roman" w:cs="Times New Roman"/>
@@ -32945,12 +33178,12 @@
         </w:rPr>
         <w:t>.</w:t>
       </w:r>
-      <w:commentRangeEnd w:id="109"/>
+      <w:commentRangeEnd w:id="116"/>
       <w:r>
         <w:rPr>
           <w:rStyle w:val="CommentReference"/>
         </w:rPr>
-        <w:commentReference w:id="109"/>
+        <w:commentReference w:id="116"/>
       </w:r>
       <w:r>
         <w:rPr>
@@ -33281,8 +33514,8 @@
         </w:rPr>
         <w:t xml:space="preserve">nitrogen sites. Our studies were strongly biased towards North American and European countries, which was likely a combined effect of the databases used in our literature search and the </w:t>
       </w:r>
-      <w:commentRangeStart w:id="110"/>
-      <w:ins w:id="111" w:author="Isabelle Cote" w:date="2023-04-26T16:06:00Z">
+      <w:commentRangeStart w:id="117"/>
+      <w:ins w:id="118" w:author="Isabelle Cote" w:date="2023-04-26T16:06:00Z">
         <w:r>
           <w:rPr>
             <w:rFonts w:ascii="Times New Roman" w:hAnsi="Times New Roman" w:cs="Times New Roman"/>
@@ -33290,7 +33523,7 @@
           <w:t>search</w:t>
         </w:r>
       </w:ins>
-      <w:ins w:id="112" w:author="Isabelle Cote" w:date="2023-04-26T16:07:00Z">
+      <w:ins w:id="119" w:author="Isabelle Cote" w:date="2023-04-26T16:07:00Z">
         <w:r>
           <w:rPr>
             <w:rFonts w:ascii="Times New Roman" w:hAnsi="Times New Roman" w:cs="Times New Roman"/>
@@ -33298,12 +33531,12 @@
           <w:t xml:space="preserve"> and </w:t>
         </w:r>
       </w:ins>
-      <w:commentRangeEnd w:id="110"/>
+      <w:commentRangeEnd w:id="117"/>
       <w:r>
         <w:rPr>
           <w:rStyle w:val="CommentReference"/>
         </w:rPr>
-        <w:commentReference w:id="110"/>
+        <w:commentReference w:id="117"/>
       </w:r>
       <w:r>
         <w:rPr>
@@ -33430,7 +33663,7 @@
         </w:rPr>
         <w:t>scale variables</w:t>
       </w:r>
-      <w:ins w:id="113" w:author="Isabelle Cote" w:date="2023-04-26T16:09:00Z">
+      <w:ins w:id="120" w:author="Isabelle Cote" w:date="2023-04-26T16:09:00Z">
         <w:r>
           <w:rPr>
             <w:rFonts w:ascii="Times New Roman" w:hAnsi="Times New Roman" w:cs="Times New Roman"/>
@@ -33487,19 +33720,19 @@
         </w:rPr>
         <w:t xml:space="preserve">important to understand the role of animals in supporting primary </w:t>
       </w:r>
-      <w:commentRangeStart w:id="114"/>
+      <w:commentRangeStart w:id="121"/>
       <w:r>
         <w:rPr>
           <w:rFonts w:ascii="Times New Roman" w:hAnsi="Times New Roman" w:cs="Times New Roman"/>
         </w:rPr>
         <w:t>productivity</w:t>
       </w:r>
-      <w:commentRangeEnd w:id="114"/>
+      <w:commentRangeEnd w:id="121"/>
       <w:r>
         <w:rPr>
           <w:rStyle w:val="CommentReference"/>
         </w:rPr>
-        <w:commentReference w:id="114"/>
+        <w:commentReference w:id="121"/>
       </w:r>
       <w:r>
         <w:rPr>
@@ -34486,7 +34719,7 @@
       </w:r>
     </w:p>
   </w:comment>
-  <w:comment w:id="16" w:author="Isabelle Cote" w:date="2023-02-23T14:11:00Z" w:initials="IC">
+  <w:comment w:id="18" w:author="Isabelle Cote" w:date="2023-02-23T14:11:00Z" w:initials="IC">
     <w:p>
       <w:pPr>
         <w:pStyle w:val="CommentText"/>
@@ -34502,7 +34735,7 @@
       </w:r>
     </w:p>
   </w:comment>
-  <w:comment w:id="17" w:author="Em Lim" w:date="2023-07-28T11:36:00Z" w:initials="EL">
+  <w:comment w:id="21" w:author="Em Lim" w:date="2023-07-28T11:36:00Z" w:initials="EL">
     <w:p>
       <w:r>
         <w:rPr>
@@ -34546,31 +34779,7 @@
       </w:pPr>
     </w:p>
   </w:comment>
-  <w:comment w:id="19" w:author="Em Lim" w:date="2023-03-15T17:00:00Z" w:initials="EL">
-    <w:p>
-      <w:pPr>
-        <w:pStyle w:val="CommentText"/>
-      </w:pPr>
-      <w:r>
-        <w:rPr>
-          <w:rStyle w:val="CommentReference"/>
-        </w:rPr>
-        <w:annotationRef/>
-      </w:r>
-      <w:r>
-        <w:t xml:space="preserve">The full list is growth, percent cover, photosynthesis, density, biomass, </w:t>
-      </w:r>
-      <w:proofErr w:type="spellStart"/>
-      <w:r>
-        <w:t>chl</w:t>
-      </w:r>
-      <w:proofErr w:type="spellEnd"/>
-      <w:r>
-        <w:t xml:space="preserve"> a, abundance, length, tissue protein, area, dry weight, and width.</w:t>
-      </w:r>
-    </w:p>
-  </w:comment>
-  <w:comment w:id="41" w:author="Isabelle Cote" w:date="2023-04-24T12:09:00Z" w:initials="IC">
+  <w:comment w:id="44" w:author="Isabelle Cote" w:date="2023-04-24T12:09:00Z" w:initials="IC">
     <w:p>
       <w:pPr>
         <w:pStyle w:val="CommentText"/>
@@ -34610,7 +34819,7 @@
       </w:r>
     </w:p>
   </w:comment>
-  <w:comment w:id="46" w:author="Isabelle Cote" w:date="2023-04-24T12:11:00Z" w:initials="IC">
+  <w:comment w:id="49" w:author="Isabelle Cote" w:date="2023-04-24T12:11:00Z" w:initials="IC">
     <w:p>
       <w:pPr>
         <w:pStyle w:val="CommentText"/>
@@ -34626,7 +34835,7 @@
       </w:r>
     </w:p>
   </w:comment>
-  <w:comment w:id="47" w:author="Isabelle Cote" w:date="2023-04-24T13:35:00Z" w:initials="IC">
+  <w:comment w:id="50" w:author="Isabelle Cote" w:date="2023-04-24T13:35:00Z" w:initials="IC">
     <w:p>
       <w:pPr>
         <w:pStyle w:val="CommentText"/>
@@ -34642,7 +34851,7 @@
       </w:r>
     </w:p>
   </w:comment>
-  <w:comment w:id="50" w:author="Isabelle Cote" w:date="2023-04-24T12:16:00Z" w:initials="IC">
+  <w:comment w:id="53" w:author="Isabelle Cote" w:date="2023-04-24T12:16:00Z" w:initials="IC">
     <w:p>
       <w:pPr>
         <w:pStyle w:val="CommentText"/>
@@ -34658,7 +34867,7 @@
       </w:r>
     </w:p>
   </w:comment>
-  <w:comment w:id="51" w:author="Isabelle Cote" w:date="2023-04-24T14:19:00Z" w:initials="IC">
+  <w:comment w:id="54" w:author="Isabelle Cote" w:date="2023-04-24T14:19:00Z" w:initials="IC">
     <w:p>
       <w:pPr>
         <w:pStyle w:val="CommentText"/>
@@ -34674,7 +34883,7 @@
       </w:r>
     </w:p>
   </w:comment>
-  <w:comment w:id="52" w:author="Em Lim" w:date="2023-04-27T13:50:00Z" w:initials="EL">
+  <w:comment w:id="55" w:author="Em Lim" w:date="2023-04-27T13:50:00Z" w:initials="EL">
     <w:p>
       <w:pPr>
         <w:pStyle w:val="CommentText"/>
@@ -34690,7 +34899,7 @@
       </w:r>
     </w:p>
   </w:comment>
-  <w:comment w:id="53" w:author="Em Lim" w:date="2023-03-31T22:33:00Z" w:initials="EL">
+  <w:comment w:id="56" w:author="Em Lim" w:date="2023-03-31T22:33:00Z" w:initials="EL">
     <w:p>
       <w:pPr>
         <w:autoSpaceDE w:val="0"/>
@@ -34748,7 +34957,7 @@
       </w:r>
     </w:p>
   </w:comment>
-  <w:comment w:id="56" w:author="Em Lim" w:date="2023-07-28T11:36:00Z" w:initials="EL">
+  <w:comment w:id="59" w:author="Em Lim" w:date="2023-07-28T11:36:00Z" w:initials="EL">
     <w:p>
       <w:pPr>
         <w:rPr>
@@ -34773,7 +34982,7 @@
       </w:r>
     </w:p>
   </w:comment>
-  <w:comment w:id="59" w:author="Isabelle Cote" w:date="2023-04-24T13:59:00Z" w:initials="IC">
+  <w:comment w:id="62" w:author="Isabelle Cote" w:date="2023-04-24T13:59:00Z" w:initials="IC">
     <w:p>
       <w:pPr>
         <w:pStyle w:val="CommentText"/>
@@ -34789,7 +34998,7 @@
       </w:r>
     </w:p>
   </w:comment>
-  <w:comment w:id="60" w:author="Em Lim" w:date="2023-04-27T12:57:00Z" w:initials="EL">
+  <w:comment w:id="65" w:author="Isabelle Cote" w:date="2023-04-24T12:09:00Z" w:initials="IC">
     <w:p>
       <w:pPr>
         <w:pStyle w:val="CommentText"/>
@@ -34801,35 +35010,59 @@
         <w:annotationRef/>
       </w:r>
       <w:r>
-        <w:t>Move sentence from methods about pp responses here</w:t>
+        <w:t xml:space="preserve">It would be good to </w:t>
+      </w:r>
+      <w:proofErr w:type="spellStart"/>
+      <w:r>
+        <w:t>organise</w:t>
+      </w:r>
+      <w:proofErr w:type="spellEnd"/>
+      <w:r>
+        <w:t xml:space="preserve"> the metrics like this. Not sure I got it right. Please check.</w:t>
       </w:r>
     </w:p>
-  </w:comment>
-  <w:comment w:id="64" w:author="Isabelle Cote" w:date="2023-04-26T14:51:00Z" w:initials="IC">
     <w:p>
       <w:pPr>
         <w:pStyle w:val="CommentText"/>
       </w:pPr>
       <w:r>
-        <w:rPr>
-          <w:rStyle w:val="CommentReference"/>
-        </w:rPr>
-        <w:annotationRef/>
-      </w:r>
-      <w:r>
-        <w:t xml:space="preserve">What do the </w:t>
-      </w:r>
-      <w:proofErr w:type="spellStart"/>
-      <w:r>
-        <w:t>colours</w:t>
-      </w:r>
-      <w:proofErr w:type="spellEnd"/>
-      <w:r>
-        <w:t xml:space="preserve"> mean on the map?</w:t>
+        <w:t xml:space="preserve"> </w:t>
+      </w:r>
+    </w:p>
+    <w:p>
+      <w:pPr>
+        <w:pStyle w:val="CommentText"/>
+      </w:pPr>
+      <w:r>
+        <w:t>Now that I've got to the Results, it's perhaps better to keep a sentence like this for the Results. Important to mention that you put all the metric types into a single analysis (although it could be interesting to see if individual vs population, or static vs dynamic metrics differ…)</w:t>
       </w:r>
     </w:p>
   </w:comment>
-  <w:comment w:id="65" w:author="Isabelle Cote" w:date="2023-04-24T14:11:00Z" w:initials="IC">
+  <w:comment w:id="71" w:author="Isabelle Cote" w:date="2023-04-26T14:51:00Z" w:initials="IC">
+    <w:p>
+      <w:pPr>
+        <w:pStyle w:val="CommentText"/>
+      </w:pPr>
+      <w:r>
+        <w:rPr>
+          <w:rStyle w:val="CommentReference"/>
+        </w:rPr>
+        <w:annotationRef/>
+      </w:r>
+      <w:r>
+        <w:t xml:space="preserve">What do the </w:t>
+      </w:r>
+      <w:proofErr w:type="spellStart"/>
+      <w:r>
+        <w:t>colours</w:t>
+      </w:r>
+      <w:proofErr w:type="spellEnd"/>
+      <w:r>
+        <w:t xml:space="preserve"> mean on the map?</w:t>
+      </w:r>
+    </w:p>
+  </w:comment>
+  <w:comment w:id="72" w:author="Isabelle Cote" w:date="2023-04-24T14:11:00Z" w:initials="IC">
     <w:p>
       <w:pPr>
         <w:pStyle w:val="CommentText"/>
@@ -34858,7 +35091,7 @@
       </w:r>
     </w:p>
   </w:comment>
-  <w:comment w:id="66" w:author="Isabelle Cote" w:date="2023-04-24T14:14:00Z" w:initials="IC">
+  <w:comment w:id="73" w:author="Isabelle Cote" w:date="2023-04-24T14:14:00Z" w:initials="IC">
     <w:p>
       <w:pPr>
         <w:pStyle w:val="CommentText"/>
@@ -34874,7 +35107,7 @@
       </w:r>
     </w:p>
   </w:comment>
-  <w:comment w:id="67" w:author="Isabelle Cote" w:date="2023-04-24T14:13:00Z" w:initials="IC">
+  <w:comment w:id="74" w:author="Isabelle Cote" w:date="2023-04-24T14:13:00Z" w:initials="IC">
     <w:p>
       <w:pPr>
         <w:pStyle w:val="CommentText"/>
@@ -34890,7 +35123,7 @@
       </w:r>
     </w:p>
   </w:comment>
-  <w:comment w:id="68" w:author="Isabelle Cote" w:date="2023-04-24T14:25:00Z" w:initials="IC">
+  <w:comment w:id="75" w:author="Isabelle Cote" w:date="2023-04-24T14:25:00Z" w:initials="IC">
     <w:p>
       <w:pPr>
         <w:pStyle w:val="CommentText"/>
@@ -34906,7 +35139,7 @@
       </w:r>
     </w:p>
   </w:comment>
-  <w:comment w:id="69" w:author="Em Lim" w:date="2023-03-02T14:54:00Z" w:initials="EL">
+  <w:comment w:id="76" w:author="Em Lim" w:date="2023-03-02T14:54:00Z" w:initials="EL">
     <w:p>
       <w:pPr>
         <w:pStyle w:val="CommentText"/>
@@ -34935,7 +35168,7 @@
       <w:proofErr w:type="spellEnd"/>
     </w:p>
   </w:comment>
-  <w:comment w:id="70" w:author="Isabelle Cote" w:date="2023-04-26T13:27:00Z" w:initials="IC">
+  <w:comment w:id="77" w:author="Isabelle Cote" w:date="2023-04-26T13:27:00Z" w:initials="IC">
     <w:p>
       <w:pPr>
         <w:pStyle w:val="CommentText"/>
@@ -34951,7 +35184,7 @@
       </w:r>
     </w:p>
   </w:comment>
-  <w:comment w:id="71" w:author="Isabelle Cote" w:date="2023-04-24T14:39:00Z" w:initials="IC">
+  <w:comment w:id="78" w:author="Isabelle Cote" w:date="2023-04-24T14:39:00Z" w:initials="IC">
     <w:p>
       <w:pPr>
         <w:pStyle w:val="CommentText"/>
@@ -34967,7 +35200,7 @@
       </w:r>
     </w:p>
   </w:comment>
-  <w:comment w:id="72" w:author="Isabelle Cote" w:date="2023-04-26T13:15:00Z" w:initials="IC">
+  <w:comment w:id="79" w:author="Isabelle Cote" w:date="2023-04-26T13:15:00Z" w:initials="IC">
     <w:p>
       <w:pPr>
         <w:pStyle w:val="CommentText"/>
@@ -34983,7 +35216,7 @@
       </w:r>
     </w:p>
   </w:comment>
-  <w:comment w:id="73" w:author="Isabelle Cote" w:date="2023-04-24T14:45:00Z" w:initials="IC">
+  <w:comment w:id="80" w:author="Isabelle Cote" w:date="2023-04-24T14:45:00Z" w:initials="IC">
     <w:p>
       <w:pPr>
         <w:pStyle w:val="CommentText"/>
@@ -34999,7 +35232,7 @@
       </w:r>
     </w:p>
   </w:comment>
-  <w:comment w:id="74" w:author="Isabelle Cote" w:date="2023-04-24T14:49:00Z" w:initials="IC">
+  <w:comment w:id="81" w:author="Isabelle Cote" w:date="2023-04-24T14:49:00Z" w:initials="IC">
     <w:p>
       <w:pPr>
         <w:pStyle w:val="CommentText"/>
@@ -35015,7 +35248,7 @@
       </w:r>
     </w:p>
   </w:comment>
-  <w:comment w:id="75" w:author="Em Lim" w:date="2023-04-24T15:29:00Z" w:initials="EL">
+  <w:comment w:id="82" w:author="Em Lim" w:date="2023-04-24T15:29:00Z" w:initials="EL">
     <w:p>
       <w:pPr>
         <w:pStyle w:val="CommentText"/>
@@ -35036,7 +35269,7 @@
       </w:pPr>
     </w:p>
   </w:comment>
-  <w:comment w:id="76" w:author="Em Lim" w:date="2023-07-28T11:37:00Z" w:initials="EL">
+  <w:comment w:id="83" w:author="Em Lim" w:date="2023-07-28T11:37:00Z" w:initials="EL">
     <w:p>
       <w:pPr>
         <w:pStyle w:val="NormalWeb"/>
@@ -35063,7 +35296,7 @@
       </w:r>
     </w:p>
   </w:comment>
-  <w:comment w:id="82" w:author="Isabelle Cote" w:date="2023-04-26T14:24:00Z" w:initials="IC">
+  <w:comment w:id="89" w:author="Isabelle Cote" w:date="2023-04-26T14:24:00Z" w:initials="IC">
     <w:p>
       <w:pPr>
         <w:pStyle w:val="CommentText"/>
@@ -35079,7 +35312,7 @@
       </w:r>
     </w:p>
   </w:comment>
-  <w:comment w:id="89" w:author="Isabelle Cote" w:date="2023-04-26T15:01:00Z" w:initials="IC">
+  <w:comment w:id="96" w:author="Isabelle Cote" w:date="2023-04-26T15:01:00Z" w:initials="IC">
     <w:p>
       <w:pPr>
         <w:pStyle w:val="CommentText"/>
@@ -35095,7 +35328,7 @@
       </w:r>
     </w:p>
   </w:comment>
-  <w:comment w:id="90" w:author="Isabelle Cote" w:date="2023-04-26T15:11:00Z" w:initials="IC">
+  <w:comment w:id="97" w:author="Isabelle Cote" w:date="2023-04-26T15:11:00Z" w:initials="IC">
     <w:p>
       <w:pPr>
         <w:pStyle w:val="CommentText"/>
@@ -35111,7 +35344,7 @@
       </w:r>
     </w:p>
   </w:comment>
-  <w:comment w:id="92" w:author="Isabelle Cote" w:date="2023-04-26T15:10:00Z" w:initials="IC">
+  <w:comment w:id="99" w:author="Isabelle Cote" w:date="2023-04-26T15:10:00Z" w:initials="IC">
     <w:p>
       <w:pPr>
         <w:pStyle w:val="CommentText"/>
@@ -35127,7 +35360,7 @@
       </w:r>
     </w:p>
   </w:comment>
-  <w:comment w:id="98" w:author="Isabelle Cote" w:date="2023-04-26T15:10:00Z" w:initials="IC">
+  <w:comment w:id="105" w:author="Isabelle Cote" w:date="2023-04-26T15:10:00Z" w:initials="IC">
     <w:p>
       <w:pPr>
         <w:pStyle w:val="CommentText"/>
@@ -35151,7 +35384,7 @@
       </w:r>
     </w:p>
   </w:comment>
-  <w:comment w:id="99" w:author="Isabelle Cote" w:date="2023-04-26T14:54:00Z" w:initials="IC">
+  <w:comment w:id="106" w:author="Isabelle Cote" w:date="2023-04-26T14:54:00Z" w:initials="IC">
     <w:p>
       <w:pPr>
         <w:pStyle w:val="CommentText"/>
@@ -35167,7 +35400,7 @@
       </w:r>
     </w:p>
   </w:comment>
-  <w:comment w:id="106" w:author="Em Lim" w:date="2023-04-27T13:38:00Z" w:initials="EL">
+  <w:comment w:id="113" w:author="Em Lim" w:date="2023-04-27T13:38:00Z" w:initials="EL">
     <w:p>
       <w:pPr>
         <w:pStyle w:val="CommentText"/>
@@ -35183,7 +35416,7 @@
       </w:r>
     </w:p>
   </w:comment>
-  <w:comment w:id="107" w:author="Isabelle Cote" w:date="2023-04-26T15:21:00Z" w:initials="IC">
+  <w:comment w:id="114" w:author="Isabelle Cote" w:date="2023-04-26T15:21:00Z" w:initials="IC">
     <w:p>
       <w:pPr>
         <w:pStyle w:val="CommentText"/>
@@ -35199,7 +35432,7 @@
       </w:r>
     </w:p>
   </w:comment>
-  <w:comment w:id="108" w:author="Isabelle Cote" w:date="2023-04-26T15:20:00Z" w:initials="IC">
+  <w:comment w:id="115" w:author="Isabelle Cote" w:date="2023-04-26T15:20:00Z" w:initials="IC">
     <w:p>
       <w:pPr>
         <w:pStyle w:val="CommentText"/>
@@ -35215,7 +35448,7 @@
       </w:r>
     </w:p>
   </w:comment>
-  <w:comment w:id="109" w:author="Isabelle Cote" w:date="2023-04-26T15:59:00Z" w:initials="IC">
+  <w:comment w:id="116" w:author="Isabelle Cote" w:date="2023-04-26T15:59:00Z" w:initials="IC">
     <w:p>
       <w:pPr>
         <w:pStyle w:val="CommentText"/>
@@ -35231,7 +35464,7 @@
       </w:r>
     </w:p>
   </w:comment>
-  <w:comment w:id="110" w:author="Em Lim" w:date="2023-04-27T13:42:00Z" w:initials="EL">
+  <w:comment w:id="117" w:author="Em Lim" w:date="2023-04-27T13:42:00Z" w:initials="EL">
     <w:p>
       <w:pPr>
         <w:pStyle w:val="CommentText"/>
@@ -35247,7 +35480,7 @@
       </w:r>
     </w:p>
   </w:comment>
-  <w:comment w:id="114" w:author="Isabelle Cote" w:date="2023-04-26T16:12:00Z" w:initials="IC">
+  <w:comment w:id="121" w:author="Isabelle Cote" w:date="2023-04-26T16:12:00Z" w:initials="IC">
     <w:p>
       <w:pPr>
         <w:pStyle w:val="CommentText"/>
@@ -35276,7 +35509,6 @@
   <w15:commentEx w15:paraId="5FBB00DD" w15:done="0"/>
   <w15:commentEx w15:paraId="7AFEE86C" w15:done="0"/>
   <w15:commentEx w15:paraId="297B8874" w15:done="0"/>
-  <w15:commentEx w15:paraId="49783A2B" w15:done="0"/>
   <w15:commentEx w15:paraId="7841972A" w15:done="0"/>
   <w15:commentEx w15:paraId="29195526" w15:done="0"/>
   <w15:commentEx w15:paraId="3AE47F3C" w15:done="0"/>
@@ -35286,7 +35518,7 @@
   <w15:commentEx w15:paraId="32706354" w15:done="0"/>
   <w15:commentEx w15:paraId="7FD494F9" w15:done="0"/>
   <w15:commentEx w15:paraId="6012A64B" w15:done="0"/>
-  <w15:commentEx w15:paraId="49360F36" w15:done="0"/>
+  <w15:commentEx w15:paraId="58597161" w15:done="0"/>
   <w15:commentEx w15:paraId="2AEB16CF" w15:done="0"/>
   <w15:commentEx w15:paraId="69FD40EC" w15:done="0"/>
   <w15:commentEx w15:paraId="2B9691A9" w15:done="0"/>
@@ -35361,7 +35593,6 @@
   <w16cid:commentId w16cid:paraId="5FBB00DD" w16cid:durableId="27F4FBF3"/>
   <w16cid:commentId w16cid:paraId="7AFEE86C" w16cid:durableId="27A1F27B"/>
   <w16cid:commentId w16cid:paraId="297B8874" w16cid:durableId="286E26A6"/>
-  <w16cid:commentId w16cid:paraId="49783A2B" w16cid:durableId="27BC7836"/>
   <w16cid:commentId w16cid:paraId="7841972A" w16cid:durableId="27F0F016"/>
   <w16cid:commentId w16cid:paraId="29195526" w16cid:durableId="27F0F068"/>
   <w16cid:commentId w16cid:paraId="3AE47F3C" w16cid:durableId="27F10439"/>
@@ -35371,7 +35602,7 @@
   <w16cid:commentId w16cid:paraId="32706354" w16cid:durableId="27D1DE22"/>
   <w16cid:commentId w16cid:paraId="7FD494F9" w16cid:durableId="286E26BA"/>
   <w16cid:commentId w16cid:paraId="6012A64B" w16cid:durableId="27F109D9"/>
-  <w16cid:commentId w16cid:paraId="49360F36" w16cid:durableId="27F4EFB6"/>
+  <w16cid:commentId w16cid:paraId="58597161" w16cid:durableId="287255E3"/>
   <w16cid:commentId w16cid:paraId="2AEB16CF" w16cid:durableId="27F3B8DF"/>
   <w16cid:commentId w16cid:paraId="69FD40EC" w16cid:durableId="27F10CA3"/>
   <w16cid:commentId w16cid:paraId="2B9691A9" w16cid:durableId="27F10D50"/>
@@ -37208,7 +37439,7 @@
 </file>
 
 <file path=customXml/itemProps1.xml><?xml version="1.0" encoding="utf-8"?>
-<ds:datastoreItem xmlns:ds="http://schemas.openxmlformats.org/officeDocument/2006/customXml" ds:itemID="{2D7FD582-EF1C-DB4F-8E24-32487E7DFF6E}">
+<ds:datastoreItem xmlns:ds="http://schemas.openxmlformats.org/officeDocument/2006/customXml" ds:itemID="{8EF42E14-5121-834C-92F3-71A22932BEF9}">
   <ds:schemaRefs>
     <ds:schemaRef ds:uri="http://schemas.openxmlformats.org/officeDocument/2006/bibliography"/>
   </ds:schemaRefs>

--- a/Publication docs/Lim_meta_analysis_full_IMC.docx
+++ b/Publication docs/Lim_meta_analysis_full_IMC.docx
@@ -5963,42 +5963,58 @@
         <w:rPr>
           <w:rFonts w:ascii="Times New Roman" w:hAnsi="Times New Roman" w:cs="Times New Roman"/>
         </w:rPr>
+        <w:t xml:space="preserve"> oxygen production</w:t>
+      </w:r>
+      <w:ins w:id="49" w:author="Em Lim" w:date="2023-07-31T15:48:00Z">
+        <w:r>
+          <w:rPr>
+            <w:rFonts w:ascii="Times New Roman" w:hAnsi="Times New Roman" w:cs="Times New Roman"/>
+          </w:rPr>
+          <w:t xml:space="preserve"> via photosynthesis</w:t>
+        </w:r>
+      </w:ins>
+      <w:r>
+        <w:rPr>
+          <w:rFonts w:ascii="Times New Roman" w:hAnsi="Times New Roman" w:cs="Times New Roman"/>
+        </w:rPr>
+        <w:t xml:space="preserve">) were made at multiple time points we included all time points. </w:t>
+      </w:r>
+      <w:del w:id="50" w:author="Em Lim" w:date="2023-07-31T15:52:00Z">
+        <w:r>
+          <w:rPr>
+            <w:rFonts w:ascii="Times New Roman" w:hAnsi="Times New Roman" w:cs="Times New Roman"/>
+          </w:rPr>
+          <w:delText>When data were only available in graph form, w</w:delText>
+        </w:r>
+      </w:del>
+      <w:ins w:id="51" w:author="Em Lim" w:date="2023-07-31T15:52:00Z">
+        <w:r>
+          <w:rPr>
+            <w:rFonts w:ascii="Times New Roman" w:hAnsi="Times New Roman" w:cs="Times New Roman"/>
+          </w:rPr>
+          <w:t>W</w:t>
+        </w:r>
+      </w:ins>
+      <w:r>
+        <w:rPr>
+          <w:rFonts w:ascii="Times New Roman" w:hAnsi="Times New Roman" w:cs="Times New Roman"/>
+        </w:rPr>
+        <w:t xml:space="preserve">e used the program </w:t>
+      </w:r>
+      <w:proofErr w:type="spellStart"/>
+      <w:r>
+        <w:rPr>
+          <w:rFonts w:ascii="Times New Roman" w:hAnsi="Times New Roman" w:cs="Times New Roman"/>
+        </w:rPr>
+        <w:t>WebPlotDigitizer</w:t>
+      </w:r>
+      <w:proofErr w:type="spellEnd"/>
+      <w:r>
+        <w:rPr>
+          <w:rFonts w:ascii="Times New Roman" w:hAnsi="Times New Roman" w:cs="Times New Roman"/>
+        </w:rPr>
         <w:t xml:space="preserve"> </w:t>
       </w:r>
-      <w:commentRangeStart w:id="49"/>
-      <w:r>
-        <w:rPr>
-          <w:rFonts w:ascii="Times New Roman" w:hAnsi="Times New Roman" w:cs="Times New Roman"/>
-        </w:rPr>
-        <w:t>oxygen production</w:t>
-      </w:r>
-      <w:commentRangeEnd w:id="49"/>
-      <w:r>
-        <w:rPr>
-          <w:rStyle w:val="CommentReference"/>
-        </w:rPr>
-        <w:commentReference w:id="49"/>
-      </w:r>
-      <w:r>
-        <w:rPr>
-          <w:rFonts w:ascii="Times New Roman" w:hAnsi="Times New Roman" w:cs="Times New Roman"/>
-        </w:rPr>
-        <w:t xml:space="preserve">) were made at multiple time points we included all time points. When data were only available in graph form, we used the program </w:t>
-      </w:r>
-      <w:proofErr w:type="spellStart"/>
-      <w:r>
-        <w:rPr>
-          <w:rFonts w:ascii="Times New Roman" w:hAnsi="Times New Roman" w:cs="Times New Roman"/>
-        </w:rPr>
-        <w:t>WebPlotDigitizer</w:t>
-      </w:r>
-      <w:proofErr w:type="spellEnd"/>
-      <w:r>
-        <w:rPr>
-          <w:rFonts w:ascii="Times New Roman" w:hAnsi="Times New Roman" w:cs="Times New Roman"/>
-        </w:rPr>
-        <w:t xml:space="preserve"> </w:t>
-      </w:r>
       <w:r>
         <w:rPr>
           <w:rFonts w:ascii="Times New Roman" w:hAnsi="Times New Roman" w:cs="Times New Roman"/>
@@ -6009,7 +6025,27 @@
         <w:rPr>
           <w:rFonts w:ascii="Times New Roman" w:hAnsi="Times New Roman" w:cs="Times New Roman"/>
         </w:rPr>
-        <w:t xml:space="preserve"> to extract the means and standard deviations. </w:t>
+        <w:t xml:space="preserve"> to extract the means and standard deviations</w:t>
+      </w:r>
+      <w:ins w:id="52" w:author="Em Lim" w:date="2023-07-31T15:52:00Z">
+        <w:r>
+          <w:rPr>
+            <w:rFonts w:ascii="Times New Roman" w:hAnsi="Times New Roman" w:cs="Times New Roman"/>
+          </w:rPr>
+          <w:t xml:space="preserve"> w</w:t>
+        </w:r>
+        <w:r>
+          <w:rPr>
+            <w:rFonts w:ascii="Times New Roman" w:hAnsi="Times New Roman" w:cs="Times New Roman"/>
+          </w:rPr>
+          <w:t>hen data were only available in graph form</w:t>
+        </w:r>
+      </w:ins>
+      <w:r>
+        <w:rPr>
+          <w:rFonts w:ascii="Times New Roman" w:hAnsi="Times New Roman" w:cs="Times New Roman"/>
+        </w:rPr>
+        <w:t xml:space="preserve">. </w:t>
       </w:r>
       <w:r>
         <w:rPr>
@@ -6027,13 +6063,19 @@
         <w:rPr>
           <w:rFonts w:ascii="Times New Roman" w:hAnsi="Times New Roman" w:cs="Times New Roman"/>
         </w:rPr>
-        <w:t xml:space="preserve"> or confidence intervals were provided, we </w:t>
+        <w:t xml:space="preserve"> or </w:t>
       </w:r>
       <w:r>
         <w:rPr>
           <w:rFonts w:ascii="Times New Roman" w:hAnsi="Times New Roman" w:cs="Times New Roman"/>
         </w:rPr>
         <w:lastRenderedPageBreak/>
+        <w:t xml:space="preserve">confidence intervals were provided, we </w:t>
+      </w:r>
+      <w:r>
+        <w:rPr>
+          <w:rFonts w:ascii="Times New Roman" w:hAnsi="Times New Roman" w:cs="Times New Roman"/>
+        </w:rPr>
         <w:t xml:space="preserve">calculated </w:t>
       </w:r>
       <w:r>
@@ -6155,20 +6197,12 @@
         </w:rPr>
         <w:t xml:space="preserve">we used the latitude and longitude of the study site nearest to the </w:t>
       </w:r>
-      <w:proofErr w:type="spellStart"/>
-      <w:r>
-        <w:rPr>
-          <w:rFonts w:ascii="Times New Roman" w:hAnsi="Times New Roman" w:cs="Times New Roman"/>
-        </w:rPr>
-        <w:t>cent</w:t>
-      </w:r>
-      <w:r>
-        <w:rPr>
-          <w:rFonts w:ascii="Times New Roman" w:hAnsi="Times New Roman" w:cs="Times New Roman"/>
-        </w:rPr>
-        <w:t>re</w:t>
-      </w:r>
-      <w:proofErr w:type="spellEnd"/>
+      <w:r>
+        <w:rPr>
+          <w:rFonts w:ascii="Times New Roman" w:hAnsi="Times New Roman" w:cs="Times New Roman"/>
+        </w:rPr>
+        <w:t>center</w:t>
+      </w:r>
       <w:r>
         <w:rPr>
           <w:rFonts w:ascii="Times New Roman" w:hAnsi="Times New Roman" w:cs="Times New Roman"/>
@@ -6247,19 +6281,19 @@
         </w:rPr>
         <w:t xml:space="preserve"> </w:t>
       </w:r>
-      <w:commentRangeStart w:id="50"/>
+      <w:commentRangeStart w:id="53"/>
       <w:r>
         <w:rPr>
           <w:rFonts w:ascii="Times New Roman" w:hAnsi="Times New Roman" w:cs="Times New Roman"/>
         </w:rPr>
         <w:t>cases</w:t>
       </w:r>
-      <w:commentRangeEnd w:id="50"/>
+      <w:commentRangeEnd w:id="53"/>
       <w:r>
         <w:rPr>
           <w:rStyle w:val="CommentReference"/>
         </w:rPr>
-        <w:commentReference w:id="50"/>
+        <w:commentReference w:id="53"/>
       </w:r>
       <w:r>
         <w:rPr>
@@ -6300,21 +6334,19 @@
         </w:rPr>
         <w:t xml:space="preserve">We classified background nutrient levels as the total </w:t>
       </w:r>
-      <w:ins w:id="51" w:author="Isabelle Cote" w:date="2023-04-24T12:14:00Z">
-        <w:r>
-          <w:rPr>
-            <w:rFonts w:ascii="Times New Roman" w:hAnsi="Times New Roman" w:cs="Times New Roman"/>
-          </w:rPr>
-          <w:t xml:space="preserve">concentration? of </w:t>
-        </w:r>
-      </w:ins>
+      <w:r>
+        <w:rPr>
+          <w:rFonts w:ascii="Times New Roman" w:hAnsi="Times New Roman" w:cs="Times New Roman"/>
+        </w:rPr>
+        <w:t xml:space="preserve">concentration of </w:t>
+      </w:r>
       <w:r>
         <w:rPr>
           <w:rFonts w:ascii="Times New Roman" w:hAnsi="Times New Roman" w:cs="Times New Roman"/>
         </w:rPr>
         <w:t>nitrogen present in the ambient or control treatment, which could include any combination of nitrate, nitrite and ammonium</w:t>
       </w:r>
-      <w:ins w:id="52" w:author="Em Lim" w:date="2023-04-27T12:50:00Z">
+      <w:ins w:id="54" w:author="Em Lim" w:date="2023-04-27T12:50:00Z">
         <w:r>
           <w:rPr>
             <w:rFonts w:ascii="Times New Roman" w:hAnsi="Times New Roman" w:cs="Times New Roman"/>
@@ -6394,7 +6426,21 @@
         <w:rPr>
           <w:rFonts w:ascii="Times New Roman" w:hAnsi="Times New Roman" w:cs="Times New Roman"/>
         </w:rPr>
-        <w:t xml:space="preserve"> cases</w:t>
+        <w:t xml:space="preserve"> </w:t>
+      </w:r>
+      <w:commentRangeStart w:id="55"/>
+      <w:r>
+        <w:rPr>
+          <w:rFonts w:ascii="Times New Roman" w:hAnsi="Times New Roman" w:cs="Times New Roman"/>
+        </w:rPr>
+        <w:t>cases</w:t>
+      </w:r>
+      <w:commentRangeEnd w:id="55"/>
+      <w:r>
+        <w:rPr>
+          <w:rStyle w:val="CommentReference"/>
+        </w:rPr>
+        <w:commentReference w:id="55"/>
       </w:r>
       <w:r>
         <w:rPr>
@@ -6494,19 +6540,19 @@
         </w:rPr>
         <w:t xml:space="preserve">We also recorded the author’s characterization of the nutrient availability at their study site and ensured </w:t>
       </w:r>
-      <w:commentRangeStart w:id="53"/>
+      <w:commentRangeStart w:id="56"/>
       <w:r>
         <w:rPr>
           <w:rFonts w:ascii="Times New Roman" w:hAnsi="Times New Roman" w:cs="Times New Roman"/>
         </w:rPr>
         <w:t>the proxy sites</w:t>
       </w:r>
-      <w:commentRangeEnd w:id="53"/>
+      <w:commentRangeEnd w:id="56"/>
       <w:r>
         <w:rPr>
           <w:rStyle w:val="CommentReference"/>
         </w:rPr>
-        <w:commentReference w:id="53"/>
+        <w:commentReference w:id="56"/>
       </w:r>
       <w:r>
         <w:rPr>
@@ -7409,19 +7455,27 @@
         </w:rPr>
         <w:t xml:space="preserve">We compared the three models </w:t>
       </w:r>
-      <w:commentRangeStart w:id="54"/>
+      <w:commentRangeStart w:id="57"/>
+      <w:commentRangeStart w:id="58"/>
       <w:r>
         <w:rPr>
           <w:rFonts w:ascii="Times New Roman" w:hAnsi="Times New Roman" w:cs="Times New Roman"/>
         </w:rPr>
         <w:t>to each other and</w:t>
       </w:r>
-      <w:commentRangeEnd w:id="54"/>
+      <w:commentRangeEnd w:id="57"/>
       <w:r>
         <w:rPr>
           <w:rStyle w:val="CommentReference"/>
         </w:rPr>
-        <w:commentReference w:id="54"/>
+        <w:commentReference w:id="57"/>
+      </w:r>
+      <w:commentRangeEnd w:id="58"/>
+      <w:r>
+        <w:rPr>
+          <w:rStyle w:val="CommentReference"/>
+        </w:rPr>
+        <w:commentReference w:id="58"/>
       </w:r>
       <w:r>
         <w:rPr>
@@ -7811,14 +7865,21 @@
         <w:rPr>
           <w:rFonts w:ascii="Times New Roman" w:hAnsi="Times New Roman" w:cs="Times New Roman"/>
         </w:rPr>
-        <w:t xml:space="preserve">relative to our sample size </w:t>
-      </w:r>
-      <w:r>
-        <w:rPr>
-          <w:rFonts w:ascii="Times New Roman" w:hAnsi="Times New Roman" w:cs="Times New Roman"/>
-          <w:highlight w:val="yellow"/>
-        </w:rPr>
-        <w:t>(give N here)</w:t>
+        <w:t xml:space="preserve">relative to our sample </w:t>
+      </w:r>
+      <w:commentRangeStart w:id="59"/>
+      <w:r>
+        <w:rPr>
+          <w:rFonts w:ascii="Times New Roman" w:hAnsi="Times New Roman" w:cs="Times New Roman"/>
+        </w:rPr>
+        <w:t>size</w:t>
+      </w:r>
+      <w:commentRangeEnd w:id="59"/>
+      <w:r>
+        <w:rPr>
+          <w:rStyle w:val="CommentReference"/>
+        </w:rPr>
+        <w:commentReference w:id="59"/>
       </w:r>
       <w:r>
         <w:rPr>
@@ -7830,6 +7891,30 @@
         <w:rPr>
           <w:rFonts w:ascii="Times New Roman" w:hAnsi="Times New Roman" w:cs="Times New Roman"/>
         </w:rPr>
+        <w:t>(</w:t>
+      </w:r>
+      <w:r>
+        <w:rPr>
+          <w:rFonts w:ascii="Times New Roman" w:hAnsi="Times New Roman" w:cs="Times New Roman"/>
+        </w:rPr>
+        <w:t>N = 180</w:t>
+      </w:r>
+      <w:r>
+        <w:rPr>
+          <w:rFonts w:ascii="Times New Roman" w:hAnsi="Times New Roman" w:cs="Times New Roman"/>
+        </w:rPr>
+        <w:t>)</w:t>
+      </w:r>
+      <w:r>
+        <w:rPr>
+          <w:rFonts w:ascii="Times New Roman" w:hAnsi="Times New Roman" w:cs="Times New Roman"/>
+        </w:rPr>
+        <w:t xml:space="preserve"> </w:t>
+      </w:r>
+      <w:r>
+        <w:rPr>
+          <w:rFonts w:ascii="Times New Roman" w:hAnsi="Times New Roman" w:cs="Times New Roman"/>
+        </w:rPr>
         <w:t>suggests that our results are robust to publication bias</w:t>
       </w:r>
       <w:r>
@@ -7844,19 +7929,19 @@
         </w:rPr>
         <w:t xml:space="preserve">We also created </w:t>
       </w:r>
-      <w:commentRangeStart w:id="55"/>
+      <w:commentRangeStart w:id="60"/>
       <w:r>
         <w:rPr>
           <w:rFonts w:ascii="Times New Roman" w:hAnsi="Times New Roman" w:cs="Times New Roman"/>
         </w:rPr>
         <w:t xml:space="preserve">funnel plots </w:t>
       </w:r>
-      <w:commentRangeEnd w:id="55"/>
+      <w:commentRangeEnd w:id="60"/>
       <w:r>
         <w:rPr>
           <w:rStyle w:val="CommentReference"/>
         </w:rPr>
-        <w:commentReference w:id="55"/>
+        <w:commentReference w:id="60"/>
       </w:r>
       <w:r>
         <w:rPr>
@@ -8141,7 +8226,7 @@
           <w:rFonts w:ascii="Times New Roman" w:hAnsi="Times New Roman" w:cs="Times New Roman"/>
         </w:rPr>
       </w:pPr>
-      <w:commentRangeStart w:id="56"/>
+      <w:commentRangeStart w:id="61"/>
       <w:r>
         <w:rPr>
           <w:rFonts w:ascii="Times New Roman" w:hAnsi="Times New Roman" w:cs="Times New Roman"/>
@@ -8154,12 +8239,12 @@
         </w:rPr>
         <w:t>2</w:t>
       </w:r>
-      <w:commentRangeEnd w:id="56"/>
+      <w:commentRangeEnd w:id="61"/>
       <w:r>
         <w:rPr>
           <w:rStyle w:val="CommentReference"/>
         </w:rPr>
-        <w:commentReference w:id="56"/>
+        <w:commentReference w:id="61"/>
       </w:r>
       <w:r>
         <w:rPr>
@@ -8167,7 +8252,7 @@
         </w:rPr>
         <w:t xml:space="preserve">. Funnel plot for the model including background nutrients. </w:t>
       </w:r>
-      <w:ins w:id="57" w:author="Isabelle Cote" w:date="2023-02-23T15:37:00Z">
+      <w:ins w:id="62" w:author="Isabelle Cote" w:date="2023-02-23T15:37:00Z">
         <w:r>
           <w:rPr>
             <w:rFonts w:ascii="Times New Roman" w:hAnsi="Times New Roman" w:cs="Times New Roman"/>
@@ -8175,7 +8260,7 @@
           <w:t>What is residual value here? Effect size??</w:t>
         </w:r>
       </w:ins>
-      <w:ins w:id="58" w:author="Isabelle Cote" w:date="2023-02-23T15:45:00Z">
+      <w:ins w:id="63" w:author="Isabelle Cote" w:date="2023-02-23T15:45:00Z">
         <w:r>
           <w:rPr>
             <w:rFonts w:ascii="Times New Roman" w:hAnsi="Times New Roman" w:cs="Times New Roman"/>
@@ -8202,7 +8287,7 @@
           <w:bCs/>
         </w:rPr>
       </w:pPr>
-      <w:commentRangeStart w:id="59"/>
+      <w:commentRangeStart w:id="64"/>
       <w:r>
         <w:rPr>
           <w:rFonts w:ascii="Times New Roman" w:hAnsi="Times New Roman" w:cs="Times New Roman"/>
@@ -8212,12 +8297,12 @@
         <w:lastRenderedPageBreak/>
         <w:t>Results</w:t>
       </w:r>
-      <w:commentRangeEnd w:id="59"/>
+      <w:commentRangeEnd w:id="64"/>
       <w:r>
         <w:rPr>
           <w:rStyle w:val="CommentReference"/>
         </w:rPr>
-        <w:commentReference w:id="59"/>
+        <w:commentReference w:id="64"/>
       </w:r>
     </w:p>
     <w:p>
@@ -8227,11 +8312,6 @@
           <w:rFonts w:ascii="Times New Roman" w:hAnsi="Times New Roman" w:cs="Times New Roman"/>
           <w:i/>
           <w:iCs/>
-          <w:rPrChange w:id="60" w:author="Isabelle Cote" w:date="2023-04-24T14:20:00Z">
-            <w:rPr>
-              <w:rFonts w:ascii="Times New Roman" w:hAnsi="Times New Roman" w:cs="Times New Roman"/>
-            </w:rPr>
-          </w:rPrChange>
         </w:rPr>
       </w:pPr>
       <w:r>
@@ -8239,11 +8319,6 @@
           <w:rFonts w:ascii="Times New Roman" w:hAnsi="Times New Roman" w:cs="Times New Roman"/>
           <w:i/>
           <w:iCs/>
-          <w:rPrChange w:id="61" w:author="Isabelle Cote" w:date="2023-04-24T14:20:00Z">
-            <w:rPr>
-              <w:rFonts w:ascii="Times New Roman" w:hAnsi="Times New Roman" w:cs="Times New Roman"/>
-            </w:rPr>
-          </w:rPrChange>
         </w:rPr>
         <w:t>Description of dataset</w:t>
       </w:r>
@@ -8467,19 +8542,19 @@
         </w:rPr>
         <w:t xml:space="preserve">) </w:t>
       </w:r>
-      <w:commentRangeStart w:id="62"/>
+      <w:commentRangeStart w:id="65"/>
       <w:r>
         <w:rPr>
           <w:rFonts w:ascii="Times New Roman" w:hAnsi="Times New Roman" w:cs="Times New Roman"/>
         </w:rPr>
         <w:t>included</w:t>
       </w:r>
-      <w:commentRangeEnd w:id="62"/>
+      <w:commentRangeEnd w:id="65"/>
       <w:r>
         <w:rPr>
           <w:rStyle w:val="CommentReference"/>
         </w:rPr>
-        <w:commentReference w:id="62"/>
+        <w:commentReference w:id="65"/>
       </w:r>
       <w:r>
         <w:rPr>
@@ -8585,8 +8660,8 @@
         </w:rPr>
         <w:t xml:space="preserve"> </w:t>
       </w:r>
-      <w:moveToRangeStart w:id="63" w:author="Em Lim" w:date="2023-07-31T15:46:00Z" w:name="move141710819"/>
-      <w:moveTo w:id="64" w:author="Em Lim" w:date="2023-07-31T15:46:00Z">
+      <w:moveToRangeStart w:id="66" w:author="Em Lim" w:date="2023-07-31T15:46:00Z" w:name="move141710819"/>
+      <w:moveTo w:id="67" w:author="Em Lim" w:date="2023-07-31T15:46:00Z">
         <w:r>
           <w:rPr>
             <w:rFonts w:ascii="Times New Roman" w:hAnsi="Times New Roman" w:cs="Times New Roman"/>
@@ -8719,19 +8794,19 @@
           </w:rPr>
           <w:t xml:space="preserve"> a, </w:t>
         </w:r>
-        <w:commentRangeStart w:id="65"/>
+        <w:commentRangeStart w:id="68"/>
         <w:r>
           <w:rPr>
             <w:rFonts w:ascii="Times New Roman" w:hAnsi="Times New Roman" w:cs="Times New Roman"/>
           </w:rPr>
           <w:t>abundance</w:t>
         </w:r>
-        <w:commentRangeEnd w:id="65"/>
+        <w:commentRangeEnd w:id="68"/>
         <w:r>
           <w:rPr>
             <w:rStyle w:val="CommentReference"/>
           </w:rPr>
-          <w:commentReference w:id="65"/>
+          <w:commentReference w:id="68"/>
         </w:r>
         <w:r>
           <w:rPr>
@@ -8763,9 +8838,7 @@
           </w:rPr>
           <w:t>)</w:t>
         </w:r>
-        <w:bookmarkStart w:id="66" w:name="_GoBack"/>
-        <w:bookmarkEnd w:id="66"/>
-        <w:del w:id="67" w:author="Em Lim" w:date="2023-07-31T15:47:00Z">
+        <w:del w:id="69" w:author="Em Lim" w:date="2023-07-31T15:47:00Z">
           <w:r>
             <w:rPr>
               <w:rFonts w:ascii="Times New Roman" w:hAnsi="Times New Roman" w:cs="Times New Roman"/>
@@ -8774,8 +8847,8 @@
           </w:r>
         </w:del>
       </w:moveTo>
-      <w:moveToRangeEnd w:id="63"/>
-      <w:del w:id="68" w:author="Em Lim" w:date="2023-07-31T15:47:00Z">
+      <w:moveToRangeEnd w:id="66"/>
+      <w:del w:id="70" w:author="Em Lim" w:date="2023-07-31T15:47:00Z">
         <w:r>
           <w:rPr>
             <w:rFonts w:ascii="Times New Roman" w:hAnsi="Times New Roman" w:cs="Times New Roman"/>
@@ -8950,7 +9023,7 @@
         </w:rPr>
         <w:t xml:space="preserve"> where both the </w:t>
       </w:r>
-      <w:del w:id="69" w:author="Em Lim" w:date="2023-04-27T12:58:00Z">
+      <w:del w:id="71" w:author="Em Lim" w:date="2023-04-27T12:58:00Z">
         <w:r>
           <w:rPr>
             <w:rFonts w:ascii="Times New Roman" w:hAnsi="Times New Roman" w:cs="Times New Roman"/>
@@ -8958,7 +9031,7 @@
           <w:delText xml:space="preserve">consumer </w:delText>
         </w:r>
       </w:del>
-      <w:ins w:id="70" w:author="Em Lim" w:date="2023-04-27T12:58:00Z">
+      <w:ins w:id="72" w:author="Em Lim" w:date="2023-04-27T12:58:00Z">
         <w:r>
           <w:rPr>
             <w:rFonts w:ascii="Times New Roman" w:hAnsi="Times New Roman" w:cs="Times New Roman"/>
@@ -9489,89 +9562,75 @@
         <w:rPr>
           <w:rFonts w:ascii="Times New Roman" w:hAnsi="Times New Roman" w:cs="Times New Roman"/>
         </w:rPr>
-        <w:t xml:space="preserve">of </w:t>
-      </w:r>
-      <w:commentRangeStart w:id="71"/>
-      <w:r>
-        <w:rPr>
-          <w:rFonts w:ascii="Times New Roman" w:hAnsi="Times New Roman" w:cs="Times New Roman"/>
-        </w:rPr>
-        <w:t>studies</w:t>
-      </w:r>
-      <w:commentRangeEnd w:id="71"/>
+        <w:t>of studies</w:t>
+      </w:r>
+      <w:r>
+        <w:rPr>
+          <w:rFonts w:ascii="Times New Roman" w:hAnsi="Times New Roman" w:cs="Times New Roman"/>
+        </w:rPr>
+        <w:t>;</w:t>
+      </w:r>
+      <w:r>
+        <w:rPr>
+          <w:rFonts w:ascii="Times New Roman" w:hAnsi="Times New Roman" w:cs="Times New Roman"/>
+        </w:rPr>
+        <w:t xml:space="preserve"> B) </w:t>
+      </w:r>
+      <w:r>
+        <w:rPr>
+          <w:rFonts w:ascii="Times New Roman" w:hAnsi="Times New Roman" w:cs="Times New Roman"/>
+        </w:rPr>
+        <w:t xml:space="preserve">Combinations of primary </w:t>
+      </w:r>
+      <w:r>
+        <w:rPr>
+          <w:rFonts w:ascii="Times New Roman" w:hAnsi="Times New Roman" w:cs="Times New Roman"/>
+        </w:rPr>
+        <w:t>producer group</w:t>
+      </w:r>
+      <w:r>
+        <w:rPr>
+          <w:rFonts w:ascii="Times New Roman" w:hAnsi="Times New Roman" w:cs="Times New Roman"/>
+        </w:rPr>
+        <w:t xml:space="preserve">s, </w:t>
+      </w:r>
+      <w:r>
+        <w:rPr>
+          <w:rFonts w:ascii="Times New Roman" w:hAnsi="Times New Roman" w:cs="Times New Roman"/>
+        </w:rPr>
+        <w:t>consumer group</w:t>
+      </w:r>
+      <w:r>
+        <w:rPr>
+          <w:rFonts w:ascii="Times New Roman" w:hAnsi="Times New Roman" w:cs="Times New Roman"/>
+        </w:rPr>
+        <w:t xml:space="preserve">s, </w:t>
+      </w:r>
+      <w:r>
+        <w:rPr>
+          <w:rFonts w:ascii="Times New Roman" w:hAnsi="Times New Roman" w:cs="Times New Roman"/>
+        </w:rPr>
+        <w:t>climate region</w:t>
+      </w:r>
+      <w:r>
+        <w:rPr>
+          <w:rFonts w:ascii="Times New Roman" w:hAnsi="Times New Roman" w:cs="Times New Roman"/>
+        </w:rPr>
+        <w:t xml:space="preserve">s and experimental </w:t>
+      </w:r>
+      <w:commentRangeStart w:id="73"/>
+      <w:r>
+        <w:rPr>
+          <w:rFonts w:ascii="Times New Roman" w:hAnsi="Times New Roman" w:cs="Times New Roman"/>
+        </w:rPr>
+        <w:t>types</w:t>
+      </w:r>
+      <w:commentRangeEnd w:id="73"/>
       <w:r>
         <w:rPr>
           <w:rStyle w:val="CommentReference"/>
         </w:rPr>
-        <w:commentReference w:id="71"/>
-      </w:r>
-      <w:r>
-        <w:rPr>
-          <w:rFonts w:ascii="Times New Roman" w:hAnsi="Times New Roman" w:cs="Times New Roman"/>
-        </w:rPr>
-        <w:t>;</w:t>
-      </w:r>
-      <w:r>
-        <w:rPr>
-          <w:rFonts w:ascii="Times New Roman" w:hAnsi="Times New Roman" w:cs="Times New Roman"/>
-        </w:rPr>
-        <w:t xml:space="preserve"> B) </w:t>
-      </w:r>
-      <w:r>
-        <w:rPr>
-          <w:rFonts w:ascii="Times New Roman" w:hAnsi="Times New Roman" w:cs="Times New Roman"/>
-        </w:rPr>
-        <w:t xml:space="preserve">Combinations of primary </w:t>
-      </w:r>
-      <w:r>
-        <w:rPr>
-          <w:rFonts w:ascii="Times New Roman" w:hAnsi="Times New Roman" w:cs="Times New Roman"/>
-        </w:rPr>
-        <w:t>producer group</w:t>
-      </w:r>
-      <w:r>
-        <w:rPr>
-          <w:rFonts w:ascii="Times New Roman" w:hAnsi="Times New Roman" w:cs="Times New Roman"/>
-        </w:rPr>
-        <w:t xml:space="preserve">s, </w:t>
-      </w:r>
-      <w:r>
-        <w:rPr>
-          <w:rFonts w:ascii="Times New Roman" w:hAnsi="Times New Roman" w:cs="Times New Roman"/>
-        </w:rPr>
-        <w:t>consumer group</w:t>
-      </w:r>
-      <w:r>
-        <w:rPr>
-          <w:rFonts w:ascii="Times New Roman" w:hAnsi="Times New Roman" w:cs="Times New Roman"/>
-        </w:rPr>
-        <w:t xml:space="preserve">s, </w:t>
-      </w:r>
-      <w:r>
-        <w:rPr>
-          <w:rFonts w:ascii="Times New Roman" w:hAnsi="Times New Roman" w:cs="Times New Roman"/>
-        </w:rPr>
-        <w:t>climate region</w:t>
-      </w:r>
-      <w:r>
-        <w:rPr>
-          <w:rFonts w:ascii="Times New Roman" w:hAnsi="Times New Roman" w:cs="Times New Roman"/>
-        </w:rPr>
-        <w:t xml:space="preserve">s and experimental </w:t>
-      </w:r>
-      <w:commentRangeStart w:id="72"/>
-      <w:r>
-        <w:rPr>
-          <w:rFonts w:ascii="Times New Roman" w:hAnsi="Times New Roman" w:cs="Times New Roman"/>
-        </w:rPr>
-        <w:t>types</w:t>
-      </w:r>
-      <w:commentRangeEnd w:id="72"/>
-      <w:r>
-        <w:rPr>
-          <w:rStyle w:val="CommentReference"/>
-        </w:rPr>
-        <w:commentReference w:id="72"/>
+        <w:commentReference w:id="73"/>
       </w:r>
       <w:r>
         <w:rPr>
@@ -16519,19 +16578,19 @@
         </w:rPr>
         <w:t xml:space="preserve">Metrics of </w:t>
       </w:r>
-      <w:commentRangeStart w:id="73"/>
+      <w:commentRangeStart w:id="74"/>
       <w:r>
         <w:rPr>
           <w:rFonts w:ascii="Times New Roman" w:hAnsi="Times New Roman" w:cs="Times New Roman"/>
         </w:rPr>
         <w:t xml:space="preserve">primary producer performance </w:t>
       </w:r>
-      <w:commentRangeEnd w:id="73"/>
+      <w:commentRangeEnd w:id="74"/>
       <w:r>
         <w:rPr>
           <w:rStyle w:val="CommentReference"/>
         </w:rPr>
-        <w:commentReference w:id="73"/>
+        <w:commentReference w:id="74"/>
       </w:r>
       <w:r>
         <w:rPr>
@@ -16539,7 +16598,7 @@
         </w:rPr>
         <w:t xml:space="preserve">reported in studies included in the meta-analysis, and associated descriptions and/or examples. </w:t>
       </w:r>
-      <w:commentRangeStart w:id="74"/>
+      <w:commentRangeStart w:id="75"/>
       <w:r>
         <w:rPr>
           <w:rFonts w:ascii="Times New Roman" w:hAnsi="Times New Roman" w:cs="Times New Roman"/>
@@ -16570,12 +16629,12 @@
         </w:rPr>
         <w:t xml:space="preserve"> didn’t standardize to a unit of time. </w:t>
       </w:r>
-      <w:commentRangeEnd w:id="74"/>
+      <w:commentRangeEnd w:id="75"/>
       <w:r>
         <w:rPr>
           <w:rStyle w:val="CommentReference"/>
         </w:rPr>
-        <w:commentReference w:id="74"/>
+        <w:commentReference w:id="75"/>
       </w:r>
       <w:r>
         <w:rPr>
@@ -22555,19 +22614,19 @@
         </w:rPr>
         <w:t xml:space="preserve">AIC is the AIC for each model minus the AIC from the best model, and AIC weight is the calculated weight of each </w:t>
       </w:r>
-      <w:commentRangeStart w:id="75"/>
+      <w:commentRangeStart w:id="76"/>
       <w:r>
         <w:rPr>
           <w:rFonts w:ascii="Times New Roman" w:hAnsi="Times New Roman" w:cs="Times New Roman"/>
         </w:rPr>
         <w:t>model</w:t>
       </w:r>
-      <w:commentRangeEnd w:id="75"/>
+      <w:commentRangeEnd w:id="76"/>
       <w:r>
         <w:rPr>
           <w:rStyle w:val="CommentReference"/>
         </w:rPr>
-        <w:commentReference w:id="75"/>
+        <w:commentReference w:id="76"/>
       </w:r>
       <w:r>
         <w:rPr>
@@ -23173,19 +23232,19 @@
           <w:lang w:val="en-CA"/>
         </w:rPr>
       </w:pPr>
-      <w:commentRangeStart w:id="76"/>
+      <w:commentRangeStart w:id="77"/>
       <w:r>
         <w:rPr>
           <w:rFonts w:ascii="Times New Roman" w:hAnsi="Times New Roman" w:cs="Times New Roman"/>
         </w:rPr>
         <w:t>Overall</w:t>
       </w:r>
-      <w:commentRangeEnd w:id="76"/>
+      <w:commentRangeEnd w:id="77"/>
       <w:r>
         <w:rPr>
           <w:rStyle w:val="CommentReference"/>
         </w:rPr>
-        <w:commentReference w:id="76"/>
+        <w:commentReference w:id="77"/>
       </w:r>
       <w:r>
         <w:rPr>
@@ -23329,7 +23388,7 @@
         </w:rPr>
         <w:t xml:space="preserve">, with producers growing </w:t>
       </w:r>
-      <w:commentRangeStart w:id="77"/>
+      <w:commentRangeStart w:id="78"/>
       <w:r>
         <w:rPr>
           <w:rFonts w:ascii="Times New Roman" w:hAnsi="Times New Roman" w:cs="Times New Roman"/>
@@ -23348,12 +23407,12 @@
         </w:rPr>
         <w:t xml:space="preserve"> times</w:t>
       </w:r>
-      <w:commentRangeEnd w:id="77"/>
+      <w:commentRangeEnd w:id="78"/>
       <w:r>
         <w:rPr>
           <w:rStyle w:val="CommentReference"/>
         </w:rPr>
-        <w:commentReference w:id="77"/>
+        <w:commentReference w:id="78"/>
       </w:r>
       <w:r>
         <w:rPr>
@@ -23588,15 +23647,727 @@
           <w:highlight w:val="yellow"/>
           <w:lang w:val="en-CA"/>
         </w:rPr>
+        <w:t>2</w:t>
+      </w:r>
+      <w:r>
+        <w:rPr>
+          <w:rFonts w:ascii="Times New Roman" w:hAnsi="Times New Roman" w:cs="Times New Roman"/>
+          <w:highlight w:val="yellow"/>
+          <w:lang w:val="en-CA"/>
+        </w:rPr>
+        <w:t xml:space="preserve">, Table </w:t>
+      </w:r>
+      <w:r>
+        <w:rPr>
+          <w:rFonts w:ascii="Times New Roman" w:hAnsi="Times New Roman" w:cs="Times New Roman"/>
+          <w:highlight w:val="yellow"/>
+          <w:lang w:val="en-CA"/>
+        </w:rPr>
+        <w:t>S</w:t>
+      </w:r>
+      <w:r>
+        <w:rPr>
+          <w:rFonts w:ascii="Times New Roman" w:hAnsi="Times New Roman" w:cs="Times New Roman"/>
+          <w:highlight w:val="yellow"/>
+          <w:lang w:val="en-CA"/>
+        </w:rPr>
+        <w:t>6</w:t>
+      </w:r>
+      <w:r>
+        <w:rPr>
+          <w:rFonts w:ascii="Times New Roman" w:hAnsi="Times New Roman" w:cs="Times New Roman"/>
+          <w:lang w:val="en-CA"/>
+        </w:rPr>
+        <w:t>).</w:t>
+      </w:r>
+      <w:r>
+        <w:rPr>
+          <w:rFonts w:ascii="Times New Roman" w:hAnsi="Times New Roman" w:cs="Times New Roman"/>
+          <w:lang w:val="en-CA"/>
+        </w:rPr>
+        <w:t xml:space="preserve"> </w:t>
+      </w:r>
+      <w:commentRangeStart w:id="79"/>
+      <w:r>
+        <w:rPr>
+          <w:rFonts w:ascii="Times New Roman" w:hAnsi="Times New Roman" w:cs="Times New Roman"/>
+          <w:lang w:val="en-CA"/>
+        </w:rPr>
+        <w:t xml:space="preserve">The test of moderators was </w:t>
+      </w:r>
+      <w:r>
+        <w:rPr>
+          <w:rFonts w:ascii="Times New Roman" w:hAnsi="Times New Roman" w:cs="Times New Roman"/>
+          <w:lang w:val="en-CA"/>
+        </w:rPr>
+        <w:t xml:space="preserve">not </w:t>
+      </w:r>
+      <w:r>
+        <w:rPr>
+          <w:rFonts w:ascii="Times New Roman" w:hAnsi="Times New Roman" w:cs="Times New Roman"/>
+          <w:lang w:val="en-CA"/>
+        </w:rPr>
+        <w:t>statistically significant</w:t>
+      </w:r>
+      <w:commentRangeEnd w:id="79"/>
+      <w:r>
+        <w:rPr>
+          <w:rStyle w:val="CommentReference"/>
+        </w:rPr>
+        <w:commentReference w:id="79"/>
+      </w:r>
+      <w:r>
+        <w:rPr>
+          <w:rFonts w:ascii="Times New Roman" w:hAnsi="Times New Roman" w:cs="Times New Roman"/>
+          <w:lang w:val="en-CA"/>
+        </w:rPr>
+        <w:t xml:space="preserve"> </w:t>
+      </w:r>
+      <w:r>
+        <w:rPr>
+          <w:rFonts w:ascii="Times New Roman" w:hAnsi="Times New Roman" w:cs="Times New Roman"/>
+        </w:rPr>
+        <w:t>(</w:t>
+      </w:r>
+      <w:r>
+        <w:rPr>
+          <w:rFonts w:ascii="Times New Roman" w:hAnsi="Times New Roman" w:cs="Times New Roman"/>
+        </w:rPr>
+        <w:t>F</w:t>
+      </w:r>
+      <w:r>
+        <w:rPr>
+          <w:rFonts w:ascii="Times New Roman" w:hAnsi="Times New Roman" w:cs="Times New Roman"/>
+          <w:vertAlign w:val="subscript"/>
+        </w:rPr>
+        <w:t>8,1</w:t>
+      </w:r>
+      <w:r>
+        <w:rPr>
+          <w:rFonts w:ascii="Times New Roman" w:hAnsi="Times New Roman" w:cs="Times New Roman"/>
+          <w:vertAlign w:val="subscript"/>
+        </w:rPr>
+        <w:t>71</w:t>
+      </w:r>
+      <w:r>
+        <w:rPr>
+          <w:rFonts w:ascii="Times New Roman" w:hAnsi="Times New Roman" w:cs="Times New Roman"/>
+          <w:vertAlign w:val="subscript"/>
+        </w:rPr>
+        <w:t xml:space="preserve"> </w:t>
+      </w:r>
+      <w:r>
+        <w:rPr>
+          <w:rFonts w:ascii="Times New Roman" w:hAnsi="Times New Roman" w:cs="Times New Roman"/>
+        </w:rPr>
+        <w:t xml:space="preserve">= </w:t>
+      </w:r>
+      <w:r>
+        <w:rPr>
+          <w:rFonts w:ascii="Times New Roman" w:hAnsi="Times New Roman" w:cs="Times New Roman"/>
+        </w:rPr>
+        <w:t>1.4</w:t>
+      </w:r>
+      <w:r>
+        <w:rPr>
+          <w:rFonts w:ascii="Times New Roman" w:hAnsi="Times New Roman" w:cs="Times New Roman"/>
+        </w:rPr>
+        <w:t>2</w:t>
+      </w:r>
+      <w:r>
+        <w:rPr>
+          <w:rFonts w:ascii="Times New Roman" w:hAnsi="Times New Roman" w:cs="Times New Roman"/>
+        </w:rPr>
+        <w:t>, p = 0.</w:t>
+      </w:r>
+      <w:r>
+        <w:rPr>
+          <w:rFonts w:ascii="Times New Roman" w:hAnsi="Times New Roman" w:cs="Times New Roman"/>
+        </w:rPr>
+        <w:t>1</w:t>
+      </w:r>
+      <w:r>
+        <w:rPr>
+          <w:rFonts w:ascii="Times New Roman" w:hAnsi="Times New Roman" w:cs="Times New Roman"/>
+        </w:rPr>
+        <w:t>9</w:t>
+      </w:r>
+      <w:r>
+        <w:rPr>
+          <w:rFonts w:ascii="Times New Roman" w:hAnsi="Times New Roman" w:cs="Times New Roman"/>
+        </w:rPr>
+        <w:t xml:space="preserve">), </w:t>
+      </w:r>
+      <w:r>
+        <w:rPr>
+          <w:rFonts w:ascii="Times New Roman" w:hAnsi="Times New Roman" w:cs="Times New Roman"/>
+        </w:rPr>
+        <w:t xml:space="preserve">and </w:t>
+      </w:r>
+      <w:r>
+        <w:rPr>
+          <w:rFonts w:ascii="Times New Roman" w:hAnsi="Times New Roman" w:cs="Times New Roman"/>
+        </w:rPr>
+        <w:t xml:space="preserve">there was still a </w:t>
+      </w:r>
+      <w:r>
+        <w:rPr>
+          <w:rFonts w:ascii="Times New Roman" w:hAnsi="Times New Roman" w:cs="Times New Roman"/>
+        </w:rPr>
+        <w:t>significant</w:t>
+      </w:r>
+      <w:r>
+        <w:rPr>
+          <w:rFonts w:ascii="Times New Roman" w:hAnsi="Times New Roman" w:cs="Times New Roman"/>
+        </w:rPr>
+        <w:t xml:space="preserve"> amount of </w:t>
+      </w:r>
+      <w:r>
+        <w:rPr>
+          <w:rFonts w:ascii="Times New Roman" w:hAnsi="Times New Roman" w:cs="Times New Roman"/>
+        </w:rPr>
+        <w:t xml:space="preserve">unexplained </w:t>
+      </w:r>
+      <w:r>
+        <w:rPr>
+          <w:rFonts w:ascii="Times New Roman" w:hAnsi="Times New Roman" w:cs="Times New Roman"/>
+        </w:rPr>
+        <w:t>residual h</w:t>
+      </w:r>
+      <w:r>
+        <w:rPr>
+          <w:rFonts w:ascii="Times New Roman" w:hAnsi="Times New Roman" w:cs="Times New Roman"/>
+        </w:rPr>
+        <w:t>eterogeneity</w:t>
+      </w:r>
+      <w:r>
+        <w:rPr>
+          <w:rFonts w:ascii="Times New Roman" w:hAnsi="Times New Roman" w:cs="Times New Roman"/>
+        </w:rPr>
+        <w:t xml:space="preserve"> (</w:t>
+      </w:r>
+      <w:r>
+        <w:rPr>
+          <w:rFonts w:ascii="Times New Roman" w:hAnsi="Times New Roman" w:cs="Times New Roman"/>
+        </w:rPr>
+        <w:t>QE</w:t>
+      </w:r>
+      <w:r>
+        <w:rPr>
+          <w:rFonts w:ascii="Times New Roman" w:hAnsi="Times New Roman" w:cs="Times New Roman"/>
+          <w:vertAlign w:val="subscript"/>
+        </w:rPr>
+        <w:t>1</w:t>
+      </w:r>
+      <w:r>
+        <w:rPr>
+          <w:rFonts w:ascii="Times New Roman" w:hAnsi="Times New Roman" w:cs="Times New Roman"/>
+          <w:vertAlign w:val="subscript"/>
+        </w:rPr>
+        <w:t>71</w:t>
+      </w:r>
+      <w:r>
+        <w:rPr>
+          <w:rFonts w:ascii="Times New Roman" w:hAnsi="Times New Roman" w:cs="Times New Roman"/>
+        </w:rPr>
+        <w:t xml:space="preserve"> </w:t>
+      </w:r>
+      <w:r>
+        <w:rPr>
+          <w:rFonts w:ascii="Times New Roman" w:hAnsi="Times New Roman" w:cs="Times New Roman"/>
+        </w:rPr>
+        <w:t>= 30</w:t>
+      </w:r>
+      <w:r>
+        <w:rPr>
+          <w:rFonts w:ascii="Times New Roman" w:hAnsi="Times New Roman" w:cs="Times New Roman"/>
+        </w:rPr>
+        <w:t>25.3</w:t>
+      </w:r>
+      <w:r>
+        <w:rPr>
+          <w:rFonts w:ascii="Times New Roman" w:hAnsi="Times New Roman" w:cs="Times New Roman"/>
+        </w:rPr>
+        <w:t>1</w:t>
+      </w:r>
+      <w:r>
+        <w:rPr>
+          <w:rFonts w:ascii="Times New Roman" w:hAnsi="Times New Roman" w:cs="Times New Roman"/>
+        </w:rPr>
+        <w:t xml:space="preserve">, p &lt; </w:t>
+      </w:r>
+      <w:r>
+        <w:rPr>
+          <w:rFonts w:ascii="Times New Roman" w:hAnsi="Times New Roman" w:cs="Times New Roman"/>
+        </w:rPr>
+        <w:t>0.</w:t>
+      </w:r>
+      <w:r>
+        <w:rPr>
+          <w:rFonts w:ascii="Times New Roman" w:hAnsi="Times New Roman" w:cs="Times New Roman"/>
+        </w:rPr>
+        <w:t>001</w:t>
+      </w:r>
+      <w:r>
+        <w:rPr>
+          <w:rFonts w:ascii="Times New Roman" w:hAnsi="Times New Roman" w:cs="Times New Roman"/>
+        </w:rPr>
+        <w:t xml:space="preserve">). </w:t>
+      </w:r>
+      <w:r>
+        <w:rPr>
+          <w:rFonts w:ascii="Times New Roman" w:hAnsi="Times New Roman" w:cs="Times New Roman"/>
+        </w:rPr>
+        <w:t xml:space="preserve">The response ratio of all experimental designs, except field experiments with stocked producers, was consistently positive (no overlap of 95% CI with zero, </w:t>
+      </w:r>
+      <w:r>
+        <w:rPr>
+          <w:rFonts w:ascii="Times New Roman" w:hAnsi="Times New Roman" w:cs="Times New Roman"/>
+          <w:highlight w:val="yellow"/>
+        </w:rPr>
+        <w:t xml:space="preserve">Fig </w:t>
+      </w:r>
+      <w:r>
+        <w:rPr>
+          <w:rFonts w:ascii="Times New Roman" w:hAnsi="Times New Roman" w:cs="Times New Roman"/>
+          <w:highlight w:val="yellow"/>
+        </w:rPr>
         <w:t>3</w:t>
       </w:r>
       <w:r>
         <w:rPr>
           <w:rFonts w:ascii="Times New Roman" w:hAnsi="Times New Roman" w:cs="Times New Roman"/>
+        </w:rPr>
+        <w:t xml:space="preserve">). </w:t>
+      </w:r>
+      <w:r>
+        <w:rPr>
+          <w:rFonts w:ascii="Times New Roman" w:hAnsi="Times New Roman" w:cs="Times New Roman"/>
+        </w:rPr>
+        <w:t>T</w:t>
+      </w:r>
+      <w:r>
+        <w:rPr>
+          <w:rFonts w:ascii="Times New Roman" w:hAnsi="Times New Roman" w:cs="Times New Roman"/>
+        </w:rPr>
+        <w:t xml:space="preserve">he </w:t>
+      </w:r>
+      <w:r>
+        <w:rPr>
+          <w:rFonts w:ascii="Times New Roman" w:hAnsi="Times New Roman" w:cs="Times New Roman"/>
+          <w:lang w:val="en-CA"/>
+        </w:rPr>
+        <w:t>response of primary producers in u</w:t>
+      </w:r>
+      <w:proofErr w:type="spellStart"/>
+      <w:r>
+        <w:rPr>
+          <w:rFonts w:ascii="Times New Roman" w:hAnsi="Times New Roman" w:cs="Times New Roman"/>
+        </w:rPr>
+        <w:t>nstocked</w:t>
+      </w:r>
+      <w:proofErr w:type="spellEnd"/>
+      <w:r>
+        <w:rPr>
+          <w:rFonts w:ascii="Times New Roman" w:hAnsi="Times New Roman" w:cs="Times New Roman"/>
+        </w:rPr>
+        <w:t xml:space="preserve"> field experiments </w:t>
+      </w:r>
+      <w:r>
+        <w:rPr>
+          <w:rFonts w:ascii="Times New Roman" w:hAnsi="Times New Roman" w:cs="Times New Roman"/>
+          <w:lang w:val="en-CA"/>
+        </w:rPr>
+        <w:t>(</w:t>
+      </w:r>
+      <w:r>
+        <w:rPr>
+          <w:rFonts w:ascii="Times New Roman" w:hAnsi="Times New Roman" w:cs="Times New Roman"/>
+        </w:rPr>
+        <w:t>0.</w:t>
+      </w:r>
+      <w:r>
+        <w:rPr>
+          <w:rFonts w:ascii="Times New Roman" w:hAnsi="Times New Roman" w:cs="Times New Roman"/>
+        </w:rPr>
+        <w:t>45</w:t>
+      </w:r>
+      <w:r>
+        <w:rPr>
+          <w:rFonts w:ascii="Times New Roman" w:hAnsi="Times New Roman" w:cs="Times New Roman"/>
+        </w:rPr>
+        <w:t xml:space="preserve"> </w:t>
+      </w:r>
+      <w:r>
+        <w:rPr>
+          <w:rFonts w:ascii="Times New Roman" w:hAnsi="Times New Roman" w:cs="Times New Roman"/>
+          <w:lang w:val="en-CA"/>
+        </w:rPr>
+        <w:t>±</w:t>
+      </w:r>
+      <w:r>
+        <w:rPr>
+          <w:rFonts w:ascii="Times New Roman" w:hAnsi="Times New Roman" w:cs="Times New Roman"/>
+          <w:lang w:val="en-CA"/>
+        </w:rPr>
+        <w:t xml:space="preserve"> </w:t>
+      </w:r>
+      <w:r>
+        <w:rPr>
+          <w:rFonts w:ascii="Times New Roman" w:hAnsi="Times New Roman" w:cs="Times New Roman"/>
+        </w:rPr>
+        <w:t>0.1</w:t>
+      </w:r>
+      <w:r>
+        <w:rPr>
+          <w:rFonts w:ascii="Times New Roman" w:hAnsi="Times New Roman" w:cs="Times New Roman"/>
+        </w:rPr>
+        <w:t xml:space="preserve">6; </w:t>
+      </w:r>
+      <w:r>
+        <w:rPr>
+          <w:rFonts w:ascii="Times New Roman" w:hAnsi="Times New Roman" w:cs="Times New Roman"/>
+        </w:rPr>
+        <w:t xml:space="preserve">provisioned producers grew </w:t>
+      </w:r>
+      <w:r>
+        <w:rPr>
+          <w:rFonts w:ascii="Times New Roman" w:hAnsi="Times New Roman" w:cs="Times New Roman"/>
+        </w:rPr>
+        <w:t>28</w:t>
+      </w:r>
+      <w:r>
+        <w:rPr>
+          <w:rFonts w:ascii="Times New Roman" w:hAnsi="Times New Roman" w:cs="Times New Roman"/>
+        </w:rPr>
+        <w:t>0%</w:t>
+      </w:r>
+      <w:r>
+        <w:rPr>
+          <w:rFonts w:ascii="Times New Roman" w:hAnsi="Times New Roman" w:cs="Times New Roman"/>
+        </w:rPr>
+        <w:t xml:space="preserve"> more than controls</w:t>
+      </w:r>
+      <w:r>
+        <w:rPr>
+          <w:rFonts w:ascii="Times New Roman" w:hAnsi="Times New Roman" w:cs="Times New Roman"/>
+        </w:rPr>
+        <w:t xml:space="preserve">) </w:t>
+      </w:r>
+      <w:r>
+        <w:rPr>
+          <w:rFonts w:ascii="Times New Roman" w:hAnsi="Times New Roman" w:cs="Times New Roman"/>
+        </w:rPr>
+        <w:t xml:space="preserve">was on average </w:t>
+      </w:r>
+      <w:r>
+        <w:rPr>
+          <w:rFonts w:ascii="Times New Roman" w:hAnsi="Times New Roman" w:cs="Times New Roman"/>
+        </w:rPr>
+        <w:t>not significantly different than those in field experiments with stocked producers (</w:t>
+      </w:r>
+      <w:r>
+        <w:rPr>
+          <w:rFonts w:ascii="Times New Roman" w:hAnsi="Times New Roman" w:cs="Times New Roman"/>
+        </w:rPr>
+        <w:t>0.3</w:t>
+      </w:r>
+      <w:r>
+        <w:rPr>
+          <w:rFonts w:ascii="Times New Roman" w:hAnsi="Times New Roman" w:cs="Times New Roman"/>
+        </w:rPr>
+        <w:t>2</w:t>
+      </w:r>
+      <w:r>
+        <w:rPr>
+          <w:rFonts w:ascii="Times New Roman" w:hAnsi="Times New Roman" w:cs="Times New Roman"/>
+        </w:rPr>
+        <w:t xml:space="preserve"> </w:t>
+      </w:r>
+      <w:r>
+        <w:rPr>
+          <w:rFonts w:ascii="Times New Roman" w:hAnsi="Times New Roman" w:cs="Times New Roman"/>
+          <w:lang w:val="en-CA"/>
+        </w:rPr>
+        <w:t>±</w:t>
+      </w:r>
+      <w:r>
+        <w:rPr>
+          <w:rFonts w:ascii="Times New Roman" w:hAnsi="Times New Roman" w:cs="Times New Roman"/>
+          <w:lang w:val="en-CA"/>
+        </w:rPr>
+        <w:t xml:space="preserve"> </w:t>
+      </w:r>
+      <w:r>
+        <w:rPr>
+          <w:rFonts w:ascii="Times New Roman" w:hAnsi="Times New Roman" w:cs="Times New Roman"/>
+          <w:lang w:val="en-CA"/>
+        </w:rPr>
+        <w:t>0.2</w:t>
+      </w:r>
+      <w:r>
+        <w:rPr>
+          <w:rFonts w:ascii="Times New Roman" w:hAnsi="Times New Roman" w:cs="Times New Roman"/>
+          <w:lang w:val="en-CA"/>
+        </w:rPr>
+        <w:t>2</w:t>
+      </w:r>
+      <w:r>
+        <w:rPr>
+          <w:rFonts w:ascii="Times New Roman" w:hAnsi="Times New Roman" w:cs="Times New Roman"/>
+          <w:lang w:val="en-CA"/>
+        </w:rPr>
+        <w:t>; 2</w:t>
+      </w:r>
+      <w:r>
+        <w:rPr>
+          <w:rFonts w:ascii="Times New Roman" w:hAnsi="Times New Roman" w:cs="Times New Roman"/>
+          <w:lang w:val="en-CA"/>
+        </w:rPr>
+        <w:t>08</w:t>
+      </w:r>
+      <w:r>
+        <w:rPr>
+          <w:rFonts w:ascii="Times New Roman" w:hAnsi="Times New Roman" w:cs="Times New Roman"/>
+          <w:lang w:val="en-CA"/>
+        </w:rPr>
+        <w:t>%)</w:t>
+      </w:r>
+      <w:r>
+        <w:rPr>
+          <w:rFonts w:ascii="Times New Roman" w:hAnsi="Times New Roman" w:cs="Times New Roman"/>
+          <w:lang w:val="en-CA"/>
+        </w:rPr>
+        <w:t xml:space="preserve">, stocked consumers (0.82 </w:t>
+      </w:r>
+      <w:r>
+        <w:rPr>
+          <w:rFonts w:ascii="Times New Roman" w:hAnsi="Times New Roman" w:cs="Times New Roman"/>
+          <w:lang w:val="en-CA"/>
+        </w:rPr>
+        <w:t>±</w:t>
+      </w:r>
+      <w:r>
+        <w:rPr>
+          <w:rFonts w:ascii="Times New Roman" w:hAnsi="Times New Roman" w:cs="Times New Roman"/>
+        </w:rPr>
+        <w:t xml:space="preserve"> </w:t>
+      </w:r>
+      <w:r>
+        <w:rPr>
+          <w:rFonts w:ascii="Times New Roman" w:hAnsi="Times New Roman" w:cs="Times New Roman"/>
+        </w:rPr>
+        <w:t>0.2</w:t>
+      </w:r>
+      <w:r>
+        <w:rPr>
+          <w:rFonts w:ascii="Times New Roman" w:hAnsi="Times New Roman" w:cs="Times New Roman"/>
+        </w:rPr>
+        <w:t>2; 66</w:t>
+      </w:r>
+      <w:r>
+        <w:rPr>
+          <w:rFonts w:ascii="Times New Roman" w:hAnsi="Times New Roman" w:cs="Times New Roman"/>
+        </w:rPr>
+        <w:t>4</w:t>
+      </w:r>
+      <w:r>
+        <w:rPr>
+          <w:rFonts w:ascii="Times New Roman" w:hAnsi="Times New Roman" w:cs="Times New Roman"/>
+        </w:rPr>
+        <w:t>%)</w:t>
+      </w:r>
+      <w:r>
+        <w:rPr>
+          <w:rFonts w:ascii="Times New Roman" w:hAnsi="Times New Roman" w:cs="Times New Roman"/>
+        </w:rPr>
+        <w:t xml:space="preserve"> or mesocosms (</w:t>
+      </w:r>
+      <w:r>
+        <w:rPr>
+          <w:rFonts w:ascii="Times New Roman" w:hAnsi="Times New Roman" w:cs="Times New Roman"/>
+        </w:rPr>
+        <w:t>0.</w:t>
+      </w:r>
+      <w:r>
+        <w:rPr>
+          <w:rFonts w:ascii="Times New Roman" w:hAnsi="Times New Roman" w:cs="Times New Roman"/>
+        </w:rPr>
+        <w:t>5</w:t>
+      </w:r>
+      <w:r>
+        <w:rPr>
+          <w:rFonts w:ascii="Times New Roman" w:hAnsi="Times New Roman" w:cs="Times New Roman"/>
+        </w:rPr>
+        <w:t>8</w:t>
+      </w:r>
+      <w:r>
+        <w:rPr>
+          <w:rFonts w:ascii="Times New Roman" w:hAnsi="Times New Roman" w:cs="Times New Roman"/>
+        </w:rPr>
+        <w:t xml:space="preserve"> </w:t>
+      </w:r>
+      <w:r>
+        <w:rPr>
+          <w:rFonts w:ascii="Times New Roman" w:hAnsi="Times New Roman" w:cs="Times New Roman"/>
+          <w:lang w:val="en-CA"/>
+        </w:rPr>
+        <w:t>±</w:t>
+      </w:r>
+      <w:r>
+        <w:rPr>
+          <w:rFonts w:ascii="Times New Roman" w:hAnsi="Times New Roman" w:cs="Times New Roman"/>
+          <w:lang w:val="en-CA"/>
+        </w:rPr>
+        <w:t xml:space="preserve"> </w:t>
+      </w:r>
+      <w:r>
+        <w:rPr>
+          <w:rFonts w:ascii="Times New Roman" w:hAnsi="Times New Roman" w:cs="Times New Roman"/>
+          <w:lang w:val="en-CA"/>
+        </w:rPr>
+        <w:t>0.</w:t>
+      </w:r>
+      <w:r>
+        <w:rPr>
+          <w:rFonts w:ascii="Times New Roman" w:hAnsi="Times New Roman" w:cs="Times New Roman"/>
+          <w:lang w:val="en-CA"/>
+        </w:rPr>
+        <w:t>2</w:t>
+      </w:r>
+      <w:r>
+        <w:rPr>
+          <w:rFonts w:ascii="Times New Roman" w:hAnsi="Times New Roman" w:cs="Times New Roman"/>
+          <w:lang w:val="en-CA"/>
+        </w:rPr>
+        <w:t xml:space="preserve">0; </w:t>
+      </w:r>
+      <w:r>
+        <w:rPr>
+          <w:rFonts w:ascii="Times New Roman" w:hAnsi="Times New Roman" w:cs="Times New Roman"/>
+          <w:lang w:val="en-CA"/>
+        </w:rPr>
+        <w:t>3</w:t>
+      </w:r>
+      <w:r>
+        <w:rPr>
+          <w:rFonts w:ascii="Times New Roman" w:hAnsi="Times New Roman" w:cs="Times New Roman"/>
+          <w:lang w:val="en-CA"/>
+        </w:rPr>
+        <w:t>76</w:t>
+      </w:r>
+      <w:r>
+        <w:rPr>
+          <w:rFonts w:ascii="Times New Roman" w:hAnsi="Times New Roman" w:cs="Times New Roman"/>
+          <w:lang w:val="en-CA"/>
+        </w:rPr>
+        <w:t>%)</w:t>
+      </w:r>
+      <w:r>
+        <w:rPr>
+          <w:rFonts w:ascii="Times New Roman" w:hAnsi="Times New Roman" w:cs="Times New Roman"/>
+        </w:rPr>
+        <w:t xml:space="preserve">. However, there was a larger effect of provisioning on primary productivity in field experiments </w:t>
+      </w:r>
+      <w:r>
+        <w:rPr>
+          <w:rFonts w:ascii="Times New Roman" w:hAnsi="Times New Roman" w:cs="Times New Roman"/>
+        </w:rPr>
+        <w:t xml:space="preserve">where both </w:t>
+      </w:r>
+      <w:r>
+        <w:rPr>
+          <w:rFonts w:ascii="Times New Roman" w:hAnsi="Times New Roman" w:cs="Times New Roman"/>
+        </w:rPr>
+        <w:t>consumers and producers</w:t>
+      </w:r>
+      <w:r>
+        <w:rPr>
+          <w:rFonts w:ascii="Times New Roman" w:hAnsi="Times New Roman" w:cs="Times New Roman"/>
+        </w:rPr>
+        <w:t xml:space="preserve"> were stocked</w:t>
+      </w:r>
+      <w:r>
+        <w:rPr>
+          <w:rFonts w:ascii="Times New Roman" w:hAnsi="Times New Roman" w:cs="Times New Roman"/>
+        </w:rPr>
+        <w:t xml:space="preserve"> (</w:t>
+      </w:r>
+      <w:r>
+        <w:rPr>
+          <w:rFonts w:ascii="Times New Roman" w:hAnsi="Times New Roman" w:cs="Times New Roman"/>
+        </w:rPr>
+        <w:t>1.</w:t>
+      </w:r>
+      <w:r>
+        <w:rPr>
+          <w:rFonts w:ascii="Times New Roman" w:hAnsi="Times New Roman" w:cs="Times New Roman"/>
+        </w:rPr>
+        <w:t>1</w:t>
+      </w:r>
+      <w:r>
+        <w:rPr>
+          <w:rFonts w:ascii="Times New Roman" w:hAnsi="Times New Roman" w:cs="Times New Roman"/>
+        </w:rPr>
+        <w:t xml:space="preserve">1 </w:t>
+      </w:r>
+      <w:r>
+        <w:rPr>
+          <w:rFonts w:ascii="Times New Roman" w:hAnsi="Times New Roman" w:cs="Times New Roman"/>
+          <w:lang w:val="en-CA"/>
+        </w:rPr>
+        <w:t>±</w:t>
+      </w:r>
+      <w:r>
+        <w:rPr>
+          <w:rFonts w:ascii="Times New Roman" w:hAnsi="Times New Roman" w:cs="Times New Roman"/>
+        </w:rPr>
+        <w:t xml:space="preserve"> </w:t>
+      </w:r>
+      <w:r>
+        <w:rPr>
+          <w:rFonts w:ascii="Times New Roman" w:hAnsi="Times New Roman" w:cs="Times New Roman"/>
+        </w:rPr>
+        <w:t>0.3</w:t>
+      </w:r>
+      <w:r>
+        <w:rPr>
+          <w:rFonts w:ascii="Times New Roman" w:hAnsi="Times New Roman" w:cs="Times New Roman"/>
+        </w:rPr>
+        <w:t>2</w:t>
+      </w:r>
+      <w:r>
+        <w:rPr>
+          <w:rFonts w:ascii="Times New Roman" w:hAnsi="Times New Roman" w:cs="Times New Roman"/>
+        </w:rPr>
+        <w:t>, 1</w:t>
+      </w:r>
+      <w:r>
+        <w:rPr>
+          <w:rFonts w:ascii="Times New Roman" w:hAnsi="Times New Roman" w:cs="Times New Roman"/>
+        </w:rPr>
+        <w:t>274</w:t>
+      </w:r>
+      <w:r>
+        <w:rPr>
+          <w:rFonts w:ascii="Times New Roman" w:hAnsi="Times New Roman" w:cs="Times New Roman"/>
+        </w:rPr>
+        <w:t>%;</w:t>
+      </w:r>
+      <w:r>
+        <w:rPr>
+          <w:rFonts w:ascii="Times New Roman" w:hAnsi="Times New Roman" w:cs="Times New Roman"/>
+          <w:lang w:val="en-CA"/>
+        </w:rPr>
+        <w:t xml:space="preserve"> </w:t>
+      </w:r>
+      <w:r>
+        <w:rPr>
+          <w:rFonts w:ascii="Times New Roman" w:hAnsi="Times New Roman" w:cs="Times New Roman"/>
           <w:highlight w:val="yellow"/>
           <w:lang w:val="en-CA"/>
         </w:rPr>
-        <w:t xml:space="preserve">, Table </w:t>
+        <w:t xml:space="preserve">Fig. </w:t>
       </w:r>
       <w:r>
         <w:rPr>
@@ -23604,7 +24375,83 @@
           <w:highlight w:val="yellow"/>
           <w:lang w:val="en-CA"/>
         </w:rPr>
-        <w:t>S</w:t>
+        <w:t>2</w:t>
+      </w:r>
+      <w:r>
+        <w:rPr>
+          <w:rFonts w:ascii="Times New Roman" w:hAnsi="Times New Roman" w:cs="Times New Roman"/>
+          <w:lang w:val="en-CA"/>
+        </w:rPr>
+        <w:t xml:space="preserve">). </w:t>
+      </w:r>
+      <w:r>
+        <w:rPr>
+          <w:rFonts w:ascii="Times New Roman" w:hAnsi="Times New Roman" w:cs="Times New Roman"/>
+          <w:lang w:val="en-CA"/>
+        </w:rPr>
+        <w:t xml:space="preserve">Among </w:t>
+      </w:r>
+      <w:r>
+        <w:rPr>
+          <w:rFonts w:ascii="Times New Roman" w:hAnsi="Times New Roman" w:cs="Times New Roman"/>
+          <w:lang w:val="en-CA"/>
+        </w:rPr>
+        <w:t>primary producer</w:t>
+      </w:r>
+      <w:r>
+        <w:rPr>
+          <w:rFonts w:ascii="Times New Roman" w:hAnsi="Times New Roman" w:cs="Times New Roman"/>
+          <w:lang w:val="en-CA"/>
+        </w:rPr>
+        <w:t xml:space="preserve">s, </w:t>
+      </w:r>
+      <w:r>
+        <w:rPr>
+          <w:rFonts w:ascii="Times New Roman" w:hAnsi="Times New Roman" w:cs="Times New Roman"/>
+          <w:lang w:val="en-CA"/>
+        </w:rPr>
+        <w:t>algae responded significantly positively to provisioning (</w:t>
+      </w:r>
+      <w:r>
+        <w:rPr>
+          <w:rFonts w:ascii="Times New Roman" w:hAnsi="Times New Roman" w:cs="Times New Roman"/>
+        </w:rPr>
+        <w:t>no overlap of 95% CI with zero)</w:t>
+      </w:r>
+      <w:r>
+        <w:rPr>
+          <w:rFonts w:ascii="Times New Roman" w:hAnsi="Times New Roman" w:cs="Times New Roman"/>
+          <w:lang w:val="en-CA"/>
+        </w:rPr>
+        <w:t xml:space="preserve">, but </w:t>
+      </w:r>
+      <w:r>
+        <w:rPr>
+          <w:rFonts w:ascii="Times New Roman" w:hAnsi="Times New Roman" w:cs="Times New Roman"/>
+          <w:lang w:val="en-CA"/>
+        </w:rPr>
+        <w:t xml:space="preserve">coral, </w:t>
+      </w:r>
+      <w:r>
+        <w:rPr>
+          <w:rFonts w:ascii="Times New Roman" w:hAnsi="Times New Roman" w:cs="Times New Roman"/>
+          <w:lang w:val="en-CA"/>
+        </w:rPr>
+        <w:t>phytoplankton</w:t>
+      </w:r>
+      <w:r>
+        <w:rPr>
+          <w:rFonts w:ascii="Times New Roman" w:hAnsi="Times New Roman" w:cs="Times New Roman"/>
+          <w:lang w:val="en-CA"/>
+        </w:rPr>
+        <w:t>,</w:t>
+      </w:r>
+      <w:r>
+        <w:rPr>
+          <w:rFonts w:ascii="Times New Roman" w:hAnsi="Times New Roman" w:cs="Times New Roman"/>
+          <w:lang w:val="en-CA"/>
+        </w:rPr>
+        <w:t xml:space="preserve"> and plants did not respond significantly (</w:t>
       </w:r>
       <w:r>
         <w:rPr>
@@ -23612,803 +24459,15 @@
           <w:highlight w:val="yellow"/>
           <w:lang w:val="en-CA"/>
         </w:rPr>
-        <w:t>6</w:t>
-      </w:r>
-      <w:r>
-        <w:rPr>
-          <w:rFonts w:ascii="Times New Roman" w:hAnsi="Times New Roman" w:cs="Times New Roman"/>
-          <w:lang w:val="en-CA"/>
-        </w:rPr>
-        <w:t>).</w:t>
-      </w:r>
-      <w:r>
-        <w:rPr>
-          <w:rFonts w:ascii="Times New Roman" w:hAnsi="Times New Roman" w:cs="Times New Roman"/>
-          <w:lang w:val="en-CA"/>
-        </w:rPr>
-        <w:t xml:space="preserve"> </w:t>
-      </w:r>
-      <w:commentRangeStart w:id="78"/>
-      <w:r>
-        <w:rPr>
-          <w:rFonts w:ascii="Times New Roman" w:hAnsi="Times New Roman" w:cs="Times New Roman"/>
-          <w:lang w:val="en-CA"/>
-        </w:rPr>
-        <w:t xml:space="preserve">The test of moderators was </w:t>
-      </w:r>
-      <w:r>
-        <w:rPr>
-          <w:rFonts w:ascii="Times New Roman" w:hAnsi="Times New Roman" w:cs="Times New Roman"/>
-          <w:lang w:val="en-CA"/>
-        </w:rPr>
-        <w:t xml:space="preserve">not </w:t>
-      </w:r>
-      <w:r>
-        <w:rPr>
-          <w:rFonts w:ascii="Times New Roman" w:hAnsi="Times New Roman" w:cs="Times New Roman"/>
-          <w:lang w:val="en-CA"/>
-        </w:rPr>
-        <w:t>statistically significant</w:t>
-      </w:r>
-      <w:commentRangeEnd w:id="78"/>
-      <w:r>
-        <w:rPr>
-          <w:rStyle w:val="CommentReference"/>
-        </w:rPr>
-        <w:commentReference w:id="78"/>
-      </w:r>
-      <w:r>
-        <w:rPr>
-          <w:rFonts w:ascii="Times New Roman" w:hAnsi="Times New Roman" w:cs="Times New Roman"/>
-          <w:lang w:val="en-CA"/>
-        </w:rPr>
-        <w:t xml:space="preserve"> </w:t>
-      </w:r>
-      <w:r>
-        <w:rPr>
-          <w:rFonts w:ascii="Times New Roman" w:hAnsi="Times New Roman" w:cs="Times New Roman"/>
-        </w:rPr>
-        <w:t>(</w:t>
-      </w:r>
-      <w:r>
-        <w:rPr>
-          <w:rFonts w:ascii="Times New Roman" w:hAnsi="Times New Roman" w:cs="Times New Roman"/>
-        </w:rPr>
-        <w:t>F</w:t>
-      </w:r>
-      <w:r>
-        <w:rPr>
-          <w:rFonts w:ascii="Times New Roman" w:hAnsi="Times New Roman" w:cs="Times New Roman"/>
-          <w:vertAlign w:val="subscript"/>
-        </w:rPr>
-        <w:t>8,1</w:t>
-      </w:r>
-      <w:r>
-        <w:rPr>
-          <w:rFonts w:ascii="Times New Roman" w:hAnsi="Times New Roman" w:cs="Times New Roman"/>
-          <w:vertAlign w:val="subscript"/>
-        </w:rPr>
-        <w:t>71</w:t>
-      </w:r>
-      <w:r>
-        <w:rPr>
-          <w:rFonts w:ascii="Times New Roman" w:hAnsi="Times New Roman" w:cs="Times New Roman"/>
-          <w:vertAlign w:val="subscript"/>
-        </w:rPr>
-        <w:t xml:space="preserve"> </w:t>
-      </w:r>
-      <w:r>
-        <w:rPr>
-          <w:rFonts w:ascii="Times New Roman" w:hAnsi="Times New Roman" w:cs="Times New Roman"/>
-        </w:rPr>
-        <w:t xml:space="preserve">= </w:t>
-      </w:r>
-      <w:r>
-        <w:rPr>
-          <w:rFonts w:ascii="Times New Roman" w:hAnsi="Times New Roman" w:cs="Times New Roman"/>
-        </w:rPr>
-        <w:t>1.4</w:t>
-      </w:r>
-      <w:r>
-        <w:rPr>
-          <w:rFonts w:ascii="Times New Roman" w:hAnsi="Times New Roman" w:cs="Times New Roman"/>
+        <w:t xml:space="preserve">Fig </w:t>
+      </w:r>
+      <w:r>
+        <w:rPr>
+          <w:rFonts w:ascii="Times New Roman" w:hAnsi="Times New Roman" w:cs="Times New Roman"/>
+          <w:highlight w:val="yellow"/>
+          <w:lang w:val="en-CA"/>
         </w:rPr>
         <w:t>2</w:t>
-      </w:r>
-      <w:r>
-        <w:rPr>
-          <w:rFonts w:ascii="Times New Roman" w:hAnsi="Times New Roman" w:cs="Times New Roman"/>
-        </w:rPr>
-        <w:t>, p = 0.</w:t>
-      </w:r>
-      <w:r>
-        <w:rPr>
-          <w:rFonts w:ascii="Times New Roman" w:hAnsi="Times New Roman" w:cs="Times New Roman"/>
-        </w:rPr>
-        <w:t>1</w:t>
-      </w:r>
-      <w:r>
-        <w:rPr>
-          <w:rFonts w:ascii="Times New Roman" w:hAnsi="Times New Roman" w:cs="Times New Roman"/>
-        </w:rPr>
-        <w:t>9</w:t>
-      </w:r>
-      <w:r>
-        <w:rPr>
-          <w:rFonts w:ascii="Times New Roman" w:hAnsi="Times New Roman" w:cs="Times New Roman"/>
-        </w:rPr>
-        <w:t xml:space="preserve">), </w:t>
-      </w:r>
-      <w:r>
-        <w:rPr>
-          <w:rFonts w:ascii="Times New Roman" w:hAnsi="Times New Roman" w:cs="Times New Roman"/>
-        </w:rPr>
-        <w:t xml:space="preserve">and </w:t>
-      </w:r>
-      <w:r>
-        <w:rPr>
-          <w:rFonts w:ascii="Times New Roman" w:hAnsi="Times New Roman" w:cs="Times New Roman"/>
-        </w:rPr>
-        <w:t xml:space="preserve">there was still a </w:t>
-      </w:r>
-      <w:r>
-        <w:rPr>
-          <w:rFonts w:ascii="Times New Roman" w:hAnsi="Times New Roman" w:cs="Times New Roman"/>
-        </w:rPr>
-        <w:t>significant</w:t>
-      </w:r>
-      <w:r>
-        <w:rPr>
-          <w:rFonts w:ascii="Times New Roman" w:hAnsi="Times New Roman" w:cs="Times New Roman"/>
-        </w:rPr>
-        <w:t xml:space="preserve"> amount of </w:t>
-      </w:r>
-      <w:r>
-        <w:rPr>
-          <w:rFonts w:ascii="Times New Roman" w:hAnsi="Times New Roman" w:cs="Times New Roman"/>
-        </w:rPr>
-        <w:t xml:space="preserve">unexplained </w:t>
-      </w:r>
-      <w:r>
-        <w:rPr>
-          <w:rFonts w:ascii="Times New Roman" w:hAnsi="Times New Roman" w:cs="Times New Roman"/>
-        </w:rPr>
-        <w:t>residual h</w:t>
-      </w:r>
-      <w:r>
-        <w:rPr>
-          <w:rFonts w:ascii="Times New Roman" w:hAnsi="Times New Roman" w:cs="Times New Roman"/>
-        </w:rPr>
-        <w:t>eterogeneity</w:t>
-      </w:r>
-      <w:r>
-        <w:rPr>
-          <w:rFonts w:ascii="Times New Roman" w:hAnsi="Times New Roman" w:cs="Times New Roman"/>
-        </w:rPr>
-        <w:t xml:space="preserve"> (</w:t>
-      </w:r>
-      <w:r>
-        <w:rPr>
-          <w:rFonts w:ascii="Times New Roman" w:hAnsi="Times New Roman" w:cs="Times New Roman"/>
-        </w:rPr>
-        <w:t>QE</w:t>
-      </w:r>
-      <w:r>
-        <w:rPr>
-          <w:rFonts w:ascii="Times New Roman" w:hAnsi="Times New Roman" w:cs="Times New Roman"/>
-          <w:vertAlign w:val="subscript"/>
-        </w:rPr>
-        <w:t>1</w:t>
-      </w:r>
-      <w:r>
-        <w:rPr>
-          <w:rFonts w:ascii="Times New Roman" w:hAnsi="Times New Roman" w:cs="Times New Roman"/>
-          <w:vertAlign w:val="subscript"/>
-        </w:rPr>
-        <w:t>71</w:t>
-      </w:r>
-      <w:r>
-        <w:rPr>
-          <w:rFonts w:ascii="Times New Roman" w:hAnsi="Times New Roman" w:cs="Times New Roman"/>
-        </w:rPr>
-        <w:t xml:space="preserve"> </w:t>
-      </w:r>
-      <w:r>
-        <w:rPr>
-          <w:rFonts w:ascii="Times New Roman" w:hAnsi="Times New Roman" w:cs="Times New Roman"/>
-        </w:rPr>
-        <w:t>= 30</w:t>
-      </w:r>
-      <w:r>
-        <w:rPr>
-          <w:rFonts w:ascii="Times New Roman" w:hAnsi="Times New Roman" w:cs="Times New Roman"/>
-        </w:rPr>
-        <w:t>25.3</w:t>
-      </w:r>
-      <w:r>
-        <w:rPr>
-          <w:rFonts w:ascii="Times New Roman" w:hAnsi="Times New Roman" w:cs="Times New Roman"/>
-        </w:rPr>
-        <w:t>1</w:t>
-      </w:r>
-      <w:r>
-        <w:rPr>
-          <w:rFonts w:ascii="Times New Roman" w:hAnsi="Times New Roman" w:cs="Times New Roman"/>
-        </w:rPr>
-        <w:t xml:space="preserve">, p &lt; </w:t>
-      </w:r>
-      <w:r>
-        <w:rPr>
-          <w:rFonts w:ascii="Times New Roman" w:hAnsi="Times New Roman" w:cs="Times New Roman"/>
-        </w:rPr>
-        <w:t>0.</w:t>
-      </w:r>
-      <w:r>
-        <w:rPr>
-          <w:rFonts w:ascii="Times New Roman" w:hAnsi="Times New Roman" w:cs="Times New Roman"/>
-        </w:rPr>
-        <w:t>001</w:t>
-      </w:r>
-      <w:r>
-        <w:rPr>
-          <w:rFonts w:ascii="Times New Roman" w:hAnsi="Times New Roman" w:cs="Times New Roman"/>
-        </w:rPr>
-        <w:t xml:space="preserve">). </w:t>
-      </w:r>
-      <w:r>
-        <w:rPr>
-          <w:rFonts w:ascii="Times New Roman" w:hAnsi="Times New Roman" w:cs="Times New Roman"/>
-        </w:rPr>
-        <w:t xml:space="preserve">The response ratio of all experimental designs, except field experiments with stocked producers, was consistently positive (no overlap of 95% CI with zero, </w:t>
-      </w:r>
-      <w:r>
-        <w:rPr>
-          <w:rFonts w:ascii="Times New Roman" w:hAnsi="Times New Roman" w:cs="Times New Roman"/>
-          <w:highlight w:val="yellow"/>
-        </w:rPr>
-        <w:t xml:space="preserve">Fig </w:t>
-      </w:r>
-      <w:r>
-        <w:rPr>
-          <w:rFonts w:ascii="Times New Roman" w:hAnsi="Times New Roman" w:cs="Times New Roman"/>
-          <w:highlight w:val="yellow"/>
-        </w:rPr>
-        <w:t>3</w:t>
-      </w:r>
-      <w:r>
-        <w:rPr>
-          <w:rFonts w:ascii="Times New Roman" w:hAnsi="Times New Roman" w:cs="Times New Roman"/>
-        </w:rPr>
-        <w:t xml:space="preserve">). </w:t>
-      </w:r>
-      <w:r>
-        <w:rPr>
-          <w:rFonts w:ascii="Times New Roman" w:hAnsi="Times New Roman" w:cs="Times New Roman"/>
-        </w:rPr>
-        <w:t>T</w:t>
-      </w:r>
-      <w:r>
-        <w:rPr>
-          <w:rFonts w:ascii="Times New Roman" w:hAnsi="Times New Roman" w:cs="Times New Roman"/>
-        </w:rPr>
-        <w:t xml:space="preserve">he </w:t>
-      </w:r>
-      <w:r>
-        <w:rPr>
-          <w:rFonts w:ascii="Times New Roman" w:hAnsi="Times New Roman" w:cs="Times New Roman"/>
-          <w:lang w:val="en-CA"/>
-        </w:rPr>
-        <w:t>response of primary producers in u</w:t>
-      </w:r>
-      <w:proofErr w:type="spellStart"/>
-      <w:r>
-        <w:rPr>
-          <w:rFonts w:ascii="Times New Roman" w:hAnsi="Times New Roman" w:cs="Times New Roman"/>
-        </w:rPr>
-        <w:t>nstocked</w:t>
-      </w:r>
-      <w:proofErr w:type="spellEnd"/>
-      <w:r>
-        <w:rPr>
-          <w:rFonts w:ascii="Times New Roman" w:hAnsi="Times New Roman" w:cs="Times New Roman"/>
-        </w:rPr>
-        <w:t xml:space="preserve"> field experiments </w:t>
-      </w:r>
-      <w:r>
-        <w:rPr>
-          <w:rFonts w:ascii="Times New Roman" w:hAnsi="Times New Roman" w:cs="Times New Roman"/>
-          <w:lang w:val="en-CA"/>
-        </w:rPr>
-        <w:t>(</w:t>
-      </w:r>
-      <w:r>
-        <w:rPr>
-          <w:rFonts w:ascii="Times New Roman" w:hAnsi="Times New Roman" w:cs="Times New Roman"/>
-        </w:rPr>
-        <w:t>0.</w:t>
-      </w:r>
-      <w:r>
-        <w:rPr>
-          <w:rFonts w:ascii="Times New Roman" w:hAnsi="Times New Roman" w:cs="Times New Roman"/>
-        </w:rPr>
-        <w:t>45</w:t>
-      </w:r>
-      <w:r>
-        <w:rPr>
-          <w:rFonts w:ascii="Times New Roman" w:hAnsi="Times New Roman" w:cs="Times New Roman"/>
-        </w:rPr>
-        <w:t xml:space="preserve"> </w:t>
-      </w:r>
-      <w:r>
-        <w:rPr>
-          <w:rFonts w:ascii="Times New Roman" w:hAnsi="Times New Roman" w:cs="Times New Roman"/>
-          <w:lang w:val="en-CA"/>
-        </w:rPr>
-        <w:t>±</w:t>
-      </w:r>
-      <w:r>
-        <w:rPr>
-          <w:rFonts w:ascii="Times New Roman" w:hAnsi="Times New Roman" w:cs="Times New Roman"/>
-          <w:lang w:val="en-CA"/>
-        </w:rPr>
-        <w:t xml:space="preserve"> </w:t>
-      </w:r>
-      <w:r>
-        <w:rPr>
-          <w:rFonts w:ascii="Times New Roman" w:hAnsi="Times New Roman" w:cs="Times New Roman"/>
-        </w:rPr>
-        <w:t>0.1</w:t>
-      </w:r>
-      <w:r>
-        <w:rPr>
-          <w:rFonts w:ascii="Times New Roman" w:hAnsi="Times New Roman" w:cs="Times New Roman"/>
-        </w:rPr>
-        <w:t xml:space="preserve">6; </w:t>
-      </w:r>
-      <w:r>
-        <w:rPr>
-          <w:rFonts w:ascii="Times New Roman" w:hAnsi="Times New Roman" w:cs="Times New Roman"/>
-        </w:rPr>
-        <w:t xml:space="preserve">provisioned producers grew </w:t>
-      </w:r>
-      <w:r>
-        <w:rPr>
-          <w:rFonts w:ascii="Times New Roman" w:hAnsi="Times New Roman" w:cs="Times New Roman"/>
-        </w:rPr>
-        <w:t>28</w:t>
-      </w:r>
-      <w:r>
-        <w:rPr>
-          <w:rFonts w:ascii="Times New Roman" w:hAnsi="Times New Roman" w:cs="Times New Roman"/>
-        </w:rPr>
-        <w:t>0%</w:t>
-      </w:r>
-      <w:r>
-        <w:rPr>
-          <w:rFonts w:ascii="Times New Roman" w:hAnsi="Times New Roman" w:cs="Times New Roman"/>
-        </w:rPr>
-        <w:t xml:space="preserve"> more than controls</w:t>
-      </w:r>
-      <w:r>
-        <w:rPr>
-          <w:rFonts w:ascii="Times New Roman" w:hAnsi="Times New Roman" w:cs="Times New Roman"/>
-        </w:rPr>
-        <w:t xml:space="preserve">) </w:t>
-      </w:r>
-      <w:r>
-        <w:rPr>
-          <w:rFonts w:ascii="Times New Roman" w:hAnsi="Times New Roman" w:cs="Times New Roman"/>
-        </w:rPr>
-        <w:t xml:space="preserve">was on average </w:t>
-      </w:r>
-      <w:r>
-        <w:rPr>
-          <w:rFonts w:ascii="Times New Roman" w:hAnsi="Times New Roman" w:cs="Times New Roman"/>
-        </w:rPr>
-        <w:t>not significantly different than those in field experiments with stocked producers (</w:t>
-      </w:r>
-      <w:r>
-        <w:rPr>
-          <w:rFonts w:ascii="Times New Roman" w:hAnsi="Times New Roman" w:cs="Times New Roman"/>
-        </w:rPr>
-        <w:t>0.3</w:t>
-      </w:r>
-      <w:r>
-        <w:rPr>
-          <w:rFonts w:ascii="Times New Roman" w:hAnsi="Times New Roman" w:cs="Times New Roman"/>
-        </w:rPr>
-        <w:t>2</w:t>
-      </w:r>
-      <w:r>
-        <w:rPr>
-          <w:rFonts w:ascii="Times New Roman" w:hAnsi="Times New Roman" w:cs="Times New Roman"/>
-        </w:rPr>
-        <w:t xml:space="preserve"> </w:t>
-      </w:r>
-      <w:r>
-        <w:rPr>
-          <w:rFonts w:ascii="Times New Roman" w:hAnsi="Times New Roman" w:cs="Times New Roman"/>
-          <w:lang w:val="en-CA"/>
-        </w:rPr>
-        <w:t>±</w:t>
-      </w:r>
-      <w:r>
-        <w:rPr>
-          <w:rFonts w:ascii="Times New Roman" w:hAnsi="Times New Roman" w:cs="Times New Roman"/>
-          <w:lang w:val="en-CA"/>
-        </w:rPr>
-        <w:t xml:space="preserve"> </w:t>
-      </w:r>
-      <w:r>
-        <w:rPr>
-          <w:rFonts w:ascii="Times New Roman" w:hAnsi="Times New Roman" w:cs="Times New Roman"/>
-          <w:lang w:val="en-CA"/>
-        </w:rPr>
-        <w:t>0.2</w:t>
-      </w:r>
-      <w:r>
-        <w:rPr>
-          <w:rFonts w:ascii="Times New Roman" w:hAnsi="Times New Roman" w:cs="Times New Roman"/>
-          <w:lang w:val="en-CA"/>
-        </w:rPr>
-        <w:t>2</w:t>
-      </w:r>
-      <w:r>
-        <w:rPr>
-          <w:rFonts w:ascii="Times New Roman" w:hAnsi="Times New Roman" w:cs="Times New Roman"/>
-          <w:lang w:val="en-CA"/>
-        </w:rPr>
-        <w:t>; 2</w:t>
-      </w:r>
-      <w:r>
-        <w:rPr>
-          <w:rFonts w:ascii="Times New Roman" w:hAnsi="Times New Roman" w:cs="Times New Roman"/>
-          <w:lang w:val="en-CA"/>
-        </w:rPr>
-        <w:t>08</w:t>
-      </w:r>
-      <w:r>
-        <w:rPr>
-          <w:rFonts w:ascii="Times New Roman" w:hAnsi="Times New Roman" w:cs="Times New Roman"/>
-          <w:lang w:val="en-CA"/>
-        </w:rPr>
-        <w:t>%)</w:t>
-      </w:r>
-      <w:r>
-        <w:rPr>
-          <w:rFonts w:ascii="Times New Roman" w:hAnsi="Times New Roman" w:cs="Times New Roman"/>
-          <w:lang w:val="en-CA"/>
-        </w:rPr>
-        <w:t xml:space="preserve">, stocked consumers (0.82 </w:t>
-      </w:r>
-      <w:r>
-        <w:rPr>
-          <w:rFonts w:ascii="Times New Roman" w:hAnsi="Times New Roman" w:cs="Times New Roman"/>
-          <w:lang w:val="en-CA"/>
-        </w:rPr>
-        <w:t>±</w:t>
-      </w:r>
-      <w:r>
-        <w:rPr>
-          <w:rFonts w:ascii="Times New Roman" w:hAnsi="Times New Roman" w:cs="Times New Roman"/>
-        </w:rPr>
-        <w:t xml:space="preserve"> </w:t>
-      </w:r>
-      <w:r>
-        <w:rPr>
-          <w:rFonts w:ascii="Times New Roman" w:hAnsi="Times New Roman" w:cs="Times New Roman"/>
-        </w:rPr>
-        <w:t>0.2</w:t>
-      </w:r>
-      <w:r>
-        <w:rPr>
-          <w:rFonts w:ascii="Times New Roman" w:hAnsi="Times New Roman" w:cs="Times New Roman"/>
-        </w:rPr>
-        <w:t>2; 66</w:t>
-      </w:r>
-      <w:r>
-        <w:rPr>
-          <w:rFonts w:ascii="Times New Roman" w:hAnsi="Times New Roman" w:cs="Times New Roman"/>
-        </w:rPr>
-        <w:t>4</w:t>
-      </w:r>
-      <w:r>
-        <w:rPr>
-          <w:rFonts w:ascii="Times New Roman" w:hAnsi="Times New Roman" w:cs="Times New Roman"/>
-        </w:rPr>
-        <w:t>%)</w:t>
-      </w:r>
-      <w:r>
-        <w:rPr>
-          <w:rFonts w:ascii="Times New Roman" w:hAnsi="Times New Roman" w:cs="Times New Roman"/>
-        </w:rPr>
-        <w:t xml:space="preserve"> or mesocosms (</w:t>
-      </w:r>
-      <w:r>
-        <w:rPr>
-          <w:rFonts w:ascii="Times New Roman" w:hAnsi="Times New Roman" w:cs="Times New Roman"/>
-        </w:rPr>
-        <w:t>0.</w:t>
-      </w:r>
-      <w:r>
-        <w:rPr>
-          <w:rFonts w:ascii="Times New Roman" w:hAnsi="Times New Roman" w:cs="Times New Roman"/>
-        </w:rPr>
-        <w:t>5</w:t>
-      </w:r>
-      <w:r>
-        <w:rPr>
-          <w:rFonts w:ascii="Times New Roman" w:hAnsi="Times New Roman" w:cs="Times New Roman"/>
-        </w:rPr>
-        <w:t>8</w:t>
-      </w:r>
-      <w:r>
-        <w:rPr>
-          <w:rFonts w:ascii="Times New Roman" w:hAnsi="Times New Roman" w:cs="Times New Roman"/>
-        </w:rPr>
-        <w:t xml:space="preserve"> </w:t>
-      </w:r>
-      <w:r>
-        <w:rPr>
-          <w:rFonts w:ascii="Times New Roman" w:hAnsi="Times New Roman" w:cs="Times New Roman"/>
-          <w:lang w:val="en-CA"/>
-        </w:rPr>
-        <w:t>±</w:t>
-      </w:r>
-      <w:r>
-        <w:rPr>
-          <w:rFonts w:ascii="Times New Roman" w:hAnsi="Times New Roman" w:cs="Times New Roman"/>
-          <w:lang w:val="en-CA"/>
-        </w:rPr>
-        <w:t xml:space="preserve"> </w:t>
-      </w:r>
-      <w:r>
-        <w:rPr>
-          <w:rFonts w:ascii="Times New Roman" w:hAnsi="Times New Roman" w:cs="Times New Roman"/>
-          <w:lang w:val="en-CA"/>
-        </w:rPr>
-        <w:t>0.</w:t>
-      </w:r>
-      <w:r>
-        <w:rPr>
-          <w:rFonts w:ascii="Times New Roman" w:hAnsi="Times New Roman" w:cs="Times New Roman"/>
-          <w:lang w:val="en-CA"/>
-        </w:rPr>
-        <w:t>2</w:t>
-      </w:r>
-      <w:r>
-        <w:rPr>
-          <w:rFonts w:ascii="Times New Roman" w:hAnsi="Times New Roman" w:cs="Times New Roman"/>
-          <w:lang w:val="en-CA"/>
-        </w:rPr>
-        <w:t xml:space="preserve">0; </w:t>
-      </w:r>
-      <w:r>
-        <w:rPr>
-          <w:rFonts w:ascii="Times New Roman" w:hAnsi="Times New Roman" w:cs="Times New Roman"/>
-          <w:lang w:val="en-CA"/>
-        </w:rPr>
-        <w:t>3</w:t>
-      </w:r>
-      <w:r>
-        <w:rPr>
-          <w:rFonts w:ascii="Times New Roman" w:hAnsi="Times New Roman" w:cs="Times New Roman"/>
-          <w:lang w:val="en-CA"/>
-        </w:rPr>
-        <w:t>76</w:t>
-      </w:r>
-      <w:r>
-        <w:rPr>
-          <w:rFonts w:ascii="Times New Roman" w:hAnsi="Times New Roman" w:cs="Times New Roman"/>
-          <w:lang w:val="en-CA"/>
-        </w:rPr>
-        <w:t>%)</w:t>
-      </w:r>
-      <w:r>
-        <w:rPr>
-          <w:rFonts w:ascii="Times New Roman" w:hAnsi="Times New Roman" w:cs="Times New Roman"/>
-        </w:rPr>
-        <w:t xml:space="preserve">. However, there was a larger effect of provisioning on primary productivity in field experiments </w:t>
-      </w:r>
-      <w:r>
-        <w:rPr>
-          <w:rFonts w:ascii="Times New Roman" w:hAnsi="Times New Roman" w:cs="Times New Roman"/>
-        </w:rPr>
-        <w:t xml:space="preserve">where both </w:t>
-      </w:r>
-      <w:r>
-        <w:rPr>
-          <w:rFonts w:ascii="Times New Roman" w:hAnsi="Times New Roman" w:cs="Times New Roman"/>
-        </w:rPr>
-        <w:t>consumers and producers</w:t>
-      </w:r>
-      <w:r>
-        <w:rPr>
-          <w:rFonts w:ascii="Times New Roman" w:hAnsi="Times New Roman" w:cs="Times New Roman"/>
-        </w:rPr>
-        <w:t xml:space="preserve"> were stocked</w:t>
-      </w:r>
-      <w:r>
-        <w:rPr>
-          <w:rFonts w:ascii="Times New Roman" w:hAnsi="Times New Roman" w:cs="Times New Roman"/>
-        </w:rPr>
-        <w:t xml:space="preserve"> (</w:t>
-      </w:r>
-      <w:r>
-        <w:rPr>
-          <w:rFonts w:ascii="Times New Roman" w:hAnsi="Times New Roman" w:cs="Times New Roman"/>
-        </w:rPr>
-        <w:t>1.</w:t>
-      </w:r>
-      <w:r>
-        <w:rPr>
-          <w:rFonts w:ascii="Times New Roman" w:hAnsi="Times New Roman" w:cs="Times New Roman"/>
-        </w:rPr>
-        <w:t>1</w:t>
-      </w:r>
-      <w:r>
-        <w:rPr>
-          <w:rFonts w:ascii="Times New Roman" w:hAnsi="Times New Roman" w:cs="Times New Roman"/>
-        </w:rPr>
-        <w:t xml:space="preserve">1 </w:t>
-      </w:r>
-      <w:r>
-        <w:rPr>
-          <w:rFonts w:ascii="Times New Roman" w:hAnsi="Times New Roman" w:cs="Times New Roman"/>
-          <w:lang w:val="en-CA"/>
-        </w:rPr>
-        <w:t>±</w:t>
-      </w:r>
-      <w:r>
-        <w:rPr>
-          <w:rFonts w:ascii="Times New Roman" w:hAnsi="Times New Roman" w:cs="Times New Roman"/>
-        </w:rPr>
-        <w:t xml:space="preserve"> </w:t>
-      </w:r>
-      <w:r>
-        <w:rPr>
-          <w:rFonts w:ascii="Times New Roman" w:hAnsi="Times New Roman" w:cs="Times New Roman"/>
-        </w:rPr>
-        <w:t>0.3</w:t>
-      </w:r>
-      <w:r>
-        <w:rPr>
-          <w:rFonts w:ascii="Times New Roman" w:hAnsi="Times New Roman" w:cs="Times New Roman"/>
-        </w:rPr>
-        <w:t>2</w:t>
-      </w:r>
-      <w:r>
-        <w:rPr>
-          <w:rFonts w:ascii="Times New Roman" w:hAnsi="Times New Roman" w:cs="Times New Roman"/>
-        </w:rPr>
-        <w:t>, 1</w:t>
-      </w:r>
-      <w:r>
-        <w:rPr>
-          <w:rFonts w:ascii="Times New Roman" w:hAnsi="Times New Roman" w:cs="Times New Roman"/>
-        </w:rPr>
-        <w:t>274</w:t>
-      </w:r>
-      <w:r>
-        <w:rPr>
-          <w:rFonts w:ascii="Times New Roman" w:hAnsi="Times New Roman" w:cs="Times New Roman"/>
-        </w:rPr>
-        <w:t>%;</w:t>
-      </w:r>
-      <w:r>
-        <w:rPr>
-          <w:rFonts w:ascii="Times New Roman" w:hAnsi="Times New Roman" w:cs="Times New Roman"/>
-          <w:lang w:val="en-CA"/>
-        </w:rPr>
-        <w:t xml:space="preserve"> </w:t>
-      </w:r>
-      <w:r>
-        <w:rPr>
-          <w:rFonts w:ascii="Times New Roman" w:hAnsi="Times New Roman" w:cs="Times New Roman"/>
-          <w:highlight w:val="yellow"/>
-          <w:lang w:val="en-CA"/>
-        </w:rPr>
-        <w:t xml:space="preserve">Fig. </w:t>
-      </w:r>
-      <w:r>
-        <w:rPr>
-          <w:rFonts w:ascii="Times New Roman" w:hAnsi="Times New Roman" w:cs="Times New Roman"/>
-          <w:highlight w:val="yellow"/>
-          <w:lang w:val="en-CA"/>
-        </w:rPr>
-        <w:t>3</w:t>
-      </w:r>
-      <w:r>
-        <w:rPr>
-          <w:rFonts w:ascii="Times New Roman" w:hAnsi="Times New Roman" w:cs="Times New Roman"/>
-          <w:lang w:val="en-CA"/>
-        </w:rPr>
-        <w:t xml:space="preserve">). </w:t>
-      </w:r>
-      <w:r>
-        <w:rPr>
-          <w:rFonts w:ascii="Times New Roman" w:hAnsi="Times New Roman" w:cs="Times New Roman"/>
-          <w:lang w:val="en-CA"/>
-        </w:rPr>
-        <w:t xml:space="preserve">Among </w:t>
-      </w:r>
-      <w:r>
-        <w:rPr>
-          <w:rFonts w:ascii="Times New Roman" w:hAnsi="Times New Roman" w:cs="Times New Roman"/>
-          <w:lang w:val="en-CA"/>
-        </w:rPr>
-        <w:t>primary producer</w:t>
-      </w:r>
-      <w:r>
-        <w:rPr>
-          <w:rFonts w:ascii="Times New Roman" w:hAnsi="Times New Roman" w:cs="Times New Roman"/>
-          <w:lang w:val="en-CA"/>
-        </w:rPr>
-        <w:t xml:space="preserve">s, </w:t>
-      </w:r>
-      <w:r>
-        <w:rPr>
-          <w:rFonts w:ascii="Times New Roman" w:hAnsi="Times New Roman" w:cs="Times New Roman"/>
-          <w:lang w:val="en-CA"/>
-        </w:rPr>
-        <w:t>algae responded significantly positively to provisioning (</w:t>
-      </w:r>
-      <w:r>
-        <w:rPr>
-          <w:rFonts w:ascii="Times New Roman" w:hAnsi="Times New Roman" w:cs="Times New Roman"/>
-        </w:rPr>
-        <w:t>no overlap of 95% CI with zero)</w:t>
-      </w:r>
-      <w:r>
-        <w:rPr>
-          <w:rFonts w:ascii="Times New Roman" w:hAnsi="Times New Roman" w:cs="Times New Roman"/>
-          <w:lang w:val="en-CA"/>
-        </w:rPr>
-        <w:t xml:space="preserve">, but </w:t>
-      </w:r>
-      <w:r>
-        <w:rPr>
-          <w:rFonts w:ascii="Times New Roman" w:hAnsi="Times New Roman" w:cs="Times New Roman"/>
-          <w:lang w:val="en-CA"/>
-        </w:rPr>
-        <w:t xml:space="preserve">coral, </w:t>
-      </w:r>
-      <w:r>
-        <w:rPr>
-          <w:rFonts w:ascii="Times New Roman" w:hAnsi="Times New Roman" w:cs="Times New Roman"/>
-          <w:lang w:val="en-CA"/>
-        </w:rPr>
-        <w:t>phytoplankton</w:t>
-      </w:r>
-      <w:r>
-        <w:rPr>
-          <w:rFonts w:ascii="Times New Roman" w:hAnsi="Times New Roman" w:cs="Times New Roman"/>
-          <w:lang w:val="en-CA"/>
-        </w:rPr>
-        <w:t>,</w:t>
-      </w:r>
-      <w:r>
-        <w:rPr>
-          <w:rFonts w:ascii="Times New Roman" w:hAnsi="Times New Roman" w:cs="Times New Roman"/>
-          <w:lang w:val="en-CA"/>
-        </w:rPr>
-        <w:t xml:space="preserve"> and plants did not respond significantly (</w:t>
-      </w:r>
-      <w:r>
-        <w:rPr>
-          <w:rFonts w:ascii="Times New Roman" w:hAnsi="Times New Roman" w:cs="Times New Roman"/>
-          <w:highlight w:val="yellow"/>
-          <w:lang w:val="en-CA"/>
-        </w:rPr>
-        <w:t xml:space="preserve">Fig </w:t>
-      </w:r>
-      <w:r>
-        <w:rPr>
-          <w:rFonts w:ascii="Times New Roman" w:hAnsi="Times New Roman" w:cs="Times New Roman"/>
-          <w:highlight w:val="yellow"/>
-          <w:lang w:val="en-CA"/>
-        </w:rPr>
-        <w:t>3</w:t>
       </w:r>
       <w:r>
         <w:rPr>
@@ -24913,7 +24972,7 @@
           <w:rFonts w:ascii="Times New Roman" w:hAnsi="Times New Roman" w:cs="Times New Roman"/>
           <w:highlight w:val="yellow"/>
         </w:rPr>
-        <w:t>3</w:t>
+        <w:t>2</w:t>
       </w:r>
       <w:r>
         <w:rPr>
@@ -24928,19 +24987,19 @@
         </w:rPr>
         <w:t xml:space="preserve"> </w:t>
       </w:r>
-      <w:commentRangeStart w:id="79"/>
+      <w:commentRangeStart w:id="80"/>
       <w:r>
         <w:rPr>
           <w:rFonts w:ascii="Times New Roman" w:hAnsi="Times New Roman" w:cs="Times New Roman"/>
         </w:rPr>
         <w:t>Effect</w:t>
       </w:r>
-      <w:commentRangeEnd w:id="79"/>
+      <w:commentRangeEnd w:id="80"/>
       <w:r>
         <w:rPr>
           <w:rStyle w:val="CommentReference"/>
         </w:rPr>
-        <w:commentReference w:id="79"/>
+        <w:commentReference w:id="80"/>
       </w:r>
       <w:r>
         <w:rPr>
@@ -25186,19 +25245,19 @@
         </w:rPr>
         <w:t xml:space="preserve">Table S6: Model output for background nutrients </w:t>
       </w:r>
-      <w:commentRangeStart w:id="80"/>
+      <w:commentRangeStart w:id="81"/>
       <w:r>
         <w:rPr>
           <w:rFonts w:ascii="Times New Roman" w:hAnsi="Times New Roman" w:cs="Times New Roman"/>
         </w:rPr>
         <w:t>model</w:t>
       </w:r>
-      <w:commentRangeEnd w:id="80"/>
+      <w:commentRangeEnd w:id="81"/>
       <w:r>
         <w:rPr>
           <w:rStyle w:val="CommentReference"/>
         </w:rPr>
-        <w:commentReference w:id="80"/>
+        <w:commentReference w:id="81"/>
       </w:r>
     </w:p>
     <w:tbl>
@@ -26887,6 +26946,12 @@
         <w:rPr>
           <w:rFonts w:ascii="Times New Roman" w:hAnsi="Times New Roman" w:cs="Times New Roman"/>
         </w:rPr>
+        <w:t xml:space="preserve"> </w:t>
+      </w:r>
+      <w:r>
+        <w:rPr>
+          <w:rFonts w:ascii="Times New Roman" w:hAnsi="Times New Roman" w:cs="Times New Roman"/>
+        </w:rPr>
         <w:t>0.0</w:t>
       </w:r>
       <w:r>
@@ -27031,7 +27096,7 @@
         </w:rPr>
         <w:t xml:space="preserve">evidence of differences between </w:t>
       </w:r>
-      <w:commentRangeStart w:id="81"/>
+      <w:commentRangeStart w:id="82"/>
       <w:r>
         <w:rPr>
           <w:rFonts w:ascii="Times New Roman" w:hAnsi="Times New Roman" w:cs="Times New Roman"/>
@@ -27039,12 +27104,12 @@
         </w:rPr>
         <w:t>subgroups</w:t>
       </w:r>
-      <w:commentRangeEnd w:id="81"/>
+      <w:commentRangeEnd w:id="82"/>
       <w:r>
         <w:rPr>
           <w:rStyle w:val="CommentReference"/>
         </w:rPr>
-        <w:commentReference w:id="81"/>
+        <w:commentReference w:id="82"/>
       </w:r>
       <w:r>
         <w:rPr>
@@ -31126,7 +31191,7 @@
           <w:bCs/>
         </w:rPr>
       </w:pPr>
-      <w:commentRangeStart w:id="82"/>
+      <w:commentRangeStart w:id="83"/>
       <w:r>
         <w:rPr>
           <w:rFonts w:ascii="Times New Roman" w:hAnsi="Times New Roman" w:cs="Times New Roman"/>
@@ -31136,7 +31201,7 @@
         <w:lastRenderedPageBreak/>
         <w:t>Discuss</w:t>
       </w:r>
-      <w:commentRangeStart w:id="83"/>
+      <w:commentRangeStart w:id="84"/>
       <w:r>
         <w:rPr>
           <w:rFonts w:ascii="Times New Roman" w:hAnsi="Times New Roman" w:cs="Times New Roman"/>
@@ -31145,21 +31210,21 @@
         </w:rPr>
         <w:t>ion</w:t>
       </w:r>
-      <w:commentRangeEnd w:id="82"/>
+      <w:commentRangeEnd w:id="83"/>
       <w:r>
         <w:rPr>
           <w:rStyle w:val="CommentReference"/>
           <w:b/>
           <w:bCs/>
         </w:rPr>
-        <w:commentReference w:id="82"/>
-      </w:r>
-      <w:commentRangeEnd w:id="83"/>
+        <w:commentReference w:id="83"/>
+      </w:r>
+      <w:commentRangeEnd w:id="84"/>
       <w:r>
         <w:rPr>
           <w:rStyle w:val="CommentReference"/>
         </w:rPr>
-        <w:commentReference w:id="83"/>
+        <w:commentReference w:id="84"/>
       </w:r>
     </w:p>
     <w:p>
@@ -31175,33 +31240,39 @@
         </w:rPr>
         <w:t>Overall, we found a consistently positive effect of animal-provisioned nutrients on the growth and performance of primary producers across studies</w:t>
       </w:r>
-      <w:ins w:id="84" w:author="Em Lim" w:date="2023-04-27T13:23:00Z">
+      <w:ins w:id="85" w:author="Em Lim" w:date="2023-04-27T13:23:00Z">
         <w:r>
           <w:rPr>
             <w:rFonts w:ascii="Times New Roman" w:hAnsi="Times New Roman" w:cs="Times New Roman"/>
           </w:rPr>
-          <w:t>, amounting to a 3 x increase</w:t>
+          <w:t xml:space="preserve">, amounting to a </w:t>
         </w:r>
         <w:proofErr w:type="gramStart"/>
         <w:r>
           <w:rPr>
             <w:rFonts w:ascii="Times New Roman" w:hAnsi="Times New Roman" w:cs="Times New Roman"/>
           </w:rPr>
-          <w:t>(?</w:t>
+          <w:t>3 x</w:t>
+        </w:r>
+        <w:proofErr w:type="gramEnd"/>
+        <w:r>
+          <w:rPr>
+            <w:rFonts w:ascii="Times New Roman" w:hAnsi="Times New Roman" w:cs="Times New Roman"/>
+          </w:rPr>
+          <w:t xml:space="preserve"> increase(?</w:t>
         </w:r>
       </w:ins>
       <w:r>
         <w:rPr>
           <w:rFonts w:ascii="Times New Roman" w:hAnsi="Times New Roman" w:cs="Times New Roman"/>
         </w:rPr>
-        <w:t>.</w:t>
-      </w:r>
-      <w:proofErr w:type="gramEnd"/>
-      <w:r>
-        <w:rPr>
-          <w:rFonts w:ascii="Times New Roman" w:hAnsi="Times New Roman" w:cs="Times New Roman"/>
-        </w:rPr>
-        <w:t xml:space="preserve"> </w:t>
+        <w:t>)</w:t>
+      </w:r>
+      <w:r>
+        <w:rPr>
+          <w:rFonts w:ascii="Times New Roman" w:hAnsi="Times New Roman" w:cs="Times New Roman"/>
+        </w:rPr>
+        <w:t xml:space="preserve">. </w:t>
       </w:r>
       <w:r>
         <w:rPr>
@@ -31261,7 +31332,27 @@
         <w:rPr>
           <w:rFonts w:ascii="Times New Roman" w:hAnsi="Times New Roman" w:cs="Times New Roman"/>
         </w:rPr>
-        <w:t xml:space="preserve">that consumer-mediated nutrient cycling (CNC) has a larger effect on productivity in tropical, oligotrophic waters. </w:t>
+        <w:t xml:space="preserve">that consumer-mediated nutrient cycling (CNC) has a larger effect on productivity in </w:t>
+      </w:r>
+      <w:commentRangeStart w:id="86"/>
+      <w:r>
+        <w:rPr>
+          <w:rFonts w:ascii="Times New Roman" w:hAnsi="Times New Roman" w:cs="Times New Roman"/>
+        </w:rPr>
+        <w:t>tropical, oligotrophic waters</w:t>
+      </w:r>
+      <w:commentRangeEnd w:id="86"/>
+      <w:r>
+        <w:rPr>
+          <w:rStyle w:val="CommentReference"/>
+        </w:rPr>
+        <w:commentReference w:id="86"/>
+      </w:r>
+      <w:r>
+        <w:rPr>
+          <w:rFonts w:ascii="Times New Roman" w:hAnsi="Times New Roman" w:cs="Times New Roman"/>
+        </w:rPr>
+        <w:t xml:space="preserve">. </w:t>
       </w:r>
       <w:r>
         <w:rPr>
@@ -31546,7 +31637,7 @@
       <w:pPr>
         <w:spacing w:line="360" w:lineRule="auto"/>
         <w:rPr>
-          <w:ins w:id="85" w:author="Isabelle Cote" w:date="2023-04-26T14:43:00Z"/>
+          <w:ins w:id="87" w:author="Isabelle Cote" w:date="2023-04-26T14:43:00Z"/>
           <w:rFonts w:ascii="Times New Roman" w:hAnsi="Times New Roman" w:cs="Times New Roman"/>
         </w:rPr>
       </w:pPr>
@@ -31558,7 +31649,7 @@
           <w:rFonts w:ascii="Times New Roman" w:hAnsi="Times New Roman" w:cs="Times New Roman"/>
         </w:rPr>
       </w:pPr>
-      <w:ins w:id="86" w:author="Isabelle Cote" w:date="2023-04-26T14:43:00Z">
+      <w:ins w:id="88" w:author="Isabelle Cote" w:date="2023-04-26T14:43:00Z">
         <w:r>
           <w:rPr>
             <w:rFonts w:ascii="Times New Roman" w:hAnsi="Times New Roman" w:cs="Times New Roman"/>
@@ -31566,7 +31657,7 @@
           <w:t>This paragraph: The hypothesis under test (latitude</w:t>
         </w:r>
       </w:ins>
-      <w:ins w:id="87" w:author="Isabelle Cote" w:date="2023-04-26T14:44:00Z">
+      <w:ins w:id="89" w:author="Isabelle Cote" w:date="2023-04-26T14:44:00Z">
         <w:r>
           <w:rPr>
             <w:rFonts w:ascii="Times New Roman" w:hAnsi="Times New Roman" w:cs="Times New Roman"/>
@@ -31574,7 +31665,7 @@
           <w:t>)</w:t>
         </w:r>
       </w:ins>
-      <w:ins w:id="88" w:author="Isabelle Cote" w:date="2023-04-26T14:48:00Z">
+      <w:ins w:id="90" w:author="Isabelle Cote" w:date="2023-04-26T14:48:00Z">
         <w:r>
           <w:rPr>
             <w:rFonts w:ascii="Times New Roman" w:hAnsi="Times New Roman" w:cs="Times New Roman"/>
@@ -31743,19 +31834,19 @@
         </w:rPr>
         <w:t xml:space="preserve"> found similar impacts of fertilization on productivity between temperate rocky reefs and coral reefs. </w:t>
       </w:r>
-      <w:commentRangeStart w:id="89"/>
+      <w:commentRangeStart w:id="91"/>
       <w:r>
         <w:rPr>
           <w:rFonts w:ascii="Times New Roman" w:hAnsi="Times New Roman" w:cs="Times New Roman"/>
         </w:rPr>
         <w:t xml:space="preserve">–need more here-- </w:t>
       </w:r>
-      <w:commentRangeEnd w:id="89"/>
+      <w:commentRangeEnd w:id="91"/>
       <w:r>
         <w:rPr>
           <w:rStyle w:val="CommentReference"/>
         </w:rPr>
-        <w:commentReference w:id="89"/>
+        <w:commentReference w:id="91"/>
       </w:r>
     </w:p>
     <w:p>
@@ -31763,7 +31854,7 @@
         <w:spacing w:line="360" w:lineRule="auto"/>
         <w:ind w:firstLine="720"/>
         <w:rPr>
-          <w:ins w:id="90" w:author="Isabelle Cote" w:date="2023-04-26T14:45:00Z"/>
+          <w:ins w:id="92" w:author="Isabelle Cote" w:date="2023-04-26T14:45:00Z"/>
           <w:rFonts w:ascii="Times New Roman" w:hAnsi="Times New Roman" w:cs="Times New Roman"/>
         </w:rPr>
       </w:pPr>
@@ -31775,7 +31866,7 @@
           <w:rFonts w:ascii="Times New Roman" w:hAnsi="Times New Roman" w:cs="Times New Roman"/>
         </w:rPr>
       </w:pPr>
-      <w:ins w:id="91" w:author="Isabelle Cote" w:date="2023-04-26T14:45:00Z">
+      <w:ins w:id="93" w:author="Isabelle Cote" w:date="2023-04-26T14:45:00Z">
         <w:r>
           <w:rPr>
             <w:rFonts w:ascii="Times New Roman" w:hAnsi="Times New Roman" w:cs="Times New Roman"/>
@@ -31783,7 +31874,7 @@
           <w:t>This paragraph: background nutrients</w:t>
         </w:r>
       </w:ins>
-      <w:ins w:id="92" w:author="Isabelle Cote" w:date="2023-04-26T14:48:00Z">
+      <w:ins w:id="94" w:author="Isabelle Cote" w:date="2023-04-26T14:48:00Z">
         <w:r>
           <w:rPr>
             <w:rFonts w:ascii="Times New Roman" w:hAnsi="Times New Roman" w:cs="Times New Roman"/>
@@ -31797,7 +31888,7 @@
         <w:spacing w:line="360" w:lineRule="auto"/>
         <w:ind w:firstLine="720"/>
         <w:rPr>
-          <w:ins w:id="93" w:author="Isabelle Cote" w:date="2023-04-26T14:52:00Z"/>
+          <w:ins w:id="95" w:author="Isabelle Cote" w:date="2023-04-26T14:52:00Z"/>
           <w:rFonts w:ascii="Times New Roman" w:hAnsi="Times New Roman" w:cs="Times New Roman"/>
         </w:rPr>
       </w:pPr>
@@ -31807,7 +31898,7 @@
         </w:rPr>
         <w:t xml:space="preserve">One </w:t>
       </w:r>
-      <w:del w:id="94" w:author="Isabelle Cote" w:date="2023-04-26T14:47:00Z">
+      <w:del w:id="96" w:author="Isabelle Cote" w:date="2023-04-26T14:47:00Z">
         <w:r>
           <w:rPr>
             <w:rFonts w:ascii="Times New Roman" w:hAnsi="Times New Roman" w:cs="Times New Roman"/>
@@ -31846,7 +31937,7 @@
         <w:t xml:space="preserve">ecosystems. In tropical waters, external nutrients from run-off, atmospheric fixation, and upwelling provide less than X% </w:t>
       </w:r>
       <w:proofErr w:type="gramStart"/>
-      <w:ins w:id="95" w:author="Isabelle Cote" w:date="2023-04-26T14:49:00Z">
+      <w:ins w:id="97" w:author="Isabelle Cote" w:date="2023-04-26T14:49:00Z">
         <w:r>
           <w:rPr>
             <w:rFonts w:ascii="Times New Roman" w:hAnsi="Times New Roman" w:cs="Times New Roman"/>
@@ -31989,19 +32080,19 @@
         </w:rPr>
         <w:t xml:space="preserve"> </w:t>
       </w:r>
-      <w:commentRangeStart w:id="96"/>
+      <w:commentRangeStart w:id="98"/>
       <w:r>
         <w:rPr>
           <w:rFonts w:ascii="Times New Roman" w:hAnsi="Times New Roman" w:cs="Times New Roman"/>
         </w:rPr>
         <w:t>so</w:t>
       </w:r>
-      <w:commentRangeEnd w:id="96"/>
+      <w:commentRangeEnd w:id="98"/>
       <w:r>
         <w:rPr>
           <w:rStyle w:val="CommentReference"/>
         </w:rPr>
-        <w:commentReference w:id="96"/>
+        <w:commentReference w:id="98"/>
       </w:r>
       <w:r>
         <w:rPr>
@@ -32033,19 +32124,19 @@
         </w:rPr>
         <w:t xml:space="preserve">on the effect of CNC on </w:t>
       </w:r>
-      <w:commentRangeStart w:id="97"/>
+      <w:commentRangeStart w:id="99"/>
       <w:r>
         <w:rPr>
           <w:rFonts w:ascii="Times New Roman" w:hAnsi="Times New Roman" w:cs="Times New Roman"/>
         </w:rPr>
         <w:t>productivity</w:t>
       </w:r>
-      <w:commentRangeEnd w:id="97"/>
+      <w:commentRangeEnd w:id="99"/>
       <w:r>
         <w:rPr>
           <w:rStyle w:val="CommentReference"/>
         </w:rPr>
-        <w:commentReference w:id="97"/>
+        <w:commentReference w:id="99"/>
       </w:r>
       <w:r>
         <w:rPr>
@@ -32191,7 +32282,33 @@
         <w:rPr>
           <w:rFonts w:ascii="Times New Roman" w:hAnsi="Times New Roman" w:cs="Times New Roman"/>
         </w:rPr>
-        <w:t xml:space="preserve">For example, temperate seaweeds, such as giant kelp Latin name, from nutrient-rich waters have a high </w:t>
+        <w:t xml:space="preserve">For example, temperate seaweeds, such as giant kelp </w:t>
+      </w:r>
+      <w:r>
+        <w:rPr>
+          <w:rFonts w:ascii="Times New Roman" w:hAnsi="Times New Roman" w:cs="Times New Roman"/>
+        </w:rPr>
+        <w:t>(</w:t>
+      </w:r>
+      <w:r>
+        <w:rPr>
+          <w:rFonts w:ascii="Times New Roman" w:hAnsi="Times New Roman" w:cs="Times New Roman"/>
+          <w:highlight w:val="yellow"/>
+        </w:rPr>
+        <w:t>Latin name</w:t>
+      </w:r>
+      <w:r>
+        <w:rPr>
+          <w:rFonts w:ascii="Times New Roman" w:hAnsi="Times New Roman" w:cs="Times New Roman"/>
+          <w:highlight w:val="yellow"/>
+        </w:rPr>
+        <w:t>)</w:t>
+      </w:r>
+      <w:r>
+        <w:rPr>
+          <w:rFonts w:ascii="Times New Roman" w:hAnsi="Times New Roman" w:cs="Times New Roman"/>
+        </w:rPr>
+        <w:t xml:space="preserve">, from nutrient-rich waters have a high </w:t>
       </w:r>
       <w:r>
         <w:rPr>
@@ -32296,14 +32413,14 @@
         </w:rPr>
         <w:t>in nutrient-replete waters</w:t>
       </w:r>
-      <w:ins w:id="98" w:author="Isabelle Cote" w:date="2023-04-26T15:09:00Z">
+      <w:ins w:id="100" w:author="Isabelle Cote" w:date="2023-04-26T15:09:00Z">
         <w:r>
           <w:rPr>
             <w:rFonts w:ascii="Times New Roman" w:hAnsi="Times New Roman" w:cs="Times New Roman"/>
           </w:rPr>
           <w:t xml:space="preserve">, although the high variability </w:t>
         </w:r>
-        <w:commentRangeStart w:id="99"/>
+        <w:commentRangeStart w:id="101"/>
         <w:r>
           <w:rPr>
             <w:rFonts w:ascii="Times New Roman" w:hAnsi="Times New Roman" w:cs="Times New Roman"/>
@@ -32311,16 +32428,16 @@
           <w:t>in</w:t>
         </w:r>
       </w:ins>
-      <w:commentRangeEnd w:id="99"/>
-      <w:ins w:id="100" w:author="Isabelle Cote" w:date="2023-04-26T15:10:00Z">
+      <w:commentRangeEnd w:id="101"/>
+      <w:ins w:id="102" w:author="Isabelle Cote" w:date="2023-04-26T15:10:00Z">
         <w:r>
           <w:rPr>
             <w:rStyle w:val="CommentReference"/>
           </w:rPr>
-          <w:commentReference w:id="99"/>
+          <w:commentReference w:id="101"/>
         </w:r>
       </w:ins>
-      <w:ins w:id="101" w:author="Isabelle Cote" w:date="2023-04-26T15:09:00Z">
+      <w:ins w:id="103" w:author="Isabelle Cote" w:date="2023-04-26T15:09:00Z">
         <w:r>
           <w:rPr>
             <w:rFonts w:ascii="Times New Roman" w:hAnsi="Times New Roman" w:cs="Times New Roman"/>
@@ -32328,7 +32445,7 @@
           <w:t xml:space="preserve"> our da</w:t>
         </w:r>
       </w:ins>
-      <w:ins w:id="102" w:author="Isabelle Cote" w:date="2023-04-26T15:10:00Z">
+      <w:ins w:id="104" w:author="Isabelle Cote" w:date="2023-04-26T15:10:00Z">
         <w:r>
           <w:rPr>
             <w:rFonts w:ascii="Times New Roman" w:hAnsi="Times New Roman" w:cs="Times New Roman"/>
@@ -32343,7 +32460,7 @@
           <w:t>…</w:t>
         </w:r>
       </w:ins>
-      <w:ins w:id="103" w:author="Isabelle Cote" w:date="2023-04-26T15:09:00Z">
+      <w:ins w:id="105" w:author="Isabelle Cote" w:date="2023-04-26T15:09:00Z">
         <w:r>
           <w:rPr>
             <w:rFonts w:ascii="Times New Roman" w:hAnsi="Times New Roman" w:cs="Times New Roman"/>
@@ -32363,7 +32480,7 @@
       <w:pPr>
         <w:spacing w:line="360" w:lineRule="auto"/>
         <w:rPr>
-          <w:ins w:id="104" w:author="Isabelle Cote" w:date="2023-04-26T14:47:00Z"/>
+          <w:ins w:id="106" w:author="Isabelle Cote" w:date="2023-04-26T14:47:00Z"/>
           <w:rFonts w:ascii="Times New Roman" w:hAnsi="Times New Roman" w:cs="Times New Roman"/>
         </w:rPr>
       </w:pPr>
@@ -32376,7 +32493,7 @@
           <w:rFonts w:ascii="Times New Roman" w:hAnsi="Times New Roman" w:cs="Times New Roman"/>
         </w:rPr>
       </w:pPr>
-      <w:commentRangeStart w:id="105"/>
+      <w:commentRangeStart w:id="107"/>
       <w:r>
         <w:rPr>
           <w:rFonts w:ascii="Times New Roman" w:hAnsi="Times New Roman" w:cs="Times New Roman"/>
@@ -32545,12 +32662,12 @@
         </w:rPr>
         <w:t xml:space="preserve">. Therefore, if we assume the effect of CNC is high in the tropics because of low nutrients, we shouldn’t be surprised to see large effects of CNC in temperate areas which also undergo nutrient limitation. Further, even when nitrate-replete, high flow conditions, we still see large effects of CNC. Therefore, perhaps it is not the level of external nutrient input that determines the effect of CNC on producers. </w:t>
       </w:r>
-      <w:commentRangeEnd w:id="105"/>
+      <w:commentRangeEnd w:id="107"/>
       <w:r>
         <w:rPr>
           <w:rStyle w:val="CommentReference"/>
         </w:rPr>
-        <w:commentReference w:id="105"/>
+        <w:commentReference w:id="107"/>
       </w:r>
     </w:p>
     <w:p>
@@ -32579,7 +32696,7 @@
           <w:rFonts w:ascii="Times New Roman" w:hAnsi="Times New Roman" w:cs="Times New Roman"/>
         </w:rPr>
       </w:pPr>
-      <w:commentRangeStart w:id="106"/>
+      <w:commentRangeStart w:id="108"/>
       <w:r>
         <w:rPr>
           <w:rFonts w:ascii="Times New Roman" w:hAnsi="Times New Roman" w:cs="Times New Roman"/>
@@ -32674,19 +32791,19 @@
         </w:rPr>
         <w:t xml:space="preserve">. Further, once nitrate is inside the cell, it requires conversion to ammonium before it can be assimilated as amino acids. Therefore, increases in ammonium may bolster productivity even in the presence of abundant nitrate, as ammonium is less energetically costly to uptake and assimilate than nitrate. </w:t>
       </w:r>
-      <w:commentRangeEnd w:id="106"/>
+      <w:commentRangeEnd w:id="108"/>
       <w:r>
         <w:rPr>
           <w:rStyle w:val="CommentReference"/>
         </w:rPr>
-        <w:commentReference w:id="106"/>
+        <w:commentReference w:id="108"/>
       </w:r>
     </w:p>
     <w:p>
       <w:pPr>
         <w:spacing w:line="360" w:lineRule="auto"/>
         <w:rPr>
-          <w:ins w:id="107" w:author="Isabelle Cote" w:date="2023-04-26T15:11:00Z"/>
+          <w:ins w:id="109" w:author="Isabelle Cote" w:date="2023-04-26T15:11:00Z"/>
           <w:rFonts w:ascii="Times New Roman" w:hAnsi="Times New Roman" w:cs="Times New Roman"/>
         </w:rPr>
       </w:pPr>
@@ -32698,7 +32815,7 @@
           <w:rFonts w:ascii="Times New Roman" w:hAnsi="Times New Roman" w:cs="Times New Roman"/>
         </w:rPr>
       </w:pPr>
-      <w:ins w:id="108" w:author="Isabelle Cote" w:date="2023-04-26T15:11:00Z">
+      <w:ins w:id="110" w:author="Isabelle Cote" w:date="2023-04-26T15:11:00Z">
         <w:r>
           <w:rPr>
             <w:rFonts w:ascii="Times New Roman" w:hAnsi="Times New Roman" w:cs="Times New Roman"/>
@@ -32706,7 +32823,7 @@
           <w:t>You need one or two short paragraph</w:t>
         </w:r>
       </w:ins>
-      <w:ins w:id="109" w:author="Isabelle Cote" w:date="2023-04-26T15:12:00Z">
+      <w:ins w:id="111" w:author="Isabelle Cote" w:date="2023-04-26T15:12:00Z">
         <w:r>
           <w:rPr>
             <w:rFonts w:ascii="Times New Roman" w:hAnsi="Times New Roman" w:cs="Times New Roman"/>
@@ -32714,7 +32831,7 @@
           <w:t xml:space="preserve">s here to address the results of the </w:t>
         </w:r>
       </w:ins>
-      <w:ins w:id="110" w:author="Em Lim" w:date="2023-04-27T13:37:00Z">
+      <w:ins w:id="112" w:author="Em Lim" w:date="2023-04-27T13:37:00Z">
         <w:r>
           <w:rPr>
             <w:rFonts w:ascii="Times New Roman" w:hAnsi="Times New Roman" w:cs="Times New Roman"/>
@@ -32722,7 +32839,7 @@
           <w:t xml:space="preserve">temp model, </w:t>
         </w:r>
       </w:ins>
-      <w:ins w:id="111" w:author="Isabelle Cote" w:date="2023-04-26T15:12:00Z">
+      <w:ins w:id="113" w:author="Isabelle Cote" w:date="2023-04-26T15:12:00Z">
         <w:r>
           <w:rPr>
             <w:rFonts w:ascii="Times New Roman" w:hAnsi="Times New Roman" w:cs="Times New Roman"/>
@@ -32730,7 +32847,7 @@
           <w:t>experimental and taxonomic differences/similarity, which will wrap up the direct discussion of the results, allowing you to move on to more general dis</w:t>
         </w:r>
       </w:ins>
-      <w:ins w:id="112" w:author="Isabelle Cote" w:date="2023-04-26T15:13:00Z">
+      <w:ins w:id="114" w:author="Isabelle Cote" w:date="2023-04-26T15:13:00Z">
         <w:r>
           <w:rPr>
             <w:rFonts w:ascii="Times New Roman" w:hAnsi="Times New Roman" w:cs="Times New Roman"/>
@@ -32799,7 +32916,7 @@
         </w:rPr>
         <w:t xml:space="preserve"> in the tropics. </w:t>
       </w:r>
-      <w:commentRangeStart w:id="113"/>
+      <w:commentRangeStart w:id="115"/>
       <w:proofErr w:type="spellStart"/>
       <w:r>
         <w:rPr>
@@ -32820,12 +32937,12 @@
         </w:rPr>
         <w:t xml:space="preserve"> </w:t>
       </w:r>
-      <w:commentRangeEnd w:id="113"/>
+      <w:commentRangeEnd w:id="115"/>
       <w:r>
         <w:rPr>
           <w:rStyle w:val="CommentReference"/>
         </w:rPr>
-        <w:commentReference w:id="113"/>
+        <w:commentReference w:id="115"/>
       </w:r>
       <w:r>
         <w:rPr>
@@ -32869,7 +32986,7 @@
         </w:rPr>
         <w:t xml:space="preserve">transform entire environments. In the </w:t>
       </w:r>
-      <w:commentRangeStart w:id="114"/>
+      <w:commentRangeStart w:id="116"/>
       <w:r>
         <w:rPr>
           <w:rFonts w:ascii="Times New Roman" w:hAnsi="Times New Roman" w:cs="Times New Roman"/>
@@ -32888,12 +33005,12 @@
         </w:rPr>
         <w:t>tic</w:t>
       </w:r>
-      <w:commentRangeEnd w:id="114"/>
+      <w:commentRangeEnd w:id="116"/>
       <w:r>
         <w:rPr>
           <w:rStyle w:val="CommentReference"/>
         </w:rPr>
-        <w:commentReference w:id="114"/>
+        <w:commentReference w:id="116"/>
       </w:r>
       <w:r>
         <w:rPr>
@@ -32961,19 +33078,19 @@
         </w:rPr>
         <w:t xml:space="preserve">food webs, geophysical processes, and </w:t>
       </w:r>
-      <w:commentRangeStart w:id="115"/>
+      <w:commentRangeStart w:id="117"/>
       <w:r>
         <w:rPr>
           <w:rFonts w:ascii="Times New Roman" w:hAnsi="Times New Roman" w:cs="Times New Roman"/>
         </w:rPr>
         <w:t>more</w:t>
       </w:r>
-      <w:commentRangeEnd w:id="115"/>
+      <w:commentRangeEnd w:id="117"/>
       <w:r>
         <w:rPr>
           <w:rStyle w:val="CommentReference"/>
         </w:rPr>
-        <w:commentReference w:id="115"/>
+        <w:commentReference w:id="117"/>
       </w:r>
       <w:r>
         <w:rPr>
@@ -33133,7 +33250,7 @@
         </w:rPr>
         <w:t xml:space="preserve">. </w:t>
       </w:r>
-      <w:commentRangeStart w:id="116"/>
+      <w:commentRangeStart w:id="118"/>
       <w:r>
         <w:rPr>
           <w:rFonts w:ascii="Times New Roman" w:hAnsi="Times New Roman" w:cs="Times New Roman"/>
@@ -33178,12 +33295,12 @@
         </w:rPr>
         <w:t>.</w:t>
       </w:r>
-      <w:commentRangeEnd w:id="116"/>
+      <w:commentRangeEnd w:id="118"/>
       <w:r>
         <w:rPr>
           <w:rStyle w:val="CommentReference"/>
         </w:rPr>
-        <w:commentReference w:id="116"/>
+        <w:commentReference w:id="118"/>
       </w:r>
       <w:r>
         <w:rPr>
@@ -33514,8 +33631,8 @@
         </w:rPr>
         <w:t xml:space="preserve">nitrogen sites. Our studies were strongly biased towards North American and European countries, which was likely a combined effect of the databases used in our literature search and the </w:t>
       </w:r>
-      <w:commentRangeStart w:id="117"/>
-      <w:ins w:id="118" w:author="Isabelle Cote" w:date="2023-04-26T16:06:00Z">
+      <w:commentRangeStart w:id="119"/>
+      <w:ins w:id="120" w:author="Isabelle Cote" w:date="2023-04-26T16:06:00Z">
         <w:r>
           <w:rPr>
             <w:rFonts w:ascii="Times New Roman" w:hAnsi="Times New Roman" w:cs="Times New Roman"/>
@@ -33523,7 +33640,7 @@
           <w:t>search</w:t>
         </w:r>
       </w:ins>
-      <w:ins w:id="119" w:author="Isabelle Cote" w:date="2023-04-26T16:07:00Z">
+      <w:ins w:id="121" w:author="Isabelle Cote" w:date="2023-04-26T16:07:00Z">
         <w:r>
           <w:rPr>
             <w:rFonts w:ascii="Times New Roman" w:hAnsi="Times New Roman" w:cs="Times New Roman"/>
@@ -33531,12 +33648,12 @@
           <w:t xml:space="preserve"> and </w:t>
         </w:r>
       </w:ins>
-      <w:commentRangeEnd w:id="117"/>
+      <w:commentRangeEnd w:id="119"/>
       <w:r>
         <w:rPr>
           <w:rStyle w:val="CommentReference"/>
         </w:rPr>
-        <w:commentReference w:id="117"/>
+        <w:commentReference w:id="119"/>
       </w:r>
       <w:r>
         <w:rPr>
@@ -33663,7 +33780,7 @@
         </w:rPr>
         <w:t>scale variables</w:t>
       </w:r>
-      <w:ins w:id="120" w:author="Isabelle Cote" w:date="2023-04-26T16:09:00Z">
+      <w:ins w:id="122" w:author="Isabelle Cote" w:date="2023-04-26T16:09:00Z">
         <w:r>
           <w:rPr>
             <w:rFonts w:ascii="Times New Roman" w:hAnsi="Times New Roman" w:cs="Times New Roman"/>
@@ -33681,7 +33798,15 @@
         <w:rPr>
           <w:rFonts w:ascii="Times New Roman" w:hAnsi="Times New Roman" w:cs="Times New Roman"/>
         </w:rPr>
-        <w:t xml:space="preserve">Consumers in temperate, nutrient-replete waters may be more important for bottom-up processes than initially thought. </w:t>
+        <w:t>Consumers in temperate, nutrient-replete waters may be more important for bottom-up processes than initially thou</w:t>
+      </w:r>
+      <w:bookmarkStart w:id="123" w:name="_GoBack"/>
+      <w:bookmarkEnd w:id="123"/>
+      <w:r>
+        <w:rPr>
+          <w:rFonts w:ascii="Times New Roman" w:hAnsi="Times New Roman" w:cs="Times New Roman"/>
+        </w:rPr>
+        <w:t xml:space="preserve">ght. </w:t>
       </w:r>
       <w:r>
         <w:rPr>
@@ -33720,19 +33845,19 @@
         </w:rPr>
         <w:t xml:space="preserve">important to understand the role of animals in supporting primary </w:t>
       </w:r>
-      <w:commentRangeStart w:id="121"/>
+      <w:commentRangeStart w:id="124"/>
       <w:r>
         <w:rPr>
           <w:rFonts w:ascii="Times New Roman" w:hAnsi="Times New Roman" w:cs="Times New Roman"/>
         </w:rPr>
         <w:t>productivity</w:t>
       </w:r>
-      <w:commentRangeEnd w:id="121"/>
+      <w:commentRangeEnd w:id="124"/>
       <w:r>
         <w:rPr>
           <w:rStyle w:val="CommentReference"/>
         </w:rPr>
-        <w:commentReference w:id="121"/>
+        <w:commentReference w:id="124"/>
       </w:r>
       <w:r>
         <w:rPr>
@@ -34819,7 +34944,7 @@
       </w:r>
     </w:p>
   </w:comment>
-  <w:comment w:id="49" w:author="Isabelle Cote" w:date="2023-04-24T12:11:00Z" w:initials="IC">
+  <w:comment w:id="53" w:author="Em Lim" w:date="2023-07-31T16:47:00Z" w:initials="EL">
     <w:p>
       <w:pPr>
         <w:pStyle w:val="CommentText"/>
@@ -34831,11 +34956,11 @@
         <w:annotationRef/>
       </w:r>
       <w:r>
-        <w:t>That's not mentioned in the list above (unless it's = photosynthesis)</w:t>
+        <w:t>It was 20 papers!</w:t>
       </w:r>
     </w:p>
   </w:comment>
-  <w:comment w:id="50" w:author="Isabelle Cote" w:date="2023-04-24T13:35:00Z" w:initials="IC">
+  <w:comment w:id="55" w:author="Em Lim" w:date="2023-07-31T16:47:00Z" w:initials="EL">
     <w:p>
       <w:pPr>
         <w:pStyle w:val="CommentText"/>
@@ -34847,11 +34972,11 @@
         <w:annotationRef/>
       </w:r>
       <w:r>
-        <w:t>This might not be the perfect word for a line of data (but study isn't the word)</w:t>
+        <w:t>Again, 19 papers, not individual rows</w:t>
       </w:r>
     </w:p>
   </w:comment>
-  <w:comment w:id="53" w:author="Isabelle Cote" w:date="2023-04-24T12:16:00Z" w:initials="IC">
+  <w:comment w:id="56" w:author="Isabelle Cote" w:date="2023-04-24T12:16:00Z" w:initials="IC">
     <w:p>
       <w:pPr>
         <w:pStyle w:val="CommentText"/>
@@ -34867,7 +34992,7 @@
       </w:r>
     </w:p>
   </w:comment>
-  <w:comment w:id="54" w:author="Isabelle Cote" w:date="2023-04-24T14:19:00Z" w:initials="IC">
+  <w:comment w:id="57" w:author="Isabelle Cote" w:date="2023-04-24T14:19:00Z" w:initials="IC">
     <w:p>
       <w:pPr>
         <w:pStyle w:val="CommentText"/>
@@ -34883,7 +35008,7 @@
       </w:r>
     </w:p>
   </w:comment>
-  <w:comment w:id="55" w:author="Em Lim" w:date="2023-04-27T13:50:00Z" w:initials="EL">
+  <w:comment w:id="58" w:author="Em Lim" w:date="2023-07-31T16:50:00Z" w:initials="EL">
     <w:p>
       <w:pPr>
         <w:pStyle w:val="CommentText"/>
@@ -34895,11 +35020,43 @@
         <w:annotationRef/>
       </w:r>
       <w:r>
-        <w:t>Try making a funnel plot for each latitude/climate region?</w:t>
+        <w:t>AIC just gives a score for each model (including null model) and then you can compare all those scores to each other</w:t>
       </w:r>
     </w:p>
   </w:comment>
-  <w:comment w:id="56" w:author="Em Lim" w:date="2023-03-31T22:33:00Z" w:initials="EL">
+  <w:comment w:id="59" w:author="Em Lim" w:date="2023-07-31T16:51:00Z" w:initials="EL">
+    <w:p>
+      <w:pPr>
+        <w:pStyle w:val="CommentText"/>
+      </w:pPr>
+      <w:r>
+        <w:rPr>
+          <w:rStyle w:val="CommentReference"/>
+        </w:rPr>
+        <w:annotationRef/>
+      </w:r>
+      <w:r>
+        <w:t>This is the number of effect sizes</w:t>
+      </w:r>
+    </w:p>
+  </w:comment>
+  <w:comment w:id="60" w:author="Em Lim" w:date="2023-04-27T13:50:00Z" w:initials="EL">
+    <w:p>
+      <w:pPr>
+        <w:pStyle w:val="CommentText"/>
+      </w:pPr>
+      <w:r>
+        <w:rPr>
+          <w:rStyle w:val="CommentReference"/>
+        </w:rPr>
+        <w:annotationRef/>
+      </w:r>
+      <w:r>
+        <w:t>Try making a funnel plot for each latitude/climate region?</w:t>
+      </w:r>
+    </w:p>
+  </w:comment>
+  <w:comment w:id="61" w:author="Em Lim" w:date="2023-03-31T22:33:00Z" w:initials="EL">
     <w:p>
       <w:pPr>
         <w:autoSpaceDE w:val="0"/>
@@ -34957,7 +35114,7 @@
       </w:r>
     </w:p>
   </w:comment>
-  <w:comment w:id="59" w:author="Em Lim" w:date="2023-07-28T11:36:00Z" w:initials="EL">
+  <w:comment w:id="64" w:author="Em Lim" w:date="2023-07-28T11:36:00Z" w:initials="EL">
     <w:p>
       <w:pPr>
         <w:rPr>
@@ -34982,7 +35139,7 @@
       </w:r>
     </w:p>
   </w:comment>
-  <w:comment w:id="62" w:author="Isabelle Cote" w:date="2023-04-24T13:59:00Z" w:initials="IC">
+  <w:comment w:id="65" w:author="Isabelle Cote" w:date="2023-04-24T13:59:00Z" w:initials="IC">
     <w:p>
       <w:pPr>
         <w:pStyle w:val="CommentText"/>
@@ -34998,7 +35155,7 @@
       </w:r>
     </w:p>
   </w:comment>
-  <w:comment w:id="65" w:author="Isabelle Cote" w:date="2023-04-24T12:09:00Z" w:initials="IC">
+  <w:comment w:id="68" w:author="Isabelle Cote" w:date="2023-04-24T12:09:00Z" w:initials="IC">
     <w:p>
       <w:pPr>
         <w:pStyle w:val="CommentText"/>
@@ -35038,31 +35195,7 @@
       </w:r>
     </w:p>
   </w:comment>
-  <w:comment w:id="71" w:author="Isabelle Cote" w:date="2023-04-26T14:51:00Z" w:initials="IC">
-    <w:p>
-      <w:pPr>
-        <w:pStyle w:val="CommentText"/>
-      </w:pPr>
-      <w:r>
-        <w:rPr>
-          <w:rStyle w:val="CommentReference"/>
-        </w:rPr>
-        <w:annotationRef/>
-      </w:r>
-      <w:r>
-        <w:t xml:space="preserve">What do the </w:t>
-      </w:r>
-      <w:proofErr w:type="spellStart"/>
-      <w:r>
-        <w:t>colours</w:t>
-      </w:r>
-      <w:proofErr w:type="spellEnd"/>
-      <w:r>
-        <w:t xml:space="preserve"> mean on the map?</w:t>
-      </w:r>
-    </w:p>
-  </w:comment>
-  <w:comment w:id="72" w:author="Isabelle Cote" w:date="2023-04-24T14:11:00Z" w:initials="IC">
+  <w:comment w:id="73" w:author="Isabelle Cote" w:date="2023-04-24T14:11:00Z" w:initials="IC">
     <w:p>
       <w:pPr>
         <w:pStyle w:val="CommentText"/>
@@ -35091,7 +35224,7 @@
       </w:r>
     </w:p>
   </w:comment>
-  <w:comment w:id="73" w:author="Isabelle Cote" w:date="2023-04-24T14:14:00Z" w:initials="IC">
+  <w:comment w:id="74" w:author="Isabelle Cote" w:date="2023-04-24T14:14:00Z" w:initials="IC">
     <w:p>
       <w:pPr>
         <w:pStyle w:val="CommentText"/>
@@ -35107,7 +35240,7 @@
       </w:r>
     </w:p>
   </w:comment>
-  <w:comment w:id="74" w:author="Isabelle Cote" w:date="2023-04-24T14:13:00Z" w:initials="IC">
+  <w:comment w:id="75" w:author="Isabelle Cote" w:date="2023-04-24T14:13:00Z" w:initials="IC">
     <w:p>
       <w:pPr>
         <w:pStyle w:val="CommentText"/>
@@ -35123,7 +35256,7 @@
       </w:r>
     </w:p>
   </w:comment>
-  <w:comment w:id="75" w:author="Isabelle Cote" w:date="2023-04-24T14:25:00Z" w:initials="IC">
+  <w:comment w:id="76" w:author="Isabelle Cote" w:date="2023-04-24T14:25:00Z" w:initials="IC">
     <w:p>
       <w:pPr>
         <w:pStyle w:val="CommentText"/>
@@ -35139,7 +35272,7 @@
       </w:r>
     </w:p>
   </w:comment>
-  <w:comment w:id="76" w:author="Em Lim" w:date="2023-03-02T14:54:00Z" w:initials="EL">
+  <w:comment w:id="77" w:author="Em Lim" w:date="2023-03-02T14:54:00Z" w:initials="EL">
     <w:p>
       <w:pPr>
         <w:pStyle w:val="CommentText"/>
@@ -35168,7 +35301,7 @@
       <w:proofErr w:type="spellEnd"/>
     </w:p>
   </w:comment>
-  <w:comment w:id="77" w:author="Isabelle Cote" w:date="2023-04-26T13:27:00Z" w:initials="IC">
+  <w:comment w:id="78" w:author="Isabelle Cote" w:date="2023-04-26T13:27:00Z" w:initials="IC">
     <w:p>
       <w:pPr>
         <w:pStyle w:val="CommentText"/>
@@ -35184,7 +35317,7 @@
       </w:r>
     </w:p>
   </w:comment>
-  <w:comment w:id="78" w:author="Isabelle Cote" w:date="2023-04-24T14:39:00Z" w:initials="IC">
+  <w:comment w:id="79" w:author="Isabelle Cote" w:date="2023-04-24T14:39:00Z" w:initials="IC">
     <w:p>
       <w:pPr>
         <w:pStyle w:val="CommentText"/>
@@ -35200,7 +35333,7 @@
       </w:r>
     </w:p>
   </w:comment>
-  <w:comment w:id="79" w:author="Isabelle Cote" w:date="2023-04-26T13:15:00Z" w:initials="IC">
+  <w:comment w:id="80" w:author="Isabelle Cote" w:date="2023-04-26T13:15:00Z" w:initials="IC">
     <w:p>
       <w:pPr>
         <w:pStyle w:val="CommentText"/>
@@ -35216,7 +35349,7 @@
       </w:r>
     </w:p>
   </w:comment>
-  <w:comment w:id="80" w:author="Isabelle Cote" w:date="2023-04-24T14:45:00Z" w:initials="IC">
+  <w:comment w:id="81" w:author="Isabelle Cote" w:date="2023-04-24T14:45:00Z" w:initials="IC">
     <w:p>
       <w:pPr>
         <w:pStyle w:val="CommentText"/>
@@ -35232,7 +35365,7 @@
       </w:r>
     </w:p>
   </w:comment>
-  <w:comment w:id="81" w:author="Isabelle Cote" w:date="2023-04-24T14:49:00Z" w:initials="IC">
+  <w:comment w:id="82" w:author="Isabelle Cote" w:date="2023-04-24T14:49:00Z" w:initials="IC">
     <w:p>
       <w:pPr>
         <w:pStyle w:val="CommentText"/>
@@ -35248,7 +35381,7 @@
       </w:r>
     </w:p>
   </w:comment>
-  <w:comment w:id="82" w:author="Em Lim" w:date="2023-04-24T15:29:00Z" w:initials="EL">
+  <w:comment w:id="83" w:author="Em Lim" w:date="2023-04-24T15:29:00Z" w:initials="EL">
     <w:p>
       <w:pPr>
         <w:pStyle w:val="CommentText"/>
@@ -35269,7 +35402,7 @@
       </w:pPr>
     </w:p>
   </w:comment>
-  <w:comment w:id="83" w:author="Em Lim" w:date="2023-07-28T11:37:00Z" w:initials="EL">
+  <w:comment w:id="84" w:author="Em Lim" w:date="2023-07-28T11:37:00Z" w:initials="EL">
     <w:p>
       <w:pPr>
         <w:pStyle w:val="NormalWeb"/>
@@ -35296,7 +35429,7 @@
       </w:r>
     </w:p>
   </w:comment>
-  <w:comment w:id="89" w:author="Isabelle Cote" w:date="2023-04-26T14:24:00Z" w:initials="IC">
+  <w:comment w:id="86" w:author="Em Lim" w:date="2023-07-31T17:14:00Z" w:initials="EL">
     <w:p>
       <w:pPr>
         <w:pStyle w:val="CommentText"/>
@@ -35308,11 +35441,11 @@
         <w:annotationRef/>
       </w:r>
       <w:r>
-        <w:t>Yes.  Important to explain what Gruner was actually comparing, i.e. specifically coral reefs to temperate rocky reefs - more a habitat comparison than a consideration of latitude. Otherwise, readers (and reviewers) will think that what we've done has been done before</w:t>
+        <w:t>The end of the intro said we’re testing the effect of background nutrients, should we say we’re examining whether CNC has a bigger effect in the tropics?</w:t>
       </w:r>
     </w:p>
   </w:comment>
-  <w:comment w:id="96" w:author="Isabelle Cote" w:date="2023-04-26T15:01:00Z" w:initials="IC">
+  <w:comment w:id="91" w:author="Isabelle Cote" w:date="2023-04-26T14:24:00Z" w:initials="IC">
     <w:p>
       <w:pPr>
         <w:pStyle w:val="CommentText"/>
@@ -35324,11 +35457,11 @@
         <w:annotationRef/>
       </w:r>
       <w:r>
-        <w:t>You used to have a figure that showed high variability in background nutrients at higher latitudes. This would be useful here.</w:t>
+        <w:t>Yes.  Important to explain what Gruner was actually comparing, i.e. specifically coral reefs to temperate rocky reefs - more a habitat comparison than a consideration of latitude. Otherwise, readers (and reviewers) will think that what we've done has been done before</w:t>
       </w:r>
     </w:p>
   </w:comment>
-  <w:comment w:id="97" w:author="Isabelle Cote" w:date="2023-04-26T15:11:00Z" w:initials="IC">
+  <w:comment w:id="98" w:author="Isabelle Cote" w:date="2023-04-26T15:01:00Z" w:initials="IC">
     <w:p>
       <w:pPr>
         <w:pStyle w:val="CommentText"/>
@@ -35340,11 +35473,11 @@
         <w:annotationRef/>
       </w:r>
       <w:r>
-        <w:t>The bit that follows was a different paragraph, which I think fits better here</w:t>
+        <w:t>You used to have a figure that showed high variability in background nutrients at higher latitudes. This would be useful here.</w:t>
       </w:r>
     </w:p>
   </w:comment>
-  <w:comment w:id="99" w:author="Isabelle Cote" w:date="2023-04-26T15:10:00Z" w:initials="IC">
+  <w:comment w:id="99" w:author="Isabelle Cote" w:date="2023-04-26T15:11:00Z" w:initials="IC">
     <w:p>
       <w:pPr>
         <w:pStyle w:val="CommentText"/>
@@ -35356,11 +35489,11 @@
         <w:annotationRef/>
       </w:r>
       <w:r>
-        <w:t>Bring it back to your results</w:t>
+        <w:t>The bit that follows was a different paragraph, which I think fits better here</w:t>
       </w:r>
     </w:p>
   </w:comment>
-  <w:comment w:id="105" w:author="Isabelle Cote" w:date="2023-04-26T15:10:00Z" w:initials="IC">
+  <w:comment w:id="101" w:author="Isabelle Cote" w:date="2023-04-26T15:10:00Z" w:initials="IC">
     <w:p>
       <w:pPr>
         <w:pStyle w:val="CommentText"/>
@@ -35372,19 +35505,11 @@
         <w:annotationRef/>
       </w:r>
       <w:r>
-        <w:t xml:space="preserve">I'm not sure where this piece about flow fits in with the </w:t>
-      </w:r>
-      <w:proofErr w:type="spellStart"/>
-      <w:r>
-        <w:t>reorganisation</w:t>
-      </w:r>
-      <w:proofErr w:type="spellEnd"/>
-      <w:r>
-        <w:t xml:space="preserve"> of paragraphs</w:t>
+        <w:t>Bring it back to your results</w:t>
       </w:r>
     </w:p>
   </w:comment>
-  <w:comment w:id="106" w:author="Isabelle Cote" w:date="2023-04-26T14:54:00Z" w:initials="IC">
+  <w:comment w:id="107" w:author="Isabelle Cote" w:date="2023-04-26T15:10:00Z" w:initials="IC">
     <w:p>
       <w:pPr>
         <w:pStyle w:val="CommentText"/>
@@ -35396,11 +35521,19 @@
         <w:annotationRef/>
       </w:r>
       <w:r>
-        <w:t>Not sure this is needed here (but great that you wrote this paragraph just before your candidacy!!)</w:t>
+        <w:t xml:space="preserve">I'm not sure where this piece about flow fits in with the </w:t>
+      </w:r>
+      <w:proofErr w:type="spellStart"/>
+      <w:r>
+        <w:t>reorganisation</w:t>
+      </w:r>
+      <w:proofErr w:type="spellEnd"/>
+      <w:r>
+        <w:t xml:space="preserve"> of paragraphs</w:t>
       </w:r>
     </w:p>
   </w:comment>
-  <w:comment w:id="113" w:author="Em Lim" w:date="2023-04-27T13:38:00Z" w:initials="EL">
+  <w:comment w:id="108" w:author="Isabelle Cote" w:date="2023-04-26T14:54:00Z" w:initials="IC">
     <w:p>
       <w:pPr>
         <w:pStyle w:val="CommentText"/>
@@ -35412,11 +35545,11 @@
         <w:annotationRef/>
       </w:r>
       <w:r>
-        <w:t>cite</w:t>
+        <w:t>Not sure this is needed here (but great that you wrote this paragraph just before your candidacy!!)</w:t>
       </w:r>
     </w:p>
   </w:comment>
-  <w:comment w:id="114" w:author="Isabelle Cote" w:date="2023-04-26T15:21:00Z" w:initials="IC">
+  <w:comment w:id="115" w:author="Em Lim" w:date="2023-04-27T13:38:00Z" w:initials="EL">
     <w:p>
       <w:pPr>
         <w:pStyle w:val="CommentText"/>
@@ -35428,11 +35561,11 @@
         <w:annotationRef/>
       </w:r>
       <w:r>
-        <w:t>Land or sea? I think of the Arctic as nutrient-rich in the summer with snow melt and river run-off. Might need to clarify</w:t>
+        <w:t>cite</w:t>
       </w:r>
     </w:p>
   </w:comment>
-  <w:comment w:id="115" w:author="Isabelle Cote" w:date="2023-04-26T15:20:00Z" w:initials="IC">
+  <w:comment w:id="116" w:author="Isabelle Cote" w:date="2023-04-26T15:21:00Z" w:initials="IC">
     <w:p>
       <w:pPr>
         <w:pStyle w:val="CommentText"/>
@@ -35444,11 +35577,11 @@
         <w:annotationRef/>
       </w:r>
       <w:r>
-        <w:t>Elaborate on 'more'</w:t>
+        <w:t>Land or sea? I think of the Arctic as nutrient-rich in the summer with snow melt and river run-off. Might need to clarify</w:t>
       </w:r>
     </w:p>
   </w:comment>
-  <w:comment w:id="116" w:author="Isabelle Cote" w:date="2023-04-26T15:59:00Z" w:initials="IC">
+  <w:comment w:id="117" w:author="Isabelle Cote" w:date="2023-04-26T15:20:00Z" w:initials="IC">
     <w:p>
       <w:pPr>
         <w:pStyle w:val="CommentText"/>
@@ -35460,11 +35593,11 @@
         <w:annotationRef/>
       </w:r>
       <w:r>
-        <w:t>Does this really fit with the description of an ultimate nutrient if N didn't kickstart the process (i.e. coral death)?</w:t>
+        <w:t>Elaborate on 'more'</w:t>
       </w:r>
     </w:p>
   </w:comment>
-  <w:comment w:id="117" w:author="Em Lim" w:date="2023-04-27T13:42:00Z" w:initials="EL">
+  <w:comment w:id="118" w:author="Isabelle Cote" w:date="2023-04-26T15:59:00Z" w:initials="IC">
     <w:p>
       <w:pPr>
         <w:pStyle w:val="CommentText"/>
@@ -35476,11 +35609,27 @@
         <w:annotationRef/>
       </w:r>
       <w:r>
-        <w:t>?</w:t>
+        <w:t>Does this really fit with the description of an ultimate nutrient if N didn't kickstart the process (i.e. coral death)?</w:t>
       </w:r>
     </w:p>
   </w:comment>
-  <w:comment w:id="121" w:author="Isabelle Cote" w:date="2023-04-26T16:12:00Z" w:initials="IC">
+  <w:comment w:id="119" w:author="Em Lim" w:date="2023-04-27T13:42:00Z" w:initials="EL">
+    <w:p>
+      <w:pPr>
+        <w:pStyle w:val="CommentText"/>
+      </w:pPr>
+      <w:r>
+        <w:rPr>
+          <w:rStyle w:val="CommentReference"/>
+        </w:rPr>
+        <w:annotationRef/>
+      </w:r>
+      <w:r>
+        <w:t>?</w:t>
+      </w:r>
+    </w:p>
+  </w:comment>
+  <w:comment w:id="124" w:author="Isabelle Cote" w:date="2023-04-26T16:12:00Z" w:initials="IC">
     <w:p>
       <w:pPr>
         <w:pStyle w:val="CommentText"/>
@@ -35510,16 +35659,17 @@
   <w15:commentEx w15:paraId="7AFEE86C" w15:done="0"/>
   <w15:commentEx w15:paraId="297B8874" w15:done="0"/>
   <w15:commentEx w15:paraId="7841972A" w15:done="0"/>
-  <w15:commentEx w15:paraId="29195526" w15:done="0"/>
-  <w15:commentEx w15:paraId="3AE47F3C" w15:done="0"/>
+  <w15:commentEx w15:paraId="72CEDAF0" w15:done="0"/>
+  <w15:commentEx w15:paraId="455FFDD7" w15:done="0"/>
   <w15:commentEx w15:paraId="179972EB" w15:done="0"/>
   <w15:commentEx w15:paraId="49245C71" w15:done="0"/>
+  <w15:commentEx w15:paraId="43072BCA" w15:paraIdParent="49245C71" w15:done="0"/>
+  <w15:commentEx w15:paraId="6F58DF5C" w15:done="0"/>
   <w15:commentEx w15:paraId="26C5DAC9" w15:done="0"/>
   <w15:commentEx w15:paraId="32706354" w15:done="0"/>
   <w15:commentEx w15:paraId="7FD494F9" w15:done="0"/>
   <w15:commentEx w15:paraId="6012A64B" w15:done="0"/>
   <w15:commentEx w15:paraId="58597161" w15:done="0"/>
-  <w15:commentEx w15:paraId="2AEB16CF" w15:done="0"/>
   <w15:commentEx w15:paraId="69FD40EC" w15:done="0"/>
   <w15:commentEx w15:paraId="2B9691A9" w15:done="0"/>
   <w15:commentEx w15:paraId="7FF4DC32" w15:done="0"/>
@@ -35532,6 +35682,7 @@
   <w15:commentEx w15:paraId="12805511" w15:done="0"/>
   <w15:commentEx w15:paraId="60F7FEB5" w15:done="0"/>
   <w15:commentEx w15:paraId="033A8AB9" w15:done="0"/>
+  <w15:commentEx w15:paraId="6F79E8C7" w15:done="0"/>
   <w15:commentEx w15:paraId="5D79D979" w15:done="0"/>
   <w15:commentEx w15:paraId="180C2AE2" w15:done="0"/>
   <w15:commentEx w15:paraId="146BBAEE" w15:done="0"/>
@@ -35594,16 +35745,17 @@
   <w16cid:commentId w16cid:paraId="7AFEE86C" w16cid:durableId="27A1F27B"/>
   <w16cid:commentId w16cid:paraId="297B8874" w16cid:durableId="286E26A6"/>
   <w16cid:commentId w16cid:paraId="7841972A" w16cid:durableId="27F0F016"/>
-  <w16cid:commentId w16cid:paraId="29195526" w16cid:durableId="27F0F068"/>
-  <w16cid:commentId w16cid:paraId="3AE47F3C" w16cid:durableId="27F10439"/>
+  <w16cid:commentId w16cid:paraId="72CEDAF0" w16cid:durableId="2872642D"/>
+  <w16cid:commentId w16cid:paraId="455FFDD7" w16cid:durableId="28726439"/>
   <w16cid:commentId w16cid:paraId="179972EB" w16cid:durableId="27F0F1AD"/>
   <w16cid:commentId w16cid:paraId="49245C71" w16cid:durableId="27F10E70"/>
+  <w16cid:commentId w16cid:paraId="43072BCA" w16cid:durableId="287264BD"/>
+  <w16cid:commentId w16cid:paraId="6F58DF5C" w16cid:durableId="2872652D"/>
   <w16cid:commentId w16cid:paraId="26C5DAC9" w16cid:durableId="27F4FC43"/>
   <w16cid:commentId w16cid:paraId="32706354" w16cid:durableId="27D1DE22"/>
   <w16cid:commentId w16cid:paraId="7FD494F9" w16cid:durableId="286E26BA"/>
   <w16cid:commentId w16cid:paraId="6012A64B" w16cid:durableId="27F109D9"/>
   <w16cid:commentId w16cid:paraId="58597161" w16cid:durableId="287255E3"/>
-  <w16cid:commentId w16cid:paraId="2AEB16CF" w16cid:durableId="27F3B8DF"/>
   <w16cid:commentId w16cid:paraId="69FD40EC" w16cid:durableId="27F10CA3"/>
   <w16cid:commentId w16cid:paraId="2B9691A9" w16cid:durableId="27F10D50"/>
   <w16cid:commentId w16cid:paraId="7FF4DC32" w16cid:durableId="27F10D26"/>
@@ -35616,6 +35768,7 @@
   <w16cid:commentId w16cid:paraId="12805511" w16cid:durableId="27F11577"/>
   <w16cid:commentId w16cid:paraId="60F7FEB5" w16cid:durableId="27F11EEA"/>
   <w16cid:commentId w16cid:paraId="033A8AB9" w16cid:durableId="286E26DC"/>
+  <w16cid:commentId w16cid:paraId="6F79E8C7" w16cid:durableId="28726A81"/>
   <w16cid:commentId w16cid:paraId="5D79D979" w16cid:durableId="27F3B285"/>
   <w16cid:commentId w16cid:paraId="180C2AE2" w16cid:durableId="27F3BB4B"/>
   <w16cid:commentId w16cid:paraId="146BBAEE" w16cid:durableId="27F3BD92"/>
@@ -37439,7 +37592,7 @@
 </file>
 
 <file path=customXml/itemProps1.xml><?xml version="1.0" encoding="utf-8"?>
-<ds:datastoreItem xmlns:ds="http://schemas.openxmlformats.org/officeDocument/2006/customXml" ds:itemID="{8EF42E14-5121-834C-92F3-71A22932BEF9}">
+<ds:datastoreItem xmlns:ds="http://schemas.openxmlformats.org/officeDocument/2006/customXml" ds:itemID="{22650B82-B021-A54C-B6B7-5944BEAD754C}">
   <ds:schemaRefs>
     <ds:schemaRef ds:uri="http://schemas.openxmlformats.org/officeDocument/2006/bibliography"/>
   </ds:schemaRefs>
